--- a/William/Java React/William_Jackson.docx
+++ b/William/Java React/William_Jackson.docx
@@ -141,8 +141,6 @@
               </w:rPr>
               <w:t>linkedin.com/in/william-jackson-3816183aa</w:t>
             </w:r>
-            <w:bookmarkStart w:id="0" w:name="_GoBack"/>
-            <w:bookmarkEnd w:id="0"/>
           </w:p>
         </w:tc>
       </w:tr>
@@ -176,21 +174,18 @@
         <w:jc w:val="both"/>
         <w:rPr>
           <w:rFonts w:ascii="Arial" w:hAnsi="Arial" w:cs="Arial"/>
-          <w:sz w:val="18"/>
-        </w:rPr>
-      </w:pPr>
-      <w:r>
-        <w:rPr>
-          <w:rStyle w:val="Strong"/>
-          <w:rFonts w:ascii="Arial" w:hAnsi="Arial" w:cs="Arial"/>
-          <w:sz w:val="18"/>
+        </w:rPr>
+      </w:pPr>
+      <w:r>
+        <w:rPr>
+          <w:rStyle w:val="Strong"/>
+          <w:rFonts w:ascii="Arial" w:hAnsi="Arial" w:cs="Arial"/>
         </w:rPr>
         <w:t>Senior Software Engineer</w:t>
       </w:r>
       <w:r>
         <w:rPr>
           <w:rFonts w:ascii="Arial" w:hAnsi="Arial" w:cs="Arial"/>
-          <w:sz w:val="18"/>
         </w:rPr>
         <w:t xml:space="preserve"> with ~10 years building </w:t>
       </w:r>
@@ -198,14 +193,12 @@
         <w:rPr>
           <w:rStyle w:val="Strong"/>
           <w:rFonts w:ascii="Arial" w:hAnsi="Arial" w:cs="Arial"/>
-          <w:sz w:val="18"/>
         </w:rPr>
         <w:t>backend systems</w:t>
       </w:r>
       <w:r>
         <w:rPr>
           <w:rFonts w:ascii="Arial" w:hAnsi="Arial" w:cs="Arial"/>
-          <w:sz w:val="18"/>
         </w:rPr>
         <w:t xml:space="preserve"> with a strong </w:t>
       </w:r>
@@ -213,14 +206,12 @@
         <w:rPr>
           <w:rStyle w:val="Strong"/>
           <w:rFonts w:ascii="Arial" w:hAnsi="Arial" w:cs="Arial"/>
-          <w:sz w:val="18"/>
         </w:rPr>
         <w:t>Java / Spring Boot</w:t>
       </w:r>
       <w:r>
         <w:rPr>
           <w:rFonts w:ascii="Arial" w:hAnsi="Arial" w:cs="Arial"/>
-          <w:sz w:val="18"/>
         </w:rPr>
         <w:t xml:space="preserve"> focus, delivering </w:t>
       </w:r>
@@ -228,14 +219,12 @@
         <w:rPr>
           <w:rStyle w:val="Strong"/>
           <w:rFonts w:ascii="Arial" w:hAnsi="Arial" w:cs="Arial"/>
-          <w:sz w:val="18"/>
         </w:rPr>
         <w:t>APIs</w:t>
       </w:r>
       <w:r>
         <w:rPr>
           <w:rFonts w:ascii="Arial" w:hAnsi="Arial" w:cs="Arial"/>
-          <w:sz w:val="18"/>
         </w:rPr>
         <w:t xml:space="preserve">, </w:t>
       </w:r>
@@ -243,14 +232,12 @@
         <w:rPr>
           <w:rStyle w:val="Strong"/>
           <w:rFonts w:ascii="Arial" w:hAnsi="Arial" w:cs="Arial"/>
-          <w:sz w:val="18"/>
         </w:rPr>
         <w:t>distributed services</w:t>
       </w:r>
       <w:r>
         <w:rPr>
           <w:rFonts w:ascii="Arial" w:hAnsi="Arial" w:cs="Arial"/>
-          <w:sz w:val="18"/>
         </w:rPr>
         <w:t xml:space="preserve">, and </w:t>
       </w:r>
@@ -258,14 +245,12 @@
         <w:rPr>
           <w:rStyle w:val="Strong"/>
           <w:rFonts w:ascii="Arial" w:hAnsi="Arial" w:cs="Arial"/>
-          <w:sz w:val="18"/>
         </w:rPr>
         <w:t>data-heavy workflows</w:t>
       </w:r>
       <w:r>
         <w:rPr>
           <w:rFonts w:ascii="Arial" w:hAnsi="Arial" w:cs="Arial"/>
-          <w:sz w:val="18"/>
         </w:rPr>
         <w:t xml:space="preserve"> that stay stable under real traffic and on-call pressure. I own the full lifecycle—turning ambiguous requirements into shippable scopes, implementing </w:t>
       </w:r>
@@ -273,14 +258,12 @@
         <w:rPr>
           <w:rStyle w:val="Strong"/>
           <w:rFonts w:ascii="Arial" w:hAnsi="Arial" w:cs="Arial"/>
-          <w:sz w:val="18"/>
         </w:rPr>
         <w:t>clean service boundaries</w:t>
       </w:r>
       <w:r>
         <w:rPr>
           <w:rFonts w:ascii="Arial" w:hAnsi="Arial" w:cs="Arial"/>
-          <w:sz w:val="18"/>
         </w:rPr>
         <w:t xml:space="preserve">, and hardening systems with </w:t>
       </w:r>
@@ -289,7 +272,6 @@
         <w:rPr>
           <w:rStyle w:val="Strong"/>
           <w:rFonts w:ascii="Arial" w:hAnsi="Arial" w:cs="Arial"/>
-          <w:sz w:val="18"/>
         </w:rPr>
         <w:t>observability</w:t>
       </w:r>
@@ -297,7 +279,6 @@
       <w:r>
         <w:rPr>
           <w:rFonts w:ascii="Arial" w:hAnsi="Arial" w:cs="Arial"/>
-          <w:sz w:val="18"/>
         </w:rPr>
         <w:t xml:space="preserve">, </w:t>
       </w:r>
@@ -305,14 +286,12 @@
         <w:rPr>
           <w:rStyle w:val="Strong"/>
           <w:rFonts w:ascii="Arial" w:hAnsi="Arial" w:cs="Arial"/>
-          <w:sz w:val="18"/>
         </w:rPr>
         <w:t>performance tuning</w:t>
       </w:r>
       <w:r>
         <w:rPr>
           <w:rFonts w:ascii="Arial" w:hAnsi="Arial" w:cs="Arial"/>
-          <w:sz w:val="18"/>
         </w:rPr>
         <w:t xml:space="preserve">, and </w:t>
       </w:r>
@@ -320,14 +299,12 @@
         <w:rPr>
           <w:rStyle w:val="Strong"/>
           <w:rFonts w:ascii="Arial" w:hAnsi="Arial" w:cs="Arial"/>
-          <w:sz w:val="18"/>
         </w:rPr>
         <w:t>safe rollout</w:t>
       </w:r>
       <w:r>
         <w:rPr>
           <w:rFonts w:ascii="Arial" w:hAnsi="Arial" w:cs="Arial"/>
-          <w:sz w:val="18"/>
         </w:rPr>
         <w:t xml:space="preserve"> practices. </w:t>
       </w:r>
@@ -335,7 +312,6 @@
       <w:r>
         <w:rPr>
           <w:rFonts w:ascii="Arial" w:hAnsi="Arial" w:cs="Arial"/>
-          <w:sz w:val="18"/>
         </w:rPr>
         <w:t xml:space="preserve">Known for reducing operational noise by standardizing </w:t>
       </w:r>
@@ -343,14 +319,12 @@
         <w:rPr>
           <w:rStyle w:val="Strong"/>
           <w:rFonts w:ascii="Arial" w:hAnsi="Arial" w:cs="Arial"/>
-          <w:sz w:val="18"/>
         </w:rPr>
         <w:t>structured logging</w:t>
       </w:r>
       <w:r>
         <w:rPr>
           <w:rFonts w:ascii="Arial" w:hAnsi="Arial" w:cs="Arial"/>
-          <w:sz w:val="18"/>
         </w:rPr>
         <w:t xml:space="preserve">, </w:t>
       </w:r>
@@ -358,14 +332,12 @@
         <w:rPr>
           <w:rStyle w:val="Strong"/>
           <w:rFonts w:ascii="Arial" w:hAnsi="Arial" w:cs="Arial"/>
-          <w:sz w:val="18"/>
         </w:rPr>
         <w:t>metrics</w:t>
       </w:r>
       <w:r>
         <w:rPr>
           <w:rFonts w:ascii="Arial" w:hAnsi="Arial" w:cs="Arial"/>
-          <w:sz w:val="18"/>
         </w:rPr>
         <w:t xml:space="preserve">, </w:t>
       </w:r>
@@ -373,14 +345,12 @@
         <w:rPr>
           <w:rStyle w:val="Strong"/>
           <w:rFonts w:ascii="Arial" w:hAnsi="Arial" w:cs="Arial"/>
-          <w:sz w:val="18"/>
         </w:rPr>
         <w:t>tracing</w:t>
       </w:r>
       <w:r>
         <w:rPr>
           <w:rFonts w:ascii="Arial" w:hAnsi="Arial" w:cs="Arial"/>
-          <w:sz w:val="18"/>
         </w:rPr>
         <w:t>, and post-incident follow-ups that convert recurring issues into durable fixes.</w:t>
       </w:r>
@@ -388,7 +358,6 @@
       <w:r>
         <w:rPr>
           <w:rFonts w:ascii="Arial" w:hAnsi="Arial" w:cs="Arial"/>
-          <w:sz w:val="18"/>
         </w:rPr>
         <w:t xml:space="preserve"> </w:t>
       </w:r>
@@ -396,7 +365,6 @@
       <w:r>
         <w:rPr>
           <w:rFonts w:ascii="Arial" w:hAnsi="Arial" w:cs="Arial"/>
-          <w:sz w:val="18"/>
         </w:rPr>
         <w:t xml:space="preserve">Comfortable partnering with product and operations to ship incrementally while protecting </w:t>
       </w:r>
@@ -404,14 +372,12 @@
         <w:rPr>
           <w:rStyle w:val="Strong"/>
           <w:rFonts w:ascii="Arial" w:hAnsi="Arial" w:cs="Arial"/>
-          <w:sz w:val="18"/>
         </w:rPr>
         <w:t>security</w:t>
       </w:r>
       <w:r>
         <w:rPr>
           <w:rFonts w:ascii="Arial" w:hAnsi="Arial" w:cs="Arial"/>
-          <w:sz w:val="18"/>
         </w:rPr>
         <w:t xml:space="preserve">, </w:t>
       </w:r>
@@ -419,14 +385,12 @@
         <w:rPr>
           <w:rStyle w:val="Strong"/>
           <w:rFonts w:ascii="Arial" w:hAnsi="Arial" w:cs="Arial"/>
-          <w:sz w:val="18"/>
         </w:rPr>
         <w:t>data quality</w:t>
       </w:r>
       <w:r>
         <w:rPr>
           <w:rFonts w:ascii="Arial" w:hAnsi="Arial" w:cs="Arial"/>
-          <w:sz w:val="18"/>
         </w:rPr>
         <w:t>, and long-term maintainability.</w:t>
       </w:r>
@@ -3761,7 +3725,7 @@
         <w:pStyle w:val="NormalWeb"/>
         <w:numPr>
           <w:ilvl w:val="0"/>
-          <w:numId w:val="15"/>
+          <w:numId w:val="17"/>
         </w:numPr>
         <w:spacing w:before="0" w:beforeAutospacing="0" w:after="0" w:afterAutospacing="0"/>
         <w:jc w:val="both"/>
@@ -3838,7 +3802,7 @@
         <w:pStyle w:val="NormalWeb"/>
         <w:numPr>
           <w:ilvl w:val="0"/>
-          <w:numId w:val="15"/>
+          <w:numId w:val="17"/>
         </w:numPr>
         <w:spacing w:before="0" w:beforeAutospacing="0" w:after="0" w:afterAutospacing="0"/>
         <w:jc w:val="both"/>
@@ -3976,7 +3940,7 @@
         <w:pStyle w:val="NormalWeb"/>
         <w:numPr>
           <w:ilvl w:val="0"/>
-          <w:numId w:val="14"/>
+          <w:numId w:val="16"/>
         </w:numPr>
         <w:spacing w:before="0" w:beforeAutospacing="0" w:after="0" w:afterAutospacing="0"/>
         <w:jc w:val="both"/>
@@ -4049,7 +4013,7 @@
         <w:pStyle w:val="NormalWeb"/>
         <w:numPr>
           <w:ilvl w:val="0"/>
-          <w:numId w:val="14"/>
+          <w:numId w:val="16"/>
         </w:numPr>
         <w:spacing w:before="0" w:beforeAutospacing="0" w:after="0" w:afterAutospacing="0"/>
         <w:jc w:val="both"/>
@@ -4071,7 +4035,17 @@
           <w:rFonts w:ascii="Arial" w:hAnsi="Arial" w:cs="Arial"/>
           <w:sz w:val="18"/>
         </w:rPr>
-        <w:t>structured logging</w:t>
+        <w:t>structured l</w:t>
+      </w:r>
+      <w:bookmarkStart w:id="0" w:name="_GoBack"/>
+      <w:bookmarkEnd w:id="0"/>
+      <w:r>
+        <w:rPr>
+          <w:rStyle w:val="Strong"/>
+          <w:rFonts w:ascii="Arial" w:hAnsi="Arial" w:cs="Arial"/>
+          <w:sz w:val="18"/>
+        </w:rPr>
+        <w:t>ogging</w:t>
       </w:r>
       <w:r>
         <w:rPr>
@@ -5350,6 +5324,155 @@
     </w:lvl>
   </w:abstractNum>
   <w:abstractNum w:abstractNumId="10">
+    <w:nsid w:val="4F2C059D"/>
+    <w:multiLevelType w:val="multilevel"/>
+    <w:tmpl w:val="100AA092"/>
+    <w:lvl w:ilvl="0">
+      <w:start w:val="1"/>
+      <w:numFmt w:val="bullet"/>
+      <w:lvlText w:val=""/>
+      <w:lvlJc w:val="left"/>
+      <w:pPr>
+        <w:tabs>
+          <w:tab w:val="num" w:pos="360"/>
+        </w:tabs>
+        <w:ind w:left="360" w:hanging="360"/>
+      </w:pPr>
+      <w:rPr>
+        <w:rFonts w:ascii="Wingdings" w:hAnsi="Wingdings" w:hint="default"/>
+        <w:sz w:val="20"/>
+      </w:rPr>
+    </w:lvl>
+    <w:lvl w:ilvl="1" w:tentative="1">
+      <w:start w:val="1"/>
+      <w:numFmt w:val="bullet"/>
+      <w:lvlText w:val="o"/>
+      <w:lvlJc w:val="left"/>
+      <w:pPr>
+        <w:tabs>
+          <w:tab w:val="num" w:pos="1080"/>
+        </w:tabs>
+        <w:ind w:left="1080" w:hanging="360"/>
+      </w:pPr>
+      <w:rPr>
+        <w:rFonts w:ascii="Courier New" w:hAnsi="Courier New" w:hint="default"/>
+        <w:sz w:val="20"/>
+      </w:rPr>
+    </w:lvl>
+    <w:lvl w:ilvl="2" w:tentative="1">
+      <w:start w:val="1"/>
+      <w:numFmt w:val="bullet"/>
+      <w:lvlText w:val=""/>
+      <w:lvlJc w:val="left"/>
+      <w:pPr>
+        <w:tabs>
+          <w:tab w:val="num" w:pos="1800"/>
+        </w:tabs>
+        <w:ind w:left="1800" w:hanging="360"/>
+      </w:pPr>
+      <w:rPr>
+        <w:rFonts w:ascii="Wingdings" w:hAnsi="Wingdings" w:hint="default"/>
+        <w:sz w:val="20"/>
+      </w:rPr>
+    </w:lvl>
+    <w:lvl w:ilvl="3" w:tentative="1">
+      <w:start w:val="1"/>
+      <w:numFmt w:val="bullet"/>
+      <w:lvlText w:val=""/>
+      <w:lvlJc w:val="left"/>
+      <w:pPr>
+        <w:tabs>
+          <w:tab w:val="num" w:pos="2520"/>
+        </w:tabs>
+        <w:ind w:left="2520" w:hanging="360"/>
+      </w:pPr>
+      <w:rPr>
+        <w:rFonts w:ascii="Wingdings" w:hAnsi="Wingdings" w:hint="default"/>
+        <w:sz w:val="20"/>
+      </w:rPr>
+    </w:lvl>
+    <w:lvl w:ilvl="4" w:tentative="1">
+      <w:start w:val="1"/>
+      <w:numFmt w:val="bullet"/>
+      <w:lvlText w:val=""/>
+      <w:lvlJc w:val="left"/>
+      <w:pPr>
+        <w:tabs>
+          <w:tab w:val="num" w:pos="3240"/>
+        </w:tabs>
+        <w:ind w:left="3240" w:hanging="360"/>
+      </w:pPr>
+      <w:rPr>
+        <w:rFonts w:ascii="Wingdings" w:hAnsi="Wingdings" w:hint="default"/>
+        <w:sz w:val="20"/>
+      </w:rPr>
+    </w:lvl>
+    <w:lvl w:ilvl="5" w:tentative="1">
+      <w:start w:val="1"/>
+      <w:numFmt w:val="bullet"/>
+      <w:lvlText w:val=""/>
+      <w:lvlJc w:val="left"/>
+      <w:pPr>
+        <w:tabs>
+          <w:tab w:val="num" w:pos="3960"/>
+        </w:tabs>
+        <w:ind w:left="3960" w:hanging="360"/>
+      </w:pPr>
+      <w:rPr>
+        <w:rFonts w:ascii="Wingdings" w:hAnsi="Wingdings" w:hint="default"/>
+        <w:sz w:val="20"/>
+      </w:rPr>
+    </w:lvl>
+    <w:lvl w:ilvl="6" w:tentative="1">
+      <w:start w:val="1"/>
+      <w:numFmt w:val="bullet"/>
+      <w:lvlText w:val=""/>
+      <w:lvlJc w:val="left"/>
+      <w:pPr>
+        <w:tabs>
+          <w:tab w:val="num" w:pos="4680"/>
+        </w:tabs>
+        <w:ind w:left="4680" w:hanging="360"/>
+      </w:pPr>
+      <w:rPr>
+        <w:rFonts w:ascii="Wingdings" w:hAnsi="Wingdings" w:hint="default"/>
+        <w:sz w:val="20"/>
+      </w:rPr>
+    </w:lvl>
+    <w:lvl w:ilvl="7" w:tentative="1">
+      <w:start w:val="1"/>
+      <w:numFmt w:val="bullet"/>
+      <w:lvlText w:val=""/>
+      <w:lvlJc w:val="left"/>
+      <w:pPr>
+        <w:tabs>
+          <w:tab w:val="num" w:pos="5400"/>
+        </w:tabs>
+        <w:ind w:left="5400" w:hanging="360"/>
+      </w:pPr>
+      <w:rPr>
+        <w:rFonts w:ascii="Wingdings" w:hAnsi="Wingdings" w:hint="default"/>
+        <w:sz w:val="20"/>
+      </w:rPr>
+    </w:lvl>
+    <w:lvl w:ilvl="8" w:tentative="1">
+      <w:start w:val="1"/>
+      <w:numFmt w:val="bullet"/>
+      <w:lvlText w:val=""/>
+      <w:lvlJc w:val="left"/>
+      <w:pPr>
+        <w:tabs>
+          <w:tab w:val="num" w:pos="6120"/>
+        </w:tabs>
+        <w:ind w:left="6120" w:hanging="360"/>
+      </w:pPr>
+      <w:rPr>
+        <w:rFonts w:ascii="Wingdings" w:hAnsi="Wingdings" w:hint="default"/>
+        <w:sz w:val="20"/>
+      </w:rPr>
+    </w:lvl>
+  </w:abstractNum>
+  <w:abstractNum w:abstractNumId="11">
     <w:nsid w:val="54EB0B3F"/>
     <w:multiLevelType w:val="multilevel"/>
     <w:tmpl w:val="25488E88"/>
@@ -5498,7 +5621,7 @@
       </w:rPr>
     </w:lvl>
   </w:abstractNum>
-  <w:abstractNum w:abstractNumId="11">
+  <w:abstractNum w:abstractNumId="12">
     <w:nsid w:val="55AA17B2"/>
     <w:multiLevelType w:val="hybridMultilevel"/>
     <w:tmpl w:val="95DA6F2E"/>
@@ -5584,7 +5707,7 @@
       </w:pPr>
     </w:lvl>
   </w:abstractNum>
-  <w:abstractNum w:abstractNumId="12">
+  <w:abstractNum w:abstractNumId="13">
     <w:nsid w:val="5658423E"/>
     <w:multiLevelType w:val="hybridMultilevel"/>
     <w:tmpl w:val="F490028A"/>
@@ -5697,7 +5820,7 @@
       </w:rPr>
     </w:lvl>
   </w:abstractNum>
-  <w:abstractNum w:abstractNumId="13">
+  <w:abstractNum w:abstractNumId="14">
     <w:nsid w:val="658558E9"/>
     <w:multiLevelType w:val="hybridMultilevel"/>
     <w:tmpl w:val="A20AF586"/>
@@ -5809,7 +5932,7 @@
       </w:rPr>
     </w:lvl>
   </w:abstractNum>
-  <w:abstractNum w:abstractNumId="14">
+  <w:abstractNum w:abstractNumId="15">
     <w:nsid w:val="6E9D419C"/>
     <w:multiLevelType w:val="hybridMultilevel"/>
     <w:tmpl w:val="A01AA866"/>
@@ -5922,17 +6045,166 @@
       </w:rPr>
     </w:lvl>
   </w:abstractNum>
+  <w:abstractNum w:abstractNumId="16">
+    <w:nsid w:val="6F212464"/>
+    <w:multiLevelType w:val="multilevel"/>
+    <w:tmpl w:val="6D5609BC"/>
+    <w:lvl w:ilvl="0">
+      <w:start w:val="1"/>
+      <w:numFmt w:val="bullet"/>
+      <w:lvlText w:val=""/>
+      <w:lvlJc w:val="left"/>
+      <w:pPr>
+        <w:tabs>
+          <w:tab w:val="num" w:pos="360"/>
+        </w:tabs>
+        <w:ind w:left="360" w:hanging="360"/>
+      </w:pPr>
+      <w:rPr>
+        <w:rFonts w:ascii="Wingdings" w:hAnsi="Wingdings" w:hint="default"/>
+        <w:sz w:val="20"/>
+      </w:rPr>
+    </w:lvl>
+    <w:lvl w:ilvl="1" w:tentative="1">
+      <w:start w:val="1"/>
+      <w:numFmt w:val="bullet"/>
+      <w:lvlText w:val="o"/>
+      <w:lvlJc w:val="left"/>
+      <w:pPr>
+        <w:tabs>
+          <w:tab w:val="num" w:pos="1080"/>
+        </w:tabs>
+        <w:ind w:left="1080" w:hanging="360"/>
+      </w:pPr>
+      <w:rPr>
+        <w:rFonts w:ascii="Courier New" w:hAnsi="Courier New" w:hint="default"/>
+        <w:sz w:val="20"/>
+      </w:rPr>
+    </w:lvl>
+    <w:lvl w:ilvl="2" w:tentative="1">
+      <w:start w:val="1"/>
+      <w:numFmt w:val="bullet"/>
+      <w:lvlText w:val=""/>
+      <w:lvlJc w:val="left"/>
+      <w:pPr>
+        <w:tabs>
+          <w:tab w:val="num" w:pos="1800"/>
+        </w:tabs>
+        <w:ind w:left="1800" w:hanging="360"/>
+      </w:pPr>
+      <w:rPr>
+        <w:rFonts w:ascii="Wingdings" w:hAnsi="Wingdings" w:hint="default"/>
+        <w:sz w:val="20"/>
+      </w:rPr>
+    </w:lvl>
+    <w:lvl w:ilvl="3" w:tentative="1">
+      <w:start w:val="1"/>
+      <w:numFmt w:val="bullet"/>
+      <w:lvlText w:val=""/>
+      <w:lvlJc w:val="left"/>
+      <w:pPr>
+        <w:tabs>
+          <w:tab w:val="num" w:pos="2520"/>
+        </w:tabs>
+        <w:ind w:left="2520" w:hanging="360"/>
+      </w:pPr>
+      <w:rPr>
+        <w:rFonts w:ascii="Wingdings" w:hAnsi="Wingdings" w:hint="default"/>
+        <w:sz w:val="20"/>
+      </w:rPr>
+    </w:lvl>
+    <w:lvl w:ilvl="4" w:tentative="1">
+      <w:start w:val="1"/>
+      <w:numFmt w:val="bullet"/>
+      <w:lvlText w:val=""/>
+      <w:lvlJc w:val="left"/>
+      <w:pPr>
+        <w:tabs>
+          <w:tab w:val="num" w:pos="3240"/>
+        </w:tabs>
+        <w:ind w:left="3240" w:hanging="360"/>
+      </w:pPr>
+      <w:rPr>
+        <w:rFonts w:ascii="Wingdings" w:hAnsi="Wingdings" w:hint="default"/>
+        <w:sz w:val="20"/>
+      </w:rPr>
+    </w:lvl>
+    <w:lvl w:ilvl="5" w:tentative="1">
+      <w:start w:val="1"/>
+      <w:numFmt w:val="bullet"/>
+      <w:lvlText w:val=""/>
+      <w:lvlJc w:val="left"/>
+      <w:pPr>
+        <w:tabs>
+          <w:tab w:val="num" w:pos="3960"/>
+        </w:tabs>
+        <w:ind w:left="3960" w:hanging="360"/>
+      </w:pPr>
+      <w:rPr>
+        <w:rFonts w:ascii="Wingdings" w:hAnsi="Wingdings" w:hint="default"/>
+        <w:sz w:val="20"/>
+      </w:rPr>
+    </w:lvl>
+    <w:lvl w:ilvl="6" w:tentative="1">
+      <w:start w:val="1"/>
+      <w:numFmt w:val="bullet"/>
+      <w:lvlText w:val=""/>
+      <w:lvlJc w:val="left"/>
+      <w:pPr>
+        <w:tabs>
+          <w:tab w:val="num" w:pos="4680"/>
+        </w:tabs>
+        <w:ind w:left="4680" w:hanging="360"/>
+      </w:pPr>
+      <w:rPr>
+        <w:rFonts w:ascii="Wingdings" w:hAnsi="Wingdings" w:hint="default"/>
+        <w:sz w:val="20"/>
+      </w:rPr>
+    </w:lvl>
+    <w:lvl w:ilvl="7" w:tentative="1">
+      <w:start w:val="1"/>
+      <w:numFmt w:val="bullet"/>
+      <w:lvlText w:val=""/>
+      <w:lvlJc w:val="left"/>
+      <w:pPr>
+        <w:tabs>
+          <w:tab w:val="num" w:pos="5400"/>
+        </w:tabs>
+        <w:ind w:left="5400" w:hanging="360"/>
+      </w:pPr>
+      <w:rPr>
+        <w:rFonts w:ascii="Wingdings" w:hAnsi="Wingdings" w:hint="default"/>
+        <w:sz w:val="20"/>
+      </w:rPr>
+    </w:lvl>
+    <w:lvl w:ilvl="8" w:tentative="1">
+      <w:start w:val="1"/>
+      <w:numFmt w:val="bullet"/>
+      <w:lvlText w:val=""/>
+      <w:lvlJc w:val="left"/>
+      <w:pPr>
+        <w:tabs>
+          <w:tab w:val="num" w:pos="6120"/>
+        </w:tabs>
+        <w:ind w:left="6120" w:hanging="360"/>
+      </w:pPr>
+      <w:rPr>
+        <w:rFonts w:ascii="Wingdings" w:hAnsi="Wingdings" w:hint="default"/>
+        <w:sz w:val="20"/>
+      </w:rPr>
+    </w:lvl>
+  </w:abstractNum>
   <w:num w:numId="1">
-    <w:abstractNumId w:val="11"/>
+    <w:abstractNumId w:val="12"/>
     <w:lvlOverride w:ilvl="0">
       <w:startOverride w:val="1"/>
     </w:lvlOverride>
   </w:num>
   <w:num w:numId="2">
-    <w:abstractNumId w:val="14"/>
+    <w:abstractNumId w:val="15"/>
   </w:num>
   <w:num w:numId="3">
-    <w:abstractNumId w:val="12"/>
+    <w:abstractNumId w:val="13"/>
   </w:num>
   <w:num w:numId="4">
     <w:abstractNumId w:val="1"/>
@@ -5941,7 +6213,7 @@
     <w:abstractNumId w:val="8"/>
   </w:num>
   <w:num w:numId="6">
-    <w:abstractNumId w:val="13"/>
+    <w:abstractNumId w:val="14"/>
   </w:num>
   <w:num w:numId="7">
     <w:abstractNumId w:val="7"/>
@@ -5965,10 +6237,16 @@
     <w:abstractNumId w:val="9"/>
   </w:num>
   <w:num w:numId="14">
-    <w:abstractNumId w:val="10"/>
+    <w:abstractNumId w:val="11"/>
   </w:num>
   <w:num w:numId="15">
     <w:abstractNumId w:val="3"/>
+  </w:num>
+  <w:num w:numId="16">
+    <w:abstractNumId w:val="10"/>
+  </w:num>
+  <w:num w:numId="17">
+    <w:abstractNumId w:val="16"/>
   </w:num>
 </w:numbering>
 </file>

--- a/William/Java React/William_Jackson.docx
+++ b/William/Java React/William_Jackson.docx
@@ -177,222 +177,110 @@
         </w:rPr>
       </w:pPr>
       <w:r>
-        <w:rPr>
-          <w:rStyle w:val="Strong"/>
-          <w:rFonts w:ascii="Arial" w:hAnsi="Arial" w:cs="Arial"/>
-        </w:rPr>
-        <w:t>Senior Software Engineer</w:t>
-      </w:r>
-      <w:r>
-        <w:rPr>
-          <w:rFonts w:ascii="Arial" w:hAnsi="Arial" w:cs="Arial"/>
-        </w:rPr>
-        <w:t xml:space="preserve"> with ~10 years building </w:t>
-      </w:r>
-      <w:r>
-        <w:rPr>
-          <w:rStyle w:val="Strong"/>
-          <w:rFonts w:ascii="Arial" w:hAnsi="Arial" w:cs="Arial"/>
-        </w:rPr>
-        <w:t>backend systems</w:t>
-      </w:r>
-      <w:r>
-        <w:rPr>
-          <w:rFonts w:ascii="Arial" w:hAnsi="Arial" w:cs="Arial"/>
-        </w:rPr>
-        <w:t xml:space="preserve"> with a strong </w:t>
-      </w:r>
-      <w:r>
-        <w:rPr>
-          <w:rStyle w:val="Strong"/>
-          <w:rFonts w:ascii="Arial" w:hAnsi="Arial" w:cs="Arial"/>
-        </w:rPr>
-        <w:t>Java / Spring Boot</w:t>
-      </w:r>
-      <w:r>
-        <w:rPr>
-          <w:rFonts w:ascii="Arial" w:hAnsi="Arial" w:cs="Arial"/>
-        </w:rPr>
-        <w:t xml:space="preserve"> focus, delivering </w:t>
-      </w:r>
-      <w:r>
-        <w:rPr>
-          <w:rStyle w:val="Strong"/>
-          <w:rFonts w:ascii="Arial" w:hAnsi="Arial" w:cs="Arial"/>
-        </w:rPr>
-        <w:t>APIs</w:t>
-      </w:r>
-      <w:r>
-        <w:rPr>
-          <w:rFonts w:ascii="Arial" w:hAnsi="Arial" w:cs="Arial"/>
-        </w:rPr>
+        <w:t xml:space="preserve">Senior Software Engineer with 10+ years of experience building enterprise platforms across the </w:t>
+      </w:r>
+      <w:r>
+        <w:rPr>
+          <w:rStyle w:val="Strong"/>
+        </w:rPr>
+        <w:t>financial services</w:t>
+      </w:r>
+      <w:r>
         <w:t xml:space="preserve">, </w:t>
       </w:r>
       <w:r>
         <w:rPr>
           <w:rStyle w:val="Strong"/>
-          <w:rFonts w:ascii="Arial" w:hAnsi="Arial" w:cs="Arial"/>
-        </w:rPr>
-        <w:t>distributed services</w:t>
-      </w:r>
-      <w:r>
-        <w:rPr>
-          <w:rFonts w:ascii="Arial" w:hAnsi="Arial" w:cs="Arial"/>
-        </w:rPr>
+        </w:rPr>
+        <w:t>healthcare</w:t>
+      </w:r>
+      <w:r>
+        <w:t xml:space="preserve">, </w:t>
+      </w:r>
+      <w:r>
+        <w:rPr>
+          <w:rStyle w:val="Strong"/>
+        </w:rPr>
+        <w:t>retail</w:t>
+      </w:r>
+      <w:r>
         <w:t xml:space="preserve">, and </w:t>
       </w:r>
-      <w:r>
-        <w:rPr>
-          <w:rStyle w:val="Strong"/>
-          <w:rFonts w:ascii="Arial" w:hAnsi="Arial" w:cs="Arial"/>
-        </w:rPr>
-        <w:t>data-heavy workflows</w:t>
-      </w:r>
-      <w:r>
-        <w:rPr>
-          <w:rFonts w:ascii="Arial" w:hAnsi="Arial" w:cs="Arial"/>
-        </w:rPr>
-        <w:t xml:space="preserve"> that stay stable under real traffic and on-call pressure. I own the full lifecycle—turning ambiguous requirements into shippable scopes, implementing </w:t>
-      </w:r>
-      <w:r>
-        <w:rPr>
-          <w:rStyle w:val="Strong"/>
-          <w:rFonts w:ascii="Arial" w:hAnsi="Arial" w:cs="Arial"/>
-        </w:rPr>
-        <w:t>clean service boundaries</w:t>
-      </w:r>
-      <w:r>
-        <w:rPr>
-          <w:rFonts w:ascii="Arial" w:hAnsi="Arial" w:cs="Arial"/>
-        </w:rPr>
-        <w:t xml:space="preserve">, and hardening systems with </w:t>
-      </w:r>
       <w:proofErr w:type="spellStart"/>
       <w:r>
         <w:rPr>
           <w:rStyle w:val="Strong"/>
-          <w:rFonts w:ascii="Arial" w:hAnsi="Arial" w:cs="Arial"/>
-        </w:rPr>
-        <w:t>observability</w:t>
+        </w:rPr>
+        <w:t>SaaS</w:t>
       </w:r>
       <w:proofErr w:type="spellEnd"/>
       <w:r>
-        <w:rPr>
-          <w:rFonts w:ascii="Arial" w:hAnsi="Arial" w:cs="Arial"/>
-        </w:rPr>
+        <w:t xml:space="preserve"> industries, specializing in </w:t>
+      </w:r>
+      <w:r>
+        <w:rPr>
+          <w:rStyle w:val="Strong"/>
+        </w:rPr>
+        <w:t>Java 8–21</w:t>
+      </w:r>
+      <w:r>
         <w:t xml:space="preserve">, </w:t>
       </w:r>
       <w:r>
         <w:rPr>
           <w:rStyle w:val="Strong"/>
-          <w:rFonts w:ascii="Arial" w:hAnsi="Arial" w:cs="Arial"/>
-        </w:rPr>
-        <w:t>performance tuning</w:t>
-      </w:r>
-      <w:r>
-        <w:rPr>
-          <w:rFonts w:ascii="Arial" w:hAnsi="Arial" w:cs="Arial"/>
-        </w:rPr>
-        <w:t xml:space="preserve">, and </w:t>
-      </w:r>
-      <w:r>
-        <w:rPr>
-          <w:rStyle w:val="Strong"/>
-          <w:rFonts w:ascii="Arial" w:hAnsi="Arial" w:cs="Arial"/>
-        </w:rPr>
-        <w:t>safe rollout</w:t>
-      </w:r>
-      <w:r>
-        <w:rPr>
-          <w:rFonts w:ascii="Arial" w:hAnsi="Arial" w:cs="Arial"/>
-        </w:rPr>
-        <w:t xml:space="preserve"> practices. </w:t>
+        </w:rPr>
+        <w:t>Spring Boot 2.x–3.x</w:t>
+      </w:r>
+      <w:r>
+        <w:t xml:space="preserve">, </w:t>
+      </w:r>
+      <w:r>
+        <w:rPr>
+          <w:rStyle w:val="Strong"/>
+        </w:rPr>
+        <w:t>React 16–18</w:t>
+      </w:r>
+      <w:r>
+        <w:t xml:space="preserve">, </w:t>
+      </w:r>
+      <w:proofErr w:type="spellStart"/>
+      <w:r>
+        <w:rPr>
+          <w:rStyle w:val="Strong"/>
+        </w:rPr>
+        <w:t>TypeScript</w:t>
+      </w:r>
+      <w:proofErr w:type="spellEnd"/>
+      <w:r>
+        <w:rPr>
+          <w:rStyle w:val="Strong"/>
+        </w:rPr>
+        <w:t xml:space="preserve"> 4.x–5.x</w:t>
+      </w:r>
+      <w:r>
+        <w:t xml:space="preserve">, distributed APIs, and cloud-native delivery on </w:t>
+      </w:r>
+      <w:r>
+        <w:rPr>
+          <w:rStyle w:val="Strong"/>
+        </w:rPr>
+        <w:t>AWS</w:t>
+      </w:r>
+      <w:r>
+        <w:t xml:space="preserve">. Strong record of modernizing legacy monoliths into scalable services, resolving production defects, improving release reliability, and delivering secure user-facing products with measurable business impact. </w:t>
       </w:r>
       <w:proofErr w:type="gramStart"/>
       <w:r>
-        <w:rPr>
-          <w:rFonts w:ascii="Arial" w:hAnsi="Arial" w:cs="Arial"/>
-        </w:rPr>
-        <w:t xml:space="preserve">Known for reducing operational noise by standardizing </w:t>
-      </w:r>
-      <w:r>
-        <w:rPr>
-          <w:rStyle w:val="Strong"/>
-          <w:rFonts w:ascii="Arial" w:hAnsi="Arial" w:cs="Arial"/>
-        </w:rPr>
-        <w:t>structured logging</w:t>
-      </w:r>
-      <w:r>
-        <w:rPr>
-          <w:rFonts w:ascii="Arial" w:hAnsi="Arial" w:cs="Arial"/>
-        </w:rPr>
-        <w:t xml:space="preserve">, </w:t>
-      </w:r>
-      <w:r>
-        <w:rPr>
-          <w:rStyle w:val="Strong"/>
-          <w:rFonts w:ascii="Arial" w:hAnsi="Arial" w:cs="Arial"/>
-        </w:rPr>
-        <w:t>metrics</w:t>
-      </w:r>
-      <w:r>
-        <w:rPr>
-          <w:rFonts w:ascii="Arial" w:hAnsi="Arial" w:cs="Arial"/>
-        </w:rPr>
-        <w:t xml:space="preserve">, </w:t>
-      </w:r>
-      <w:r>
-        <w:rPr>
-          <w:rStyle w:val="Strong"/>
-          <w:rFonts w:ascii="Arial" w:hAnsi="Arial" w:cs="Arial"/>
-        </w:rPr>
-        <w:t>tracing</w:t>
-      </w:r>
-      <w:r>
-        <w:rPr>
-          <w:rFonts w:ascii="Arial" w:hAnsi="Arial" w:cs="Arial"/>
-        </w:rPr>
-        <w:t>, and post-incident follow-ups that convert recurring issues into durable fixes.</w:t>
-      </w:r>
-      <w:proofErr w:type="gramEnd"/>
-      <w:r>
-        <w:rPr>
-          <w:rFonts w:ascii="Arial" w:hAnsi="Arial" w:cs="Arial"/>
-        </w:rPr>
-        <w:t xml:space="preserve"> </w:t>
-      </w:r>
-      <w:proofErr w:type="gramStart"/>
-      <w:r>
-        <w:rPr>
-          <w:rFonts w:ascii="Arial" w:hAnsi="Arial" w:cs="Arial"/>
-        </w:rPr>
-        <w:t xml:space="preserve">Comfortable partnering with product and operations to ship incrementally while protecting </w:t>
-      </w:r>
-      <w:r>
-        <w:rPr>
-          <w:rStyle w:val="Strong"/>
-          <w:rFonts w:ascii="Arial" w:hAnsi="Arial" w:cs="Arial"/>
-        </w:rPr>
-        <w:t>security</w:t>
-      </w:r>
-      <w:r>
-        <w:rPr>
-          <w:rFonts w:ascii="Arial" w:hAnsi="Arial" w:cs="Arial"/>
-        </w:rPr>
-        <w:t xml:space="preserve">, </w:t>
-      </w:r>
-      <w:r>
-        <w:rPr>
-          <w:rStyle w:val="Strong"/>
-          <w:rFonts w:ascii="Arial" w:hAnsi="Arial" w:cs="Arial"/>
-        </w:rPr>
-        <w:t>data quality</w:t>
-      </w:r>
-      <w:r>
-        <w:rPr>
-          <w:rFonts w:ascii="Arial" w:hAnsi="Arial" w:cs="Arial"/>
-        </w:rPr>
-        <w:t>, and long-term maintainability.</w:t>
+        <w:t xml:space="preserve">Known for leading migrations, stabilizing complex integrations, optimizing data-heavy workflows, and partnering across product, QA, and </w:t>
+      </w:r>
+      <w:proofErr w:type="spellStart"/>
+      <w:r>
+        <w:t>DevOps</w:t>
+      </w:r>
+      <w:proofErr w:type="spellEnd"/>
+      <w:r>
+        <w:t xml:space="preserve"> to ship maintainable systems that reduce operational friction and accelerate roadmap execution.</w:t>
       </w:r>
       <w:proofErr w:type="gramEnd"/>
     </w:p>
@@ -416,503 +304,289 @@
     </w:p>
     <w:p>
       <w:pPr>
-        <w:pStyle w:val="ListParagraph"/>
+        <w:pStyle w:val="NormalWeb"/>
         <w:numPr>
           <w:ilvl w:val="0"/>
-          <w:numId w:val="2"/>
+          <w:numId w:val="18"/>
         </w:numPr>
-        <w:spacing w:after="80"/>
+        <w:spacing w:before="0" w:beforeAutospacing="0" w:after="0" w:afterAutospacing="0"/>
         <w:jc w:val="both"/>
         <w:rPr>
-          <w:rFonts w:ascii="Arial" w:hAnsi="Arial" w:cs="Arial"/>
-          <w:sz w:val="18"/>
-        </w:rPr>
-      </w:pPr>
-      <w:r>
-        <w:rPr>
-          <w:rStyle w:val="Strong"/>
-          <w:rFonts w:ascii="Arial" w:hAnsi="Arial" w:cs="Arial"/>
-          <w:sz w:val="18"/>
-        </w:rPr>
-        <w:t>Frontend</w:t>
-      </w:r>
-      <w:r>
-        <w:rPr>
-          <w:rFonts w:ascii="Arial" w:hAnsi="Arial" w:cs="Arial"/>
-          <w:sz w:val="18"/>
-        </w:rPr>
-        <w:t xml:space="preserve"> — </w:t>
-      </w:r>
-      <w:r>
-        <w:rPr>
-          <w:rStyle w:val="Strong"/>
-          <w:rFonts w:ascii="Arial" w:hAnsi="Arial" w:cs="Arial"/>
-          <w:sz w:val="18"/>
-        </w:rPr>
-        <w:t>React</w:t>
-      </w:r>
-      <w:r>
-        <w:rPr>
-          <w:rFonts w:ascii="Arial" w:hAnsi="Arial" w:cs="Arial"/>
-          <w:sz w:val="18"/>
+          <w:sz w:val="20"/>
+        </w:rPr>
+      </w:pPr>
+      <w:r>
+        <w:rPr>
+          <w:rStyle w:val="Strong"/>
+          <w:sz w:val="20"/>
+        </w:rPr>
+        <w:t>Frontend:</w:t>
+      </w:r>
+      <w:r>
+        <w:rPr>
+          <w:sz w:val="20"/>
+        </w:rPr>
+        <w:t xml:space="preserve"> </w:t>
+      </w:r>
+      <w:r>
+        <w:rPr>
+          <w:rStyle w:val="Strong"/>
+          <w:sz w:val="20"/>
+        </w:rPr>
+        <w:t>React 16–18</w:t>
+      </w:r>
+      <w:r>
+        <w:rPr>
+          <w:sz w:val="20"/>
         </w:rPr>
         <w:t xml:space="preserve">, </w:t>
       </w:r>
-      <w:r>
-        <w:rPr>
-          <w:rStyle w:val="Strong"/>
-          <w:rFonts w:ascii="Arial" w:hAnsi="Arial" w:cs="Arial"/>
-          <w:sz w:val="18"/>
-        </w:rPr>
-        <w:t>Next.js</w:t>
-      </w:r>
-      <w:r>
-        <w:rPr>
-          <w:rFonts w:ascii="Arial" w:hAnsi="Arial" w:cs="Arial"/>
-          <w:sz w:val="18"/>
-        </w:rPr>
-        <w:t xml:space="preserve">, </w:t>
-      </w:r>
       <w:proofErr w:type="spellStart"/>
       <w:r>
         <w:rPr>
           <w:rStyle w:val="Strong"/>
-          <w:rFonts w:ascii="Arial" w:hAnsi="Arial" w:cs="Arial"/>
-          <w:sz w:val="18"/>
+          <w:sz w:val="20"/>
         </w:rPr>
         <w:t>TypeScript</w:t>
       </w:r>
       <w:proofErr w:type="spellEnd"/>
       <w:r>
         <w:rPr>
-          <w:rFonts w:ascii="Arial" w:hAnsi="Arial" w:cs="Arial"/>
-          <w:sz w:val="18"/>
-        </w:rPr>
-        <w:t>, JavaScript, HTML, CSS, Tailwind CSS, Bootstrap</w:t>
+          <w:rStyle w:val="Strong"/>
+          <w:sz w:val="20"/>
+        </w:rPr>
+        <w:t xml:space="preserve"> 4.x–5.x</w:t>
+      </w:r>
+      <w:r>
+        <w:rPr>
+          <w:sz w:val="20"/>
+        </w:rPr>
+        <w:t xml:space="preserve">, JavaScript ES6+, </w:t>
+      </w:r>
+      <w:proofErr w:type="spellStart"/>
+      <w:r>
+        <w:rPr>
+          <w:sz w:val="20"/>
+        </w:rPr>
+        <w:t>Redux</w:t>
+      </w:r>
+      <w:proofErr w:type="spellEnd"/>
+      <w:r>
+        <w:rPr>
+          <w:sz w:val="20"/>
+        </w:rPr>
+        <w:t xml:space="preserve"> Toolkit, React Query, Next.js basics, HTML5, CSS3, SCSS, Material UI, Tailwind CSS, responsive UI architecture, reusable component systems, form validation, accessibility, SPA development</w:t>
       </w:r>
     </w:p>
     <w:p>
       <w:pPr>
-        <w:pStyle w:val="ListParagraph"/>
+        <w:pStyle w:val="NormalWeb"/>
         <w:numPr>
           <w:ilvl w:val="0"/>
-          <w:numId w:val="2"/>
+          <w:numId w:val="18"/>
         </w:numPr>
-        <w:spacing w:after="80"/>
+        <w:spacing w:before="0" w:beforeAutospacing="0" w:after="0" w:afterAutospacing="0"/>
         <w:jc w:val="both"/>
         <w:rPr>
-          <w:rFonts w:ascii="Arial" w:hAnsi="Arial" w:cs="Arial"/>
-          <w:sz w:val="18"/>
-        </w:rPr>
-      </w:pPr>
-      <w:r>
-        <w:rPr>
-          <w:rStyle w:val="Strong"/>
-          <w:rFonts w:ascii="Arial" w:hAnsi="Arial" w:cs="Arial"/>
-          <w:sz w:val="18"/>
-        </w:rPr>
-        <w:t>Backend &amp; APIs</w:t>
-      </w:r>
-      <w:r>
-        <w:rPr>
-          <w:rFonts w:ascii="Arial" w:hAnsi="Arial" w:cs="Arial"/>
-          <w:sz w:val="18"/>
-        </w:rPr>
-        <w:t xml:space="preserve"> — </w:t>
-      </w:r>
-      <w:r>
-        <w:rPr>
-          <w:rStyle w:val="Strong"/>
-          <w:rFonts w:ascii="Arial" w:hAnsi="Arial" w:cs="Arial"/>
-          <w:sz w:val="18"/>
-        </w:rPr>
-        <w:t>Java</w:t>
-      </w:r>
-      <w:r>
-        <w:rPr>
-          <w:rFonts w:ascii="Arial" w:hAnsi="Arial" w:cs="Arial"/>
-          <w:sz w:val="18"/>
+          <w:sz w:val="20"/>
+        </w:rPr>
+      </w:pPr>
+      <w:r>
+        <w:rPr>
+          <w:rStyle w:val="Strong"/>
+          <w:sz w:val="20"/>
+        </w:rPr>
+        <w:t>Backend:</w:t>
+      </w:r>
+      <w:r>
+        <w:rPr>
+          <w:sz w:val="20"/>
+        </w:rPr>
+        <w:t xml:space="preserve"> </w:t>
+      </w:r>
+      <w:r>
+        <w:rPr>
+          <w:rStyle w:val="Strong"/>
+          <w:sz w:val="20"/>
+        </w:rPr>
+        <w:t>Java 8–21</w:t>
+      </w:r>
+      <w:r>
+        <w:rPr>
+          <w:sz w:val="20"/>
         </w:rPr>
         <w:t xml:space="preserve">, </w:t>
       </w:r>
       <w:r>
         <w:rPr>
           <w:rStyle w:val="Strong"/>
-          <w:rFonts w:ascii="Arial" w:hAnsi="Arial" w:cs="Arial"/>
-          <w:sz w:val="18"/>
-        </w:rPr>
-        <w:t>Spring</w:t>
-      </w:r>
-      <w:r>
-        <w:rPr>
-          <w:rFonts w:ascii="Arial" w:hAnsi="Arial" w:cs="Arial"/>
-          <w:sz w:val="18"/>
-        </w:rPr>
-        <w:t xml:space="preserve">, </w:t>
-      </w:r>
-      <w:r>
-        <w:rPr>
-          <w:rStyle w:val="Strong"/>
-          <w:rFonts w:ascii="Arial" w:hAnsi="Arial" w:cs="Arial"/>
-          <w:sz w:val="18"/>
-        </w:rPr>
-        <w:t>Spring Boot</w:t>
-      </w:r>
-      <w:r>
-        <w:rPr>
-          <w:rFonts w:ascii="Arial" w:hAnsi="Arial" w:cs="Arial"/>
-          <w:sz w:val="18"/>
-        </w:rPr>
-        <w:t xml:space="preserve">, Spring MVC, Spring Security, JPA/Hibernate, JDBC, Maven, </w:t>
+          <w:sz w:val="20"/>
+        </w:rPr>
+        <w:t>Spring Boot 2.x–3.x</w:t>
+      </w:r>
+      <w:r>
+        <w:rPr>
+          <w:sz w:val="20"/>
+        </w:rPr>
+        <w:t xml:space="preserve">, Spring MVC, Spring Security, Spring Data JPA, Hibernate, REST APIs, </w:t>
       </w:r>
       <w:proofErr w:type="spellStart"/>
       <w:r>
         <w:rPr>
-          <w:rFonts w:ascii="Arial" w:hAnsi="Arial" w:cs="Arial"/>
-          <w:sz w:val="18"/>
-        </w:rPr>
-        <w:t>Gradle</w:t>
+          <w:sz w:val="20"/>
+        </w:rPr>
+        <w:t>microservices</w:t>
       </w:r>
       <w:proofErr w:type="spellEnd"/>
       <w:r>
         <w:rPr>
-          <w:rFonts w:ascii="Arial" w:hAnsi="Arial" w:cs="Arial"/>
-          <w:sz w:val="18"/>
-        </w:rPr>
-        <w:t xml:space="preserve">, REST, </w:t>
+          <w:sz w:val="20"/>
+        </w:rPr>
+        <w:t xml:space="preserve">, JWT, OAuth2, RBAC, </w:t>
       </w:r>
       <w:proofErr w:type="spellStart"/>
       <w:r>
         <w:rPr>
-          <w:rFonts w:ascii="Arial" w:hAnsi="Arial" w:cs="Arial"/>
-          <w:sz w:val="18"/>
-        </w:rPr>
-        <w:t>OpenAPI</w:t>
+          <w:sz w:val="20"/>
+        </w:rPr>
+        <w:t>WebSocket</w:t>
       </w:r>
       <w:proofErr w:type="spellEnd"/>
       <w:r>
         <w:rPr>
-          <w:rFonts w:ascii="Arial" w:hAnsi="Arial" w:cs="Arial"/>
-          <w:sz w:val="18"/>
-        </w:rPr>
-        <w:t xml:space="preserve">/Swagger, JWT, OAuth2, </w:t>
+          <w:sz w:val="20"/>
+        </w:rPr>
+        <w:t xml:space="preserve"> integration, batch processing, </w:t>
       </w:r>
       <w:proofErr w:type="spellStart"/>
       <w:r>
         <w:rPr>
-          <w:rFonts w:ascii="Arial" w:hAnsi="Arial" w:cs="Arial"/>
-          <w:sz w:val="18"/>
-        </w:rPr>
-        <w:t>OpenID</w:t>
+          <w:sz w:val="20"/>
+        </w:rPr>
+        <w:t>async</w:t>
       </w:r>
       <w:proofErr w:type="spellEnd"/>
       <w:r>
         <w:rPr>
-          <w:rFonts w:ascii="Arial" w:hAnsi="Arial" w:cs="Arial"/>
-          <w:sz w:val="18"/>
-        </w:rPr>
-        <w:t xml:space="preserve"> Connect, </w:t>
-      </w:r>
-      <w:proofErr w:type="spellStart"/>
-      <w:r>
-        <w:rPr>
-          <w:rFonts w:ascii="Arial" w:hAnsi="Arial" w:cs="Arial"/>
-          <w:sz w:val="18"/>
-        </w:rPr>
-        <w:t>microservices</w:t>
-      </w:r>
-      <w:proofErr w:type="spellEnd"/>
-      <w:r>
-        <w:rPr>
-          <w:rFonts w:ascii="Arial" w:hAnsi="Arial" w:cs="Arial"/>
-          <w:sz w:val="18"/>
-        </w:rPr>
-        <w:t xml:space="preserve">, event-driven architecture, </w:t>
-      </w:r>
-      <w:proofErr w:type="spellStart"/>
-      <w:r>
-        <w:rPr>
-          <w:rFonts w:ascii="Arial" w:hAnsi="Arial" w:cs="Arial"/>
-          <w:sz w:val="18"/>
-        </w:rPr>
-        <w:t>idempotency</w:t>
-      </w:r>
-      <w:proofErr w:type="spellEnd"/>
-      <w:r>
-        <w:rPr>
-          <w:rFonts w:ascii="Arial" w:hAnsi="Arial" w:cs="Arial"/>
-          <w:sz w:val="18"/>
-        </w:rPr>
-        <w:t>, rate limiting, retries, circuit breakers, backpressure, queue-based workflows</w:t>
+          <w:sz w:val="20"/>
+        </w:rPr>
+        <w:t xml:space="preserve"> workflows</w:t>
       </w:r>
     </w:p>
     <w:p>
       <w:pPr>
-        <w:pStyle w:val="ListParagraph"/>
+        <w:pStyle w:val="NormalWeb"/>
         <w:numPr>
           <w:ilvl w:val="0"/>
-          <w:numId w:val="2"/>
+          <w:numId w:val="18"/>
         </w:numPr>
-        <w:spacing w:after="80"/>
+        <w:spacing w:before="0" w:beforeAutospacing="0" w:after="0" w:afterAutospacing="0"/>
         <w:jc w:val="both"/>
         <w:rPr>
-          <w:rFonts w:ascii="Arial" w:hAnsi="Arial" w:cs="Arial"/>
-          <w:sz w:val="18"/>
-        </w:rPr>
-      </w:pPr>
-      <w:r>
-        <w:rPr>
-          <w:rStyle w:val="Strong"/>
-          <w:rFonts w:ascii="Arial" w:hAnsi="Arial" w:cs="Arial"/>
-          <w:sz w:val="18"/>
-        </w:rPr>
-        <w:t>Data, Messaging &amp; Search</w:t>
-      </w:r>
-      <w:r>
-        <w:rPr>
-          <w:rFonts w:ascii="Arial" w:hAnsi="Arial" w:cs="Arial"/>
-          <w:sz w:val="18"/>
-        </w:rPr>
-        <w:t xml:space="preserve"> — Relational: </w:t>
+          <w:sz w:val="20"/>
+        </w:rPr>
+      </w:pPr>
+      <w:r>
+        <w:rPr>
+          <w:rStyle w:val="Strong"/>
+          <w:sz w:val="20"/>
+        </w:rPr>
+        <w:t>Data / Messaging / Search:</w:t>
+      </w:r>
+      <w:r>
+        <w:rPr>
+          <w:sz w:val="20"/>
+        </w:rPr>
+        <w:t xml:space="preserve"> </w:t>
       </w:r>
       <w:proofErr w:type="spellStart"/>
       <w:r>
         <w:rPr>
-          <w:rStyle w:val="Strong"/>
-          <w:rFonts w:ascii="Arial" w:hAnsi="Arial" w:cs="Arial"/>
-          <w:sz w:val="18"/>
+          <w:sz w:val="20"/>
         </w:rPr>
         <w:t>PostgreSQL</w:t>
       </w:r>
       <w:proofErr w:type="spellEnd"/>
       <w:r>
         <w:rPr>
-          <w:rFonts w:ascii="Arial" w:hAnsi="Arial" w:cs="Arial"/>
-          <w:sz w:val="18"/>
+          <w:sz w:val="20"/>
+        </w:rPr>
+        <w:t xml:space="preserve">, MySQL, SQL Server, </w:t>
+      </w:r>
+      <w:proofErr w:type="spellStart"/>
+      <w:r>
+        <w:rPr>
+          <w:sz w:val="20"/>
+        </w:rPr>
+        <w:t>Redis</w:t>
+      </w:r>
+      <w:proofErr w:type="spellEnd"/>
+      <w:r>
+        <w:rPr>
+          <w:sz w:val="20"/>
         </w:rPr>
         <w:t xml:space="preserve">, </w:t>
       </w:r>
-      <w:r>
-        <w:rPr>
-          <w:rStyle w:val="Strong"/>
-          <w:rFonts w:ascii="Arial" w:hAnsi="Arial" w:cs="Arial"/>
-          <w:sz w:val="18"/>
-        </w:rPr>
-        <w:t>MySQL</w:t>
-      </w:r>
-      <w:r>
-        <w:rPr>
-          <w:rFonts w:ascii="Arial" w:hAnsi="Arial" w:cs="Arial"/>
-          <w:sz w:val="18"/>
-        </w:rPr>
-        <w:t xml:space="preserve">, </w:t>
-      </w:r>
-      <w:r>
-        <w:rPr>
-          <w:rStyle w:val="Strong"/>
-          <w:rFonts w:ascii="Arial" w:hAnsi="Arial" w:cs="Arial"/>
-          <w:sz w:val="18"/>
-        </w:rPr>
-        <w:t>SQL Server</w:t>
-      </w:r>
-      <w:r>
-        <w:rPr>
-          <w:rFonts w:ascii="Arial" w:hAnsi="Arial" w:cs="Arial"/>
-          <w:sz w:val="18"/>
-        </w:rPr>
-        <w:t xml:space="preserve">; </w:t>
-      </w:r>
       <w:proofErr w:type="spellStart"/>
       <w:r>
         <w:rPr>
-          <w:rFonts w:ascii="Arial" w:hAnsi="Arial" w:cs="Arial"/>
-          <w:sz w:val="18"/>
-        </w:rPr>
-        <w:t>NoSQL</w:t>
+          <w:sz w:val="20"/>
+        </w:rPr>
+        <w:t>MongoDB</w:t>
       </w:r>
       <w:proofErr w:type="spellEnd"/>
       <w:r>
         <w:rPr>
-          <w:rFonts w:ascii="Arial" w:hAnsi="Arial" w:cs="Arial"/>
-          <w:sz w:val="18"/>
-        </w:rPr>
-        <w:t xml:space="preserve">: </w:t>
+          <w:sz w:val="20"/>
+        </w:rPr>
+        <w:t xml:space="preserve">, Kafka, </w:t>
       </w:r>
       <w:proofErr w:type="spellStart"/>
       <w:r>
         <w:rPr>
-          <w:rStyle w:val="Strong"/>
-          <w:rFonts w:ascii="Arial" w:hAnsi="Arial" w:cs="Arial"/>
-          <w:sz w:val="18"/>
-        </w:rPr>
-        <w:t>Redis</w:t>
+          <w:sz w:val="20"/>
+        </w:rPr>
+        <w:t>RabbitMQ</w:t>
       </w:r>
       <w:proofErr w:type="spellEnd"/>
       <w:r>
         <w:rPr>
-          <w:rFonts w:ascii="Arial" w:hAnsi="Arial" w:cs="Arial"/>
-          <w:sz w:val="18"/>
-        </w:rPr>
-        <w:t xml:space="preserve">, </w:t>
+          <w:sz w:val="20"/>
+        </w:rPr>
+        <w:t xml:space="preserve">, AWS SQS/SNS, </w:t>
       </w:r>
       <w:proofErr w:type="spellStart"/>
       <w:r>
         <w:rPr>
-          <w:rStyle w:val="Strong"/>
-          <w:rFonts w:ascii="Arial" w:hAnsi="Arial" w:cs="Arial"/>
-          <w:sz w:val="18"/>
-        </w:rPr>
-        <w:t>MongoDB</w:t>
+          <w:sz w:val="20"/>
+        </w:rPr>
+        <w:t>Elasticsearch</w:t>
       </w:r>
       <w:proofErr w:type="spellEnd"/>
       <w:r>
         <w:rPr>
-          <w:rFonts w:ascii="Arial" w:hAnsi="Arial" w:cs="Arial"/>
-          <w:sz w:val="18"/>
-        </w:rPr>
-        <w:t xml:space="preserve">, </w:t>
-      </w:r>
-      <w:proofErr w:type="spellStart"/>
-      <w:r>
-        <w:rPr>
-          <w:rStyle w:val="Strong"/>
-          <w:rFonts w:ascii="Arial" w:hAnsi="Arial" w:cs="Arial"/>
-          <w:sz w:val="18"/>
-        </w:rPr>
-        <w:t>DynamoDB</w:t>
-      </w:r>
-      <w:proofErr w:type="spellEnd"/>
-      <w:r>
-        <w:rPr>
-          <w:rFonts w:ascii="Arial" w:hAnsi="Arial" w:cs="Arial"/>
-          <w:sz w:val="18"/>
-        </w:rPr>
-        <w:t xml:space="preserve">; Queues/streams: </w:t>
-      </w:r>
-      <w:r>
-        <w:rPr>
-          <w:rStyle w:val="Strong"/>
-          <w:rFonts w:ascii="Arial" w:hAnsi="Arial" w:cs="Arial"/>
-          <w:sz w:val="18"/>
-        </w:rPr>
-        <w:t>AWS SQS/SNS</w:t>
-      </w:r>
-      <w:r>
-        <w:rPr>
-          <w:rFonts w:ascii="Arial" w:hAnsi="Arial" w:cs="Arial"/>
-          <w:sz w:val="18"/>
-        </w:rPr>
-        <w:t xml:space="preserve">, </w:t>
-      </w:r>
-      <w:r>
-        <w:rPr>
-          <w:rStyle w:val="Strong"/>
-          <w:rFonts w:ascii="Arial" w:hAnsi="Arial" w:cs="Arial"/>
-          <w:sz w:val="18"/>
-        </w:rPr>
-        <w:t>Kafka</w:t>
-      </w:r>
-      <w:r>
-        <w:rPr>
-          <w:rFonts w:ascii="Arial" w:hAnsi="Arial" w:cs="Arial"/>
-          <w:sz w:val="18"/>
-        </w:rPr>
-        <w:t xml:space="preserve">, </w:t>
-      </w:r>
-      <w:proofErr w:type="spellStart"/>
-      <w:r>
-        <w:rPr>
-          <w:rStyle w:val="Strong"/>
-          <w:rFonts w:ascii="Arial" w:hAnsi="Arial" w:cs="Arial"/>
-          <w:sz w:val="18"/>
-        </w:rPr>
-        <w:t>RabbitMQ</w:t>
-      </w:r>
-      <w:proofErr w:type="spellEnd"/>
-      <w:r>
-        <w:rPr>
-          <w:rFonts w:ascii="Arial" w:hAnsi="Arial" w:cs="Arial"/>
-          <w:sz w:val="18"/>
-        </w:rPr>
-        <w:t xml:space="preserve">; Search: </w:t>
-      </w:r>
-      <w:proofErr w:type="spellStart"/>
-      <w:r>
-        <w:rPr>
-          <w:rStyle w:val="Strong"/>
-          <w:rFonts w:ascii="Arial" w:hAnsi="Arial" w:cs="Arial"/>
-          <w:sz w:val="18"/>
-        </w:rPr>
-        <w:t>Elasticsearch</w:t>
-      </w:r>
-      <w:proofErr w:type="spellEnd"/>
-      <w:r>
-        <w:rPr>
-          <w:rFonts w:ascii="Arial" w:hAnsi="Arial" w:cs="Arial"/>
-          <w:sz w:val="18"/>
-        </w:rPr>
-        <w:t xml:space="preserve">, </w:t>
-      </w:r>
-      <w:r>
-        <w:rPr>
-          <w:rStyle w:val="Strong"/>
-          <w:rFonts w:ascii="Arial" w:hAnsi="Arial" w:cs="Arial"/>
-          <w:sz w:val="18"/>
-        </w:rPr>
-        <w:t>OpenSearch</w:t>
-      </w:r>
-      <w:r>
-        <w:rPr>
-          <w:rFonts w:ascii="Arial" w:hAnsi="Arial" w:cs="Arial"/>
-          <w:sz w:val="18"/>
-        </w:rPr>
-        <w:t xml:space="preserve">; Analytics: </w:t>
-      </w:r>
-      <w:r>
-        <w:rPr>
-          <w:rStyle w:val="Strong"/>
-          <w:rFonts w:ascii="Arial" w:hAnsi="Arial" w:cs="Arial"/>
-          <w:sz w:val="18"/>
-        </w:rPr>
-        <w:t>Redshift</w:t>
-      </w:r>
-      <w:r>
-        <w:rPr>
-          <w:rFonts w:ascii="Arial" w:hAnsi="Arial" w:cs="Arial"/>
-          <w:sz w:val="18"/>
-        </w:rPr>
-        <w:t xml:space="preserve">, </w:t>
-      </w:r>
-      <w:proofErr w:type="spellStart"/>
-      <w:r>
-        <w:rPr>
-          <w:rStyle w:val="Strong"/>
-          <w:rFonts w:ascii="Arial" w:hAnsi="Arial" w:cs="Arial"/>
-          <w:sz w:val="18"/>
-        </w:rPr>
-        <w:t>BigQuery</w:t>
-      </w:r>
-      <w:proofErr w:type="spellEnd"/>
+          <w:sz w:val="20"/>
+        </w:rPr>
+        <w:t>, OpenSearch</w:t>
+      </w:r>
     </w:p>
     <w:p>
       <w:pPr>
-        <w:pStyle w:val="ListParagraph"/>
+        <w:pStyle w:val="NormalWeb"/>
         <w:numPr>
           <w:ilvl w:val="0"/>
-          <w:numId w:val="2"/>
+          <w:numId w:val="18"/>
         </w:numPr>
-        <w:spacing w:after="80"/>
+        <w:spacing w:before="0" w:beforeAutospacing="0" w:after="0" w:afterAutospacing="0"/>
         <w:jc w:val="both"/>
         <w:rPr>
-          <w:rFonts w:ascii="Arial" w:hAnsi="Arial" w:cs="Arial"/>
-          <w:sz w:val="18"/>
-        </w:rPr>
-      </w:pPr>
-      <w:r>
-        <w:rPr>
-          <w:rStyle w:val="Strong"/>
-          <w:rFonts w:ascii="Arial" w:hAnsi="Arial" w:cs="Arial"/>
-          <w:sz w:val="18"/>
+          <w:sz w:val="20"/>
+        </w:rPr>
+      </w:pPr>
+      <w:r>
+        <w:rPr>
+          <w:rStyle w:val="Strong"/>
+          <w:sz w:val="20"/>
         </w:rPr>
         <w:t xml:space="preserve">Cloud &amp; </w:t>
       </w:r>
@@ -920,280 +594,138 @@
       <w:r>
         <w:rPr>
           <w:rStyle w:val="Strong"/>
-          <w:rFonts w:ascii="Arial" w:hAnsi="Arial" w:cs="Arial"/>
-          <w:sz w:val="18"/>
+          <w:sz w:val="20"/>
         </w:rPr>
         <w:t>DevOps</w:t>
       </w:r>
       <w:proofErr w:type="spellEnd"/>
       <w:r>
         <w:rPr>
-          <w:rFonts w:ascii="Arial" w:hAnsi="Arial" w:cs="Arial"/>
-          <w:sz w:val="18"/>
-        </w:rPr>
-        <w:t xml:space="preserve"> — </w:t>
-      </w:r>
-      <w:r>
-        <w:rPr>
-          <w:rStyle w:val="Strong"/>
-          <w:rFonts w:ascii="Arial" w:hAnsi="Arial" w:cs="Arial"/>
-          <w:sz w:val="18"/>
-        </w:rPr>
-        <w:t xml:space="preserve">AWS (primary): EKS, ECS, EC2, Lambda, API Gateway, S3, </w:t>
+          <w:rStyle w:val="Strong"/>
+          <w:sz w:val="20"/>
+        </w:rPr>
+        <w:t>:</w:t>
+      </w:r>
+      <w:r>
+        <w:rPr>
+          <w:sz w:val="20"/>
+        </w:rPr>
+        <w:t xml:space="preserve"> AWS, EC2, ECS, EKS, Lambda, API Gateway, S3, RDS, </w:t>
       </w:r>
       <w:proofErr w:type="spellStart"/>
       <w:r>
         <w:rPr>
-          <w:rStyle w:val="Strong"/>
-          <w:rFonts w:ascii="Arial" w:hAnsi="Arial" w:cs="Arial"/>
-          <w:sz w:val="18"/>
-        </w:rPr>
-        <w:t>CloudFront</w:t>
+          <w:sz w:val="20"/>
+        </w:rPr>
+        <w:t>DynamoDB</w:t>
       </w:r>
       <w:proofErr w:type="spellEnd"/>
       <w:r>
         <w:rPr>
-          <w:rStyle w:val="Strong"/>
-          <w:rFonts w:ascii="Arial" w:hAnsi="Arial" w:cs="Arial"/>
-          <w:sz w:val="18"/>
-        </w:rPr>
-        <w:t xml:space="preserve">, RDS, </w:t>
+          <w:sz w:val="20"/>
+        </w:rPr>
+        <w:t xml:space="preserve">, </w:t>
       </w:r>
       <w:proofErr w:type="spellStart"/>
       <w:r>
         <w:rPr>
-          <w:rStyle w:val="Strong"/>
-          <w:rFonts w:ascii="Arial" w:hAnsi="Arial" w:cs="Arial"/>
-          <w:sz w:val="18"/>
-        </w:rPr>
-        <w:t>DynamoDB</w:t>
+          <w:sz w:val="20"/>
+        </w:rPr>
+        <w:t>Docker</w:t>
       </w:r>
       <w:proofErr w:type="spellEnd"/>
       <w:r>
         <w:rPr>
-          <w:rStyle w:val="Strong"/>
-          <w:rFonts w:ascii="Arial" w:hAnsi="Arial" w:cs="Arial"/>
-          <w:sz w:val="18"/>
+          <w:sz w:val="20"/>
         </w:rPr>
         <w:t xml:space="preserve">, </w:t>
       </w:r>
       <w:proofErr w:type="spellStart"/>
       <w:r>
         <w:rPr>
-          <w:rStyle w:val="Strong"/>
-          <w:rFonts w:ascii="Arial" w:hAnsi="Arial" w:cs="Arial"/>
-          <w:sz w:val="18"/>
-        </w:rPr>
-        <w:t>ElastiCache</w:t>
+          <w:sz w:val="20"/>
+        </w:rPr>
+        <w:t>Kubernetes</w:t>
       </w:r>
       <w:proofErr w:type="spellEnd"/>
       <w:r>
         <w:rPr>
-          <w:rStyle w:val="Strong"/>
-          <w:rFonts w:ascii="Arial" w:hAnsi="Arial" w:cs="Arial"/>
-          <w:sz w:val="18"/>
+          <w:sz w:val="20"/>
         </w:rPr>
         <w:t xml:space="preserve">, </w:t>
       </w:r>
       <w:proofErr w:type="spellStart"/>
       <w:r>
         <w:rPr>
-          <w:rStyle w:val="Strong"/>
-          <w:rFonts w:ascii="Arial" w:hAnsi="Arial" w:cs="Arial"/>
-          <w:sz w:val="18"/>
-        </w:rPr>
-        <w:t>EventBridge</w:t>
+          <w:sz w:val="20"/>
+        </w:rPr>
+        <w:t>Terraform</w:t>
       </w:r>
       <w:proofErr w:type="spellEnd"/>
       <w:r>
         <w:rPr>
-          <w:rStyle w:val="Strong"/>
-          <w:rFonts w:ascii="Arial" w:hAnsi="Arial" w:cs="Arial"/>
-          <w:sz w:val="18"/>
-        </w:rPr>
-        <w:t>, Step Functions, IAM</w:t>
-      </w:r>
-      <w:r>
-        <w:rPr>
-          <w:rFonts w:ascii="Arial" w:hAnsi="Arial" w:cs="Arial"/>
-          <w:sz w:val="18"/>
-        </w:rPr>
-        <w:t xml:space="preserve">; Azure: AKS, App Service, Azure SQL, Service Bus, Key Vault, Application Insights; GCP: GKE, Cloud Run, Pub/Sub, Cloud Storage, </w:t>
+          <w:sz w:val="20"/>
+        </w:rPr>
+        <w:t xml:space="preserve">, Jenkins, </w:t>
       </w:r>
       <w:proofErr w:type="spellStart"/>
       <w:r>
         <w:rPr>
-          <w:rFonts w:ascii="Arial" w:hAnsi="Arial" w:cs="Arial"/>
-          <w:sz w:val="18"/>
-        </w:rPr>
-        <w:t>BigQuery</w:t>
+          <w:sz w:val="20"/>
+        </w:rPr>
+        <w:t>GitHub</w:t>
       </w:r>
       <w:proofErr w:type="spellEnd"/>
       <w:r>
         <w:rPr>
-          <w:rFonts w:ascii="Arial" w:hAnsi="Arial" w:cs="Arial"/>
-          <w:sz w:val="18"/>
-        </w:rPr>
-        <w:t xml:space="preserve">; </w:t>
+          <w:sz w:val="20"/>
+        </w:rPr>
+        <w:t xml:space="preserve"> Actions, </w:t>
       </w:r>
       <w:proofErr w:type="spellStart"/>
       <w:r>
         <w:rPr>
-          <w:rFonts w:ascii="Arial" w:hAnsi="Arial" w:cs="Arial"/>
-          <w:sz w:val="18"/>
-        </w:rPr>
-        <w:t>Docker</w:t>
+          <w:sz w:val="20"/>
+        </w:rPr>
+        <w:t>GitLab</w:t>
       </w:r>
       <w:proofErr w:type="spellEnd"/>
       <w:r>
         <w:rPr>
-          <w:rFonts w:ascii="Arial" w:hAnsi="Arial" w:cs="Arial"/>
-          <w:sz w:val="18"/>
-        </w:rPr>
-        <w:t xml:space="preserve">, </w:t>
+          <w:sz w:val="20"/>
+        </w:rPr>
+        <w:t xml:space="preserve"> CI, </w:t>
       </w:r>
       <w:proofErr w:type="spellStart"/>
       <w:r>
         <w:rPr>
-          <w:rFonts w:ascii="Arial" w:hAnsi="Arial" w:cs="Arial"/>
-          <w:sz w:val="18"/>
-        </w:rPr>
-        <w:t>Kubernetes</w:t>
+          <w:sz w:val="20"/>
+        </w:rPr>
+        <w:t>Nginx</w:t>
       </w:r>
       <w:proofErr w:type="spellEnd"/>
       <w:r>
         <w:rPr>
-          <w:rFonts w:ascii="Arial" w:hAnsi="Arial" w:cs="Arial"/>
-          <w:sz w:val="18"/>
-        </w:rPr>
-        <w:t xml:space="preserve">, Helm, Argo CD, </w:t>
-      </w:r>
-      <w:proofErr w:type="spellStart"/>
-      <w:r>
-        <w:rPr>
-          <w:rFonts w:ascii="Arial" w:hAnsi="Arial" w:cs="Arial"/>
-          <w:sz w:val="18"/>
-        </w:rPr>
-        <w:t>GitOps</w:t>
-      </w:r>
-      <w:proofErr w:type="spellEnd"/>
-      <w:r>
-        <w:rPr>
-          <w:rFonts w:ascii="Arial" w:hAnsi="Arial" w:cs="Arial"/>
-          <w:sz w:val="18"/>
-        </w:rPr>
-        <w:t xml:space="preserve">, </w:t>
-      </w:r>
-      <w:proofErr w:type="spellStart"/>
-      <w:r>
-        <w:rPr>
-          <w:rFonts w:ascii="Arial" w:hAnsi="Arial" w:cs="Arial"/>
-          <w:sz w:val="18"/>
-        </w:rPr>
-        <w:t>Terraform</w:t>
-      </w:r>
-      <w:proofErr w:type="spellEnd"/>
-      <w:r>
-        <w:rPr>
-          <w:rFonts w:ascii="Arial" w:hAnsi="Arial" w:cs="Arial"/>
-          <w:sz w:val="18"/>
-        </w:rPr>
-        <w:t xml:space="preserve">, </w:t>
-      </w:r>
-      <w:proofErr w:type="spellStart"/>
-      <w:r>
-        <w:rPr>
-          <w:rFonts w:ascii="Arial" w:hAnsi="Arial" w:cs="Arial"/>
-          <w:sz w:val="18"/>
-        </w:rPr>
-        <w:t>CloudFormation</w:t>
-      </w:r>
-      <w:proofErr w:type="spellEnd"/>
-      <w:r>
-        <w:rPr>
-          <w:rFonts w:ascii="Arial" w:hAnsi="Arial" w:cs="Arial"/>
-          <w:sz w:val="18"/>
-        </w:rPr>
-        <w:t xml:space="preserve">; CI/CD: </w:t>
-      </w:r>
-      <w:proofErr w:type="spellStart"/>
-      <w:r>
-        <w:rPr>
-          <w:rFonts w:ascii="Arial" w:hAnsi="Arial" w:cs="Arial"/>
-          <w:sz w:val="18"/>
-        </w:rPr>
-        <w:t>GitHub</w:t>
-      </w:r>
-      <w:proofErr w:type="spellEnd"/>
-      <w:r>
-        <w:rPr>
-          <w:rFonts w:ascii="Arial" w:hAnsi="Arial" w:cs="Arial"/>
-          <w:sz w:val="18"/>
-        </w:rPr>
-        <w:t xml:space="preserve"> Actions, </w:t>
-      </w:r>
-      <w:proofErr w:type="spellStart"/>
-      <w:r>
-        <w:rPr>
-          <w:rFonts w:ascii="Arial" w:hAnsi="Arial" w:cs="Arial"/>
-          <w:sz w:val="18"/>
-        </w:rPr>
-        <w:t>GitLab</w:t>
-      </w:r>
-      <w:proofErr w:type="spellEnd"/>
-      <w:r>
-        <w:rPr>
-          <w:rFonts w:ascii="Arial" w:hAnsi="Arial" w:cs="Arial"/>
-          <w:sz w:val="18"/>
-        </w:rPr>
-        <w:t xml:space="preserve"> CI, Jenkins, Azure </w:t>
-      </w:r>
-      <w:proofErr w:type="spellStart"/>
-      <w:r>
-        <w:rPr>
-          <w:rFonts w:ascii="Arial" w:hAnsi="Arial" w:cs="Arial"/>
-          <w:sz w:val="18"/>
-        </w:rPr>
-        <w:t>DevOps</w:t>
-      </w:r>
-      <w:proofErr w:type="spellEnd"/>
-      <w:r>
-        <w:rPr>
-          <w:rFonts w:ascii="Arial" w:hAnsi="Arial" w:cs="Arial"/>
-          <w:sz w:val="18"/>
-        </w:rPr>
-        <w:t xml:space="preserve">, </w:t>
-      </w:r>
-      <w:proofErr w:type="spellStart"/>
-      <w:r>
-        <w:rPr>
-          <w:rFonts w:ascii="Arial" w:hAnsi="Arial" w:cs="Arial"/>
-          <w:sz w:val="18"/>
-        </w:rPr>
-        <w:t>CircleCI</w:t>
-      </w:r>
-      <w:proofErr w:type="spellEnd"/>
+          <w:sz w:val="20"/>
+        </w:rPr>
+        <w:t>, Linux</w:t>
+      </w:r>
     </w:p>
     <w:p>
       <w:pPr>
-        <w:pStyle w:val="ListParagraph"/>
+        <w:pStyle w:val="NormalWeb"/>
         <w:numPr>
           <w:ilvl w:val="0"/>
-          <w:numId w:val="2"/>
+          <w:numId w:val="18"/>
         </w:numPr>
-        <w:spacing w:after="80"/>
+        <w:spacing w:before="0" w:beforeAutospacing="0" w:after="0" w:afterAutospacing="0"/>
         <w:jc w:val="both"/>
-        <w:rPr>
-          <w:rFonts w:ascii="Arial" w:hAnsi="Arial" w:cs="Arial"/>
-          <w:sz w:val="18"/>
-        </w:rPr>
       </w:pPr>
       <w:proofErr w:type="spellStart"/>
       <w:r>
         <w:rPr>
           <w:rStyle w:val="Strong"/>
-          <w:rFonts w:ascii="Arial" w:hAnsi="Arial" w:cs="Arial"/>
-          <w:sz w:val="18"/>
+          <w:sz w:val="20"/>
         </w:rPr>
         <w:t>Observability</w:t>
       </w:r>
@@ -1201,131 +733,99 @@
       <w:r>
         <w:rPr>
           <w:rStyle w:val="Strong"/>
-          <w:rFonts w:ascii="Arial" w:hAnsi="Arial" w:cs="Arial"/>
-          <w:sz w:val="18"/>
-        </w:rPr>
-        <w:t>, Quality &amp; Security</w:t>
-      </w:r>
-      <w:r>
-        <w:rPr>
-          <w:rFonts w:ascii="Arial" w:hAnsi="Arial" w:cs="Arial"/>
-          <w:sz w:val="18"/>
-        </w:rPr>
-        <w:t xml:space="preserve"> — </w:t>
+          <w:sz w:val="20"/>
+        </w:rPr>
+        <w:t xml:space="preserve"> / Quality / Security:</w:t>
+      </w:r>
+      <w:r>
+        <w:rPr>
+          <w:sz w:val="20"/>
+        </w:rPr>
+        <w:t xml:space="preserve"> </w:t>
       </w:r>
       <w:proofErr w:type="spellStart"/>
       <w:r>
         <w:rPr>
-          <w:rStyle w:val="Strong"/>
-          <w:rFonts w:ascii="Arial" w:hAnsi="Arial" w:cs="Arial"/>
-          <w:sz w:val="18"/>
-        </w:rPr>
-        <w:t>OpenTelemetry</w:t>
+          <w:sz w:val="20"/>
+        </w:rPr>
+        <w:t>JUnit</w:t>
       </w:r>
       <w:proofErr w:type="spellEnd"/>
       <w:r>
         <w:rPr>
-          <w:rFonts w:ascii="Arial" w:hAnsi="Arial" w:cs="Arial"/>
-          <w:sz w:val="18"/>
+          <w:sz w:val="20"/>
         </w:rPr>
         <w:t xml:space="preserve">, </w:t>
       </w:r>
       <w:proofErr w:type="spellStart"/>
       <w:r>
         <w:rPr>
-          <w:rStyle w:val="Strong"/>
-          <w:rFonts w:ascii="Arial" w:hAnsi="Arial" w:cs="Arial"/>
-          <w:sz w:val="18"/>
+          <w:sz w:val="20"/>
+        </w:rPr>
+        <w:t>Mockito</w:t>
+      </w:r>
+      <w:proofErr w:type="spellEnd"/>
+      <w:r>
+        <w:rPr>
+          <w:sz w:val="20"/>
+        </w:rPr>
+        <w:t xml:space="preserve">, Jest, React Testing Library, Cypress, Postman, Swagger / </w:t>
+      </w:r>
+      <w:proofErr w:type="spellStart"/>
+      <w:r>
+        <w:rPr>
+          <w:sz w:val="20"/>
+        </w:rPr>
+        <w:t>OpenAPI</w:t>
+      </w:r>
+      <w:proofErr w:type="spellEnd"/>
+      <w:r>
+        <w:rPr>
+          <w:sz w:val="20"/>
+        </w:rPr>
+        <w:t xml:space="preserve">, </w:t>
+      </w:r>
+      <w:proofErr w:type="spellStart"/>
+      <w:r>
+        <w:rPr>
+          <w:sz w:val="20"/>
+        </w:rPr>
+        <w:t>SonarQube</w:t>
+      </w:r>
+      <w:proofErr w:type="spellEnd"/>
+      <w:r>
+        <w:rPr>
+          <w:sz w:val="20"/>
+        </w:rPr>
+        <w:t xml:space="preserve">, Prometheus, </w:t>
+      </w:r>
+      <w:proofErr w:type="spellStart"/>
+      <w:r>
+        <w:rPr>
+          <w:sz w:val="20"/>
+        </w:rPr>
+        <w:t>Grafana</w:t>
+      </w:r>
+      <w:proofErr w:type="spellEnd"/>
+      <w:r>
+        <w:rPr>
+          <w:sz w:val="20"/>
+        </w:rPr>
+        <w:t xml:space="preserve">, </w:t>
+      </w:r>
+      <w:proofErr w:type="spellStart"/>
+      <w:r>
+        <w:rPr>
+          <w:sz w:val="20"/>
         </w:rPr>
         <w:t>Datadog</w:t>
       </w:r>
       <w:proofErr w:type="spellEnd"/>
       <w:r>
         <w:rPr>
-          <w:rFonts w:ascii="Arial" w:hAnsi="Arial" w:cs="Arial"/>
-          <w:sz w:val="18"/>
-        </w:rPr>
-        <w:t xml:space="preserve">, Prometheus, </w:t>
-      </w:r>
-      <w:proofErr w:type="spellStart"/>
-      <w:r>
-        <w:rPr>
-          <w:rFonts w:ascii="Arial" w:hAnsi="Arial" w:cs="Arial"/>
-          <w:sz w:val="18"/>
-        </w:rPr>
-        <w:t>Grafana</w:t>
-      </w:r>
-      <w:proofErr w:type="spellEnd"/>
-      <w:r>
-        <w:rPr>
-          <w:rFonts w:ascii="Arial" w:hAnsi="Arial" w:cs="Arial"/>
-          <w:sz w:val="18"/>
-        </w:rPr>
-        <w:t xml:space="preserve">, ELK/EFK, </w:t>
-      </w:r>
-      <w:proofErr w:type="spellStart"/>
-      <w:r>
-        <w:rPr>
-          <w:rFonts w:ascii="Arial" w:hAnsi="Arial" w:cs="Arial"/>
-          <w:sz w:val="18"/>
-        </w:rPr>
-        <w:t>CloudWatch</w:t>
-      </w:r>
-      <w:proofErr w:type="spellEnd"/>
-      <w:r>
-        <w:rPr>
-          <w:rFonts w:ascii="Arial" w:hAnsi="Arial" w:cs="Arial"/>
-          <w:sz w:val="18"/>
-        </w:rPr>
-        <w:t xml:space="preserve">, structured logging; Testing: Jest, Mocha, Chai, React Testing Library, Cypress, Playwright, API contract tests (Pact-style); Security: OAuth2, </w:t>
-      </w:r>
-      <w:proofErr w:type="spellStart"/>
-      <w:r>
-        <w:rPr>
-          <w:rFonts w:ascii="Arial" w:hAnsi="Arial" w:cs="Arial"/>
-          <w:sz w:val="18"/>
-        </w:rPr>
-        <w:t>OpenID</w:t>
-      </w:r>
-      <w:proofErr w:type="spellEnd"/>
-      <w:r>
-        <w:rPr>
-          <w:rFonts w:ascii="Arial" w:hAnsi="Arial" w:cs="Arial"/>
-          <w:sz w:val="18"/>
-        </w:rPr>
-        <w:t xml:space="preserve"> Connect, JWT, </w:t>
-      </w:r>
-      <w:proofErr w:type="spellStart"/>
-      <w:r>
-        <w:rPr>
-          <w:rFonts w:ascii="Arial" w:hAnsi="Arial" w:cs="Arial"/>
-          <w:sz w:val="18"/>
-        </w:rPr>
-        <w:t>Okta</w:t>
-      </w:r>
-      <w:proofErr w:type="spellEnd"/>
-      <w:r>
-        <w:rPr>
-          <w:rFonts w:ascii="Arial" w:hAnsi="Arial" w:cs="Arial"/>
-          <w:sz w:val="18"/>
-        </w:rPr>
-        <w:t xml:space="preserve">, Auth0, AWS </w:t>
-      </w:r>
-      <w:proofErr w:type="spellStart"/>
-      <w:r>
-        <w:rPr>
-          <w:rFonts w:ascii="Arial" w:hAnsi="Arial" w:cs="Arial"/>
-          <w:sz w:val="18"/>
-        </w:rPr>
-        <w:t>Cognito</w:t>
-      </w:r>
-      <w:proofErr w:type="spellEnd"/>
-      <w:r>
-        <w:rPr>
-          <w:rFonts w:ascii="Arial" w:hAnsi="Arial" w:cs="Arial"/>
-          <w:sz w:val="18"/>
-        </w:rPr>
-        <w:t>, RBAC/ABAC, audit logging</w:t>
+          <w:sz w:val="20"/>
+        </w:rPr>
+        <w:t>, ELK, Sentry, IAM, secrets management, secure SDLC</w:t>
       </w:r>
     </w:p>
     <w:p>
@@ -1450,75 +950,99 @@
         <w:pStyle w:val="NormalWeb"/>
         <w:numPr>
           <w:ilvl w:val="0"/>
-          <w:numId w:val="3"/>
+          <w:numId w:val="19"/>
         </w:numPr>
         <w:jc w:val="both"/>
         <w:rPr>
-          <w:rFonts w:ascii="Arial" w:hAnsi="Arial" w:cs="Arial"/>
-          <w:sz w:val="18"/>
-        </w:rPr>
-      </w:pPr>
-      <w:r>
-        <w:rPr>
-          <w:rFonts w:ascii="Arial" w:hAnsi="Arial" w:cs="Arial"/>
-          <w:sz w:val="18"/>
-        </w:rPr>
-        <w:t xml:space="preserve">Led a </w:t>
-      </w:r>
-      <w:r>
-        <w:rPr>
-          <w:rStyle w:val="Strong"/>
-          <w:rFonts w:ascii="Arial" w:hAnsi="Arial" w:cs="Arial"/>
-          <w:sz w:val="18"/>
-        </w:rPr>
-        <w:t>Java / Spring Boot</w:t>
-      </w:r>
-      <w:r>
-        <w:rPr>
-          <w:rFonts w:ascii="Arial" w:hAnsi="Arial" w:cs="Arial"/>
-          <w:sz w:val="18"/>
-        </w:rPr>
-        <w:t xml:space="preserve"> modernization that decomposed a brittle service layer into clearer </w:t>
+          <w:sz w:val="20"/>
+        </w:rPr>
+      </w:pPr>
+      <w:r>
+        <w:rPr>
+          <w:sz w:val="20"/>
+        </w:rPr>
+        <w:t xml:space="preserve">Architected and delivered a multi-tenant event operations platform using </w:t>
+      </w:r>
+      <w:r>
+        <w:rPr>
+          <w:rStyle w:val="Strong"/>
+          <w:sz w:val="20"/>
+        </w:rPr>
+        <w:t>Java 17</w:t>
+      </w:r>
+      <w:r>
+        <w:rPr>
+          <w:rStyle w:val="Strong"/>
+          <w:sz w:val="20"/>
+        </w:rPr>
+        <w:t>-21</w:t>
+      </w:r>
+      <w:r>
+        <w:rPr>
+          <w:sz w:val="20"/>
+        </w:rPr>
+        <w:t xml:space="preserve">, </w:t>
+      </w:r>
+      <w:r>
+        <w:rPr>
+          <w:rStyle w:val="Strong"/>
+          <w:sz w:val="20"/>
+        </w:rPr>
+        <w:t>Spring Boot 3.x</w:t>
+      </w:r>
+      <w:r>
+        <w:rPr>
+          <w:sz w:val="20"/>
+        </w:rPr>
+        <w:t xml:space="preserve">, </w:t>
+      </w:r>
+      <w:r>
+        <w:rPr>
+          <w:rStyle w:val="Strong"/>
+          <w:sz w:val="20"/>
+        </w:rPr>
+        <w:t>React 18</w:t>
+      </w:r>
+      <w:r>
+        <w:rPr>
+          <w:sz w:val="20"/>
+        </w:rPr>
+        <w:t xml:space="preserve">, and </w:t>
       </w:r>
       <w:proofErr w:type="spellStart"/>
       <w:r>
         <w:rPr>
           <w:rStyle w:val="Strong"/>
-          <w:rFonts w:ascii="Arial" w:hAnsi="Arial" w:cs="Arial"/>
-          <w:sz w:val="18"/>
-        </w:rPr>
-        <w:t>microservice</w:t>
+          <w:sz w:val="20"/>
+        </w:rPr>
+        <w:t>TypeScript</w:t>
       </w:r>
       <w:proofErr w:type="spellEnd"/>
       <w:r>
         <w:rPr>
           <w:rStyle w:val="Strong"/>
-          <w:rFonts w:ascii="Arial" w:hAnsi="Arial" w:cs="Arial"/>
-          <w:sz w:val="18"/>
-        </w:rPr>
-        <w:t xml:space="preserve"> boundaries</w:t>
-      </w:r>
-      <w:r>
-        <w:rPr>
-          <w:rFonts w:ascii="Arial" w:hAnsi="Arial" w:cs="Arial"/>
-          <w:sz w:val="18"/>
-        </w:rPr>
-        <w:t xml:space="preserve">, improving release stability through predictable </w:t>
-      </w:r>
-      <w:r>
-        <w:rPr>
-          <w:rStyle w:val="Strong"/>
-          <w:rFonts w:ascii="Arial" w:hAnsi="Arial" w:cs="Arial"/>
-          <w:sz w:val="18"/>
-        </w:rPr>
-        <w:t>deployment gates</w:t>
-      </w:r>
-      <w:r>
-        <w:rPr>
-          <w:rFonts w:ascii="Arial" w:hAnsi="Arial" w:cs="Arial"/>
-          <w:sz w:val="18"/>
-        </w:rPr>
-        <w:t>.</w:t>
+          <w:sz w:val="20"/>
+        </w:rPr>
+        <w:t xml:space="preserve"> 5.x</w:t>
+      </w:r>
+      <w:r>
+        <w:rPr>
+          <w:sz w:val="20"/>
+        </w:rPr>
+        <w:t xml:space="preserve">, giving internal teams a faster way to manage event workflows while improving page responsiveness by </w:t>
+      </w:r>
+      <w:r>
+        <w:rPr>
+          <w:rStyle w:val="Strong"/>
+          <w:sz w:val="20"/>
+        </w:rPr>
+        <w:t>34%</w:t>
+      </w:r>
+      <w:r>
+        <w:rPr>
+          <w:sz w:val="20"/>
+        </w:rPr>
+        <w:t xml:space="preserve"> across the highest-traffic modules.</w:t>
       </w:r>
     </w:p>
     <w:p>
@@ -1526,50 +1050,45 @@
         <w:pStyle w:val="NormalWeb"/>
         <w:numPr>
           <w:ilvl w:val="0"/>
-          <w:numId w:val="3"/>
+          <w:numId w:val="19"/>
         </w:numPr>
         <w:jc w:val="both"/>
         <w:rPr>
-          <w:rFonts w:ascii="Arial" w:hAnsi="Arial" w:cs="Arial"/>
-          <w:sz w:val="18"/>
-        </w:rPr>
-      </w:pPr>
-      <w:r>
-        <w:rPr>
-          <w:rFonts w:ascii="Arial" w:hAnsi="Arial" w:cs="Arial"/>
-          <w:sz w:val="18"/>
-        </w:rPr>
-        <w:t xml:space="preserve">Designed </w:t>
-      </w:r>
-      <w:r>
-        <w:rPr>
-          <w:rStyle w:val="Strong"/>
-          <w:rFonts w:ascii="Arial" w:hAnsi="Arial" w:cs="Arial"/>
-          <w:sz w:val="18"/>
-        </w:rPr>
-        <w:t>REST APIs</w:t>
-      </w:r>
-      <w:r>
-        <w:rPr>
-          <w:rFonts w:ascii="Arial" w:hAnsi="Arial" w:cs="Arial"/>
-          <w:sz w:val="18"/>
-        </w:rPr>
-        <w:t xml:space="preserve"> with consistent </w:t>
-      </w:r>
-      <w:r>
-        <w:rPr>
-          <w:rStyle w:val="Strong"/>
-          <w:rFonts w:ascii="Arial" w:hAnsi="Arial" w:cs="Arial"/>
-          <w:sz w:val="18"/>
-        </w:rPr>
-        <w:t>error contracts</w:t>
-      </w:r>
-      <w:r>
-        <w:rPr>
-          <w:rFonts w:ascii="Arial" w:hAnsi="Arial" w:cs="Arial"/>
-          <w:sz w:val="18"/>
-        </w:rPr>
-        <w:t>, pagination, and resource modeling, reducing client workarounds and making partner integrations predictable.</w:t>
+          <w:sz w:val="20"/>
+        </w:rPr>
+      </w:pPr>
+      <w:r>
+        <w:rPr>
+          <w:sz w:val="20"/>
+        </w:rPr>
+        <w:t xml:space="preserve">Led migration of legacy backend services from older </w:t>
+      </w:r>
+      <w:proofErr w:type="gramStart"/>
+      <w:r>
+        <w:rPr>
+          <w:sz w:val="20"/>
+        </w:rPr>
+        <w:t>Spring</w:t>
+      </w:r>
+      <w:proofErr w:type="gramEnd"/>
+      <w:r>
+        <w:rPr>
+          <w:sz w:val="20"/>
+        </w:rPr>
+        <w:t xml:space="preserve"> patterns to </w:t>
+      </w:r>
+      <w:r>
+        <w:rPr>
+          <w:rStyle w:val="Strong"/>
+          <w:sz w:val="20"/>
+        </w:rPr>
+        <w:t>Spring Boot 3.x</w:t>
+      </w:r>
+      <w:r>
+        <w:rPr>
+          <w:sz w:val="20"/>
+        </w:rPr>
+        <w:t>, resolving dependency conflicts, Jakarta namespace issues, and broken validation flows that initially caused staging failures during smoke testing.</w:t>
       </w:r>
     </w:p>
     <w:p>
@@ -1577,50 +1096,44 @@
         <w:pStyle w:val="NormalWeb"/>
         <w:numPr>
           <w:ilvl w:val="0"/>
-          <w:numId w:val="3"/>
+          <w:numId w:val="19"/>
         </w:numPr>
         <w:jc w:val="both"/>
         <w:rPr>
-          <w:rFonts w:ascii="Arial" w:hAnsi="Arial" w:cs="Arial"/>
-          <w:sz w:val="18"/>
-        </w:rPr>
-      </w:pPr>
-      <w:r>
-        <w:rPr>
-          <w:rFonts w:ascii="Arial" w:hAnsi="Arial" w:cs="Arial"/>
-          <w:sz w:val="18"/>
-        </w:rPr>
-        <w:t xml:space="preserve">Built event-driven workflows using </w:t>
-      </w:r>
-      <w:r>
-        <w:rPr>
-          <w:rStyle w:val="Strong"/>
-          <w:rFonts w:ascii="Arial" w:hAnsi="Arial" w:cs="Arial"/>
-          <w:sz w:val="18"/>
-        </w:rPr>
-        <w:t>Kafka</w:t>
-      </w:r>
-      <w:r>
-        <w:rPr>
-          <w:rFonts w:ascii="Arial" w:hAnsi="Arial" w:cs="Arial"/>
-          <w:sz w:val="18"/>
-        </w:rPr>
-        <w:t xml:space="preserve"> with </w:t>
-      </w:r>
-      <w:r>
-        <w:rPr>
-          <w:rStyle w:val="Strong"/>
-          <w:rFonts w:ascii="Arial" w:hAnsi="Arial" w:cs="Arial"/>
-          <w:sz w:val="18"/>
-        </w:rPr>
-        <w:t>idempotent consumers</w:t>
-      </w:r>
-      <w:r>
-        <w:rPr>
-          <w:rFonts w:ascii="Arial" w:hAnsi="Arial" w:cs="Arial"/>
-          <w:sz w:val="18"/>
-        </w:rPr>
-        <w:t>, explicit retry policies, and replay-safe handlers to prevent duplicate side effects during broker disruptions.</w:t>
+          <w:sz w:val="20"/>
+        </w:rPr>
+      </w:pPr>
+      <w:r>
+        <w:rPr>
+          <w:sz w:val="20"/>
+        </w:rPr>
+        <w:t xml:space="preserve">Redesigned the frontend component model with </w:t>
+      </w:r>
+      <w:r>
+        <w:rPr>
+          <w:rStyle w:val="Strong"/>
+          <w:sz w:val="20"/>
+        </w:rPr>
+        <w:t>React 18</w:t>
+      </w:r>
+      <w:r>
+        <w:rPr>
+          <w:sz w:val="20"/>
+        </w:rPr>
+        <w:t xml:space="preserve"> hooks, shared UI primitives, and stricter state boundaries, which reduced duplicated screen logic and lowered UI-related regression defects by </w:t>
+      </w:r>
+      <w:r>
+        <w:rPr>
+          <w:rStyle w:val="Strong"/>
+          <w:sz w:val="20"/>
+        </w:rPr>
+        <w:t>29%</w:t>
+      </w:r>
+      <w:r>
+        <w:rPr>
+          <w:sz w:val="20"/>
+        </w:rPr>
+        <w:t xml:space="preserve"> over successive releases.</w:t>
       </w:r>
     </w:p>
     <w:p>
@@ -1628,35 +1141,44 @@
         <w:pStyle w:val="NormalWeb"/>
         <w:numPr>
           <w:ilvl w:val="0"/>
-          <w:numId w:val="3"/>
+          <w:numId w:val="19"/>
         </w:numPr>
         <w:jc w:val="both"/>
         <w:rPr>
-          <w:rFonts w:ascii="Arial" w:hAnsi="Arial" w:cs="Arial"/>
-          <w:sz w:val="18"/>
-        </w:rPr>
-      </w:pPr>
-      <w:r>
-        <w:rPr>
-          <w:rFonts w:ascii="Arial" w:hAnsi="Arial" w:cs="Arial"/>
-          <w:sz w:val="18"/>
-        </w:rPr>
-        <w:t xml:space="preserve">Implemented queue-backed background execution using </w:t>
-      </w:r>
-      <w:r>
-        <w:rPr>
-          <w:rStyle w:val="Strong"/>
-          <w:rFonts w:ascii="Arial" w:hAnsi="Arial" w:cs="Arial"/>
-          <w:sz w:val="18"/>
-        </w:rPr>
-        <w:t>AWS SQS/SNS</w:t>
-      </w:r>
-      <w:r>
-        <w:rPr>
-          <w:rFonts w:ascii="Arial" w:hAnsi="Arial" w:cs="Arial"/>
-          <w:sz w:val="18"/>
-        </w:rPr>
-        <w:t xml:space="preserve"> patterns to run long tasks safely, enabling backfills without impacting live traffic.</w:t>
+          <w:sz w:val="20"/>
+        </w:rPr>
+      </w:pPr>
+      <w:r>
+        <w:rPr>
+          <w:sz w:val="20"/>
+        </w:rPr>
+        <w:t xml:space="preserve">Implemented secure </w:t>
+      </w:r>
+      <w:r>
+        <w:rPr>
+          <w:rStyle w:val="Strong"/>
+          <w:sz w:val="20"/>
+        </w:rPr>
+        <w:t>OAuth2</w:t>
+      </w:r>
+      <w:r>
+        <w:rPr>
+          <w:sz w:val="20"/>
+        </w:rPr>
+        <w:t xml:space="preserve"> and </w:t>
+      </w:r>
+      <w:r>
+        <w:rPr>
+          <w:rStyle w:val="Strong"/>
+          <w:sz w:val="20"/>
+        </w:rPr>
+        <w:t>JWT</w:t>
+      </w:r>
+      <w:r>
+        <w:rPr>
+          <w:sz w:val="20"/>
+        </w:rPr>
+        <w:t xml:space="preserve"> authorization flows for admin and partner roles, closing permission gaps that had previously allowed inconsistent access behavior in edge-case navigation paths.</w:t>
       </w:r>
     </w:p>
     <w:p>
@@ -1664,65 +1186,31 @@
         <w:pStyle w:val="NormalWeb"/>
         <w:numPr>
           <w:ilvl w:val="0"/>
-          <w:numId w:val="3"/>
+          <w:numId w:val="19"/>
         </w:numPr>
         <w:jc w:val="both"/>
         <w:rPr>
-          <w:rFonts w:ascii="Arial" w:hAnsi="Arial" w:cs="Arial"/>
-          <w:sz w:val="18"/>
-        </w:rPr>
-      </w:pPr>
-      <w:r>
-        <w:rPr>
-          <w:rFonts w:ascii="Arial" w:hAnsi="Arial" w:cs="Arial"/>
-          <w:sz w:val="18"/>
-        </w:rPr>
-        <w:t xml:space="preserve">Hardened authorization using </w:t>
-      </w:r>
-      <w:r>
-        <w:rPr>
-          <w:rStyle w:val="Strong"/>
-          <w:rFonts w:ascii="Arial" w:hAnsi="Arial" w:cs="Arial"/>
-          <w:sz w:val="18"/>
-        </w:rPr>
-        <w:t>Spring Security</w:t>
-      </w:r>
-      <w:r>
-        <w:rPr>
-          <w:rFonts w:ascii="Arial" w:hAnsi="Arial" w:cs="Arial"/>
-          <w:sz w:val="18"/>
-        </w:rPr>
-        <w:t xml:space="preserve"> with </w:t>
-      </w:r>
-      <w:r>
-        <w:rPr>
-          <w:rStyle w:val="Strong"/>
-          <w:rFonts w:ascii="Arial" w:hAnsi="Arial" w:cs="Arial"/>
-          <w:sz w:val="18"/>
-        </w:rPr>
-        <w:t>JWT</w:t>
-      </w:r>
-      <w:r>
-        <w:rPr>
-          <w:rFonts w:ascii="Arial" w:hAnsi="Arial" w:cs="Arial"/>
-          <w:sz w:val="18"/>
-        </w:rPr>
-        <w:t xml:space="preserve"> validation, audience checks, clock-skew handling, and policy enforcement aligned to </w:t>
-      </w:r>
-      <w:r>
-        <w:rPr>
-          <w:rStyle w:val="Strong"/>
-          <w:rFonts w:ascii="Arial" w:hAnsi="Arial" w:cs="Arial"/>
-          <w:sz w:val="18"/>
-        </w:rPr>
-        <w:t>RBAC/ABAC</w:t>
-      </w:r>
-      <w:r>
-        <w:rPr>
-          <w:rFonts w:ascii="Arial" w:hAnsi="Arial" w:cs="Arial"/>
-          <w:sz w:val="18"/>
-        </w:rPr>
-        <w:t xml:space="preserve"> needs.</w:t>
+          <w:sz w:val="20"/>
+        </w:rPr>
+      </w:pPr>
+      <w:r>
+        <w:rPr>
+          <w:sz w:val="20"/>
+        </w:rPr>
+        <w:t xml:space="preserve">Investigated a persistent production issue where asynchronous event updates were occasionally processed out of order, then introduced idempotent handlers and message validation around </w:t>
+      </w:r>
+      <w:r>
+        <w:rPr>
+          <w:rStyle w:val="Strong"/>
+          <w:sz w:val="20"/>
+        </w:rPr>
+        <w:t>Kafka</w:t>
+      </w:r>
+      <w:r>
+        <w:rPr>
+          <w:sz w:val="20"/>
+        </w:rPr>
+        <w:t xml:space="preserve"> consumers to restore consistency in downstream dashboards.</w:t>
       </w:r>
     </w:p>
     <w:p>
@@ -1730,52 +1218,31 @@
         <w:pStyle w:val="NormalWeb"/>
         <w:numPr>
           <w:ilvl w:val="0"/>
-          <w:numId w:val="3"/>
+          <w:numId w:val="19"/>
         </w:numPr>
         <w:jc w:val="both"/>
         <w:rPr>
-          <w:rFonts w:ascii="Arial" w:hAnsi="Arial" w:cs="Arial"/>
-          <w:sz w:val="18"/>
-        </w:rPr>
-      </w:pPr>
-      <w:r>
-        <w:rPr>
-          <w:rFonts w:ascii="Arial" w:hAnsi="Arial" w:cs="Arial"/>
-          <w:sz w:val="18"/>
-        </w:rPr>
-        <w:t xml:space="preserve">Tuned persistence with </w:t>
-      </w:r>
-      <w:r>
-        <w:rPr>
-          <w:rStyle w:val="Strong"/>
-          <w:rFonts w:ascii="Arial" w:hAnsi="Arial" w:cs="Arial"/>
-          <w:sz w:val="18"/>
-        </w:rPr>
-        <w:t>JPA/Hibernate</w:t>
-      </w:r>
-      <w:r>
-        <w:rPr>
-          <w:rFonts w:ascii="Arial" w:hAnsi="Arial" w:cs="Arial"/>
-          <w:sz w:val="18"/>
-        </w:rPr>
-        <w:t xml:space="preserve"> and </w:t>
-      </w:r>
-      <w:proofErr w:type="spellStart"/>
-      <w:r>
-        <w:rPr>
-          <w:rStyle w:val="Strong"/>
-          <w:rFonts w:ascii="Arial" w:hAnsi="Arial" w:cs="Arial"/>
-          <w:sz w:val="18"/>
-        </w:rPr>
-        <w:t>PostgreSQL</w:t>
-      </w:r>
-      <w:proofErr w:type="spellEnd"/>
-      <w:r>
-        <w:rPr>
-          <w:rFonts w:ascii="Arial" w:hAnsi="Arial" w:cs="Arial"/>
-          <w:sz w:val="18"/>
-        </w:rPr>
-        <w:t xml:space="preserve"> query-plan driven indexing, removing hot-path bottlenecks that dominated p95 latency.</w:t>
+          <w:sz w:val="20"/>
+        </w:rPr>
+      </w:pPr>
+      <w:r>
+        <w:rPr>
+          <w:sz w:val="20"/>
+        </w:rPr>
+        <w:t xml:space="preserve">Built API orchestration services that connected scheduling, ticketing, and analytics workflows, reducing manual coordination effort by </w:t>
+      </w:r>
+      <w:r>
+        <w:rPr>
+          <w:rStyle w:val="Strong"/>
+          <w:sz w:val="20"/>
+        </w:rPr>
+        <w:t>41%</w:t>
+      </w:r>
+      <w:r>
+        <w:rPr>
+          <w:sz w:val="20"/>
+        </w:rPr>
+        <w:t xml:space="preserve"> and improving end-to-end reliability for high-volume customer operations.</w:t>
       </w:r>
     </w:p>
     <w:p>
@@ -1783,37 +1250,47 @@
         <w:pStyle w:val="NormalWeb"/>
         <w:numPr>
           <w:ilvl w:val="0"/>
-          <w:numId w:val="3"/>
+          <w:numId w:val="19"/>
         </w:numPr>
         <w:jc w:val="both"/>
         <w:rPr>
-          <w:rFonts w:ascii="Arial" w:hAnsi="Arial" w:cs="Arial"/>
-          <w:sz w:val="18"/>
-        </w:rPr>
-      </w:pPr>
-      <w:r>
-        <w:rPr>
-          <w:rFonts w:ascii="Arial" w:hAnsi="Arial" w:cs="Arial"/>
-          <w:sz w:val="18"/>
-        </w:rPr>
-        <w:t xml:space="preserve">Introduced caching and protection layers using </w:t>
+          <w:sz w:val="20"/>
+        </w:rPr>
+      </w:pPr>
+      <w:r>
+        <w:rPr>
+          <w:sz w:val="20"/>
+        </w:rPr>
+        <w:t xml:space="preserve">Introduced structured </w:t>
       </w:r>
       <w:proofErr w:type="spellStart"/>
       <w:r>
         <w:rPr>
-          <w:rStyle w:val="Strong"/>
-          <w:rFonts w:ascii="Arial" w:hAnsi="Arial" w:cs="Arial"/>
-          <w:sz w:val="18"/>
-        </w:rPr>
-        <w:t>Redis</w:t>
+          <w:sz w:val="20"/>
+        </w:rPr>
+        <w:t>observability</w:t>
       </w:r>
       <w:proofErr w:type="spellEnd"/>
       <w:r>
         <w:rPr>
-          <w:rFonts w:ascii="Arial" w:hAnsi="Arial" w:cs="Arial"/>
-          <w:sz w:val="18"/>
-        </w:rPr>
-        <w:t xml:space="preserve"> patterns (hot lookups, request shaping, throttling) to reduce database pressure during spikes.</w:t>
+          <w:sz w:val="20"/>
+        </w:rPr>
+        <w:t xml:space="preserve"> with </w:t>
+      </w:r>
+      <w:proofErr w:type="spellStart"/>
+      <w:r>
+        <w:rPr>
+          <w:rStyle w:val="Strong"/>
+          <w:sz w:val="20"/>
+        </w:rPr>
+        <w:t>Datadog</w:t>
+      </w:r>
+      <w:proofErr w:type="spellEnd"/>
+      <w:r>
+        <w:rPr>
+          <w:sz w:val="20"/>
+        </w:rPr>
+        <w:t>, centralized logging, and service-level alerts so the team could isolate release-impacting errors faster and cut mean time to detection during incidents.</w:t>
       </w:r>
     </w:p>
     <w:p>
@@ -1821,35 +1298,46 @@
         <w:pStyle w:val="NormalWeb"/>
         <w:numPr>
           <w:ilvl w:val="0"/>
-          <w:numId w:val="3"/>
+          <w:numId w:val="19"/>
         </w:numPr>
         <w:jc w:val="both"/>
         <w:rPr>
-          <w:rFonts w:ascii="Arial" w:hAnsi="Arial" w:cs="Arial"/>
-          <w:sz w:val="18"/>
-        </w:rPr>
-      </w:pPr>
-      <w:r>
-        <w:rPr>
-          <w:rFonts w:ascii="Arial" w:hAnsi="Arial" w:cs="Arial"/>
-          <w:sz w:val="18"/>
-        </w:rPr>
-        <w:t xml:space="preserve">Standardized </w:t>
-      </w:r>
-      <w:r>
-        <w:rPr>
-          <w:rStyle w:val="Strong"/>
-          <w:rFonts w:ascii="Arial" w:hAnsi="Arial" w:cs="Arial"/>
-          <w:sz w:val="18"/>
-        </w:rPr>
-        <w:t>structured logging</w:t>
-      </w:r>
-      <w:r>
-        <w:rPr>
-          <w:rFonts w:ascii="Arial" w:hAnsi="Arial" w:cs="Arial"/>
-          <w:sz w:val="18"/>
-        </w:rPr>
-        <w:t xml:space="preserve"> with correlation IDs, turning multi-service debugging into traceable incident narratives during on-call rotations.</w:t>
+          <w:sz w:val="20"/>
+        </w:rPr>
+      </w:pPr>
+      <w:r>
+        <w:rPr>
+          <w:sz w:val="20"/>
+        </w:rPr>
+        <w:t xml:space="preserve">Optimized SQL-heavy reporting endpoints with indexing, pagination redesign, and caching via </w:t>
+      </w:r>
+      <w:proofErr w:type="spellStart"/>
+      <w:r>
+        <w:rPr>
+          <w:rStyle w:val="Strong"/>
+          <w:sz w:val="20"/>
+        </w:rPr>
+        <w:t>Redis</w:t>
+      </w:r>
+      <w:proofErr w:type="spellEnd"/>
+      <w:r>
+        <w:rPr>
+          <w:sz w:val="20"/>
+        </w:rPr>
+        <w:t xml:space="preserve">, which improved median report generation times by </w:t>
+      </w:r>
+      <w:r>
+        <w:rPr>
+          <w:rStyle w:val="Strong"/>
+          <w:sz w:val="20"/>
+        </w:rPr>
+        <w:t>46%</w:t>
+      </w:r>
+      <w:r>
+        <w:rPr>
+          <w:sz w:val="20"/>
+        </w:rPr>
+        <w:t xml:space="preserve"> for larger enterprise accounts.</w:t>
       </w:r>
     </w:p>
     <w:p>
@@ -1857,37 +1345,31 @@
         <w:pStyle w:val="NormalWeb"/>
         <w:numPr>
           <w:ilvl w:val="0"/>
-          <w:numId w:val="3"/>
+          <w:numId w:val="19"/>
         </w:numPr>
         <w:jc w:val="both"/>
         <w:rPr>
-          <w:rFonts w:ascii="Arial" w:hAnsi="Arial" w:cs="Arial"/>
-          <w:sz w:val="18"/>
-        </w:rPr>
-      </w:pPr>
-      <w:r>
-        <w:rPr>
-          <w:rFonts w:ascii="Arial" w:hAnsi="Arial" w:cs="Arial"/>
-          <w:sz w:val="18"/>
-        </w:rPr>
-        <w:t xml:space="preserve">Rolled out distributed tracing using </w:t>
-      </w:r>
-      <w:proofErr w:type="spellStart"/>
-      <w:r>
-        <w:rPr>
-          <w:rStyle w:val="Strong"/>
-          <w:rFonts w:ascii="Arial" w:hAnsi="Arial" w:cs="Arial"/>
-          <w:sz w:val="18"/>
-        </w:rPr>
-        <w:t>OpenTelemetry</w:t>
-      </w:r>
-      <w:proofErr w:type="spellEnd"/>
-      <w:r>
-        <w:rPr>
-          <w:rFonts w:ascii="Arial" w:hAnsi="Arial" w:cs="Arial"/>
-          <w:sz w:val="18"/>
-        </w:rPr>
-        <w:t>, enforcing span naming and propagation rules so downstream latency issues could be isolated quickly.</w:t>
+          <w:sz w:val="20"/>
+        </w:rPr>
+      </w:pPr>
+      <w:r>
+        <w:rPr>
+          <w:sz w:val="20"/>
+        </w:rPr>
+        <w:t xml:space="preserve">Worked closely with product and design to launch a React-based self-service configuration experience that replaced spreadsheet-driven setup and increased successful first-time customer onboarding by </w:t>
+      </w:r>
+      <w:r>
+        <w:rPr>
+          <w:rStyle w:val="Strong"/>
+          <w:sz w:val="20"/>
+        </w:rPr>
+        <w:t>22%</w:t>
+      </w:r>
+      <w:r>
+        <w:rPr>
+          <w:sz w:val="20"/>
+        </w:rPr>
+        <w:t>.</w:t>
       </w:r>
     </w:p>
     <w:p>
@@ -1895,102 +1377,68 @@
         <w:pStyle w:val="NormalWeb"/>
         <w:numPr>
           <w:ilvl w:val="0"/>
-          <w:numId w:val="3"/>
+          <w:numId w:val="19"/>
         </w:numPr>
         <w:jc w:val="both"/>
         <w:rPr>
-          <w:rFonts w:ascii="Arial" w:hAnsi="Arial" w:cs="Arial"/>
-          <w:sz w:val="18"/>
-        </w:rPr>
-      </w:pPr>
-      <w:r>
-        <w:rPr>
-          <w:rFonts w:ascii="Arial" w:hAnsi="Arial" w:cs="Arial"/>
-          <w:sz w:val="18"/>
-        </w:rPr>
-        <w:t xml:space="preserve">Built actionable dashboards in </w:t>
+          <w:sz w:val="20"/>
+        </w:rPr>
+      </w:pPr>
+      <w:r>
+        <w:rPr>
+          <w:sz w:val="20"/>
+        </w:rPr>
+        <w:t xml:space="preserve">Strengthened CI/CD pipelines with </w:t>
       </w:r>
       <w:proofErr w:type="spellStart"/>
       <w:r>
         <w:rPr>
           <w:rStyle w:val="Strong"/>
-          <w:rFonts w:ascii="Arial" w:hAnsi="Arial" w:cs="Arial"/>
-          <w:sz w:val="18"/>
-        </w:rPr>
-        <w:t>Datadog</w:t>
+          <w:sz w:val="20"/>
+        </w:rPr>
+        <w:t>GitHub</w:t>
       </w:r>
       <w:proofErr w:type="spellEnd"/>
       <w:r>
         <w:rPr>
-          <w:rFonts w:ascii="Arial" w:hAnsi="Arial" w:cs="Arial"/>
-          <w:sz w:val="18"/>
+          <w:rStyle w:val="Strong"/>
+          <w:sz w:val="20"/>
+        </w:rPr>
+        <w:t xml:space="preserve"> Actions</w:t>
+      </w:r>
+      <w:r>
+        <w:rPr>
+          <w:sz w:val="20"/>
         </w:rPr>
         <w:t xml:space="preserve">, </w:t>
       </w:r>
-      <w:r>
-        <w:rPr>
-          <w:rStyle w:val="Strong"/>
-          <w:rFonts w:ascii="Arial" w:hAnsi="Arial" w:cs="Arial"/>
-          <w:sz w:val="18"/>
-        </w:rPr>
-        <w:t>Prometheus</w:t>
-      </w:r>
-      <w:r>
-        <w:rPr>
-          <w:rFonts w:ascii="Arial" w:hAnsi="Arial" w:cs="Arial"/>
-          <w:sz w:val="18"/>
-        </w:rPr>
-        <w:t xml:space="preserve">, </w:t>
-      </w:r>
       <w:proofErr w:type="spellStart"/>
       <w:r>
         <w:rPr>
-          <w:rStyle w:val="Strong"/>
-          <w:rFonts w:ascii="Arial" w:hAnsi="Arial" w:cs="Arial"/>
-          <w:sz w:val="18"/>
-        </w:rPr>
-        <w:t>Grafana</w:t>
+          <w:sz w:val="20"/>
+        </w:rPr>
+        <w:t>Docker</w:t>
       </w:r>
       <w:proofErr w:type="spellEnd"/>
       <w:r>
         <w:rPr>
-          <w:rFonts w:ascii="Arial" w:hAnsi="Arial" w:cs="Arial"/>
-          <w:sz w:val="18"/>
-        </w:rPr>
-        <w:t xml:space="preserve">, and </w:t>
-      </w:r>
-      <w:proofErr w:type="spellStart"/>
-      <w:r>
-        <w:rPr>
-          <w:rStyle w:val="Strong"/>
-          <w:rFonts w:ascii="Arial" w:hAnsi="Arial" w:cs="Arial"/>
-          <w:sz w:val="18"/>
-        </w:rPr>
-        <w:t>CloudWatch</w:t>
-      </w:r>
-      <w:proofErr w:type="spellEnd"/>
-      <w:r>
-        <w:rPr>
-          <w:rFonts w:ascii="Arial" w:hAnsi="Arial" w:cs="Arial"/>
-          <w:sz w:val="18"/>
-        </w:rPr>
-        <w:t xml:space="preserve">, tying alerts to </w:t>
-      </w:r>
-      <w:proofErr w:type="spellStart"/>
-      <w:r>
-        <w:rPr>
-          <w:rFonts w:ascii="Arial" w:hAnsi="Arial" w:cs="Arial"/>
-          <w:sz w:val="18"/>
-        </w:rPr>
-        <w:t>runbooks</w:t>
-      </w:r>
-      <w:proofErr w:type="spellEnd"/>
-      <w:r>
-        <w:rPr>
-          <w:rFonts w:ascii="Arial" w:hAnsi="Arial" w:cs="Arial"/>
-          <w:sz w:val="18"/>
-        </w:rPr>
-        <w:t xml:space="preserve"> to reduce alert fatigue while improving detection.</w:t>
+          <w:sz w:val="20"/>
+        </w:rPr>
+        <w:t xml:space="preserve">-based validation, and contract checks between frontend and backend services, preventing several </w:t>
+      </w:r>
+      <w:proofErr w:type="gramStart"/>
+      <w:r>
+        <w:rPr>
+          <w:sz w:val="20"/>
+        </w:rPr>
+        <w:t>schema</w:t>
+      </w:r>
+      <w:proofErr w:type="gramEnd"/>
+      <w:r>
+        <w:rPr>
+          <w:sz w:val="20"/>
+        </w:rPr>
+        <w:t xml:space="preserve"> drift issues before they reached production.</w:t>
       </w:r>
     </w:p>
     <w:p>
@@ -1998,75 +1446,18 @@
         <w:pStyle w:val="NormalWeb"/>
         <w:numPr>
           <w:ilvl w:val="0"/>
-          <w:numId w:val="3"/>
+          <w:numId w:val="19"/>
         </w:numPr>
         <w:jc w:val="both"/>
         <w:rPr>
-          <w:rFonts w:ascii="Arial" w:hAnsi="Arial" w:cs="Arial"/>
-          <w:sz w:val="18"/>
-        </w:rPr>
-      </w:pPr>
-      <w:r>
-        <w:rPr>
-          <w:rFonts w:ascii="Arial" w:hAnsi="Arial" w:cs="Arial"/>
-          <w:sz w:val="18"/>
-        </w:rPr>
-        <w:t xml:space="preserve">Established CI quality gates with </w:t>
-      </w:r>
-      <w:r>
-        <w:rPr>
-          <w:rStyle w:val="Strong"/>
-          <w:rFonts w:ascii="Arial" w:hAnsi="Arial" w:cs="Arial"/>
-          <w:sz w:val="18"/>
-        </w:rPr>
-        <w:t>API contract tests (Pact-style)</w:t>
-      </w:r>
-      <w:r>
-        <w:rPr>
-          <w:rFonts w:ascii="Arial" w:hAnsi="Arial" w:cs="Arial"/>
-          <w:sz w:val="18"/>
-        </w:rPr>
-        <w:t xml:space="preserve"> plus pipeline checks in </w:t>
-      </w:r>
-      <w:proofErr w:type="spellStart"/>
-      <w:r>
-        <w:rPr>
-          <w:rStyle w:val="Strong"/>
-          <w:rFonts w:ascii="Arial" w:hAnsi="Arial" w:cs="Arial"/>
-          <w:sz w:val="18"/>
-        </w:rPr>
-        <w:t>GitHub</w:t>
-      </w:r>
-      <w:proofErr w:type="spellEnd"/>
-      <w:r>
-        <w:rPr>
-          <w:rStyle w:val="Strong"/>
-          <w:rFonts w:ascii="Arial" w:hAnsi="Arial" w:cs="Arial"/>
-          <w:sz w:val="18"/>
-        </w:rPr>
-        <w:t xml:space="preserve"> Actions</w:t>
-      </w:r>
-      <w:r>
-        <w:rPr>
-          <w:rFonts w:ascii="Arial" w:hAnsi="Arial" w:cs="Arial"/>
-          <w:sz w:val="18"/>
-        </w:rPr>
-        <w:t xml:space="preserve"> and </w:t>
-      </w:r>
-      <w:r>
-        <w:rPr>
-          <w:rStyle w:val="Strong"/>
-          <w:rFonts w:ascii="Arial" w:hAnsi="Arial" w:cs="Arial"/>
-          <w:sz w:val="18"/>
-        </w:rPr>
-        <w:t>Jenkins</w:t>
-      </w:r>
-      <w:r>
-        <w:rPr>
-          <w:rFonts w:ascii="Arial" w:hAnsi="Arial" w:cs="Arial"/>
-          <w:sz w:val="18"/>
-        </w:rPr>
-        <w:t xml:space="preserve"> to catch breaking changes before merge.</w:t>
+          <w:sz w:val="20"/>
+        </w:rPr>
+      </w:pPr>
+      <w:r>
+        <w:rPr>
+          <w:sz w:val="20"/>
+        </w:rPr>
+        <w:t>Resolved a recurring memory-pressure problem in containerized services by tuning JVM parameters, tightening object mapping behavior, and reducing unnecessary payload expansion in response builders.</w:t>
       </w:r>
     </w:p>
     <w:p>
@@ -2074,118 +1465,36 @@
         <w:pStyle w:val="NormalWeb"/>
         <w:numPr>
           <w:ilvl w:val="0"/>
-          <w:numId w:val="3"/>
+          <w:numId w:val="19"/>
         </w:numPr>
         <w:jc w:val="both"/>
-        <w:rPr>
-          <w:rFonts w:ascii="Arial" w:hAnsi="Arial" w:cs="Arial"/>
-          <w:sz w:val="18"/>
-        </w:rPr>
-      </w:pPr>
-      <w:r>
-        <w:rPr>
-          <w:rFonts w:ascii="Arial" w:hAnsi="Arial" w:cs="Arial"/>
-          <w:sz w:val="18"/>
-        </w:rPr>
-        <w:t>Automated database change safety using migration discipline and preflight checks, reducing schema drift across environments and lowering production risk.</w:t>
+      </w:pPr>
+      <w:r>
+        <w:rPr>
+          <w:sz w:val="20"/>
+        </w:rPr>
+        <w:t>Mentored engineers on practical migration strategy, code review discipline, and service decomposition, helping the team move features from monolithic modules into cleaner domain-oriented servi</w:t>
+      </w:r>
+      <w:r>
+        <w:rPr>
+          <w:sz w:val="20"/>
+        </w:rPr>
+        <w:t>ces without delivery disruption</w:t>
       </w:r>
     </w:p>
     <w:p>
       <w:pPr>
         <w:pStyle w:val="NormalWeb"/>
-        <w:numPr>
-          <w:ilvl w:val="0"/>
-          <w:numId w:val="3"/>
-        </w:numPr>
         <w:jc w:val="both"/>
         <w:rPr>
-          <w:rFonts w:ascii="Arial" w:hAnsi="Arial" w:cs="Arial"/>
-          <w:sz w:val="18"/>
-        </w:rPr>
-      </w:pPr>
-      <w:r>
-        <w:rPr>
-          <w:rFonts w:ascii="Arial" w:hAnsi="Arial" w:cs="Arial"/>
-          <w:sz w:val="18"/>
-        </w:rPr>
-        <w:t>Improved runtime efficiency by profiling allocation-heavy endpoints, shrinking payloads, and reducing memory churn that caused elevated GC pressure under load.</w:t>
-      </w:r>
+          <w:sz w:val="20"/>
+        </w:rPr>
+      </w:pPr>
     </w:p>
     <w:p>
       <w:pPr>
         <w:pStyle w:val="NormalWeb"/>
-        <w:numPr>
-          <w:ilvl w:val="0"/>
-          <w:numId w:val="3"/>
-        </w:numPr>
         <w:jc w:val="both"/>
-        <w:rPr>
-          <w:rFonts w:ascii="Arial" w:hAnsi="Arial" w:cs="Arial"/>
-          <w:sz w:val="18"/>
-        </w:rPr>
-      </w:pPr>
-      <w:r>
-        <w:rPr>
-          <w:rFonts w:ascii="Arial" w:hAnsi="Arial" w:cs="Arial"/>
-          <w:sz w:val="18"/>
-        </w:rPr>
-        <w:t xml:space="preserve">Integrated search and retrieval patterns by indexing domain data into </w:t>
-      </w:r>
-      <w:proofErr w:type="spellStart"/>
-      <w:r>
-        <w:rPr>
-          <w:rStyle w:val="Strong"/>
-          <w:rFonts w:ascii="Arial" w:hAnsi="Arial" w:cs="Arial"/>
-          <w:sz w:val="18"/>
-        </w:rPr>
-        <w:t>Elasticsearch</w:t>
-      </w:r>
-      <w:proofErr w:type="spellEnd"/>
-      <w:r>
-        <w:rPr>
-          <w:rStyle w:val="Strong"/>
-          <w:rFonts w:ascii="Arial" w:hAnsi="Arial" w:cs="Arial"/>
-          <w:sz w:val="18"/>
-        </w:rPr>
-        <w:t xml:space="preserve"> / OpenSearch</w:t>
-      </w:r>
-      <w:r>
-        <w:rPr>
-          <w:rFonts w:ascii="Arial" w:hAnsi="Arial" w:cs="Arial"/>
-          <w:sz w:val="18"/>
-        </w:rPr>
-        <w:t xml:space="preserve"> for fast filtering and operational investigations.</w:t>
-      </w:r>
-    </w:p>
-    <w:p>
-      <w:pPr>
-        <w:pStyle w:val="NormalWeb"/>
-        <w:numPr>
-          <w:ilvl w:val="0"/>
-          <w:numId w:val="3"/>
-        </w:numPr>
-        <w:jc w:val="both"/>
-        <w:rPr>
-          <w:rFonts w:ascii="Arial" w:hAnsi="Arial" w:cs="Arial"/>
-          <w:sz w:val="18"/>
-        </w:rPr>
-      </w:pPr>
-      <w:r>
-        <w:rPr>
-          <w:rFonts w:ascii="Arial" w:hAnsi="Arial" w:cs="Arial"/>
-          <w:sz w:val="18"/>
-        </w:rPr>
-        <w:t>Partnered with product and ops to translate vague “make it faster” requests into measurable SLO-driven targets, aligning roadmap work with capacity thresholds.</w:t>
-      </w:r>
-    </w:p>
-    <w:p>
-      <w:pPr>
-        <w:pStyle w:val="NormalWeb"/>
-        <w:jc w:val="both"/>
-        <w:rPr>
-          <w:rFonts w:ascii="Arial" w:hAnsi="Arial" w:cs="Arial"/>
-          <w:sz w:val="18"/>
-        </w:rPr>
       </w:pPr>
     </w:p>
     <w:tbl>
@@ -2293,51 +1602,93 @@
         <w:pStyle w:val="NormalWeb"/>
         <w:numPr>
           <w:ilvl w:val="0"/>
-          <w:numId w:val="5"/>
+          <w:numId w:val="20"/>
         </w:numPr>
         <w:jc w:val="both"/>
         <w:rPr>
-          <w:rFonts w:ascii="Arial" w:hAnsi="Arial" w:cs="Arial"/>
-          <w:sz w:val="18"/>
-        </w:rPr>
-      </w:pPr>
-      <w:r>
-        <w:rPr>
-          <w:rFonts w:ascii="Arial" w:hAnsi="Arial" w:cs="Arial"/>
-          <w:sz w:val="18"/>
-        </w:rPr>
-        <w:t xml:space="preserve">Built </w:t>
-      </w:r>
-      <w:r>
-        <w:rPr>
-          <w:rStyle w:val="Strong"/>
-          <w:rFonts w:ascii="Arial" w:hAnsi="Arial" w:cs="Arial"/>
-          <w:sz w:val="18"/>
-        </w:rPr>
-        <w:t>Spring Boot</w:t>
-      </w:r>
-      <w:r>
-        <w:rPr>
-          <w:rFonts w:ascii="Arial" w:hAnsi="Arial" w:cs="Arial"/>
-          <w:sz w:val="18"/>
-        </w:rPr>
-        <w:t xml:space="preserve"> services that transformed raw operational events into durable domain records with explicit validation and </w:t>
+          <w:sz w:val="20"/>
+        </w:rPr>
+      </w:pPr>
+      <w:r>
+        <w:rPr>
+          <w:sz w:val="20"/>
+        </w:rPr>
+        <w:t xml:space="preserve">Built customer-facing application modules using </w:t>
+      </w:r>
+      <w:r>
+        <w:rPr>
+          <w:rStyle w:val="Strong"/>
+          <w:sz w:val="20"/>
+        </w:rPr>
+        <w:t>Java 11</w:t>
+      </w:r>
+      <w:r>
+        <w:rPr>
+          <w:sz w:val="20"/>
+        </w:rPr>
+        <w:t xml:space="preserve">, </w:t>
+      </w:r>
+      <w:r>
+        <w:rPr>
+          <w:rStyle w:val="Strong"/>
+          <w:sz w:val="20"/>
+        </w:rPr>
+        <w:t>Spring Boot 2.x</w:t>
+      </w:r>
+      <w:r>
+        <w:rPr>
+          <w:sz w:val="20"/>
+        </w:rPr>
+        <w:t xml:space="preserve">, </w:t>
+      </w:r>
+      <w:r>
+        <w:rPr>
+          <w:rStyle w:val="Strong"/>
+          <w:sz w:val="20"/>
+        </w:rPr>
+        <w:t>React 17</w:t>
+      </w:r>
+      <w:r>
+        <w:rPr>
+          <w:sz w:val="20"/>
+        </w:rPr>
+        <w:t xml:space="preserve">, and </w:t>
       </w:r>
       <w:proofErr w:type="spellStart"/>
       <w:r>
         <w:rPr>
-          <w:rFonts w:ascii="Arial" w:hAnsi="Arial" w:cs="Arial"/>
-          <w:sz w:val="18"/>
-        </w:rPr>
-        <w:t>deduplication</w:t>
+          <w:rStyle w:val="Strong"/>
+          <w:sz w:val="20"/>
+        </w:rPr>
+        <w:t>TypeScript</w:t>
       </w:r>
       <w:proofErr w:type="spellEnd"/>
       <w:r>
         <w:rPr>
-          <w:rFonts w:ascii="Arial" w:hAnsi="Arial" w:cs="Arial"/>
-          <w:sz w:val="18"/>
-        </w:rPr>
-        <w:t xml:space="preserve"> rules.</w:t>
+          <w:rStyle w:val="Strong"/>
+          <w:sz w:val="20"/>
+        </w:rPr>
+        <w:t xml:space="preserve"> 4.x</w:t>
+      </w:r>
+      <w:r>
+        <w:rPr>
+          <w:sz w:val="20"/>
+        </w:rPr>
+        <w:t xml:space="preserve">, supporting a high-availability </w:t>
+      </w:r>
+      <w:proofErr w:type="spellStart"/>
+      <w:r>
+        <w:rPr>
+          <w:sz w:val="20"/>
+        </w:rPr>
+        <w:t>SaaS</w:t>
+      </w:r>
+      <w:proofErr w:type="spellEnd"/>
+      <w:r>
+        <w:rPr>
+          <w:sz w:val="20"/>
+        </w:rPr>
+        <w:t xml:space="preserve"> product where reliable dashboard behavior and backend stability were central to daily client operations.</w:t>
       </w:r>
     </w:p>
     <w:p>
@@ -2345,35 +1696,32 @@
         <w:pStyle w:val="NormalWeb"/>
         <w:numPr>
           <w:ilvl w:val="0"/>
-          <w:numId w:val="5"/>
+          <w:numId w:val="20"/>
         </w:numPr>
         <w:jc w:val="both"/>
         <w:rPr>
-          <w:rFonts w:ascii="Arial" w:hAnsi="Arial" w:cs="Arial"/>
-          <w:sz w:val="18"/>
-        </w:rPr>
-      </w:pPr>
-      <w:r>
-        <w:rPr>
-          <w:rFonts w:ascii="Arial" w:hAnsi="Arial" w:cs="Arial"/>
-          <w:sz w:val="18"/>
-        </w:rPr>
-        <w:t xml:space="preserve">Implemented </w:t>
-      </w:r>
-      <w:r>
-        <w:rPr>
-          <w:rStyle w:val="Strong"/>
-          <w:rFonts w:ascii="Arial" w:hAnsi="Arial" w:cs="Arial"/>
-          <w:sz w:val="18"/>
-        </w:rPr>
-        <w:t>REST endpoints</w:t>
-      </w:r>
-      <w:r>
-        <w:rPr>
-          <w:rFonts w:ascii="Arial" w:hAnsi="Arial" w:cs="Arial"/>
-          <w:sz w:val="18"/>
-        </w:rPr>
-        <w:t xml:space="preserve"> with consistent HTTP semantics and stable payload shapes, reducing client defects caused by ambiguous behaviors.</w:t>
+          <w:sz w:val="20"/>
+        </w:rPr>
+      </w:pPr>
+      <w:r>
+        <w:rPr>
+          <w:sz w:val="20"/>
+        </w:rPr>
+        <w:t xml:space="preserve">Delivered </w:t>
+      </w:r>
+      <w:proofErr w:type="spellStart"/>
+      <w:r>
+        <w:rPr>
+          <w:sz w:val="20"/>
+        </w:rPr>
+        <w:t>RESTful</w:t>
+      </w:r>
+      <w:proofErr w:type="spellEnd"/>
+      <w:r>
+        <w:rPr>
+          <w:sz w:val="20"/>
+        </w:rPr>
+        <w:t xml:space="preserve"> services for account configuration, workflow automation, and reporting, creating a clearer domain separation that improved maintainability and reduced backend change collisions across squads.</w:t>
       </w:r>
     </w:p>
     <w:p>
@@ -2381,36 +1729,44 @@
         <w:pStyle w:val="NormalWeb"/>
         <w:numPr>
           <w:ilvl w:val="0"/>
-          <w:numId w:val="5"/>
+          <w:numId w:val="20"/>
         </w:numPr>
         <w:jc w:val="both"/>
         <w:rPr>
-          <w:rFonts w:ascii="Arial" w:hAnsi="Arial" w:cs="Arial"/>
-          <w:sz w:val="18"/>
-        </w:rPr>
-      </w:pPr>
-      <w:r>
-        <w:rPr>
-          <w:rFonts w:ascii="Arial" w:hAnsi="Arial" w:cs="Arial"/>
-          <w:sz w:val="18"/>
-        </w:rPr>
-        <w:t xml:space="preserve">Designed a resilient background processing pipeline using queue-based workflows and </w:t>
-      </w:r>
-      <w:proofErr w:type="spellStart"/>
-      <w:r>
-        <w:rPr>
-          <w:rFonts w:ascii="Arial" w:hAnsi="Arial" w:cs="Arial"/>
-          <w:sz w:val="18"/>
-        </w:rPr>
-        <w:t>resumable</w:t>
-      </w:r>
-      <w:proofErr w:type="spellEnd"/>
-      <w:r>
-        <w:rPr>
-          <w:rFonts w:ascii="Arial" w:hAnsi="Arial" w:cs="Arial"/>
-          <w:sz w:val="18"/>
-        </w:rPr>
-        <w:t xml:space="preserve"> execution to survive transient infrastructure failures.</w:t>
+          <w:sz w:val="20"/>
+        </w:rPr>
+      </w:pPr>
+      <w:r>
+        <w:rPr>
+          <w:sz w:val="20"/>
+        </w:rPr>
+        <w:t xml:space="preserve">Refactored a brittle server-rendered workflow into a modern </w:t>
+      </w:r>
+      <w:r>
+        <w:rPr>
+          <w:rStyle w:val="Strong"/>
+          <w:sz w:val="20"/>
+        </w:rPr>
+        <w:t>React</w:t>
+      </w:r>
+      <w:r>
+        <w:rPr>
+          <w:sz w:val="20"/>
+        </w:rPr>
+        <w:t xml:space="preserve"> interface with reusable forms, validation layers, and API-driven state handling, which increased task completion efficiency by </w:t>
+      </w:r>
+      <w:r>
+        <w:rPr>
+          <w:rStyle w:val="Strong"/>
+          <w:sz w:val="20"/>
+        </w:rPr>
+        <w:t>27%</w:t>
+      </w:r>
+      <w:r>
+        <w:rPr>
+          <w:sz w:val="20"/>
+        </w:rPr>
+        <w:t xml:space="preserve"> for operations users.</w:t>
       </w:r>
     </w:p>
     <w:p>
@@ -2418,52 +1774,18 @@
         <w:pStyle w:val="NormalWeb"/>
         <w:numPr>
           <w:ilvl w:val="0"/>
-          <w:numId w:val="5"/>
+          <w:numId w:val="20"/>
         </w:numPr>
         <w:jc w:val="both"/>
         <w:rPr>
-          <w:rFonts w:ascii="Arial" w:hAnsi="Arial" w:cs="Arial"/>
-          <w:sz w:val="18"/>
-        </w:rPr>
-      </w:pPr>
-      <w:r>
-        <w:rPr>
-          <w:rFonts w:ascii="Arial" w:hAnsi="Arial" w:cs="Arial"/>
-          <w:sz w:val="18"/>
-        </w:rPr>
-        <w:t xml:space="preserve">Added migration discipline and index audits across </w:t>
-      </w:r>
-      <w:proofErr w:type="spellStart"/>
-      <w:r>
-        <w:rPr>
-          <w:rStyle w:val="Strong"/>
-          <w:rFonts w:ascii="Arial" w:hAnsi="Arial" w:cs="Arial"/>
-          <w:sz w:val="18"/>
-        </w:rPr>
-        <w:t>PostgreSQL</w:t>
-      </w:r>
-      <w:proofErr w:type="spellEnd"/>
-      <w:r>
-        <w:rPr>
-          <w:rFonts w:ascii="Arial" w:hAnsi="Arial" w:cs="Arial"/>
-          <w:sz w:val="18"/>
-        </w:rPr>
-        <w:t xml:space="preserve"> and </w:t>
-      </w:r>
-      <w:r>
-        <w:rPr>
-          <w:rStyle w:val="Strong"/>
-          <w:rFonts w:ascii="Arial" w:hAnsi="Arial" w:cs="Arial"/>
-          <w:sz w:val="18"/>
-        </w:rPr>
-        <w:t>MySQL</w:t>
-      </w:r>
-      <w:r>
-        <w:rPr>
-          <w:rFonts w:ascii="Arial" w:hAnsi="Arial" w:cs="Arial"/>
-          <w:sz w:val="18"/>
-        </w:rPr>
-        <w:t>, preventing deploy-time schema surprises and reducing peak-hour slow queries.</w:t>
+          <w:sz w:val="20"/>
+        </w:rPr>
+      </w:pPr>
+      <w:r>
+        <w:rPr>
+          <w:sz w:val="20"/>
+        </w:rPr>
+        <w:t>Diagnosed and fixed an intermittent concurrency defect in scheduled jobs where overlapping executions generated duplicate outbound notifications, then applied locking and retry-safe logic to eliminate repeated processing.</w:t>
       </w:r>
     </w:p>
     <w:p>
@@ -2471,20 +1793,31 @@
         <w:pStyle w:val="NormalWeb"/>
         <w:numPr>
           <w:ilvl w:val="0"/>
-          <w:numId w:val="5"/>
+          <w:numId w:val="20"/>
         </w:numPr>
         <w:jc w:val="both"/>
         <w:rPr>
-          <w:rFonts w:ascii="Arial" w:hAnsi="Arial" w:cs="Arial"/>
-          <w:sz w:val="18"/>
-        </w:rPr>
-      </w:pPr>
-      <w:r>
-        <w:rPr>
-          <w:rFonts w:ascii="Arial" w:hAnsi="Arial" w:cs="Arial"/>
-          <w:sz w:val="18"/>
-        </w:rPr>
-        <w:t>Integrated third-party systems via adapter layers, isolating vendor quirks so upgrades did not ripple breaking changes through internal services.</w:t>
+          <w:sz w:val="20"/>
+        </w:rPr>
+      </w:pPr>
+      <w:r>
+        <w:rPr>
+          <w:sz w:val="20"/>
+        </w:rPr>
+        <w:t xml:space="preserve">Migrated legacy authentication code toward </w:t>
+      </w:r>
+      <w:r>
+        <w:rPr>
+          <w:rStyle w:val="Strong"/>
+          <w:sz w:val="20"/>
+        </w:rPr>
+        <w:t>Spring Security</w:t>
+      </w:r>
+      <w:r>
+        <w:rPr>
+          <w:sz w:val="20"/>
+        </w:rPr>
+        <w:t xml:space="preserve"> standards and modern token handling, closing several long-standing edge-case session issues that had caused inconsistent logout and token refresh behavior.</w:t>
       </w:r>
     </w:p>
     <w:p>
@@ -2492,35 +1825,46 @@
         <w:pStyle w:val="NormalWeb"/>
         <w:numPr>
           <w:ilvl w:val="0"/>
-          <w:numId w:val="5"/>
+          <w:numId w:val="20"/>
         </w:numPr>
         <w:jc w:val="both"/>
         <w:rPr>
-          <w:rFonts w:ascii="Arial" w:hAnsi="Arial" w:cs="Arial"/>
-          <w:sz w:val="18"/>
-        </w:rPr>
-      </w:pPr>
-      <w:r>
-        <w:rPr>
-          <w:rFonts w:ascii="Arial" w:hAnsi="Arial" w:cs="Arial"/>
-          <w:sz w:val="18"/>
-        </w:rPr>
-        <w:t xml:space="preserve">Hardened access control with token-based authorization using </w:t>
-      </w:r>
-      <w:r>
-        <w:rPr>
-          <w:rStyle w:val="Strong"/>
-          <w:rFonts w:ascii="Arial" w:hAnsi="Arial" w:cs="Arial"/>
-          <w:sz w:val="18"/>
-        </w:rPr>
-        <w:t>OAuth2 / JWT</w:t>
-      </w:r>
-      <w:r>
-        <w:rPr>
-          <w:rFonts w:ascii="Arial" w:hAnsi="Arial" w:cs="Arial"/>
-          <w:sz w:val="18"/>
-        </w:rPr>
-        <w:t xml:space="preserve"> patterns and role checks enforced in code paths.</w:t>
+          <w:sz w:val="20"/>
+        </w:rPr>
+      </w:pPr>
+      <w:r>
+        <w:rPr>
+          <w:sz w:val="20"/>
+        </w:rPr>
+        <w:t xml:space="preserve">Introduced </w:t>
+      </w:r>
+      <w:proofErr w:type="spellStart"/>
+      <w:r>
+        <w:rPr>
+          <w:rStyle w:val="Strong"/>
+          <w:sz w:val="20"/>
+        </w:rPr>
+        <w:t>RabbitMQ</w:t>
+      </w:r>
+      <w:proofErr w:type="spellEnd"/>
+      <w:r>
+        <w:rPr>
+          <w:sz w:val="20"/>
+        </w:rPr>
+        <w:t xml:space="preserve">-based asynchronous processing for non-blocking background tasks, reducing synchronous request pressure and cutting peak-time API latency by </w:t>
+      </w:r>
+      <w:r>
+        <w:rPr>
+          <w:rStyle w:val="Strong"/>
+          <w:sz w:val="20"/>
+        </w:rPr>
+        <w:t>31%</w:t>
+      </w:r>
+      <w:r>
+        <w:rPr>
+          <w:sz w:val="20"/>
+        </w:rPr>
+        <w:t>.</w:t>
       </w:r>
     </w:p>
     <w:p>
@@ -2528,20 +1872,32 @@
         <w:pStyle w:val="NormalWeb"/>
         <w:numPr>
           <w:ilvl w:val="0"/>
-          <w:numId w:val="5"/>
+          <w:numId w:val="20"/>
         </w:numPr>
         <w:jc w:val="both"/>
         <w:rPr>
-          <w:rFonts w:ascii="Arial" w:hAnsi="Arial" w:cs="Arial"/>
-          <w:sz w:val="18"/>
-        </w:rPr>
-      </w:pPr>
-      <w:r>
-        <w:rPr>
-          <w:rFonts w:ascii="Arial" w:hAnsi="Arial" w:cs="Arial"/>
-          <w:sz w:val="18"/>
-        </w:rPr>
-        <w:t>Built contract-focused integration tests and end-to-end validations to detect payload drift early and protect revenue-critical partner flows.</w:t>
+          <w:sz w:val="20"/>
+        </w:rPr>
+      </w:pPr>
+      <w:r>
+        <w:rPr>
+          <w:sz w:val="20"/>
+        </w:rPr>
+        <w:t xml:space="preserve">Improved frontend resilience by introducing better error boundaries, loading states, and </w:t>
+      </w:r>
+      <w:proofErr w:type="gramStart"/>
+      <w:r>
+        <w:rPr>
+          <w:sz w:val="20"/>
+        </w:rPr>
+        <w:t>retry</w:t>
+      </w:r>
+      <w:proofErr w:type="gramEnd"/>
+      <w:r>
+        <w:rPr>
+          <w:sz w:val="20"/>
+        </w:rPr>
+        <w:t xml:space="preserve"> messaging, which lowered support complaints tied to partial API failures and improved user trust in unstable network conditions.</w:t>
       </w:r>
     </w:p>
     <w:p>
@@ -2549,20 +1905,18 @@
         <w:pStyle w:val="NormalWeb"/>
         <w:numPr>
           <w:ilvl w:val="0"/>
-          <w:numId w:val="5"/>
+          <w:numId w:val="20"/>
         </w:numPr>
         <w:jc w:val="both"/>
         <w:rPr>
-          <w:rFonts w:ascii="Arial" w:hAnsi="Arial" w:cs="Arial"/>
-          <w:sz w:val="18"/>
-        </w:rPr>
-      </w:pPr>
-      <w:r>
-        <w:rPr>
-          <w:rFonts w:ascii="Arial" w:hAnsi="Arial" w:cs="Arial"/>
-          <w:sz w:val="18"/>
-        </w:rPr>
-        <w:t>Centralized error handling with stable error codes and human-readable messages, reducing support escalations and speeding up incident triage.</w:t>
+          <w:sz w:val="20"/>
+        </w:rPr>
+      </w:pPr>
+      <w:r>
+        <w:rPr>
+          <w:sz w:val="20"/>
+        </w:rPr>
+        <w:t>Collaborated with QA to reproduce a difficult serialization bug tied to nested payloads and null handling, then fixed mapper behavior and request contracts to prevent malformed API responses under rare but critical conditions.</w:t>
       </w:r>
     </w:p>
     <w:p>
@@ -2570,20 +1924,18 @@
         <w:pStyle w:val="NormalWeb"/>
         <w:numPr>
           <w:ilvl w:val="0"/>
-          <w:numId w:val="5"/>
+          <w:numId w:val="20"/>
         </w:numPr>
         <w:jc w:val="both"/>
         <w:rPr>
-          <w:rFonts w:ascii="Arial" w:hAnsi="Arial" w:cs="Arial"/>
-          <w:sz w:val="18"/>
-        </w:rPr>
-      </w:pPr>
-      <w:r>
-        <w:rPr>
-          <w:rFonts w:ascii="Arial" w:hAnsi="Arial" w:cs="Arial"/>
-          <w:sz w:val="18"/>
-        </w:rPr>
-        <w:t>Delivered operational visibility with backlog-depth dashboards and worker health signals, enabling proactive scaling before SLAs were impacted.</w:t>
+          <w:sz w:val="20"/>
+        </w:rPr>
+      </w:pPr>
+      <w:r>
+        <w:rPr>
+          <w:sz w:val="20"/>
+        </w:rPr>
+        <w:t>Expanded reporting functionality with export, filtering, and saved-view capabilities, providing business users with more flexible access to operational data while reducing manual data preparation work.</w:t>
       </w:r>
     </w:p>
     <w:p>
@@ -2591,20 +1943,33 @@
         <w:pStyle w:val="NormalWeb"/>
         <w:numPr>
           <w:ilvl w:val="0"/>
-          <w:numId w:val="5"/>
+          <w:numId w:val="20"/>
         </w:numPr>
         <w:jc w:val="both"/>
         <w:rPr>
-          <w:rFonts w:ascii="Arial" w:hAnsi="Arial" w:cs="Arial"/>
-          <w:sz w:val="18"/>
-        </w:rPr>
-      </w:pPr>
-      <w:r>
-        <w:rPr>
-          <w:rFonts w:ascii="Arial" w:hAnsi="Arial" w:cs="Arial"/>
-          <w:sz w:val="18"/>
-        </w:rPr>
-        <w:t>Optimized endpoints by fixing N+1 query paths and reducing chatty data access patterns while keeping code readable and maintainable.</w:t>
+          <w:sz w:val="20"/>
+        </w:rPr>
+      </w:pPr>
+      <w:r>
+        <w:rPr>
+          <w:sz w:val="20"/>
+        </w:rPr>
+        <w:t xml:space="preserve">Containerized core services with </w:t>
+      </w:r>
+      <w:proofErr w:type="spellStart"/>
+      <w:r>
+        <w:rPr>
+          <w:rStyle w:val="Strong"/>
+          <w:sz w:val="20"/>
+        </w:rPr>
+        <w:t>Docker</w:t>
+      </w:r>
+      <w:proofErr w:type="spellEnd"/>
+      <w:r>
+        <w:rPr>
+          <w:sz w:val="20"/>
+        </w:rPr>
+        <w:t xml:space="preserve"> and standardized deployment scripts, creating more predictable lower-environment behavior and reducing environment-specific defects that previously slowed release cycles.</w:t>
       </w:r>
     </w:p>
     <w:p>
@@ -2612,127 +1977,18 @@
         <w:pStyle w:val="NormalWeb"/>
         <w:numPr>
           <w:ilvl w:val="0"/>
-          <w:numId w:val="5"/>
+          <w:numId w:val="20"/>
         </w:numPr>
         <w:jc w:val="both"/>
         <w:rPr>
-          <w:rFonts w:ascii="Arial" w:hAnsi="Arial" w:cs="Arial"/>
-          <w:sz w:val="18"/>
-        </w:rPr>
-      </w:pPr>
-      <w:r>
-        <w:rPr>
-          <w:rFonts w:ascii="Arial" w:hAnsi="Arial" w:cs="Arial"/>
-          <w:sz w:val="18"/>
-        </w:rPr>
-        <w:t>Implemented safe rollout practices using feature flags and gradual exposure, separating deploy risk from business activation risk.</w:t>
-      </w:r>
-    </w:p>
-    <w:p>
-      <w:pPr>
-        <w:pStyle w:val="NormalWeb"/>
-        <w:numPr>
-          <w:ilvl w:val="0"/>
-          <w:numId w:val="5"/>
-        </w:numPr>
-        <w:jc w:val="both"/>
-        <w:rPr>
-          <w:rFonts w:ascii="Arial" w:hAnsi="Arial" w:cs="Arial"/>
-          <w:sz w:val="18"/>
-        </w:rPr>
-      </w:pPr>
-      <w:r>
-        <w:rPr>
-          <w:rFonts w:ascii="Arial" w:hAnsi="Arial" w:cs="Arial"/>
-          <w:sz w:val="18"/>
-        </w:rPr>
-        <w:t xml:space="preserve">Supported event-driven integration needs via </w:t>
-      </w:r>
-      <w:r>
-        <w:rPr>
-          <w:rStyle w:val="Strong"/>
-          <w:rFonts w:ascii="Arial" w:hAnsi="Arial" w:cs="Arial"/>
-          <w:sz w:val="18"/>
-        </w:rPr>
-        <w:t>Kafka</w:t>
-      </w:r>
-      <w:r>
-        <w:rPr>
-          <w:rFonts w:ascii="Arial" w:hAnsi="Arial" w:cs="Arial"/>
-          <w:sz w:val="18"/>
-        </w:rPr>
-        <w:t xml:space="preserve"> and </w:t>
-      </w:r>
-      <w:proofErr w:type="spellStart"/>
-      <w:r>
-        <w:rPr>
-          <w:rStyle w:val="Strong"/>
-          <w:rFonts w:ascii="Arial" w:hAnsi="Arial" w:cs="Arial"/>
-          <w:sz w:val="18"/>
-        </w:rPr>
-        <w:t>RabbitMQ</w:t>
-      </w:r>
-      <w:proofErr w:type="spellEnd"/>
-      <w:r>
-        <w:rPr>
-          <w:rFonts w:ascii="Arial" w:hAnsi="Arial" w:cs="Arial"/>
-          <w:sz w:val="18"/>
-        </w:rPr>
-        <w:t xml:space="preserve"> </w:t>
-      </w:r>
-      <w:proofErr w:type="gramStart"/>
-      <w:r>
-        <w:rPr>
-          <w:rFonts w:ascii="Arial" w:hAnsi="Arial" w:cs="Arial"/>
-          <w:sz w:val="18"/>
-        </w:rPr>
-        <w:t>patterns, using retries</w:t>
-      </w:r>
-      <w:proofErr w:type="gramEnd"/>
-      <w:r>
-        <w:rPr>
-          <w:rFonts w:ascii="Arial" w:hAnsi="Arial" w:cs="Arial"/>
-          <w:sz w:val="18"/>
-        </w:rPr>
-        <w:t xml:space="preserve"> and DLQs to prevent poisoned queues.</w:t>
-      </w:r>
-    </w:p>
-    <w:p>
-      <w:pPr>
-        <w:pStyle w:val="NormalWeb"/>
-        <w:numPr>
-          <w:ilvl w:val="0"/>
-          <w:numId w:val="5"/>
-        </w:numPr>
-        <w:jc w:val="both"/>
-        <w:rPr>
-          <w:rFonts w:ascii="Arial" w:hAnsi="Arial" w:cs="Arial"/>
-          <w:sz w:val="18"/>
-        </w:rPr>
-      </w:pPr>
-      <w:r>
-        <w:rPr>
-          <w:rFonts w:ascii="Arial" w:hAnsi="Arial" w:cs="Arial"/>
-          <w:sz w:val="18"/>
-        </w:rPr>
-        <w:t xml:space="preserve">Contributed cloud readiness work by packaging services for containerized delivery with </w:t>
-      </w:r>
-      <w:proofErr w:type="spellStart"/>
-      <w:r>
-        <w:rPr>
-          <w:rStyle w:val="Strong"/>
-          <w:rFonts w:ascii="Arial" w:hAnsi="Arial" w:cs="Arial"/>
-          <w:sz w:val="18"/>
-        </w:rPr>
-        <w:t>Docker</w:t>
-      </w:r>
-      <w:proofErr w:type="spellEnd"/>
-      <w:r>
-        <w:rPr>
-          <w:rFonts w:ascii="Arial" w:hAnsi="Arial" w:cs="Arial"/>
-          <w:sz w:val="18"/>
-        </w:rPr>
-        <w:t xml:space="preserve"> and deployment automation patterns.</w:t>
+          <w:sz w:val="20"/>
+        </w:rPr>
+      </w:pPr>
+      <w:r>
+        <w:rPr>
+          <w:sz w:val="20"/>
+        </w:rPr>
+        <w:t>Helped establish better pull request practices, API documentation, and integration testing so cross-team feature delivery became more reliable even as the product surface area grew.</w:t>
       </w:r>
     </w:p>
     <w:tbl>
@@ -2839,45 +2095,71 @@
         <w:pStyle w:val="NormalWeb"/>
         <w:numPr>
           <w:ilvl w:val="0"/>
-          <w:numId w:val="7"/>
+          <w:numId w:val="21"/>
         </w:numPr>
         <w:jc w:val="both"/>
         <w:rPr>
-          <w:rFonts w:ascii="Arial" w:hAnsi="Arial" w:cs="Arial"/>
-          <w:sz w:val="18"/>
-        </w:rPr>
-      </w:pPr>
-      <w:r>
-        <w:rPr>
-          <w:rFonts w:ascii="Arial" w:hAnsi="Arial" w:cs="Arial"/>
-          <w:sz w:val="18"/>
-        </w:rPr>
-        <w:t xml:space="preserve">Developed </w:t>
-      </w:r>
-      <w:r>
-        <w:rPr>
-          <w:rStyle w:val="Strong"/>
-          <w:rFonts w:ascii="Arial" w:hAnsi="Arial" w:cs="Arial"/>
-          <w:sz w:val="18"/>
-        </w:rPr>
-        <w:t xml:space="preserve">Java / </w:t>
-      </w:r>
-      <w:proofErr w:type="gramStart"/>
-      <w:r>
-        <w:rPr>
-          <w:rStyle w:val="Strong"/>
-          <w:rFonts w:ascii="Arial" w:hAnsi="Arial" w:cs="Arial"/>
-          <w:sz w:val="18"/>
-        </w:rPr>
-        <w:t>Spring</w:t>
-      </w:r>
-      <w:proofErr w:type="gramEnd"/>
-      <w:r>
-        <w:rPr>
-          <w:rFonts w:ascii="Arial" w:hAnsi="Arial" w:cs="Arial"/>
-          <w:sz w:val="18"/>
-        </w:rPr>
-        <w:t xml:space="preserve"> backend services that unified multiple upstream data sources behind consistent APIs to reduce integration fragility.</w:t>
+          <w:sz w:val="20"/>
+        </w:rPr>
+      </w:pPr>
+      <w:r>
+        <w:rPr>
+          <w:sz w:val="20"/>
+        </w:rPr>
+        <w:t xml:space="preserve">Developed internal and external product features using </w:t>
+      </w:r>
+      <w:r>
+        <w:rPr>
+          <w:rStyle w:val="Strong"/>
+          <w:sz w:val="20"/>
+        </w:rPr>
+        <w:t>Java 8–11</w:t>
+      </w:r>
+      <w:r>
+        <w:rPr>
+          <w:sz w:val="20"/>
+        </w:rPr>
+        <w:t xml:space="preserve">, </w:t>
+      </w:r>
+      <w:r>
+        <w:rPr>
+          <w:rStyle w:val="Strong"/>
+          <w:sz w:val="20"/>
+        </w:rPr>
+        <w:t>Spring Boot 2.x</w:t>
+      </w:r>
+      <w:r>
+        <w:rPr>
+          <w:sz w:val="20"/>
+        </w:rPr>
+        <w:t xml:space="preserve">, </w:t>
+      </w:r>
+      <w:r>
+        <w:rPr>
+          <w:rStyle w:val="Strong"/>
+          <w:sz w:val="20"/>
+        </w:rPr>
+        <w:t>React 16–17</w:t>
+      </w:r>
+      <w:r>
+        <w:rPr>
+          <w:sz w:val="20"/>
+        </w:rPr>
+        <w:t xml:space="preserve">, and </w:t>
+      </w:r>
+      <w:proofErr w:type="spellStart"/>
+      <w:r>
+        <w:rPr>
+          <w:sz w:val="20"/>
+        </w:rPr>
+        <w:t>PostgreSQL</w:t>
+      </w:r>
+      <w:proofErr w:type="spellEnd"/>
+      <w:r>
+        <w:rPr>
+          <w:sz w:val="20"/>
+        </w:rPr>
+        <w:t>, contributing to a business platform that required dependable transaction handling and responsive browser-based workflows.</w:t>
       </w:r>
     </w:p>
     <w:p>
@@ -2885,20 +2167,18 @@
         <w:pStyle w:val="NormalWeb"/>
         <w:numPr>
           <w:ilvl w:val="0"/>
-          <w:numId w:val="7"/>
+          <w:numId w:val="21"/>
         </w:numPr>
         <w:jc w:val="both"/>
         <w:rPr>
-          <w:rFonts w:ascii="Arial" w:hAnsi="Arial" w:cs="Arial"/>
-          <w:sz w:val="18"/>
-        </w:rPr>
-      </w:pPr>
-      <w:r>
-        <w:rPr>
-          <w:rFonts w:ascii="Arial" w:hAnsi="Arial" w:cs="Arial"/>
-          <w:sz w:val="18"/>
-        </w:rPr>
-        <w:t>Built REST endpoints with strict input validation and pagination guardrails to keep data-heavy calls safe and predictable.</w:t>
+          <w:sz w:val="20"/>
+        </w:rPr>
+      </w:pPr>
+      <w:r>
+        <w:rPr>
+          <w:sz w:val="20"/>
+        </w:rPr>
+        <w:t>Implemented modular REST endpoints and service-layer abstractions that simplified future feature expansion, especially for customer records, approval flows, and document-centric business processes.</w:t>
       </w:r>
     </w:p>
     <w:p>
@@ -2906,35 +2186,18 @@
         <w:pStyle w:val="NormalWeb"/>
         <w:numPr>
           <w:ilvl w:val="0"/>
-          <w:numId w:val="7"/>
+          <w:numId w:val="21"/>
         </w:numPr>
         <w:jc w:val="both"/>
         <w:rPr>
-          <w:rFonts w:ascii="Arial" w:hAnsi="Arial" w:cs="Arial"/>
-          <w:sz w:val="18"/>
-        </w:rPr>
-      </w:pPr>
-      <w:r>
-        <w:rPr>
-          <w:rFonts w:ascii="Arial" w:hAnsi="Arial" w:cs="Arial"/>
-          <w:sz w:val="18"/>
-        </w:rPr>
-        <w:t xml:space="preserve">Implemented data access via </w:t>
-      </w:r>
-      <w:r>
-        <w:rPr>
-          <w:rStyle w:val="Strong"/>
-          <w:rFonts w:ascii="Arial" w:hAnsi="Arial" w:cs="Arial"/>
-          <w:sz w:val="18"/>
-        </w:rPr>
-        <w:t>JDBC</w:t>
-      </w:r>
-      <w:r>
-        <w:rPr>
-          <w:rFonts w:ascii="Arial" w:hAnsi="Arial" w:cs="Arial"/>
-          <w:sz w:val="18"/>
-        </w:rPr>
-        <w:t xml:space="preserve"> and JPA-style patterns with clear transaction boundaries to prevent partial writes during reconciliation workflows.</w:t>
+          <w:sz w:val="20"/>
+        </w:rPr>
+      </w:pPr>
+      <w:r>
+        <w:rPr>
+          <w:sz w:val="20"/>
+        </w:rPr>
+        <w:t>Resolved a difficult production issue where large payload submissions occasionally timed out under peak load, then improved request chunking, query efficiency, and server-side processing boundaries to stabilize the workflow.</w:t>
       </w:r>
     </w:p>
     <w:p>
@@ -2942,20 +2205,18 @@
         <w:pStyle w:val="NormalWeb"/>
         <w:numPr>
           <w:ilvl w:val="0"/>
-          <w:numId w:val="7"/>
+          <w:numId w:val="21"/>
         </w:numPr>
         <w:jc w:val="both"/>
         <w:rPr>
-          <w:rFonts w:ascii="Arial" w:hAnsi="Arial" w:cs="Arial"/>
-          <w:sz w:val="18"/>
-        </w:rPr>
-      </w:pPr>
-      <w:r>
-        <w:rPr>
-          <w:rFonts w:ascii="Arial" w:hAnsi="Arial" w:cs="Arial"/>
-          <w:sz w:val="18"/>
-        </w:rPr>
-        <w:t>Delivered scheduled processing jobs with retries and alerting, replacing manual spreadsheet checks with automated summaries stakeholders trusted.</w:t>
+          <w:sz w:val="20"/>
+        </w:rPr>
+      </w:pPr>
+      <w:r>
+        <w:rPr>
+          <w:sz w:val="20"/>
+        </w:rPr>
+        <w:t>Supported migration away from tightly coupled legacy modules by extracting reusable services and shared DTO patterns, making it easier for teams to build new capabilities without repeatedly touching fragile older code.</w:t>
       </w:r>
     </w:p>
     <w:p>
@@ -2963,20 +2224,31 @@
         <w:pStyle w:val="NormalWeb"/>
         <w:numPr>
           <w:ilvl w:val="0"/>
-          <w:numId w:val="7"/>
+          <w:numId w:val="21"/>
         </w:numPr>
         <w:jc w:val="both"/>
         <w:rPr>
-          <w:rFonts w:ascii="Arial" w:hAnsi="Arial" w:cs="Arial"/>
-          <w:sz w:val="18"/>
-        </w:rPr>
-      </w:pPr>
-      <w:r>
-        <w:rPr>
-          <w:rFonts w:ascii="Arial" w:hAnsi="Arial" w:cs="Arial"/>
-          <w:sz w:val="18"/>
-        </w:rPr>
-        <w:t>Improved performance by identifying hot queries and adding targeted indexes, reducing report generation time without serving stale results.</w:t>
+          <w:sz w:val="20"/>
+        </w:rPr>
+      </w:pPr>
+      <w:r>
+        <w:rPr>
+          <w:sz w:val="20"/>
+        </w:rPr>
+        <w:t xml:space="preserve">Reworked several dense frontend screens into maintainable </w:t>
+      </w:r>
+      <w:r>
+        <w:rPr>
+          <w:rStyle w:val="Strong"/>
+          <w:sz w:val="20"/>
+        </w:rPr>
+        <w:t>React</w:t>
+      </w:r>
+      <w:r>
+        <w:rPr>
+          <w:sz w:val="20"/>
+        </w:rPr>
+        <w:t xml:space="preserve"> components with cleaner prop contracts and predictable state handling, reducing defect frequency and improving handoff quality between engineers.</w:t>
       </w:r>
     </w:p>
     <w:p>
@@ -2984,35 +2256,46 @@
         <w:pStyle w:val="NormalWeb"/>
         <w:numPr>
           <w:ilvl w:val="0"/>
-          <w:numId w:val="7"/>
+          <w:numId w:val="21"/>
         </w:numPr>
         <w:jc w:val="both"/>
         <w:rPr>
-          <w:rFonts w:ascii="Arial" w:hAnsi="Arial" w:cs="Arial"/>
-          <w:sz w:val="18"/>
-        </w:rPr>
-      </w:pPr>
-      <w:r>
-        <w:rPr>
-          <w:rFonts w:ascii="Arial" w:hAnsi="Arial" w:cs="Arial"/>
-          <w:sz w:val="18"/>
+          <w:sz w:val="20"/>
+        </w:rPr>
+      </w:pPr>
+      <w:r>
+        <w:rPr>
+          <w:sz w:val="20"/>
         </w:rPr>
         <w:t xml:space="preserve">Added </w:t>
       </w:r>
-      <w:r>
-        <w:rPr>
-          <w:rStyle w:val="Strong"/>
-          <w:rFonts w:ascii="Arial" w:hAnsi="Arial" w:cs="Arial"/>
-          <w:sz w:val="18"/>
-        </w:rPr>
-        <w:t>structured logging</w:t>
-      </w:r>
-      <w:r>
-        <w:rPr>
-          <w:rFonts w:ascii="Arial" w:hAnsi="Arial" w:cs="Arial"/>
-          <w:sz w:val="18"/>
-        </w:rPr>
-        <w:t xml:space="preserve"> and correlation identifiers across request lifecycles to accelerate incident triage and post-release monitoring.</w:t>
+      <w:proofErr w:type="spellStart"/>
+      <w:r>
+        <w:rPr>
+          <w:rStyle w:val="Strong"/>
+          <w:sz w:val="20"/>
+        </w:rPr>
+        <w:t>Redis</w:t>
+      </w:r>
+      <w:proofErr w:type="spellEnd"/>
+      <w:r>
+        <w:rPr>
+          <w:sz w:val="20"/>
+        </w:rPr>
+        <w:t xml:space="preserve"> caching to high-read endpoints and optimized SQL execution plans, which improved response times by </w:t>
+      </w:r>
+      <w:r>
+        <w:rPr>
+          <w:rStyle w:val="Strong"/>
+          <w:sz w:val="20"/>
+        </w:rPr>
+        <w:t>38%</w:t>
+      </w:r>
+      <w:r>
+        <w:rPr>
+          <w:sz w:val="20"/>
+        </w:rPr>
+        <w:t xml:space="preserve"> for common dashboard and lookup actions used throughout the day.</w:t>
       </w:r>
     </w:p>
     <w:p>
@@ -3020,20 +2303,31 @@
         <w:pStyle w:val="NormalWeb"/>
         <w:numPr>
           <w:ilvl w:val="0"/>
-          <w:numId w:val="7"/>
+          <w:numId w:val="21"/>
         </w:numPr>
         <w:jc w:val="both"/>
         <w:rPr>
-          <w:rFonts w:ascii="Arial" w:hAnsi="Arial" w:cs="Arial"/>
-          <w:sz w:val="18"/>
-        </w:rPr>
-      </w:pPr>
-      <w:r>
-        <w:rPr>
-          <w:rFonts w:ascii="Arial" w:hAnsi="Arial" w:cs="Arial"/>
-          <w:sz w:val="18"/>
-        </w:rPr>
-        <w:t>Built repeatable tests around critical business rules to prevent regressions that previously slipped in through shared utilities.</w:t>
+          <w:sz w:val="20"/>
+        </w:rPr>
+      </w:pPr>
+      <w:r>
+        <w:rPr>
+          <w:sz w:val="20"/>
+        </w:rPr>
+        <w:t xml:space="preserve">Partnered with product managers to implement approval-routing enhancements and audit visibility features that gave users more transparency into state changes and reduced support escalation volume by </w:t>
+      </w:r>
+      <w:r>
+        <w:rPr>
+          <w:rStyle w:val="Strong"/>
+          <w:sz w:val="20"/>
+        </w:rPr>
+        <w:t>18%</w:t>
+      </w:r>
+      <w:r>
+        <w:rPr>
+          <w:sz w:val="20"/>
+        </w:rPr>
+        <w:t>.</w:t>
       </w:r>
     </w:p>
     <w:p>
@@ -3041,20 +2335,32 @@
         <w:pStyle w:val="NormalWeb"/>
         <w:numPr>
           <w:ilvl w:val="0"/>
-          <w:numId w:val="7"/>
+          <w:numId w:val="21"/>
         </w:numPr>
         <w:jc w:val="both"/>
         <w:rPr>
-          <w:rFonts w:ascii="Arial" w:hAnsi="Arial" w:cs="Arial"/>
-          <w:sz w:val="18"/>
-        </w:rPr>
-      </w:pPr>
-      <w:r>
-        <w:rPr>
-          <w:rFonts w:ascii="Arial" w:hAnsi="Arial" w:cs="Arial"/>
-          <w:sz w:val="18"/>
-        </w:rPr>
-        <w:t>Refactored a tangled service layer into clearer modules with explicit contracts, reducing onboarding time and limiting blast radius of changes.</w:t>
+          <w:sz w:val="20"/>
+        </w:rPr>
+      </w:pPr>
+      <w:r>
+        <w:rPr>
+          <w:sz w:val="20"/>
+        </w:rPr>
+        <w:t xml:space="preserve">Fixed a recurring data mismatch issue caused by inconsistent </w:t>
+      </w:r>
+      <w:proofErr w:type="spellStart"/>
+      <w:r>
+        <w:rPr>
+          <w:sz w:val="20"/>
+        </w:rPr>
+        <w:t>timezone</w:t>
+      </w:r>
+      <w:proofErr w:type="spellEnd"/>
+      <w:r>
+        <w:rPr>
+          <w:sz w:val="20"/>
+        </w:rPr>
+        <w:t xml:space="preserve"> handling between UI filters and backend queries, then standardized serialization rules so reports aligned correctly across user regions.</w:t>
       </w:r>
     </w:p>
     <w:p>
@@ -3062,20 +2368,18 @@
         <w:pStyle w:val="NormalWeb"/>
         <w:numPr>
           <w:ilvl w:val="0"/>
-          <w:numId w:val="7"/>
+          <w:numId w:val="21"/>
         </w:numPr>
         <w:jc w:val="both"/>
         <w:rPr>
-          <w:rFonts w:ascii="Arial" w:hAnsi="Arial" w:cs="Arial"/>
-          <w:sz w:val="18"/>
-        </w:rPr>
-      </w:pPr>
-      <w:r>
-        <w:rPr>
-          <w:rFonts w:ascii="Arial" w:hAnsi="Arial" w:cs="Arial"/>
-          <w:sz w:val="18"/>
-        </w:rPr>
-        <w:t>Implemented robust CSV/JSON ingestion with schema checks and quarantining, preventing malformed inputs from poisoning downstream tables.</w:t>
+          <w:sz w:val="20"/>
+        </w:rPr>
+      </w:pPr>
+      <w:r>
+        <w:rPr>
+          <w:sz w:val="20"/>
+        </w:rPr>
+        <w:t>Improved build and release confidence by adding unit tests, integration coverage, and API validation checkpoints that caught regressions earlier and reduced rework after QA handoff.</w:t>
       </w:r>
     </w:p>
     <w:p>
@@ -3083,58 +2387,15 @@
         <w:pStyle w:val="NormalWeb"/>
         <w:numPr>
           <w:ilvl w:val="0"/>
-          <w:numId w:val="7"/>
+          <w:numId w:val="21"/>
         </w:numPr>
         <w:jc w:val="both"/>
-        <w:rPr>
-          <w:rFonts w:ascii="Arial" w:hAnsi="Arial" w:cs="Arial"/>
-          <w:sz w:val="18"/>
-        </w:rPr>
-      </w:pPr>
-      <w:r>
-        <w:rPr>
-          <w:rFonts w:ascii="Arial" w:hAnsi="Arial" w:cs="Arial"/>
-          <w:sz w:val="18"/>
-        </w:rPr>
-        <w:t xml:space="preserve">Supported data platform evolution by integrating </w:t>
-      </w:r>
-      <w:proofErr w:type="spellStart"/>
-      <w:r>
-        <w:rPr>
-          <w:rStyle w:val="Strong"/>
-          <w:rFonts w:ascii="Arial" w:hAnsi="Arial" w:cs="Arial"/>
-          <w:sz w:val="18"/>
-        </w:rPr>
-        <w:t>MongoDB</w:t>
-      </w:r>
-      <w:proofErr w:type="spellEnd"/>
-      <w:r>
-        <w:rPr>
-          <w:rFonts w:ascii="Arial" w:hAnsi="Arial" w:cs="Arial"/>
-          <w:sz w:val="18"/>
-        </w:rPr>
-        <w:t xml:space="preserve"> for flexible document storage alongside relational stores where appropriate.</w:t>
-      </w:r>
-    </w:p>
-    <w:p>
-      <w:pPr>
-        <w:pStyle w:val="NormalWeb"/>
-        <w:numPr>
-          <w:ilvl w:val="0"/>
-          <w:numId w:val="7"/>
-        </w:numPr>
-        <w:jc w:val="both"/>
-        <w:rPr>
-          <w:rFonts w:ascii="Arial" w:hAnsi="Arial" w:cs="Arial"/>
-          <w:sz w:val="18"/>
-        </w:rPr>
-      </w:pPr>
-      <w:r>
-        <w:rPr>
-          <w:rFonts w:ascii="Arial" w:hAnsi="Arial" w:cs="Arial"/>
-          <w:sz w:val="18"/>
-        </w:rPr>
-        <w:t>Assisted operational workflows by creating lightweight internal tools that surfaced pipeline status and data-quality signals.</w:t>
+      </w:pPr>
+      <w:r>
+        <w:rPr>
+          <w:sz w:val="20"/>
+        </w:rPr>
+        <w:t>Contributed to deployment automation and environment configuration cleanup, helping the team move from inconsistent manual release habits toward more repeatable delivery practices.</w:t>
       </w:r>
     </w:p>
     <w:tbl>
@@ -3228,39 +2489,44 @@
         <w:pStyle w:val="NormalWeb"/>
         <w:numPr>
           <w:ilvl w:val="0"/>
-          <w:numId w:val="9"/>
+          <w:numId w:val="22"/>
         </w:numPr>
         <w:jc w:val="both"/>
         <w:rPr>
-          <w:rFonts w:ascii="Arial" w:hAnsi="Arial" w:cs="Arial"/>
-          <w:sz w:val="18"/>
-          <w:szCs w:val="18"/>
-        </w:rPr>
-      </w:pPr>
-      <w:r>
-        <w:rPr>
-          <w:rFonts w:ascii="Arial" w:hAnsi="Arial" w:cs="Arial"/>
-          <w:sz w:val="18"/>
-          <w:szCs w:val="18"/>
-        </w:rPr>
-        <w:t xml:space="preserve">Delivered </w:t>
-      </w:r>
-      <w:r>
-        <w:rPr>
-          <w:rStyle w:val="Strong"/>
-          <w:rFonts w:ascii="Arial" w:hAnsi="Arial" w:cs="Arial"/>
-          <w:sz w:val="18"/>
-          <w:szCs w:val="18"/>
-        </w:rPr>
-        <w:t>Java</w:t>
-      </w:r>
-      <w:r>
-        <w:rPr>
-          <w:rFonts w:ascii="Arial" w:hAnsi="Arial" w:cs="Arial"/>
-          <w:sz w:val="18"/>
-          <w:szCs w:val="18"/>
-        </w:rPr>
-        <w:t xml:space="preserve"> backend features for internal tools with reliable request handling and clear service boundaries for safe iteration.</w:t>
+          <w:sz w:val="20"/>
+        </w:rPr>
+      </w:pPr>
+      <w:r>
+        <w:rPr>
+          <w:sz w:val="20"/>
+        </w:rPr>
+        <w:t xml:space="preserve">Contributed to enterprise application development with </w:t>
+      </w:r>
+      <w:r>
+        <w:rPr>
+          <w:rStyle w:val="Strong"/>
+          <w:sz w:val="20"/>
+        </w:rPr>
+        <w:t>Java 8</w:t>
+      </w:r>
+      <w:r>
+        <w:rPr>
+          <w:sz w:val="20"/>
+        </w:rPr>
+        <w:t xml:space="preserve">, Spring-based services, server-rendered web modules, and early </w:t>
+      </w:r>
+      <w:r>
+        <w:rPr>
+          <w:rStyle w:val="Strong"/>
+          <w:sz w:val="20"/>
+        </w:rPr>
+        <w:t>React 16</w:t>
+      </w:r>
+      <w:r>
+        <w:rPr>
+          <w:sz w:val="20"/>
+        </w:rPr>
+        <w:t xml:space="preserve"> adoption, building a strong engineering foundation in API design, business logic implementation, and defect resolution.</w:t>
       </w:r>
     </w:p>
     <w:p>
@@ -3268,22 +2534,18 @@
         <w:pStyle w:val="NormalWeb"/>
         <w:numPr>
           <w:ilvl w:val="0"/>
-          <w:numId w:val="9"/>
+          <w:numId w:val="22"/>
         </w:numPr>
         <w:jc w:val="both"/>
         <w:rPr>
-          <w:rFonts w:ascii="Arial" w:hAnsi="Arial" w:cs="Arial"/>
-          <w:sz w:val="18"/>
-          <w:szCs w:val="18"/>
-        </w:rPr>
-      </w:pPr>
-      <w:r>
-        <w:rPr>
-          <w:rFonts w:ascii="Arial" w:hAnsi="Arial" w:cs="Arial"/>
-          <w:sz w:val="18"/>
-          <w:szCs w:val="18"/>
-        </w:rPr>
-        <w:t>Implemented REST-style controllers with predictable validation and error responses, reducing client guesswork and support time.</w:t>
+          <w:sz w:val="20"/>
+        </w:rPr>
+      </w:pPr>
+      <w:r>
+        <w:rPr>
+          <w:sz w:val="20"/>
+        </w:rPr>
+        <w:t>Enhanced customer management and administrative workflows by implementing backend rules, validations, and UI improvements that reduced manual corrections and improved operational accuracy for internal teams.</w:t>
       </w:r>
     </w:p>
     <w:p>
@@ -3291,22 +2553,18 @@
         <w:pStyle w:val="NormalWeb"/>
         <w:numPr>
           <w:ilvl w:val="0"/>
-          <w:numId w:val="9"/>
+          <w:numId w:val="22"/>
         </w:numPr>
         <w:jc w:val="both"/>
         <w:rPr>
-          <w:rFonts w:ascii="Arial" w:hAnsi="Arial" w:cs="Arial"/>
-          <w:sz w:val="18"/>
-          <w:szCs w:val="18"/>
-        </w:rPr>
-      </w:pPr>
-      <w:r>
-        <w:rPr>
-          <w:rFonts w:ascii="Arial" w:hAnsi="Arial" w:cs="Arial"/>
-          <w:sz w:val="18"/>
-          <w:szCs w:val="18"/>
-        </w:rPr>
-        <w:t>Built data access logic with disciplined transaction handling, reducing inconsistencies that previously required manual cleanup.</w:t>
+          <w:sz w:val="20"/>
+        </w:rPr>
+      </w:pPr>
+      <w:r>
+        <w:rPr>
+          <w:sz w:val="20"/>
+        </w:rPr>
+        <w:t>Investigated a frustrating issue where partially completed form data was lost after session interruptions, then introduced safer draft persistence and recovery behavior that improved completion reliability for business users.</w:t>
       </w:r>
     </w:p>
     <w:p>
@@ -3314,39 +2572,18 @@
         <w:pStyle w:val="NormalWeb"/>
         <w:numPr>
           <w:ilvl w:val="0"/>
-          <w:numId w:val="9"/>
+          <w:numId w:val="22"/>
         </w:numPr>
         <w:jc w:val="both"/>
         <w:rPr>
-          <w:rFonts w:ascii="Arial" w:hAnsi="Arial" w:cs="Arial"/>
-          <w:sz w:val="18"/>
-          <w:szCs w:val="18"/>
-        </w:rPr>
-      </w:pPr>
-      <w:r>
-        <w:rPr>
-          <w:rFonts w:ascii="Arial" w:hAnsi="Arial" w:cs="Arial"/>
-          <w:sz w:val="18"/>
-          <w:szCs w:val="18"/>
-        </w:rPr>
-        <w:t xml:space="preserve">Standardized build hygiene using </w:t>
-      </w:r>
-      <w:r>
-        <w:rPr>
-          <w:rStyle w:val="Strong"/>
-          <w:rFonts w:ascii="Arial" w:hAnsi="Arial" w:cs="Arial"/>
-          <w:sz w:val="18"/>
-          <w:szCs w:val="18"/>
-        </w:rPr>
-        <w:t>Maven</w:t>
-      </w:r>
-      <w:r>
-        <w:rPr>
-          <w:rFonts w:ascii="Arial" w:hAnsi="Arial" w:cs="Arial"/>
-          <w:sz w:val="18"/>
-          <w:szCs w:val="18"/>
-        </w:rPr>
-        <w:t xml:space="preserve"> conventions to eliminate environment-specific failures during local development and CI.</w:t>
+          <w:sz w:val="20"/>
+        </w:rPr>
+      </w:pPr>
+      <w:r>
+        <w:rPr>
+          <w:sz w:val="20"/>
+        </w:rPr>
+        <w:t>Supported migration of selected frontend modules from older page-centric implementations into reusable React-driven interfaces, which made future enhancement work more flexible and reduced duplication in shared screens.</w:t>
       </w:r>
     </w:p>
     <w:p>
@@ -3354,22 +2591,33 @@
         <w:pStyle w:val="NormalWeb"/>
         <w:numPr>
           <w:ilvl w:val="0"/>
-          <w:numId w:val="9"/>
+          <w:numId w:val="22"/>
         </w:numPr>
         <w:jc w:val="both"/>
         <w:rPr>
-          <w:rFonts w:ascii="Arial" w:hAnsi="Arial" w:cs="Arial"/>
-          <w:sz w:val="18"/>
-          <w:szCs w:val="18"/>
-        </w:rPr>
-      </w:pPr>
-      <w:r>
-        <w:rPr>
-          <w:rFonts w:ascii="Arial" w:hAnsi="Arial" w:cs="Arial"/>
-          <w:sz w:val="18"/>
-          <w:szCs w:val="18"/>
-        </w:rPr>
-        <w:t>Added targeted unit tests around failure-prone business rules to catch regressions early and reduce production surprises.</w:t>
+          <w:sz w:val="20"/>
+        </w:rPr>
+      </w:pPr>
+      <w:r>
+        <w:rPr>
+          <w:sz w:val="20"/>
+        </w:rPr>
+        <w:lastRenderedPageBreak/>
+        <w:t xml:space="preserve">Improved batch processing jobs by tracing memory spikes and </w:t>
+      </w:r>
+      <w:proofErr w:type="spellStart"/>
+      <w:r>
+        <w:rPr>
+          <w:sz w:val="20"/>
+        </w:rPr>
+        <w:t>unoptimized</w:t>
+      </w:r>
+      <w:proofErr w:type="spellEnd"/>
+      <w:r>
+        <w:rPr>
+          <w:sz w:val="20"/>
+        </w:rPr>
+        <w:t xml:space="preserve"> record iteration, then restructuring processing logic so long-running tasks completed more consistently during overnight execution windows.</w:t>
       </w:r>
     </w:p>
     <w:p>
@@ -3377,22 +2625,18 @@
         <w:pStyle w:val="NormalWeb"/>
         <w:numPr>
           <w:ilvl w:val="0"/>
-          <w:numId w:val="9"/>
+          <w:numId w:val="22"/>
         </w:numPr>
         <w:jc w:val="both"/>
         <w:rPr>
-          <w:rFonts w:ascii="Arial" w:hAnsi="Arial" w:cs="Arial"/>
-          <w:sz w:val="18"/>
-          <w:szCs w:val="18"/>
-        </w:rPr>
-      </w:pPr>
-      <w:r>
-        <w:rPr>
-          <w:rFonts w:ascii="Arial" w:hAnsi="Arial" w:cs="Arial"/>
-          <w:sz w:val="18"/>
-          <w:szCs w:val="18"/>
-        </w:rPr>
-        <w:t>Partnered with senior engineers to troubleshoot performance issues using logs and query inspection, learning bottleneck isolation in practice.</w:t>
+          <w:sz w:val="20"/>
+        </w:rPr>
+      </w:pPr>
+      <w:r>
+        <w:rPr>
+          <w:sz w:val="20"/>
+        </w:rPr>
+        <w:t>Fixed API response inconsistencies caused by mixed date formatting and weak null handling, which had triggered avoidable client-side errors in downstream screens and reports.</w:t>
       </w:r>
     </w:p>
     <w:p>
@@ -3400,40 +2644,31 @@
         <w:pStyle w:val="NormalWeb"/>
         <w:numPr>
           <w:ilvl w:val="0"/>
-          <w:numId w:val="9"/>
+          <w:numId w:val="22"/>
         </w:numPr>
         <w:jc w:val="both"/>
         <w:rPr>
-          <w:rFonts w:ascii="Arial" w:hAnsi="Arial" w:cs="Arial"/>
-          <w:sz w:val="18"/>
-          <w:szCs w:val="18"/>
-        </w:rPr>
-      </w:pPr>
-      <w:r>
-        <w:rPr>
-          <w:rFonts w:ascii="Arial" w:hAnsi="Arial" w:cs="Arial"/>
-          <w:sz w:val="18"/>
-          <w:szCs w:val="18"/>
-        </w:rPr>
-        <w:t xml:space="preserve">Documented operational workflows and failure modes in lightweight </w:t>
-      </w:r>
-      <w:proofErr w:type="spellStart"/>
-      <w:r>
-        <w:rPr>
-          <w:rFonts w:ascii="Arial" w:hAnsi="Arial" w:cs="Arial"/>
-          <w:sz w:val="18"/>
-          <w:szCs w:val="18"/>
-        </w:rPr>
-        <w:t>runbooks</w:t>
-      </w:r>
-      <w:proofErr w:type="spellEnd"/>
-      <w:r>
-        <w:rPr>
-          <w:rFonts w:ascii="Arial" w:hAnsi="Arial" w:cs="Arial"/>
-          <w:sz w:val="18"/>
-          <w:szCs w:val="18"/>
-        </w:rPr>
-        <w:t xml:space="preserve"> to improve handoffs during support rotations.</w:t>
+          <w:sz w:val="20"/>
+        </w:rPr>
+      </w:pPr>
+      <w:r>
+        <w:rPr>
+          <w:sz w:val="20"/>
+        </w:rPr>
+        <w:t xml:space="preserve">Worked with senior engineers to strengthen SQL queries, indexing patterns, and transaction handling, helping reduce slow-screen complaints by </w:t>
+      </w:r>
+      <w:r>
+        <w:rPr>
+          <w:rStyle w:val="Strong"/>
+          <w:sz w:val="20"/>
+        </w:rPr>
+        <w:t>24%</w:t>
+      </w:r>
+      <w:r>
+        <w:rPr>
+          <w:sz w:val="20"/>
+        </w:rPr>
+        <w:t xml:space="preserve"> in data-heavy internal workflows.</w:t>
       </w:r>
     </w:p>
     <w:p>
@@ -3441,22 +2676,18 @@
         <w:pStyle w:val="NormalWeb"/>
         <w:numPr>
           <w:ilvl w:val="0"/>
-          <w:numId w:val="9"/>
+          <w:numId w:val="22"/>
         </w:numPr>
         <w:jc w:val="both"/>
         <w:rPr>
-          <w:rFonts w:ascii="Arial" w:hAnsi="Arial" w:cs="Arial"/>
-          <w:sz w:val="18"/>
-          <w:szCs w:val="18"/>
-        </w:rPr>
-      </w:pPr>
-      <w:r>
-        <w:rPr>
-          <w:rFonts w:ascii="Arial" w:hAnsi="Arial" w:cs="Arial"/>
-          <w:sz w:val="18"/>
-          <w:szCs w:val="18"/>
-        </w:rPr>
-        <w:t>Supported early deployment automation practices and environment consistency improvements to reduce “works on my machine” drift.</w:t>
+          <w:sz w:val="20"/>
+        </w:rPr>
+      </w:pPr>
+      <w:r>
+        <w:rPr>
+          <w:sz w:val="20"/>
+        </w:rPr>
+        <w:t>Added logging, validation checks, and clearer failure messages around integration points so support teams could identify real causes faster instead of manually reproducing issues from incomplete error output.</w:t>
       </w:r>
     </w:p>
     <w:p>
@@ -3464,22 +2695,15 @@
         <w:pStyle w:val="NormalWeb"/>
         <w:numPr>
           <w:ilvl w:val="0"/>
-          <w:numId w:val="9"/>
+          <w:numId w:val="22"/>
         </w:numPr>
         <w:jc w:val="both"/>
-        <w:rPr>
-          <w:rFonts w:ascii="Arial" w:hAnsi="Arial" w:cs="Arial"/>
-          <w:sz w:val="18"/>
-          <w:szCs w:val="18"/>
-        </w:rPr>
-      </w:pPr>
-      <w:r>
-        <w:rPr>
-          <w:rFonts w:ascii="Arial" w:hAnsi="Arial" w:cs="Arial"/>
-          <w:sz w:val="18"/>
-          <w:szCs w:val="18"/>
-        </w:rPr>
-        <w:t>Contributed to data export/reporting utilities backed by SQL tuning and indexing fundamentals for stable performance.</w:t>
+      </w:pPr>
+      <w:r>
+        <w:rPr>
+          <w:sz w:val="20"/>
+        </w:rPr>
+        <w:t>Participated in release support, bug triage, and environment verification efforts, building practical discipline around regression analysis, reproducibility, and safe incremental delivery.</w:t>
       </w:r>
     </w:p>
     <w:p>
@@ -3497,7 +2721,16 @@
           <w:sz w:val="21"/>
           <w:szCs w:val="21"/>
         </w:rPr>
-        <w:lastRenderedPageBreak/>
+        <w:t xml:space="preserve"> </w:t>
+      </w:r>
+      <w:r>
+        <w:rPr>
+          <w:b/>
+          <w:bCs/>
+          <w:color w:val="111111"/>
+          <w:sz w:val="21"/>
+          <w:szCs w:val="21"/>
+        </w:rPr>
         <w:t>EDUCATION</w:t>
       </w:r>
     </w:p>
@@ -3602,82 +2835,56 @@
         <w:pStyle w:val="ListParagraph"/>
         <w:numPr>
           <w:ilvl w:val="0"/>
-          <w:numId w:val="11"/>
+          <w:numId w:val="23"/>
         </w:numPr>
         <w:jc w:val="both"/>
-        <w:rPr>
-          <w:rFonts w:ascii="Arial" w:hAnsi="Arial" w:cs="Arial"/>
-        </w:rPr>
-      </w:pPr>
-      <w:r>
-        <w:rPr>
-          <w:rFonts w:ascii="Arial" w:hAnsi="Arial" w:cs="Arial"/>
-        </w:rPr>
+      </w:pPr>
+      <w:r>
         <w:t xml:space="preserve">Coursework emphasized </w:t>
       </w:r>
       <w:r>
         <w:rPr>
           <w:rStyle w:val="Strong"/>
-          <w:rFonts w:ascii="Arial" w:hAnsi="Arial" w:cs="Arial"/>
         </w:rPr>
         <w:t>systems</w:t>
       </w:r>
       <w:r>
-        <w:rPr>
-          <w:rFonts w:ascii="Arial" w:hAnsi="Arial" w:cs="Arial"/>
-        </w:rPr>
         <w:t xml:space="preserve">, </w:t>
       </w:r>
       <w:r>
         <w:rPr>
           <w:rStyle w:val="Strong"/>
-          <w:rFonts w:ascii="Arial" w:hAnsi="Arial" w:cs="Arial"/>
         </w:rPr>
         <w:t>databases</w:t>
       </w:r>
       <w:r>
-        <w:rPr>
-          <w:rFonts w:ascii="Arial" w:hAnsi="Arial" w:cs="Arial"/>
-        </w:rPr>
         <w:t xml:space="preserve">, and </w:t>
       </w:r>
       <w:r>
         <w:rPr>
           <w:rStyle w:val="Strong"/>
-          <w:rFonts w:ascii="Arial" w:hAnsi="Arial" w:cs="Arial"/>
         </w:rPr>
         <w:t>software engineering</w:t>
       </w:r>
       <w:r>
-        <w:rPr>
-          <w:rFonts w:ascii="Arial" w:hAnsi="Arial" w:cs="Arial"/>
-        </w:rPr>
         <w:t xml:space="preserve">, which I’ve applied directly in production through scalable </w:t>
       </w:r>
       <w:r>
         <w:rPr>
           <w:rStyle w:val="Strong"/>
-          <w:rFonts w:ascii="Arial" w:hAnsi="Arial" w:cs="Arial"/>
         </w:rPr>
         <w:t>API design</w:t>
       </w:r>
       <w:r>
-        <w:rPr>
-          <w:rFonts w:ascii="Arial" w:hAnsi="Arial" w:cs="Arial"/>
-        </w:rPr>
         <w:t xml:space="preserve">, </w:t>
       </w:r>
       <w:r>
         <w:rPr>
           <w:rStyle w:val="Strong"/>
-          <w:rFonts w:ascii="Arial" w:hAnsi="Arial" w:cs="Arial"/>
         </w:rPr>
         <w:t>data modeling</w:t>
       </w:r>
       <w:r>
-        <w:rPr>
-          <w:rFonts w:ascii="Arial" w:hAnsi="Arial" w:cs="Arial"/>
-        </w:rPr>
         <w:t>, and operational reliability practices.</w:t>
       </w:r>
     </w:p>
@@ -3701,100 +2908,43 @@
     </w:p>
     <w:p>
       <w:pPr>
-        <w:pStyle w:val="Heading3"/>
-        <w:jc w:val="both"/>
-        <w:rPr>
-          <w:rFonts w:ascii="Arial" w:hAnsi="Arial" w:cs="Arial"/>
-          <w:color w:val="auto"/>
-          <w:sz w:val="18"/>
-        </w:rPr>
-      </w:pPr>
-      <w:r>
-        <w:rPr>
-          <w:rStyle w:val="Strong"/>
-          <w:rFonts w:ascii="Arial" w:hAnsi="Arial" w:cs="Arial"/>
-          <w:bCs w:val="0"/>
-          <w:color w:val="auto"/>
-          <w:sz w:val="18"/>
-        </w:rPr>
-        <w:t>Event-Driven Order &amp; Workflow Orchestrator (Kafka + SQS/SNS)</w:t>
-      </w:r>
-    </w:p>
-    <w:p>
-      <w:pPr>
         <w:pStyle w:val="NormalWeb"/>
         <w:numPr>
           <w:ilvl w:val="0"/>
-          <w:numId w:val="17"/>
+          <w:numId w:val="24"/>
         </w:numPr>
         <w:spacing w:before="0" w:beforeAutospacing="0" w:after="0" w:afterAutospacing="0"/>
-        <w:jc w:val="both"/>
-        <w:rPr>
-          <w:rFonts w:ascii="Arial" w:hAnsi="Arial" w:cs="Arial"/>
-          <w:sz w:val="18"/>
-        </w:rPr>
-      </w:pPr>
-      <w:r>
-        <w:rPr>
-          <w:rFonts w:ascii="Arial" w:hAnsi="Arial" w:cs="Arial"/>
-          <w:sz w:val="18"/>
-        </w:rPr>
-        <w:t xml:space="preserve">Built a reusable orchestration pattern for long-running workflows using </w:t>
-      </w:r>
-      <w:r>
-        <w:rPr>
-          <w:rStyle w:val="Strong"/>
-          <w:rFonts w:ascii="Arial" w:hAnsi="Arial" w:cs="Arial"/>
-          <w:sz w:val="18"/>
-        </w:rPr>
-        <w:t>Kafka</w:t>
-      </w:r>
-      <w:r>
-        <w:rPr>
-          <w:rFonts w:ascii="Arial" w:hAnsi="Arial" w:cs="Arial"/>
-          <w:sz w:val="18"/>
-        </w:rPr>
-        <w:t xml:space="preserve"> for domain events and </w:t>
-      </w:r>
-      <w:r>
-        <w:rPr>
-          <w:rStyle w:val="Strong"/>
-          <w:rFonts w:ascii="Arial" w:hAnsi="Arial" w:cs="Arial"/>
-          <w:sz w:val="18"/>
-        </w:rPr>
-        <w:t>AWS SQS/SNS</w:t>
-      </w:r>
-      <w:r>
-        <w:rPr>
-          <w:rFonts w:ascii="Arial" w:hAnsi="Arial" w:cs="Arial"/>
-          <w:sz w:val="18"/>
-        </w:rPr>
-        <w:t xml:space="preserve"> for fan-out execution, with </w:t>
-      </w:r>
-      <w:proofErr w:type="spellStart"/>
-      <w:r>
-        <w:rPr>
-          <w:rStyle w:val="Strong"/>
-          <w:rFonts w:ascii="Arial" w:hAnsi="Arial" w:cs="Arial"/>
-          <w:sz w:val="18"/>
-        </w:rPr>
-        <w:t>idempotency</w:t>
-      </w:r>
-      <w:proofErr w:type="spellEnd"/>
-      <w:r>
-        <w:rPr>
-          <w:rStyle w:val="Strong"/>
-          <w:rFonts w:ascii="Arial" w:hAnsi="Arial" w:cs="Arial"/>
-          <w:sz w:val="18"/>
-        </w:rPr>
-        <w:t xml:space="preserve"> keys</w:t>
-      </w:r>
-      <w:r>
-        <w:rPr>
-          <w:rFonts w:ascii="Arial" w:hAnsi="Arial" w:cs="Arial"/>
-          <w:sz w:val="18"/>
-        </w:rPr>
-        <w:t>, retries, and DLQ-based recovery.</w:t>
+        <w:rPr>
+          <w:sz w:val="20"/>
+        </w:rPr>
+      </w:pPr>
+      <w:r>
+        <w:rPr>
+          <w:rStyle w:val="Strong"/>
+          <w:sz w:val="20"/>
+        </w:rPr>
+        <w:t>AWS Certified Developer – Associate</w:t>
+      </w:r>
+      <w:r>
+        <w:rPr>
+          <w:sz w:val="20"/>
+        </w:rPr>
+        <w:t xml:space="preserve"> — 2024</w:t>
+      </w:r>
+      <w:r>
+        <w:rPr>
+          <w:sz w:val="20"/>
+        </w:rPr>
+        <w:br/>
+        <w:t>Validated hands-on ability to build, deploy, and troubleshoot cloud-native applications on AWS with strong focus on scalable services, security, and oper</w:t>
+      </w:r>
+      <w:bookmarkStart w:id="0" w:name="_GoBack"/>
+      <w:bookmarkEnd w:id="0"/>
+      <w:r>
+        <w:rPr>
+          <w:sz w:val="20"/>
+        </w:rPr>
+        <w:t>ational reliability.</w:t>
       </w:r>
     </w:p>
     <w:p>
@@ -3802,137 +2952,45 @@
         <w:pStyle w:val="NormalWeb"/>
         <w:numPr>
           <w:ilvl w:val="0"/>
-          <w:numId w:val="17"/>
+          <w:numId w:val="24"/>
         </w:numPr>
         <w:spacing w:before="0" w:beforeAutospacing="0" w:after="0" w:afterAutospacing="0"/>
-        <w:jc w:val="both"/>
-        <w:rPr>
-          <w:rFonts w:ascii="Arial" w:hAnsi="Arial" w:cs="Arial"/>
-          <w:sz w:val="18"/>
-        </w:rPr>
-      </w:pPr>
-      <w:r>
-        <w:rPr>
-          <w:rFonts w:ascii="Arial" w:hAnsi="Arial" w:cs="Arial"/>
-          <w:sz w:val="18"/>
-        </w:rPr>
-        <w:t xml:space="preserve">Implemented a consistency-safe persistence approach using </w:t>
-      </w:r>
-      <w:proofErr w:type="spellStart"/>
-      <w:r>
-        <w:rPr>
-          <w:rStyle w:val="Strong"/>
-          <w:rFonts w:ascii="Arial" w:hAnsi="Arial" w:cs="Arial"/>
-          <w:sz w:val="18"/>
-        </w:rPr>
-        <w:t>PostgreSQL</w:t>
-      </w:r>
-      <w:proofErr w:type="spellEnd"/>
-      <w:r>
-        <w:rPr>
-          <w:rFonts w:ascii="Arial" w:hAnsi="Arial" w:cs="Arial"/>
-          <w:sz w:val="18"/>
-        </w:rPr>
-        <w:t xml:space="preserve"> plus an outbox-style publishing flow, improving reliability during partial failures and deploy cycles.</w:t>
-      </w:r>
-    </w:p>
-    <w:p>
-      <w:pPr>
-        <w:pStyle w:val="Heading3"/>
-        <w:jc w:val="both"/>
-        <w:rPr>
-          <w:rFonts w:ascii="Arial" w:hAnsi="Arial" w:cs="Arial"/>
-          <w:color w:val="auto"/>
-          <w:sz w:val="18"/>
-        </w:rPr>
-      </w:pPr>
-      <w:proofErr w:type="spellStart"/>
-      <w:r>
-        <w:rPr>
-          <w:rStyle w:val="Strong"/>
-          <w:rFonts w:ascii="Arial" w:hAnsi="Arial" w:cs="Arial"/>
-          <w:bCs w:val="0"/>
-          <w:color w:val="auto"/>
-          <w:sz w:val="18"/>
-        </w:rPr>
-        <w:t>Observability</w:t>
-      </w:r>
-      <w:proofErr w:type="spellEnd"/>
-      <w:r>
-        <w:rPr>
-          <w:rStyle w:val="Strong"/>
-          <w:rFonts w:ascii="Arial" w:hAnsi="Arial" w:cs="Arial"/>
-          <w:bCs w:val="0"/>
-          <w:color w:val="auto"/>
-          <w:sz w:val="18"/>
-        </w:rPr>
-        <w:t xml:space="preserve"> Baseline for Distributed Services (</w:t>
-      </w:r>
-      <w:proofErr w:type="spellStart"/>
-      <w:r>
-        <w:rPr>
-          <w:rStyle w:val="Strong"/>
-          <w:rFonts w:ascii="Arial" w:hAnsi="Arial" w:cs="Arial"/>
-          <w:bCs w:val="0"/>
-          <w:color w:val="auto"/>
-          <w:sz w:val="18"/>
-        </w:rPr>
-        <w:t>OpenTelemetry</w:t>
-      </w:r>
-      <w:proofErr w:type="spellEnd"/>
-      <w:r>
-        <w:rPr>
-          <w:rStyle w:val="Strong"/>
-          <w:rFonts w:ascii="Arial" w:hAnsi="Arial" w:cs="Arial"/>
-          <w:bCs w:val="0"/>
-          <w:color w:val="auto"/>
-          <w:sz w:val="18"/>
-        </w:rPr>
-        <w:t xml:space="preserve"> + </w:t>
-      </w:r>
-      <w:proofErr w:type="spellStart"/>
-      <w:r>
-        <w:rPr>
-          <w:rStyle w:val="Strong"/>
-          <w:rFonts w:ascii="Arial" w:hAnsi="Arial" w:cs="Arial"/>
-          <w:bCs w:val="0"/>
-          <w:color w:val="auto"/>
-          <w:sz w:val="18"/>
-        </w:rPr>
-        <w:t>Datadog</w:t>
-      </w:r>
-      <w:proofErr w:type="spellEnd"/>
-      <w:r>
-        <w:rPr>
-          <w:rStyle w:val="Strong"/>
-          <w:rFonts w:ascii="Arial" w:hAnsi="Arial" w:cs="Arial"/>
-          <w:bCs w:val="0"/>
-          <w:color w:val="auto"/>
-          <w:sz w:val="18"/>
-        </w:rPr>
-        <w:t>/</w:t>
-      </w:r>
-      <w:proofErr w:type="spellStart"/>
-      <w:r>
-        <w:rPr>
-          <w:rStyle w:val="Strong"/>
-          <w:rFonts w:ascii="Arial" w:hAnsi="Arial" w:cs="Arial"/>
-          <w:bCs w:val="0"/>
-          <w:color w:val="auto"/>
-          <w:sz w:val="18"/>
-        </w:rPr>
-        <w:t>Grafana</w:t>
-      </w:r>
-      <w:proofErr w:type="spellEnd"/>
-      <w:r>
-        <w:rPr>
-          <w:rStyle w:val="Strong"/>
-          <w:rFonts w:ascii="Arial" w:hAnsi="Arial" w:cs="Arial"/>
-          <w:bCs w:val="0"/>
-          <w:color w:val="auto"/>
-          <w:sz w:val="18"/>
-        </w:rPr>
-        <w:t>)</w:t>
+        <w:rPr>
+          <w:sz w:val="20"/>
+        </w:rPr>
+      </w:pPr>
+      <w:r>
+        <w:rPr>
+          <w:rStyle w:val="Strong"/>
+          <w:sz w:val="20"/>
+        </w:rPr>
+        <w:t>Oracle Certified Professional: Java SE Developer</w:t>
+      </w:r>
+      <w:r>
+        <w:rPr>
+          <w:sz w:val="20"/>
+        </w:rPr>
+        <w:t xml:space="preserve"> — 2021</w:t>
+      </w:r>
+      <w:r>
+        <w:rPr>
+          <w:sz w:val="20"/>
+        </w:rPr>
+        <w:br/>
+        <w:t xml:space="preserve">Demonstrated strong understanding of core </w:t>
+      </w:r>
+      <w:r>
+        <w:rPr>
+          <w:rStyle w:val="Strong"/>
+          <w:sz w:val="20"/>
+        </w:rPr>
+        <w:t>Java</w:t>
+      </w:r>
+      <w:r>
+        <w:rPr>
+          <w:sz w:val="20"/>
+        </w:rPr>
+        <w:t xml:space="preserve"> development concepts, object-oriented design, collections, concurrency fundamentals, and maintainable application structure.</w:t>
       </w:r>
     </w:p>
     <w:p>
@@ -3940,135 +2998,45 @@
         <w:pStyle w:val="NormalWeb"/>
         <w:numPr>
           <w:ilvl w:val="0"/>
-          <w:numId w:val="16"/>
+          <w:numId w:val="24"/>
         </w:numPr>
         <w:spacing w:before="0" w:beforeAutospacing="0" w:after="0" w:afterAutospacing="0"/>
-        <w:jc w:val="both"/>
-        <w:rPr>
-          <w:rFonts w:ascii="Arial" w:hAnsi="Arial" w:cs="Arial"/>
-          <w:sz w:val="18"/>
-        </w:rPr>
-      </w:pPr>
-      <w:r>
-        <w:rPr>
-          <w:rFonts w:ascii="Arial" w:hAnsi="Arial" w:cs="Arial"/>
-          <w:sz w:val="18"/>
-        </w:rPr>
-        <w:t xml:space="preserve">Implemented end-to-end request correlation with </w:t>
-      </w:r>
-      <w:proofErr w:type="spellStart"/>
-      <w:r>
-        <w:rPr>
-          <w:rStyle w:val="Strong"/>
-          <w:rFonts w:ascii="Arial" w:hAnsi="Arial" w:cs="Arial"/>
-          <w:sz w:val="18"/>
-        </w:rPr>
-        <w:t>OpenTelemetry</w:t>
-      </w:r>
-      <w:proofErr w:type="spellEnd"/>
-      <w:r>
-        <w:rPr>
-          <w:rFonts w:ascii="Arial" w:hAnsi="Arial" w:cs="Arial"/>
-          <w:sz w:val="18"/>
-        </w:rPr>
-        <w:t xml:space="preserve"> traces, metrics, and logs, exporting to </w:t>
-      </w:r>
-      <w:proofErr w:type="spellStart"/>
-      <w:r>
-        <w:rPr>
-          <w:rStyle w:val="Strong"/>
-          <w:rFonts w:ascii="Arial" w:hAnsi="Arial" w:cs="Arial"/>
-          <w:sz w:val="18"/>
-        </w:rPr>
-        <w:t>Datadog</w:t>
-      </w:r>
-      <w:proofErr w:type="spellEnd"/>
-      <w:r>
-        <w:rPr>
-          <w:rFonts w:ascii="Arial" w:hAnsi="Arial" w:cs="Arial"/>
-          <w:sz w:val="18"/>
-        </w:rPr>
-        <w:t xml:space="preserve"> and </w:t>
-      </w:r>
-      <w:proofErr w:type="spellStart"/>
-      <w:r>
-        <w:rPr>
-          <w:rStyle w:val="Strong"/>
-          <w:rFonts w:ascii="Arial" w:hAnsi="Arial" w:cs="Arial"/>
-          <w:sz w:val="18"/>
-        </w:rPr>
-        <w:t>Grafana</w:t>
-      </w:r>
-      <w:proofErr w:type="spellEnd"/>
-      <w:r>
-        <w:rPr>
-          <w:rFonts w:ascii="Arial" w:hAnsi="Arial" w:cs="Arial"/>
-          <w:sz w:val="18"/>
-        </w:rPr>
-        <w:t xml:space="preserve"> dashboards with actionable alert thresholds.</w:t>
-      </w:r>
-    </w:p>
-    <w:p>
-      <w:pPr>
-        <w:pStyle w:val="NormalWeb"/>
-        <w:numPr>
-          <w:ilvl w:val="0"/>
-          <w:numId w:val="16"/>
-        </w:numPr>
-        <w:spacing w:before="0" w:beforeAutospacing="0" w:after="0" w:afterAutospacing="0"/>
-        <w:jc w:val="both"/>
-        <w:rPr>
-          <w:rFonts w:ascii="Arial" w:hAnsi="Arial" w:cs="Arial"/>
-          <w:sz w:val="18"/>
-        </w:rPr>
-      </w:pPr>
-      <w:r>
-        <w:rPr>
-          <w:rFonts w:ascii="Arial" w:hAnsi="Arial" w:cs="Arial"/>
-          <w:sz w:val="18"/>
-        </w:rPr>
-        <w:t xml:space="preserve">Standardized </w:t>
-      </w:r>
-      <w:r>
-        <w:rPr>
-          <w:rStyle w:val="Strong"/>
-          <w:rFonts w:ascii="Arial" w:hAnsi="Arial" w:cs="Arial"/>
-          <w:sz w:val="18"/>
-        </w:rPr>
-        <w:t>structured l</w:t>
-      </w:r>
-      <w:bookmarkStart w:id="0" w:name="_GoBack"/>
-      <w:bookmarkEnd w:id="0"/>
-      <w:r>
-        <w:rPr>
-          <w:rStyle w:val="Strong"/>
-          <w:rFonts w:ascii="Arial" w:hAnsi="Arial" w:cs="Arial"/>
-          <w:sz w:val="18"/>
-        </w:rPr>
-        <w:t>ogging</w:t>
-      </w:r>
-      <w:r>
-        <w:rPr>
-          <w:rFonts w:ascii="Arial" w:hAnsi="Arial" w:cs="Arial"/>
-          <w:sz w:val="18"/>
-        </w:rPr>
-        <w:t xml:space="preserve"> fields (service, tenant, request, user, retry, downstream) and added </w:t>
-      </w:r>
-      <w:proofErr w:type="spellStart"/>
-      <w:r>
-        <w:rPr>
-          <w:rFonts w:ascii="Arial" w:hAnsi="Arial" w:cs="Arial"/>
-          <w:sz w:val="18"/>
-        </w:rPr>
-        <w:t>runbook</w:t>
-      </w:r>
-      <w:proofErr w:type="spellEnd"/>
-      <w:r>
-        <w:rPr>
-          <w:rFonts w:ascii="Arial" w:hAnsi="Arial" w:cs="Arial"/>
-          <w:sz w:val="18"/>
-        </w:rPr>
-        <w:t>-linked alerts to reduce MTTR during production incidents.</w:t>
+        <w:rPr>
+          <w:sz w:val="20"/>
+        </w:rPr>
+      </w:pPr>
+      <w:r>
+        <w:rPr>
+          <w:rStyle w:val="Strong"/>
+          <w:sz w:val="20"/>
+        </w:rPr>
+        <w:t>Professional Scrum Master I</w:t>
+      </w:r>
+      <w:r>
+        <w:rPr>
+          <w:sz w:val="20"/>
+        </w:rPr>
+        <w:t xml:space="preserve"> — 2023</w:t>
+      </w:r>
+      <w:r>
+        <w:rPr>
+          <w:sz w:val="20"/>
+        </w:rPr>
+        <w:br/>
+      </w:r>
+      <w:proofErr w:type="gramStart"/>
+      <w:r>
+        <w:rPr>
+          <w:sz w:val="20"/>
+        </w:rPr>
+        <w:t>Confirmed</w:t>
+      </w:r>
+      <w:proofErr w:type="gramEnd"/>
+      <w:r>
+        <w:rPr>
+          <w:sz w:val="20"/>
+        </w:rPr>
+        <w:t xml:space="preserve"> practical knowledge of Agile delivery, cross-functional collaboration, and iterative engineering execution for teams building production software in fast-moving environments.</w:t>
       </w:r>
     </w:p>
     <w:p>
@@ -4202,6 +3170,119 @@
     </w:lvl>
   </w:abstractNum>
   <w:abstractNum w:abstractNumId="1">
+    <w:nsid w:val="0CAF574E"/>
+    <w:multiLevelType w:val="hybridMultilevel"/>
+    <w:tmpl w:val="24F636B0"/>
+    <w:lvl w:ilvl="0" w:tplc="7054EACA">
+      <w:start w:val="1"/>
+      <w:numFmt w:val="bullet"/>
+      <w:lvlText w:val="-"/>
+      <w:lvlJc w:val="left"/>
+      <w:pPr>
+        <w:ind w:left="360" w:hanging="360"/>
+      </w:pPr>
+      <w:rPr>
+        <w:rFonts w:ascii="Tw Cen MT" w:hAnsi="Tw Cen MT" w:hint="default"/>
+      </w:rPr>
+    </w:lvl>
+    <w:lvl w:ilvl="1" w:tplc="04090003" w:tentative="1">
+      <w:start w:val="1"/>
+      <w:numFmt w:val="bullet"/>
+      <w:lvlText w:val="o"/>
+      <w:lvlJc w:val="left"/>
+      <w:pPr>
+        <w:ind w:left="1080" w:hanging="360"/>
+      </w:pPr>
+      <w:rPr>
+        <w:rFonts w:ascii="Courier New" w:hAnsi="Courier New" w:cs="Courier New" w:hint="default"/>
+      </w:rPr>
+    </w:lvl>
+    <w:lvl w:ilvl="2" w:tplc="04090005" w:tentative="1">
+      <w:start w:val="1"/>
+      <w:numFmt w:val="bullet"/>
+      <w:lvlText w:val=""/>
+      <w:lvlJc w:val="left"/>
+      <w:pPr>
+        <w:ind w:left="1800" w:hanging="360"/>
+      </w:pPr>
+      <w:rPr>
+        <w:rFonts w:ascii="Wingdings" w:hAnsi="Wingdings" w:hint="default"/>
+      </w:rPr>
+    </w:lvl>
+    <w:lvl w:ilvl="3" w:tplc="04090001" w:tentative="1">
+      <w:start w:val="1"/>
+      <w:numFmt w:val="bullet"/>
+      <w:lvlText w:val=""/>
+      <w:lvlJc w:val="left"/>
+      <w:pPr>
+        <w:ind w:left="2520" w:hanging="360"/>
+      </w:pPr>
+      <w:rPr>
+        <w:rFonts w:ascii="Symbol" w:hAnsi="Symbol" w:hint="default"/>
+      </w:rPr>
+    </w:lvl>
+    <w:lvl w:ilvl="4" w:tplc="04090003" w:tentative="1">
+      <w:start w:val="1"/>
+      <w:numFmt w:val="bullet"/>
+      <w:lvlText w:val="o"/>
+      <w:lvlJc w:val="left"/>
+      <w:pPr>
+        <w:ind w:left="3240" w:hanging="360"/>
+      </w:pPr>
+      <w:rPr>
+        <w:rFonts w:ascii="Courier New" w:hAnsi="Courier New" w:cs="Courier New" w:hint="default"/>
+      </w:rPr>
+    </w:lvl>
+    <w:lvl w:ilvl="5" w:tplc="04090005" w:tentative="1">
+      <w:start w:val="1"/>
+      <w:numFmt w:val="bullet"/>
+      <w:lvlText w:val=""/>
+      <w:lvlJc w:val="left"/>
+      <w:pPr>
+        <w:ind w:left="3960" w:hanging="360"/>
+      </w:pPr>
+      <w:rPr>
+        <w:rFonts w:ascii="Wingdings" w:hAnsi="Wingdings" w:hint="default"/>
+      </w:rPr>
+    </w:lvl>
+    <w:lvl w:ilvl="6" w:tplc="04090001" w:tentative="1">
+      <w:start w:val="1"/>
+      <w:numFmt w:val="bullet"/>
+      <w:lvlText w:val=""/>
+      <w:lvlJc w:val="left"/>
+      <w:pPr>
+        <w:ind w:left="4680" w:hanging="360"/>
+      </w:pPr>
+      <w:rPr>
+        <w:rFonts w:ascii="Symbol" w:hAnsi="Symbol" w:hint="default"/>
+      </w:rPr>
+    </w:lvl>
+    <w:lvl w:ilvl="7" w:tplc="04090003" w:tentative="1">
+      <w:start w:val="1"/>
+      <w:numFmt w:val="bullet"/>
+      <w:lvlText w:val="o"/>
+      <w:lvlJc w:val="left"/>
+      <w:pPr>
+        <w:ind w:left="5400" w:hanging="360"/>
+      </w:pPr>
+      <w:rPr>
+        <w:rFonts w:ascii="Courier New" w:hAnsi="Courier New" w:cs="Courier New" w:hint="default"/>
+      </w:rPr>
+    </w:lvl>
+    <w:lvl w:ilvl="8" w:tplc="04090005" w:tentative="1">
+      <w:start w:val="1"/>
+      <w:numFmt w:val="bullet"/>
+      <w:lvlText w:val=""/>
+      <w:lvlJc w:val="left"/>
+      <w:pPr>
+        <w:ind w:left="6120" w:hanging="360"/>
+      </w:pPr>
+      <w:rPr>
+        <w:rFonts w:ascii="Wingdings" w:hAnsi="Wingdings" w:hint="default"/>
+      </w:rPr>
+    </w:lvl>
+  </w:abstractNum>
+  <w:abstractNum w:abstractNumId="2">
     <w:nsid w:val="0CC46CCB"/>
     <w:multiLevelType w:val="hybridMultilevel"/>
     <w:tmpl w:val="ACA81916"/>
@@ -4313,7 +3394,120 @@
       </w:rPr>
     </w:lvl>
   </w:abstractNum>
-  <w:abstractNum w:abstractNumId="2">
+  <w:abstractNum w:abstractNumId="3">
+    <w:nsid w:val="1A026317"/>
+    <w:multiLevelType w:val="hybridMultilevel"/>
+    <w:tmpl w:val="57B052D8"/>
+    <w:lvl w:ilvl="0" w:tplc="7054EACA">
+      <w:start w:val="1"/>
+      <w:numFmt w:val="bullet"/>
+      <w:lvlText w:val="-"/>
+      <w:lvlJc w:val="left"/>
+      <w:pPr>
+        <w:ind w:left="360" w:hanging="360"/>
+      </w:pPr>
+      <w:rPr>
+        <w:rFonts w:ascii="Tw Cen MT" w:hAnsi="Tw Cen MT" w:hint="default"/>
+      </w:rPr>
+    </w:lvl>
+    <w:lvl w:ilvl="1" w:tplc="04090003" w:tentative="1">
+      <w:start w:val="1"/>
+      <w:numFmt w:val="bullet"/>
+      <w:lvlText w:val="o"/>
+      <w:lvlJc w:val="left"/>
+      <w:pPr>
+        <w:ind w:left="1080" w:hanging="360"/>
+      </w:pPr>
+      <w:rPr>
+        <w:rFonts w:ascii="Courier New" w:hAnsi="Courier New" w:cs="Courier New" w:hint="default"/>
+      </w:rPr>
+    </w:lvl>
+    <w:lvl w:ilvl="2" w:tplc="04090005" w:tentative="1">
+      <w:start w:val="1"/>
+      <w:numFmt w:val="bullet"/>
+      <w:lvlText w:val=""/>
+      <w:lvlJc w:val="left"/>
+      <w:pPr>
+        <w:ind w:left="1800" w:hanging="360"/>
+      </w:pPr>
+      <w:rPr>
+        <w:rFonts w:ascii="Wingdings" w:hAnsi="Wingdings" w:hint="default"/>
+      </w:rPr>
+    </w:lvl>
+    <w:lvl w:ilvl="3" w:tplc="04090001" w:tentative="1">
+      <w:start w:val="1"/>
+      <w:numFmt w:val="bullet"/>
+      <w:lvlText w:val=""/>
+      <w:lvlJc w:val="left"/>
+      <w:pPr>
+        <w:ind w:left="2520" w:hanging="360"/>
+      </w:pPr>
+      <w:rPr>
+        <w:rFonts w:ascii="Symbol" w:hAnsi="Symbol" w:hint="default"/>
+      </w:rPr>
+    </w:lvl>
+    <w:lvl w:ilvl="4" w:tplc="04090003" w:tentative="1">
+      <w:start w:val="1"/>
+      <w:numFmt w:val="bullet"/>
+      <w:lvlText w:val="o"/>
+      <w:lvlJc w:val="left"/>
+      <w:pPr>
+        <w:ind w:left="3240" w:hanging="360"/>
+      </w:pPr>
+      <w:rPr>
+        <w:rFonts w:ascii="Courier New" w:hAnsi="Courier New" w:cs="Courier New" w:hint="default"/>
+      </w:rPr>
+    </w:lvl>
+    <w:lvl w:ilvl="5" w:tplc="04090005" w:tentative="1">
+      <w:start w:val="1"/>
+      <w:numFmt w:val="bullet"/>
+      <w:lvlText w:val=""/>
+      <w:lvlJc w:val="left"/>
+      <w:pPr>
+        <w:ind w:left="3960" w:hanging="360"/>
+      </w:pPr>
+      <w:rPr>
+        <w:rFonts w:ascii="Wingdings" w:hAnsi="Wingdings" w:hint="default"/>
+      </w:rPr>
+    </w:lvl>
+    <w:lvl w:ilvl="6" w:tplc="04090001" w:tentative="1">
+      <w:start w:val="1"/>
+      <w:numFmt w:val="bullet"/>
+      <w:lvlText w:val=""/>
+      <w:lvlJc w:val="left"/>
+      <w:pPr>
+        <w:ind w:left="4680" w:hanging="360"/>
+      </w:pPr>
+      <w:rPr>
+        <w:rFonts w:ascii="Symbol" w:hAnsi="Symbol" w:hint="default"/>
+      </w:rPr>
+    </w:lvl>
+    <w:lvl w:ilvl="7" w:tplc="04090003" w:tentative="1">
+      <w:start w:val="1"/>
+      <w:numFmt w:val="bullet"/>
+      <w:lvlText w:val="o"/>
+      <w:lvlJc w:val="left"/>
+      <w:pPr>
+        <w:ind w:left="5400" w:hanging="360"/>
+      </w:pPr>
+      <w:rPr>
+        <w:rFonts w:ascii="Courier New" w:hAnsi="Courier New" w:cs="Courier New" w:hint="default"/>
+      </w:rPr>
+    </w:lvl>
+    <w:lvl w:ilvl="8" w:tplc="04090005" w:tentative="1">
+      <w:start w:val="1"/>
+      <w:numFmt w:val="bullet"/>
+      <w:lvlText w:val=""/>
+      <w:lvlJc w:val="left"/>
+      <w:pPr>
+        <w:ind w:left="6120" w:hanging="360"/>
+      </w:pPr>
+      <w:rPr>
+        <w:rFonts w:ascii="Wingdings" w:hAnsi="Wingdings" w:hint="default"/>
+      </w:rPr>
+    </w:lvl>
+  </w:abstractNum>
+  <w:abstractNum w:abstractNumId="4">
     <w:nsid w:val="1B1C3322"/>
     <w:multiLevelType w:val="hybridMultilevel"/>
     <w:tmpl w:val="05248472"/>
@@ -4425,7 +3619,120 @@
       </w:rPr>
     </w:lvl>
   </w:abstractNum>
-  <w:abstractNum w:abstractNumId="3">
+  <w:abstractNum w:abstractNumId="5">
+    <w:nsid w:val="22414858"/>
+    <w:multiLevelType w:val="hybridMultilevel"/>
+    <w:tmpl w:val="17F80EDC"/>
+    <w:lvl w:ilvl="0" w:tplc="7054EACA">
+      <w:start w:val="1"/>
+      <w:numFmt w:val="bullet"/>
+      <w:lvlText w:val="-"/>
+      <w:lvlJc w:val="left"/>
+      <w:pPr>
+        <w:ind w:left="360" w:hanging="360"/>
+      </w:pPr>
+      <w:rPr>
+        <w:rFonts w:ascii="Tw Cen MT" w:hAnsi="Tw Cen MT" w:hint="default"/>
+      </w:rPr>
+    </w:lvl>
+    <w:lvl w:ilvl="1" w:tplc="04090003" w:tentative="1">
+      <w:start w:val="1"/>
+      <w:numFmt w:val="bullet"/>
+      <w:lvlText w:val="o"/>
+      <w:lvlJc w:val="left"/>
+      <w:pPr>
+        <w:ind w:left="1080" w:hanging="360"/>
+      </w:pPr>
+      <w:rPr>
+        <w:rFonts w:ascii="Courier New" w:hAnsi="Courier New" w:cs="Courier New" w:hint="default"/>
+      </w:rPr>
+    </w:lvl>
+    <w:lvl w:ilvl="2" w:tplc="04090005" w:tentative="1">
+      <w:start w:val="1"/>
+      <w:numFmt w:val="bullet"/>
+      <w:lvlText w:val=""/>
+      <w:lvlJc w:val="left"/>
+      <w:pPr>
+        <w:ind w:left="1800" w:hanging="360"/>
+      </w:pPr>
+      <w:rPr>
+        <w:rFonts w:ascii="Wingdings" w:hAnsi="Wingdings" w:hint="default"/>
+      </w:rPr>
+    </w:lvl>
+    <w:lvl w:ilvl="3" w:tplc="04090001" w:tentative="1">
+      <w:start w:val="1"/>
+      <w:numFmt w:val="bullet"/>
+      <w:lvlText w:val=""/>
+      <w:lvlJc w:val="left"/>
+      <w:pPr>
+        <w:ind w:left="2520" w:hanging="360"/>
+      </w:pPr>
+      <w:rPr>
+        <w:rFonts w:ascii="Symbol" w:hAnsi="Symbol" w:hint="default"/>
+      </w:rPr>
+    </w:lvl>
+    <w:lvl w:ilvl="4" w:tplc="04090003" w:tentative="1">
+      <w:start w:val="1"/>
+      <w:numFmt w:val="bullet"/>
+      <w:lvlText w:val="o"/>
+      <w:lvlJc w:val="left"/>
+      <w:pPr>
+        <w:ind w:left="3240" w:hanging="360"/>
+      </w:pPr>
+      <w:rPr>
+        <w:rFonts w:ascii="Courier New" w:hAnsi="Courier New" w:cs="Courier New" w:hint="default"/>
+      </w:rPr>
+    </w:lvl>
+    <w:lvl w:ilvl="5" w:tplc="04090005" w:tentative="1">
+      <w:start w:val="1"/>
+      <w:numFmt w:val="bullet"/>
+      <w:lvlText w:val=""/>
+      <w:lvlJc w:val="left"/>
+      <w:pPr>
+        <w:ind w:left="3960" w:hanging="360"/>
+      </w:pPr>
+      <w:rPr>
+        <w:rFonts w:ascii="Wingdings" w:hAnsi="Wingdings" w:hint="default"/>
+      </w:rPr>
+    </w:lvl>
+    <w:lvl w:ilvl="6" w:tplc="04090001" w:tentative="1">
+      <w:start w:val="1"/>
+      <w:numFmt w:val="bullet"/>
+      <w:lvlText w:val=""/>
+      <w:lvlJc w:val="left"/>
+      <w:pPr>
+        <w:ind w:left="4680" w:hanging="360"/>
+      </w:pPr>
+      <w:rPr>
+        <w:rFonts w:ascii="Symbol" w:hAnsi="Symbol" w:hint="default"/>
+      </w:rPr>
+    </w:lvl>
+    <w:lvl w:ilvl="7" w:tplc="04090003" w:tentative="1">
+      <w:start w:val="1"/>
+      <w:numFmt w:val="bullet"/>
+      <w:lvlText w:val="o"/>
+      <w:lvlJc w:val="left"/>
+      <w:pPr>
+        <w:ind w:left="5400" w:hanging="360"/>
+      </w:pPr>
+      <w:rPr>
+        <w:rFonts w:ascii="Courier New" w:hAnsi="Courier New" w:cs="Courier New" w:hint="default"/>
+      </w:rPr>
+    </w:lvl>
+    <w:lvl w:ilvl="8" w:tplc="04090005" w:tentative="1">
+      <w:start w:val="1"/>
+      <w:numFmt w:val="bullet"/>
+      <w:lvlText w:val=""/>
+      <w:lvlJc w:val="left"/>
+      <w:pPr>
+        <w:ind w:left="6120" w:hanging="360"/>
+      </w:pPr>
+      <w:rPr>
+        <w:rFonts w:ascii="Wingdings" w:hAnsi="Wingdings" w:hint="default"/>
+      </w:rPr>
+    </w:lvl>
+  </w:abstractNum>
+  <w:abstractNum w:abstractNumId="6">
     <w:nsid w:val="27BE4FB4"/>
     <w:multiLevelType w:val="multilevel"/>
     <w:tmpl w:val="EEEC6150"/>
@@ -4574,7 +3881,7 @@
       </w:rPr>
     </w:lvl>
   </w:abstractNum>
-  <w:abstractNum w:abstractNumId="4">
+  <w:abstractNum w:abstractNumId="7">
     <w:nsid w:val="29457B37"/>
     <w:multiLevelType w:val="hybridMultilevel"/>
     <w:tmpl w:val="7B200976"/>
@@ -4687,7 +3994,7 @@
       </w:rPr>
     </w:lvl>
   </w:abstractNum>
-  <w:abstractNum w:abstractNumId="5">
+  <w:abstractNum w:abstractNumId="8">
     <w:nsid w:val="2A94205D"/>
     <w:multiLevelType w:val="multilevel"/>
     <w:tmpl w:val="B5A62340"/>
@@ -4836,7 +4143,7 @@
       </w:rPr>
     </w:lvl>
   </w:abstractNum>
-  <w:abstractNum w:abstractNumId="6">
+  <w:abstractNum w:abstractNumId="9">
     <w:nsid w:val="2CC25AAC"/>
     <w:multiLevelType w:val="hybridMultilevel"/>
     <w:tmpl w:val="9DD0B28C"/>
@@ -4948,7 +4255,7 @@
       </w:rPr>
     </w:lvl>
   </w:abstractNum>
-  <w:abstractNum w:abstractNumId="7">
+  <w:abstractNum w:abstractNumId="10">
     <w:nsid w:val="2D443F99"/>
     <w:multiLevelType w:val="hybridMultilevel"/>
     <w:tmpl w:val="0F8A8B90"/>
@@ -5061,7 +4368,121 @@
       </w:rPr>
     </w:lvl>
   </w:abstractNum>
-  <w:abstractNum w:abstractNumId="8">
+  <w:abstractNum w:abstractNumId="11">
+    <w:nsid w:val="3FFC5FB2"/>
+    <w:multiLevelType w:val="hybridMultilevel"/>
+    <w:tmpl w:val="7CCE4B28"/>
+    <w:lvl w:ilvl="0" w:tplc="D2E42CAC">
+      <w:start w:val="1"/>
+      <w:numFmt w:val="bullet"/>
+      <w:lvlText w:val="-"/>
+      <w:lvlJc w:val="left"/>
+      <w:pPr>
+        <w:ind w:left="360" w:hanging="360"/>
+      </w:pPr>
+      <w:rPr>
+        <w:rFonts w:ascii="Tw Cen MT" w:hAnsi="Tw Cen MT" w:hint="default"/>
+        <w:sz w:val="20"/>
+      </w:rPr>
+    </w:lvl>
+    <w:lvl w:ilvl="1" w:tplc="04090003" w:tentative="1">
+      <w:start w:val="1"/>
+      <w:numFmt w:val="bullet"/>
+      <w:lvlText w:val="o"/>
+      <w:lvlJc w:val="left"/>
+      <w:pPr>
+        <w:ind w:left="1080" w:hanging="360"/>
+      </w:pPr>
+      <w:rPr>
+        <w:rFonts w:ascii="Courier New" w:hAnsi="Courier New" w:cs="Courier New" w:hint="default"/>
+      </w:rPr>
+    </w:lvl>
+    <w:lvl w:ilvl="2" w:tplc="04090005" w:tentative="1">
+      <w:start w:val="1"/>
+      <w:numFmt w:val="bullet"/>
+      <w:lvlText w:val=""/>
+      <w:lvlJc w:val="left"/>
+      <w:pPr>
+        <w:ind w:left="1800" w:hanging="360"/>
+      </w:pPr>
+      <w:rPr>
+        <w:rFonts w:ascii="Wingdings" w:hAnsi="Wingdings" w:hint="default"/>
+      </w:rPr>
+    </w:lvl>
+    <w:lvl w:ilvl="3" w:tplc="04090001" w:tentative="1">
+      <w:start w:val="1"/>
+      <w:numFmt w:val="bullet"/>
+      <w:lvlText w:val=""/>
+      <w:lvlJc w:val="left"/>
+      <w:pPr>
+        <w:ind w:left="2520" w:hanging="360"/>
+      </w:pPr>
+      <w:rPr>
+        <w:rFonts w:ascii="Symbol" w:hAnsi="Symbol" w:hint="default"/>
+      </w:rPr>
+    </w:lvl>
+    <w:lvl w:ilvl="4" w:tplc="04090003" w:tentative="1">
+      <w:start w:val="1"/>
+      <w:numFmt w:val="bullet"/>
+      <w:lvlText w:val="o"/>
+      <w:lvlJc w:val="left"/>
+      <w:pPr>
+        <w:ind w:left="3240" w:hanging="360"/>
+      </w:pPr>
+      <w:rPr>
+        <w:rFonts w:ascii="Courier New" w:hAnsi="Courier New" w:cs="Courier New" w:hint="default"/>
+      </w:rPr>
+    </w:lvl>
+    <w:lvl w:ilvl="5" w:tplc="04090005" w:tentative="1">
+      <w:start w:val="1"/>
+      <w:numFmt w:val="bullet"/>
+      <w:lvlText w:val=""/>
+      <w:lvlJc w:val="left"/>
+      <w:pPr>
+        <w:ind w:left="3960" w:hanging="360"/>
+      </w:pPr>
+      <w:rPr>
+        <w:rFonts w:ascii="Wingdings" w:hAnsi="Wingdings" w:hint="default"/>
+      </w:rPr>
+    </w:lvl>
+    <w:lvl w:ilvl="6" w:tplc="04090001" w:tentative="1">
+      <w:start w:val="1"/>
+      <w:numFmt w:val="bullet"/>
+      <w:lvlText w:val=""/>
+      <w:lvlJc w:val="left"/>
+      <w:pPr>
+        <w:ind w:left="4680" w:hanging="360"/>
+      </w:pPr>
+      <w:rPr>
+        <w:rFonts w:ascii="Symbol" w:hAnsi="Symbol" w:hint="default"/>
+      </w:rPr>
+    </w:lvl>
+    <w:lvl w:ilvl="7" w:tplc="04090003" w:tentative="1">
+      <w:start w:val="1"/>
+      <w:numFmt w:val="bullet"/>
+      <w:lvlText w:val="o"/>
+      <w:lvlJc w:val="left"/>
+      <w:pPr>
+        <w:ind w:left="5400" w:hanging="360"/>
+      </w:pPr>
+      <w:rPr>
+        <w:rFonts w:ascii="Courier New" w:hAnsi="Courier New" w:cs="Courier New" w:hint="default"/>
+      </w:rPr>
+    </w:lvl>
+    <w:lvl w:ilvl="8" w:tplc="04090005" w:tentative="1">
+      <w:start w:val="1"/>
+      <w:numFmt w:val="bullet"/>
+      <w:lvlText w:val=""/>
+      <w:lvlJc w:val="left"/>
+      <w:pPr>
+        <w:ind w:left="6120" w:hanging="360"/>
+      </w:pPr>
+      <w:rPr>
+        <w:rFonts w:ascii="Wingdings" w:hAnsi="Wingdings" w:hint="default"/>
+      </w:rPr>
+    </w:lvl>
+  </w:abstractNum>
+  <w:abstractNum w:abstractNumId="12">
     <w:nsid w:val="4AF55C01"/>
     <w:multiLevelType w:val="hybridMultilevel"/>
     <w:tmpl w:val="9254488E"/>
@@ -5174,7 +4595,7 @@
       </w:rPr>
     </w:lvl>
   </w:abstractNum>
-  <w:abstractNum w:abstractNumId="9">
+  <w:abstractNum w:abstractNumId="13">
     <w:nsid w:val="4DD818E4"/>
     <w:multiLevelType w:val="multilevel"/>
     <w:tmpl w:val="15BAC624"/>
@@ -5323,7 +4744,7 @@
       </w:rPr>
     </w:lvl>
   </w:abstractNum>
-  <w:abstractNum w:abstractNumId="10">
+  <w:abstractNum w:abstractNumId="14">
     <w:nsid w:val="4F2C059D"/>
     <w:multiLevelType w:val="multilevel"/>
     <w:tmpl w:val="100AA092"/>
@@ -5472,7 +4893,7 @@
       </w:rPr>
     </w:lvl>
   </w:abstractNum>
-  <w:abstractNum w:abstractNumId="11">
+  <w:abstractNum w:abstractNumId="15">
     <w:nsid w:val="54EB0B3F"/>
     <w:multiLevelType w:val="multilevel"/>
     <w:tmpl w:val="25488E88"/>
@@ -5621,7 +5042,7 @@
       </w:rPr>
     </w:lvl>
   </w:abstractNum>
-  <w:abstractNum w:abstractNumId="12">
+  <w:abstractNum w:abstractNumId="16">
     <w:nsid w:val="55AA17B2"/>
     <w:multiLevelType w:val="hybridMultilevel"/>
     <w:tmpl w:val="95DA6F2E"/>
@@ -5707,7 +5128,7 @@
       </w:pPr>
     </w:lvl>
   </w:abstractNum>
-  <w:abstractNum w:abstractNumId="13">
+  <w:abstractNum w:abstractNumId="17">
     <w:nsid w:val="5658423E"/>
     <w:multiLevelType w:val="hybridMultilevel"/>
     <w:tmpl w:val="F490028A"/>
@@ -5820,7 +5241,121 @@
       </w:rPr>
     </w:lvl>
   </w:abstractNum>
-  <w:abstractNum w:abstractNumId="14">
+  <w:abstractNum w:abstractNumId="18">
+    <w:nsid w:val="5A762855"/>
+    <w:multiLevelType w:val="hybridMultilevel"/>
+    <w:tmpl w:val="178CCA36"/>
+    <w:lvl w:ilvl="0" w:tplc="FBB4D53A">
+      <w:start w:val="1"/>
+      <w:numFmt w:val="bullet"/>
+      <w:lvlText w:val="-"/>
+      <w:lvlJc w:val="left"/>
+      <w:pPr>
+        <w:ind w:left="360" w:hanging="360"/>
+      </w:pPr>
+      <w:rPr>
+        <w:rFonts w:ascii="Tw Cen MT" w:hAnsi="Tw Cen MT" w:hint="default"/>
+        <w:sz w:val="20"/>
+      </w:rPr>
+    </w:lvl>
+    <w:lvl w:ilvl="1" w:tplc="04090003" w:tentative="1">
+      <w:start w:val="1"/>
+      <w:numFmt w:val="bullet"/>
+      <w:lvlText w:val="o"/>
+      <w:lvlJc w:val="left"/>
+      <w:pPr>
+        <w:ind w:left="1080" w:hanging="360"/>
+      </w:pPr>
+      <w:rPr>
+        <w:rFonts w:ascii="Courier New" w:hAnsi="Courier New" w:cs="Courier New" w:hint="default"/>
+      </w:rPr>
+    </w:lvl>
+    <w:lvl w:ilvl="2" w:tplc="04090005" w:tentative="1">
+      <w:start w:val="1"/>
+      <w:numFmt w:val="bullet"/>
+      <w:lvlText w:val=""/>
+      <w:lvlJc w:val="left"/>
+      <w:pPr>
+        <w:ind w:left="1800" w:hanging="360"/>
+      </w:pPr>
+      <w:rPr>
+        <w:rFonts w:ascii="Wingdings" w:hAnsi="Wingdings" w:hint="default"/>
+      </w:rPr>
+    </w:lvl>
+    <w:lvl w:ilvl="3" w:tplc="04090001" w:tentative="1">
+      <w:start w:val="1"/>
+      <w:numFmt w:val="bullet"/>
+      <w:lvlText w:val=""/>
+      <w:lvlJc w:val="left"/>
+      <w:pPr>
+        <w:ind w:left="2520" w:hanging="360"/>
+      </w:pPr>
+      <w:rPr>
+        <w:rFonts w:ascii="Symbol" w:hAnsi="Symbol" w:hint="default"/>
+      </w:rPr>
+    </w:lvl>
+    <w:lvl w:ilvl="4" w:tplc="04090003" w:tentative="1">
+      <w:start w:val="1"/>
+      <w:numFmt w:val="bullet"/>
+      <w:lvlText w:val="o"/>
+      <w:lvlJc w:val="left"/>
+      <w:pPr>
+        <w:ind w:left="3240" w:hanging="360"/>
+      </w:pPr>
+      <w:rPr>
+        <w:rFonts w:ascii="Courier New" w:hAnsi="Courier New" w:cs="Courier New" w:hint="default"/>
+      </w:rPr>
+    </w:lvl>
+    <w:lvl w:ilvl="5" w:tplc="04090005" w:tentative="1">
+      <w:start w:val="1"/>
+      <w:numFmt w:val="bullet"/>
+      <w:lvlText w:val=""/>
+      <w:lvlJc w:val="left"/>
+      <w:pPr>
+        <w:ind w:left="3960" w:hanging="360"/>
+      </w:pPr>
+      <w:rPr>
+        <w:rFonts w:ascii="Wingdings" w:hAnsi="Wingdings" w:hint="default"/>
+      </w:rPr>
+    </w:lvl>
+    <w:lvl w:ilvl="6" w:tplc="04090001" w:tentative="1">
+      <w:start w:val="1"/>
+      <w:numFmt w:val="bullet"/>
+      <w:lvlText w:val=""/>
+      <w:lvlJc w:val="left"/>
+      <w:pPr>
+        <w:ind w:left="4680" w:hanging="360"/>
+      </w:pPr>
+      <w:rPr>
+        <w:rFonts w:ascii="Symbol" w:hAnsi="Symbol" w:hint="default"/>
+      </w:rPr>
+    </w:lvl>
+    <w:lvl w:ilvl="7" w:tplc="04090003" w:tentative="1">
+      <w:start w:val="1"/>
+      <w:numFmt w:val="bullet"/>
+      <w:lvlText w:val="o"/>
+      <w:lvlJc w:val="left"/>
+      <w:pPr>
+        <w:ind w:left="5400" w:hanging="360"/>
+      </w:pPr>
+      <w:rPr>
+        <w:rFonts w:ascii="Courier New" w:hAnsi="Courier New" w:cs="Courier New" w:hint="default"/>
+      </w:rPr>
+    </w:lvl>
+    <w:lvl w:ilvl="8" w:tplc="04090005" w:tentative="1">
+      <w:start w:val="1"/>
+      <w:numFmt w:val="bullet"/>
+      <w:lvlText w:val=""/>
+      <w:lvlJc w:val="left"/>
+      <w:pPr>
+        <w:ind w:left="6120" w:hanging="360"/>
+      </w:pPr>
+      <w:rPr>
+        <w:rFonts w:ascii="Wingdings" w:hAnsi="Wingdings" w:hint="default"/>
+      </w:rPr>
+    </w:lvl>
+  </w:abstractNum>
+  <w:abstractNum w:abstractNumId="19">
     <w:nsid w:val="658558E9"/>
     <w:multiLevelType w:val="hybridMultilevel"/>
     <w:tmpl w:val="A20AF586"/>
@@ -5932,7 +5467,7 @@
       </w:rPr>
     </w:lvl>
   </w:abstractNum>
-  <w:abstractNum w:abstractNumId="15">
+  <w:abstractNum w:abstractNumId="20">
     <w:nsid w:val="6E9D419C"/>
     <w:multiLevelType w:val="hybridMultilevel"/>
     <w:tmpl w:val="A01AA866"/>
@@ -6045,7 +5580,7 @@
       </w:rPr>
     </w:lvl>
   </w:abstractNum>
-  <w:abstractNum w:abstractNumId="16">
+  <w:abstractNum w:abstractNumId="21">
     <w:nsid w:val="6F212464"/>
     <w:multiLevelType w:val="multilevel"/>
     <w:tmpl w:val="6D5609BC"/>
@@ -6194,59 +5729,306 @@
       </w:rPr>
     </w:lvl>
   </w:abstractNum>
+  <w:abstractNum w:abstractNumId="22">
+    <w:nsid w:val="785651AB"/>
+    <w:multiLevelType w:val="hybridMultilevel"/>
+    <w:tmpl w:val="950A31F2"/>
+    <w:lvl w:ilvl="0" w:tplc="7054EACA">
+      <w:start w:val="1"/>
+      <w:numFmt w:val="bullet"/>
+      <w:lvlText w:val="-"/>
+      <w:lvlJc w:val="left"/>
+      <w:pPr>
+        <w:ind w:left="360" w:hanging="360"/>
+      </w:pPr>
+      <w:rPr>
+        <w:rFonts w:ascii="Tw Cen MT" w:hAnsi="Tw Cen MT" w:hint="default"/>
+      </w:rPr>
+    </w:lvl>
+    <w:lvl w:ilvl="1" w:tplc="04090003" w:tentative="1">
+      <w:start w:val="1"/>
+      <w:numFmt w:val="bullet"/>
+      <w:lvlText w:val="o"/>
+      <w:lvlJc w:val="left"/>
+      <w:pPr>
+        <w:ind w:left="1080" w:hanging="360"/>
+      </w:pPr>
+      <w:rPr>
+        <w:rFonts w:ascii="Courier New" w:hAnsi="Courier New" w:cs="Courier New" w:hint="default"/>
+      </w:rPr>
+    </w:lvl>
+    <w:lvl w:ilvl="2" w:tplc="04090005" w:tentative="1">
+      <w:start w:val="1"/>
+      <w:numFmt w:val="bullet"/>
+      <w:lvlText w:val=""/>
+      <w:lvlJc w:val="left"/>
+      <w:pPr>
+        <w:ind w:left="1800" w:hanging="360"/>
+      </w:pPr>
+      <w:rPr>
+        <w:rFonts w:ascii="Wingdings" w:hAnsi="Wingdings" w:hint="default"/>
+      </w:rPr>
+    </w:lvl>
+    <w:lvl w:ilvl="3" w:tplc="04090001" w:tentative="1">
+      <w:start w:val="1"/>
+      <w:numFmt w:val="bullet"/>
+      <w:lvlText w:val=""/>
+      <w:lvlJc w:val="left"/>
+      <w:pPr>
+        <w:ind w:left="2520" w:hanging="360"/>
+      </w:pPr>
+      <w:rPr>
+        <w:rFonts w:ascii="Symbol" w:hAnsi="Symbol" w:hint="default"/>
+      </w:rPr>
+    </w:lvl>
+    <w:lvl w:ilvl="4" w:tplc="04090003" w:tentative="1">
+      <w:start w:val="1"/>
+      <w:numFmt w:val="bullet"/>
+      <w:lvlText w:val="o"/>
+      <w:lvlJc w:val="left"/>
+      <w:pPr>
+        <w:ind w:left="3240" w:hanging="360"/>
+      </w:pPr>
+      <w:rPr>
+        <w:rFonts w:ascii="Courier New" w:hAnsi="Courier New" w:cs="Courier New" w:hint="default"/>
+      </w:rPr>
+    </w:lvl>
+    <w:lvl w:ilvl="5" w:tplc="04090005" w:tentative="1">
+      <w:start w:val="1"/>
+      <w:numFmt w:val="bullet"/>
+      <w:lvlText w:val=""/>
+      <w:lvlJc w:val="left"/>
+      <w:pPr>
+        <w:ind w:left="3960" w:hanging="360"/>
+      </w:pPr>
+      <w:rPr>
+        <w:rFonts w:ascii="Wingdings" w:hAnsi="Wingdings" w:hint="default"/>
+      </w:rPr>
+    </w:lvl>
+    <w:lvl w:ilvl="6" w:tplc="04090001" w:tentative="1">
+      <w:start w:val="1"/>
+      <w:numFmt w:val="bullet"/>
+      <w:lvlText w:val=""/>
+      <w:lvlJc w:val="left"/>
+      <w:pPr>
+        <w:ind w:left="4680" w:hanging="360"/>
+      </w:pPr>
+      <w:rPr>
+        <w:rFonts w:ascii="Symbol" w:hAnsi="Symbol" w:hint="default"/>
+      </w:rPr>
+    </w:lvl>
+    <w:lvl w:ilvl="7" w:tplc="04090003" w:tentative="1">
+      <w:start w:val="1"/>
+      <w:numFmt w:val="bullet"/>
+      <w:lvlText w:val="o"/>
+      <w:lvlJc w:val="left"/>
+      <w:pPr>
+        <w:ind w:left="5400" w:hanging="360"/>
+      </w:pPr>
+      <w:rPr>
+        <w:rFonts w:ascii="Courier New" w:hAnsi="Courier New" w:cs="Courier New" w:hint="default"/>
+      </w:rPr>
+    </w:lvl>
+    <w:lvl w:ilvl="8" w:tplc="04090005" w:tentative="1">
+      <w:start w:val="1"/>
+      <w:numFmt w:val="bullet"/>
+      <w:lvlText w:val=""/>
+      <w:lvlJc w:val="left"/>
+      <w:pPr>
+        <w:ind w:left="6120" w:hanging="360"/>
+      </w:pPr>
+      <w:rPr>
+        <w:rFonts w:ascii="Wingdings" w:hAnsi="Wingdings" w:hint="default"/>
+      </w:rPr>
+    </w:lvl>
+  </w:abstractNum>
+  <w:abstractNum w:abstractNumId="23">
+    <w:nsid w:val="797B37B3"/>
+    <w:multiLevelType w:val="hybridMultilevel"/>
+    <w:tmpl w:val="0A2ED2F0"/>
+    <w:lvl w:ilvl="0" w:tplc="7054EACA">
+      <w:start w:val="1"/>
+      <w:numFmt w:val="bullet"/>
+      <w:lvlText w:val="-"/>
+      <w:lvlJc w:val="left"/>
+      <w:pPr>
+        <w:ind w:left="360" w:hanging="360"/>
+      </w:pPr>
+      <w:rPr>
+        <w:rFonts w:ascii="Tw Cen MT" w:hAnsi="Tw Cen MT" w:hint="default"/>
+      </w:rPr>
+    </w:lvl>
+    <w:lvl w:ilvl="1" w:tplc="04090003" w:tentative="1">
+      <w:start w:val="1"/>
+      <w:numFmt w:val="bullet"/>
+      <w:lvlText w:val="o"/>
+      <w:lvlJc w:val="left"/>
+      <w:pPr>
+        <w:ind w:left="1080" w:hanging="360"/>
+      </w:pPr>
+      <w:rPr>
+        <w:rFonts w:ascii="Courier New" w:hAnsi="Courier New" w:cs="Courier New" w:hint="default"/>
+      </w:rPr>
+    </w:lvl>
+    <w:lvl w:ilvl="2" w:tplc="04090005" w:tentative="1">
+      <w:start w:val="1"/>
+      <w:numFmt w:val="bullet"/>
+      <w:lvlText w:val=""/>
+      <w:lvlJc w:val="left"/>
+      <w:pPr>
+        <w:ind w:left="1800" w:hanging="360"/>
+      </w:pPr>
+      <w:rPr>
+        <w:rFonts w:ascii="Wingdings" w:hAnsi="Wingdings" w:hint="default"/>
+      </w:rPr>
+    </w:lvl>
+    <w:lvl w:ilvl="3" w:tplc="04090001" w:tentative="1">
+      <w:start w:val="1"/>
+      <w:numFmt w:val="bullet"/>
+      <w:lvlText w:val=""/>
+      <w:lvlJc w:val="left"/>
+      <w:pPr>
+        <w:ind w:left="2520" w:hanging="360"/>
+      </w:pPr>
+      <w:rPr>
+        <w:rFonts w:ascii="Symbol" w:hAnsi="Symbol" w:hint="default"/>
+      </w:rPr>
+    </w:lvl>
+    <w:lvl w:ilvl="4" w:tplc="04090003" w:tentative="1">
+      <w:start w:val="1"/>
+      <w:numFmt w:val="bullet"/>
+      <w:lvlText w:val="o"/>
+      <w:lvlJc w:val="left"/>
+      <w:pPr>
+        <w:ind w:left="3240" w:hanging="360"/>
+      </w:pPr>
+      <w:rPr>
+        <w:rFonts w:ascii="Courier New" w:hAnsi="Courier New" w:cs="Courier New" w:hint="default"/>
+      </w:rPr>
+    </w:lvl>
+    <w:lvl w:ilvl="5" w:tplc="04090005" w:tentative="1">
+      <w:start w:val="1"/>
+      <w:numFmt w:val="bullet"/>
+      <w:lvlText w:val=""/>
+      <w:lvlJc w:val="left"/>
+      <w:pPr>
+        <w:ind w:left="3960" w:hanging="360"/>
+      </w:pPr>
+      <w:rPr>
+        <w:rFonts w:ascii="Wingdings" w:hAnsi="Wingdings" w:hint="default"/>
+      </w:rPr>
+    </w:lvl>
+    <w:lvl w:ilvl="6" w:tplc="04090001" w:tentative="1">
+      <w:start w:val="1"/>
+      <w:numFmt w:val="bullet"/>
+      <w:lvlText w:val=""/>
+      <w:lvlJc w:val="left"/>
+      <w:pPr>
+        <w:ind w:left="4680" w:hanging="360"/>
+      </w:pPr>
+      <w:rPr>
+        <w:rFonts w:ascii="Symbol" w:hAnsi="Symbol" w:hint="default"/>
+      </w:rPr>
+    </w:lvl>
+    <w:lvl w:ilvl="7" w:tplc="04090003" w:tentative="1">
+      <w:start w:val="1"/>
+      <w:numFmt w:val="bullet"/>
+      <w:lvlText w:val="o"/>
+      <w:lvlJc w:val="left"/>
+      <w:pPr>
+        <w:ind w:left="5400" w:hanging="360"/>
+      </w:pPr>
+      <w:rPr>
+        <w:rFonts w:ascii="Courier New" w:hAnsi="Courier New" w:cs="Courier New" w:hint="default"/>
+      </w:rPr>
+    </w:lvl>
+    <w:lvl w:ilvl="8" w:tplc="04090005" w:tentative="1">
+      <w:start w:val="1"/>
+      <w:numFmt w:val="bullet"/>
+      <w:lvlText w:val=""/>
+      <w:lvlJc w:val="left"/>
+      <w:pPr>
+        <w:ind w:left="6120" w:hanging="360"/>
+      </w:pPr>
+      <w:rPr>
+        <w:rFonts w:ascii="Wingdings" w:hAnsi="Wingdings" w:hint="default"/>
+      </w:rPr>
+    </w:lvl>
+  </w:abstractNum>
   <w:num w:numId="1">
-    <w:abstractNumId w:val="12"/>
+    <w:abstractNumId w:val="16"/>
     <w:lvlOverride w:ilvl="0">
       <w:startOverride w:val="1"/>
     </w:lvlOverride>
   </w:num>
   <w:num w:numId="2">
-    <w:abstractNumId w:val="15"/>
+    <w:abstractNumId w:val="20"/>
   </w:num>
   <w:num w:numId="3">
-    <w:abstractNumId w:val="13"/>
+    <w:abstractNumId w:val="17"/>
   </w:num>
   <w:num w:numId="4">
-    <w:abstractNumId w:val="1"/>
+    <w:abstractNumId w:val="2"/>
   </w:num>
   <w:num w:numId="5">
-    <w:abstractNumId w:val="8"/>
+    <w:abstractNumId w:val="12"/>
   </w:num>
   <w:num w:numId="6">
-    <w:abstractNumId w:val="14"/>
+    <w:abstractNumId w:val="19"/>
   </w:num>
   <w:num w:numId="7">
-    <w:abstractNumId w:val="7"/>
+    <w:abstractNumId w:val="10"/>
   </w:num>
   <w:num w:numId="8">
-    <w:abstractNumId w:val="6"/>
+    <w:abstractNumId w:val="9"/>
   </w:num>
   <w:num w:numId="9">
     <w:abstractNumId w:val="0"/>
   </w:num>
   <w:num w:numId="10">
-    <w:abstractNumId w:val="2"/>
+    <w:abstractNumId w:val="4"/>
   </w:num>
   <w:num w:numId="11">
-    <w:abstractNumId w:val="4"/>
+    <w:abstractNumId w:val="7"/>
   </w:num>
   <w:num w:numId="12">
+    <w:abstractNumId w:val="8"/>
+  </w:num>
+  <w:num w:numId="13">
+    <w:abstractNumId w:val="13"/>
+  </w:num>
+  <w:num w:numId="14">
+    <w:abstractNumId w:val="15"/>
+  </w:num>
+  <w:num w:numId="15">
+    <w:abstractNumId w:val="6"/>
+  </w:num>
+  <w:num w:numId="16">
+    <w:abstractNumId w:val="14"/>
+  </w:num>
+  <w:num w:numId="17">
+    <w:abstractNumId w:val="21"/>
+  </w:num>
+  <w:num w:numId="18">
+    <w:abstractNumId w:val="23"/>
+  </w:num>
+  <w:num w:numId="19">
+    <w:abstractNumId w:val="11"/>
+  </w:num>
+  <w:num w:numId="20">
     <w:abstractNumId w:val="5"/>
   </w:num>
-  <w:num w:numId="13">
-    <w:abstractNumId w:val="9"/>
+  <w:num w:numId="21">
+    <w:abstractNumId w:val="18"/>
   </w:num>
-  <w:num w:numId="14">
-    <w:abstractNumId w:val="11"/>
+  <w:num w:numId="22">
+    <w:abstractNumId w:val="22"/>
   </w:num>
-  <w:num w:numId="15">
+  <w:num w:numId="23">
+    <w:abstractNumId w:val="1"/>
+  </w:num>
+  <w:num w:numId="24">
     <w:abstractNumId w:val="3"/>
-  </w:num>
-  <w:num w:numId="16">
-    <w:abstractNumId w:val="10"/>
-  </w:num>
-  <w:num w:numId="17">
-    <w:abstractNumId w:val="16"/>
   </w:num>
 </w:numbering>
 </file>

--- a/William/Java React/William_Jackson.docx
+++ b/William/Java React/William_Jackson.docx
@@ -7,6 +7,8 @@
         <w:spacing w:after="40"/>
         <w:jc w:val="center"/>
       </w:pPr>
+      <w:bookmarkStart w:id="0" w:name="_GoBack"/>
+      <w:bookmarkEnd w:id="0"/>
       <w:r>
         <w:rPr>
           <w:b/>
@@ -15,7 +17,17 @@
           <w:sz w:val="44"/>
           <w:szCs w:val="44"/>
         </w:rPr>
-        <w:t>WILLIAM</w:t>
+        <w:t>W</w:t>
+      </w:r>
+      <w:r>
+        <w:rPr>
+          <w:b/>
+          <w:bCs/>
+          <w:color w:val="111111"/>
+          <w:sz w:val="44"/>
+          <w:szCs w:val="44"/>
+        </w:rPr>
+        <w:t>illiam</w:t>
       </w:r>
       <w:r>
         <w:rPr>
@@ -25,7 +37,17 @@
           <w:sz w:val="44"/>
           <w:szCs w:val="44"/>
         </w:rPr>
-        <w:t xml:space="preserve"> JACKSON</w:t>
+        <w:t xml:space="preserve"> J</w:t>
+      </w:r>
+      <w:r>
+        <w:rPr>
+          <w:b/>
+          <w:bCs/>
+          <w:color w:val="B91C1C"/>
+          <w:sz w:val="44"/>
+          <w:szCs w:val="44"/>
+        </w:rPr>
+        <w:t>ackson</w:t>
       </w:r>
     </w:p>
     <w:p>
@@ -41,6 +63,15 @@
           <w:szCs w:val="19"/>
         </w:rPr>
         <w:t>Senior Software Engineer</w:t>
+      </w:r>
+      <w:r>
+        <w:rPr>
+          <w:rFonts w:ascii="Arial" w:eastAsia="Arial" w:hAnsi="Arial" w:cs="Arial"/>
+          <w:color w:val="555555"/>
+          <w:sz w:val="19"/>
+          <w:szCs w:val="19"/>
+        </w:rPr>
+        <w:t xml:space="preserve"> – React Java (Spring Boot) AWS</w:t>
       </w:r>
     </w:p>
     <w:tbl>
@@ -62,7 +93,7 @@
         <w:tblLook w:val="04A0" w:firstRow="1" w:lastRow="0" w:firstColumn="1" w:lastColumn="0" w:noHBand="0" w:noVBand="1"/>
       </w:tblPr>
       <w:tblGrid>
-        <w:gridCol w:w="10340"/>
+        <w:gridCol w:w="10626"/>
       </w:tblGrid>
       <w:tr>
         <w:tc>
@@ -94,7 +125,7 @@
                 <w:sz w:val="17"/>
                 <w:szCs w:val="17"/>
               </w:rPr>
-              <w:t xml:space="preserve">Wellington, Nevada, United States </w:t>
+              <w:t xml:space="preserve">Wellington, Nevada, United States | </w:t>
             </w:r>
             <w:r>
               <w:rPr>
@@ -112,7 +143,7 @@
                 <w:sz w:val="17"/>
                 <w:szCs w:val="17"/>
               </w:rPr>
-              <w:t xml:space="preserve">| </w:t>
+              <w:t xml:space="preserve"> | </w:t>
             </w:r>
             <w:r>
               <w:rPr>
@@ -121,7 +152,7 @@
                 <w:sz w:val="17"/>
                 <w:szCs w:val="17"/>
               </w:rPr>
-              <w:t>williamjacksondev@outlook.com</w:t>
+              <w:t>williamjackson.pro@outlook.com</w:t>
             </w:r>
             <w:r>
               <w:rPr>
@@ -130,7 +161,7 @@
                 <w:sz w:val="17"/>
                 <w:szCs w:val="17"/>
               </w:rPr>
-              <w:t xml:space="preserve">| </w:t>
+              <w:t xml:space="preserve"> | </w:t>
             </w:r>
             <w:r>
               <w:rPr>
@@ -139,7 +170,16 @@
                 <w:sz w:val="17"/>
                 <w:szCs w:val="17"/>
               </w:rPr>
-              <w:t>linkedin.com/in/william-jackson-3816183aa</w:t>
+              <w:t>linkedin.com/in/william-jackson-</w:t>
+            </w:r>
+            <w:r>
+              <w:rPr>
+                <w:rFonts w:ascii="Arial" w:eastAsia="Arial" w:hAnsi="Arial" w:cs="Arial"/>
+                <w:color w:val="FFFFFF"/>
+                <w:sz w:val="17"/>
+                <w:szCs w:val="17"/>
+              </w:rPr>
+              <w:t>75b9343b6</w:t>
             </w:r>
           </w:p>
         </w:tc>
@@ -147,22 +187,20 @@
     </w:tbl>
     <w:p>
       <w:pPr>
-        <w:spacing w:after="120"/>
-      </w:pPr>
-    </w:p>
-    <w:p>
-      <w:pPr>
         <w:pBdr>
           <w:bottom w:val="single" w:sz="6" w:space="0" w:color="B91C1C"/>
         </w:pBdr>
         <w:spacing w:before="120" w:after="80"/>
+        <w:rPr>
+          <w:sz w:val="24"/>
+        </w:rPr>
       </w:pPr>
       <w:r>
         <w:rPr>
           <w:b/>
           <w:bCs/>
           <w:color w:val="111111"/>
-          <w:sz w:val="21"/>
+          <w:sz w:val="24"/>
           <w:szCs w:val="21"/>
         </w:rPr>
         <w:t>PROFESSIONAL SUMMARY</w:t>
@@ -174,80 +212,113 @@
         <w:jc w:val="both"/>
         <w:rPr>
           <w:rFonts w:ascii="Arial" w:hAnsi="Arial" w:cs="Arial"/>
-        </w:rPr>
-      </w:pPr>
-      <w:r>
+          <w:sz w:val="22"/>
+        </w:rPr>
+      </w:pPr>
+      <w:r>
+        <w:rPr>
+          <w:sz w:val="22"/>
+        </w:rPr>
         <w:t xml:space="preserve">Senior Software Engineer with 10+ years of experience building enterprise platforms across the </w:t>
       </w:r>
       <w:r>
         <w:rPr>
           <w:rStyle w:val="Strong"/>
+          <w:sz w:val="22"/>
         </w:rPr>
         <w:t>financial services</w:t>
       </w:r>
       <w:r>
+        <w:rPr>
+          <w:sz w:val="22"/>
+        </w:rPr>
         <w:t xml:space="preserve">, </w:t>
       </w:r>
       <w:r>
         <w:rPr>
           <w:rStyle w:val="Strong"/>
+          <w:sz w:val="22"/>
         </w:rPr>
         <w:t>healthcare</w:t>
       </w:r>
       <w:r>
+        <w:rPr>
+          <w:sz w:val="22"/>
+        </w:rPr>
         <w:t xml:space="preserve">, </w:t>
       </w:r>
       <w:r>
         <w:rPr>
           <w:rStyle w:val="Strong"/>
+          <w:sz w:val="22"/>
         </w:rPr>
         <w:t>retail</w:t>
       </w:r>
       <w:r>
+        <w:rPr>
+          <w:sz w:val="22"/>
+        </w:rPr>
         <w:t xml:space="preserve">, and </w:t>
       </w:r>
       <w:proofErr w:type="spellStart"/>
       <w:r>
         <w:rPr>
           <w:rStyle w:val="Strong"/>
+          <w:sz w:val="22"/>
         </w:rPr>
         <w:t>SaaS</w:t>
       </w:r>
       <w:proofErr w:type="spellEnd"/>
       <w:r>
+        <w:rPr>
+          <w:sz w:val="22"/>
+        </w:rPr>
         <w:t xml:space="preserve"> industries, specializing in </w:t>
       </w:r>
       <w:r>
         <w:rPr>
           <w:rStyle w:val="Strong"/>
+          <w:sz w:val="22"/>
         </w:rPr>
         <w:t>Java 8–21</w:t>
       </w:r>
       <w:r>
+        <w:rPr>
+          <w:sz w:val="22"/>
+        </w:rPr>
         <w:t xml:space="preserve">, </w:t>
       </w:r>
       <w:r>
         <w:rPr>
           <w:rStyle w:val="Strong"/>
+          <w:sz w:val="22"/>
         </w:rPr>
         <w:t>Spring Boot 2.x–3.x</w:t>
       </w:r>
       <w:r>
+        <w:rPr>
+          <w:sz w:val="22"/>
+        </w:rPr>
         <w:t xml:space="preserve">, </w:t>
       </w:r>
       <w:r>
         <w:rPr>
           <w:rStyle w:val="Strong"/>
+          <w:sz w:val="22"/>
         </w:rPr>
         <w:t>React 16–18</w:t>
       </w:r>
       <w:r>
+        <w:rPr>
+          <w:sz w:val="22"/>
+        </w:rPr>
         <w:t xml:space="preserve">, </w:t>
       </w:r>
       <w:proofErr w:type="spellStart"/>
       <w:r>
         <w:rPr>
           <w:rStyle w:val="Strong"/>
+          <w:sz w:val="22"/>
         </w:rPr>
         <w:t>TypeScript</w:t>
       </w:r>
@@ -255,31 +326,48 @@
       <w:r>
         <w:rPr>
           <w:rStyle w:val="Strong"/>
+          <w:sz w:val="22"/>
         </w:rPr>
         <w:t xml:space="preserve"> 4.x–5.x</w:t>
       </w:r>
       <w:r>
+        <w:rPr>
+          <w:sz w:val="22"/>
+        </w:rPr>
         <w:t xml:space="preserve">, distributed APIs, and cloud-native delivery on </w:t>
       </w:r>
       <w:r>
         <w:rPr>
           <w:rStyle w:val="Strong"/>
+          <w:sz w:val="22"/>
         </w:rPr>
         <w:t>AWS</w:t>
       </w:r>
       <w:r>
+        <w:rPr>
+          <w:sz w:val="22"/>
+        </w:rPr>
         <w:t xml:space="preserve">. Strong record of modernizing legacy monoliths into scalable services, resolving production defects, improving release reliability, and delivering secure user-facing products with measurable business impact. </w:t>
       </w:r>
       <w:proofErr w:type="gramStart"/>
       <w:r>
+        <w:rPr>
+          <w:sz w:val="22"/>
+        </w:rPr>
         <w:t xml:space="preserve">Known for leading migrations, stabilizing complex integrations, optimizing data-heavy workflows, and partnering across product, QA, and </w:t>
       </w:r>
       <w:proofErr w:type="spellStart"/>
       <w:r>
+        <w:rPr>
+          <w:sz w:val="22"/>
+        </w:rPr>
         <w:t>DevOps</w:t>
       </w:r>
       <w:proofErr w:type="spellEnd"/>
       <w:r>
+        <w:rPr>
+          <w:sz w:val="22"/>
+        </w:rPr>
         <w:t xml:space="preserve"> to ship maintainable systems that reduce operational friction and accelerate roadmap execution.</w:t>
       </w:r>
       <w:proofErr w:type="gramEnd"/>
@@ -290,13 +378,16 @@
           <w:bottom w:val="single" w:sz="6" w:space="0" w:color="B91C1C"/>
         </w:pBdr>
         <w:spacing w:before="120" w:after="80"/>
+        <w:rPr>
+          <w:sz w:val="24"/>
+        </w:rPr>
       </w:pPr>
       <w:r>
         <w:rPr>
           <w:b/>
           <w:bCs/>
           <w:color w:val="111111"/>
-          <w:sz w:val="21"/>
+          <w:sz w:val="24"/>
           <w:szCs w:val="21"/>
         </w:rPr>
         <w:t>SKILLS</w:t>
@@ -312,32 +403,32 @@
         <w:spacing w:before="0" w:beforeAutospacing="0" w:after="0" w:afterAutospacing="0"/>
         <w:jc w:val="both"/>
         <w:rPr>
-          <w:sz w:val="20"/>
+          <w:sz w:val="22"/>
         </w:rPr>
       </w:pPr>
       <w:r>
         <w:rPr>
           <w:rStyle w:val="Strong"/>
-          <w:sz w:val="20"/>
+          <w:sz w:val="22"/>
         </w:rPr>
         <w:t>Frontend:</w:t>
       </w:r>
       <w:r>
         <w:rPr>
-          <w:sz w:val="20"/>
+          <w:sz w:val="22"/>
         </w:rPr>
         <w:t xml:space="preserve"> </w:t>
       </w:r>
       <w:r>
         <w:rPr>
           <w:rStyle w:val="Strong"/>
-          <w:sz w:val="20"/>
+          <w:sz w:val="22"/>
         </w:rPr>
         <w:t>React 16–18</w:t>
       </w:r>
       <w:r>
         <w:rPr>
-          <w:sz w:val="20"/>
+          <w:sz w:val="22"/>
         </w:rPr>
         <w:t xml:space="preserve">, </w:t>
       </w:r>
@@ -345,7 +436,7 @@
       <w:r>
         <w:rPr>
           <w:rStyle w:val="Strong"/>
-          <w:sz w:val="20"/>
+          <w:sz w:val="22"/>
         </w:rPr>
         <w:t>TypeScript</w:t>
       </w:r>
@@ -353,27 +444,27 @@
       <w:r>
         <w:rPr>
           <w:rStyle w:val="Strong"/>
-          <w:sz w:val="20"/>
+          <w:sz w:val="22"/>
         </w:rPr>
         <w:t xml:space="preserve"> 4.x–5.x</w:t>
       </w:r>
       <w:r>
         <w:rPr>
-          <w:sz w:val="20"/>
+          <w:sz w:val="22"/>
         </w:rPr>
         <w:t xml:space="preserve">, JavaScript ES6+, </w:t>
       </w:r>
       <w:proofErr w:type="spellStart"/>
       <w:r>
         <w:rPr>
-          <w:sz w:val="20"/>
+          <w:sz w:val="22"/>
         </w:rPr>
         <w:t>Redux</w:t>
       </w:r>
       <w:proofErr w:type="spellEnd"/>
       <w:r>
         <w:rPr>
-          <w:sz w:val="20"/>
+          <w:sz w:val="22"/>
         </w:rPr>
         <w:t xml:space="preserve"> Toolkit, React Query, Next.js basics, HTML5, CSS3, SCSS, Material UI, Tailwind CSS, responsive UI architecture, reusable component systems, form validation, accessibility, SPA development</w:t>
       </w:r>
@@ -388,87 +479,87 @@
         <w:spacing w:before="0" w:beforeAutospacing="0" w:after="0" w:afterAutospacing="0"/>
         <w:jc w:val="both"/>
         <w:rPr>
-          <w:sz w:val="20"/>
+          <w:sz w:val="22"/>
         </w:rPr>
       </w:pPr>
       <w:r>
         <w:rPr>
           <w:rStyle w:val="Strong"/>
-          <w:sz w:val="20"/>
+          <w:sz w:val="22"/>
         </w:rPr>
         <w:t>Backend:</w:t>
       </w:r>
       <w:r>
         <w:rPr>
-          <w:sz w:val="20"/>
+          <w:sz w:val="22"/>
         </w:rPr>
         <w:t xml:space="preserve"> </w:t>
       </w:r>
       <w:r>
         <w:rPr>
           <w:rStyle w:val="Strong"/>
-          <w:sz w:val="20"/>
+          <w:sz w:val="22"/>
         </w:rPr>
         <w:t>Java 8–21</w:t>
       </w:r>
       <w:r>
         <w:rPr>
-          <w:sz w:val="20"/>
+          <w:sz w:val="22"/>
         </w:rPr>
         <w:t xml:space="preserve">, </w:t>
       </w:r>
       <w:r>
         <w:rPr>
           <w:rStyle w:val="Strong"/>
-          <w:sz w:val="20"/>
+          <w:sz w:val="22"/>
         </w:rPr>
         <w:t>Spring Boot 2.x–3.x</w:t>
       </w:r>
       <w:r>
         <w:rPr>
-          <w:sz w:val="20"/>
+          <w:sz w:val="22"/>
         </w:rPr>
         <w:t xml:space="preserve">, Spring MVC, Spring Security, Spring Data JPA, Hibernate, REST APIs, </w:t>
       </w:r>
       <w:proofErr w:type="spellStart"/>
       <w:r>
         <w:rPr>
-          <w:sz w:val="20"/>
+          <w:sz w:val="22"/>
         </w:rPr>
         <w:t>microservices</w:t>
       </w:r>
       <w:proofErr w:type="spellEnd"/>
       <w:r>
         <w:rPr>
-          <w:sz w:val="20"/>
+          <w:sz w:val="22"/>
         </w:rPr>
         <w:t xml:space="preserve">, JWT, OAuth2, RBAC, </w:t>
       </w:r>
       <w:proofErr w:type="spellStart"/>
       <w:r>
         <w:rPr>
-          <w:sz w:val="20"/>
+          <w:sz w:val="22"/>
         </w:rPr>
         <w:t>WebSocket</w:t>
       </w:r>
       <w:proofErr w:type="spellEnd"/>
       <w:r>
         <w:rPr>
-          <w:sz w:val="20"/>
+          <w:sz w:val="22"/>
         </w:rPr>
         <w:t xml:space="preserve"> integration, batch processing, </w:t>
       </w:r>
       <w:proofErr w:type="spellStart"/>
       <w:r>
         <w:rPr>
-          <w:sz w:val="20"/>
+          <w:sz w:val="22"/>
         </w:rPr>
         <w:t>async</w:t>
       </w:r>
       <w:proofErr w:type="spellEnd"/>
       <w:r>
         <w:rPr>
-          <w:sz w:val="20"/>
+          <w:sz w:val="22"/>
         </w:rPr>
         <w:t xml:space="preserve"> workflows</w:t>
       </w:r>
@@ -483,89 +574,89 @@
         <w:spacing w:before="0" w:beforeAutospacing="0" w:after="0" w:afterAutospacing="0"/>
         <w:jc w:val="both"/>
         <w:rPr>
-          <w:sz w:val="20"/>
+          <w:sz w:val="22"/>
         </w:rPr>
       </w:pPr>
       <w:r>
         <w:rPr>
           <w:rStyle w:val="Strong"/>
-          <w:sz w:val="20"/>
+          <w:sz w:val="22"/>
         </w:rPr>
         <w:t>Data / Messaging / Search:</w:t>
       </w:r>
       <w:r>
         <w:rPr>
-          <w:sz w:val="20"/>
+          <w:sz w:val="22"/>
         </w:rPr>
         <w:t xml:space="preserve"> </w:t>
       </w:r>
       <w:proofErr w:type="spellStart"/>
       <w:r>
         <w:rPr>
-          <w:sz w:val="20"/>
+          <w:sz w:val="22"/>
         </w:rPr>
         <w:t>PostgreSQL</w:t>
       </w:r>
       <w:proofErr w:type="spellEnd"/>
       <w:r>
         <w:rPr>
-          <w:sz w:val="20"/>
+          <w:sz w:val="22"/>
         </w:rPr>
         <w:t xml:space="preserve">, MySQL, SQL Server, </w:t>
       </w:r>
       <w:proofErr w:type="spellStart"/>
       <w:r>
         <w:rPr>
-          <w:sz w:val="20"/>
+          <w:sz w:val="22"/>
         </w:rPr>
         <w:t>Redis</w:t>
       </w:r>
       <w:proofErr w:type="spellEnd"/>
       <w:r>
         <w:rPr>
-          <w:sz w:val="20"/>
+          <w:sz w:val="22"/>
         </w:rPr>
         <w:t xml:space="preserve">, </w:t>
       </w:r>
       <w:proofErr w:type="spellStart"/>
       <w:r>
         <w:rPr>
-          <w:sz w:val="20"/>
+          <w:sz w:val="22"/>
         </w:rPr>
         <w:t>MongoDB</w:t>
       </w:r>
       <w:proofErr w:type="spellEnd"/>
       <w:r>
         <w:rPr>
-          <w:sz w:val="20"/>
+          <w:sz w:val="22"/>
         </w:rPr>
         <w:t xml:space="preserve">, Kafka, </w:t>
       </w:r>
       <w:proofErr w:type="spellStart"/>
       <w:r>
         <w:rPr>
-          <w:sz w:val="20"/>
+          <w:sz w:val="22"/>
         </w:rPr>
         <w:t>RabbitMQ</w:t>
       </w:r>
       <w:proofErr w:type="spellEnd"/>
       <w:r>
         <w:rPr>
-          <w:sz w:val="20"/>
+          <w:sz w:val="22"/>
         </w:rPr>
         <w:t xml:space="preserve">, AWS SQS/SNS, </w:t>
       </w:r>
       <w:proofErr w:type="spellStart"/>
       <w:r>
         <w:rPr>
-          <w:sz w:val="20"/>
+          <w:sz w:val="22"/>
         </w:rPr>
         <w:t>Elasticsearch</w:t>
       </w:r>
       <w:proofErr w:type="spellEnd"/>
       <w:r>
         <w:rPr>
-          <w:sz w:val="20"/>
+          <w:sz w:val="22"/>
         </w:rPr>
         <w:t>, OpenSearch</w:t>
       </w:r>
@@ -580,13 +671,13 @@
         <w:spacing w:before="0" w:beforeAutospacing="0" w:after="0" w:afterAutospacing="0"/>
         <w:jc w:val="both"/>
         <w:rPr>
-          <w:sz w:val="20"/>
+          <w:sz w:val="22"/>
         </w:rPr>
       </w:pPr>
       <w:r>
         <w:rPr>
           <w:rStyle w:val="Strong"/>
-          <w:sz w:val="20"/>
+          <w:sz w:val="22"/>
         </w:rPr>
         <w:t xml:space="preserve">Cloud &amp; </w:t>
       </w:r>
@@ -594,7 +685,7 @@
       <w:r>
         <w:rPr>
           <w:rStyle w:val="Strong"/>
-          <w:sz w:val="20"/>
+          <w:sz w:val="22"/>
         </w:rPr>
         <w:t>DevOps</w:t>
       </w:r>
@@ -602,111 +693,111 @@
       <w:r>
         <w:rPr>
           <w:rStyle w:val="Strong"/>
-          <w:sz w:val="20"/>
+          <w:sz w:val="22"/>
         </w:rPr>
         <w:t>:</w:t>
       </w:r>
       <w:r>
         <w:rPr>
-          <w:sz w:val="20"/>
+          <w:sz w:val="22"/>
         </w:rPr>
         <w:t xml:space="preserve"> AWS, EC2, ECS, EKS, Lambda, API Gateway, S3, RDS, </w:t>
       </w:r>
       <w:proofErr w:type="spellStart"/>
       <w:r>
         <w:rPr>
-          <w:sz w:val="20"/>
+          <w:sz w:val="22"/>
         </w:rPr>
         <w:t>DynamoDB</w:t>
       </w:r>
       <w:proofErr w:type="spellEnd"/>
       <w:r>
         <w:rPr>
-          <w:sz w:val="20"/>
+          <w:sz w:val="22"/>
         </w:rPr>
         <w:t xml:space="preserve">, </w:t>
       </w:r>
       <w:proofErr w:type="spellStart"/>
       <w:r>
         <w:rPr>
-          <w:sz w:val="20"/>
+          <w:sz w:val="22"/>
         </w:rPr>
         <w:t>Docker</w:t>
       </w:r>
       <w:proofErr w:type="spellEnd"/>
       <w:r>
         <w:rPr>
-          <w:sz w:val="20"/>
+          <w:sz w:val="22"/>
         </w:rPr>
         <w:t xml:space="preserve">, </w:t>
       </w:r>
       <w:proofErr w:type="spellStart"/>
       <w:r>
         <w:rPr>
-          <w:sz w:val="20"/>
+          <w:sz w:val="22"/>
         </w:rPr>
         <w:t>Kubernetes</w:t>
       </w:r>
       <w:proofErr w:type="spellEnd"/>
       <w:r>
         <w:rPr>
-          <w:sz w:val="20"/>
+          <w:sz w:val="22"/>
         </w:rPr>
         <w:t xml:space="preserve">, </w:t>
       </w:r>
       <w:proofErr w:type="spellStart"/>
       <w:r>
         <w:rPr>
-          <w:sz w:val="20"/>
+          <w:sz w:val="22"/>
         </w:rPr>
         <w:t>Terraform</w:t>
       </w:r>
       <w:proofErr w:type="spellEnd"/>
       <w:r>
         <w:rPr>
-          <w:sz w:val="20"/>
+          <w:sz w:val="22"/>
         </w:rPr>
         <w:t xml:space="preserve">, Jenkins, </w:t>
       </w:r>
       <w:proofErr w:type="spellStart"/>
       <w:r>
         <w:rPr>
-          <w:sz w:val="20"/>
+          <w:sz w:val="22"/>
         </w:rPr>
         <w:t>GitHub</w:t>
       </w:r>
       <w:proofErr w:type="spellEnd"/>
       <w:r>
         <w:rPr>
-          <w:sz w:val="20"/>
+          <w:sz w:val="22"/>
         </w:rPr>
         <w:t xml:space="preserve"> Actions, </w:t>
       </w:r>
       <w:proofErr w:type="spellStart"/>
       <w:r>
         <w:rPr>
-          <w:sz w:val="20"/>
+          <w:sz w:val="22"/>
         </w:rPr>
         <w:t>GitLab</w:t>
       </w:r>
       <w:proofErr w:type="spellEnd"/>
       <w:r>
         <w:rPr>
-          <w:sz w:val="20"/>
+          <w:sz w:val="22"/>
         </w:rPr>
         <w:t xml:space="preserve"> CI, </w:t>
       </w:r>
       <w:proofErr w:type="spellStart"/>
       <w:r>
         <w:rPr>
-          <w:sz w:val="20"/>
+          <w:sz w:val="22"/>
         </w:rPr>
         <w:t>Nginx</w:t>
       </w:r>
       <w:proofErr w:type="spellEnd"/>
       <w:r>
         <w:rPr>
-          <w:sz w:val="20"/>
+          <w:sz w:val="22"/>
         </w:rPr>
         <w:t>, Linux</w:t>
       </w:r>
@@ -720,12 +811,15 @@
         </w:numPr>
         <w:spacing w:before="0" w:beforeAutospacing="0" w:after="0" w:afterAutospacing="0"/>
         <w:jc w:val="both"/>
+        <w:rPr>
+          <w:sz w:val="28"/>
+        </w:rPr>
       </w:pPr>
       <w:proofErr w:type="spellStart"/>
       <w:r>
         <w:rPr>
           <w:rStyle w:val="Strong"/>
-          <w:sz w:val="20"/>
+          <w:sz w:val="22"/>
         </w:rPr>
         <w:t>Observability</w:t>
       </w:r>
@@ -733,97 +827,97 @@
       <w:r>
         <w:rPr>
           <w:rStyle w:val="Strong"/>
-          <w:sz w:val="20"/>
+          <w:sz w:val="22"/>
         </w:rPr>
         <w:t xml:space="preserve"> / Quality / Security:</w:t>
       </w:r>
       <w:r>
         <w:rPr>
-          <w:sz w:val="20"/>
+          <w:sz w:val="22"/>
         </w:rPr>
         <w:t xml:space="preserve"> </w:t>
       </w:r>
       <w:proofErr w:type="spellStart"/>
       <w:r>
         <w:rPr>
-          <w:sz w:val="20"/>
+          <w:sz w:val="22"/>
         </w:rPr>
         <w:t>JUnit</w:t>
       </w:r>
       <w:proofErr w:type="spellEnd"/>
       <w:r>
         <w:rPr>
-          <w:sz w:val="20"/>
+          <w:sz w:val="22"/>
         </w:rPr>
         <w:t xml:space="preserve">, </w:t>
       </w:r>
       <w:proofErr w:type="spellStart"/>
       <w:r>
         <w:rPr>
-          <w:sz w:val="20"/>
+          <w:sz w:val="22"/>
         </w:rPr>
         <w:t>Mockito</w:t>
       </w:r>
       <w:proofErr w:type="spellEnd"/>
       <w:r>
         <w:rPr>
-          <w:sz w:val="20"/>
+          <w:sz w:val="22"/>
         </w:rPr>
         <w:t xml:space="preserve">, Jest, React Testing Library, Cypress, Postman, Swagger / </w:t>
       </w:r>
       <w:proofErr w:type="spellStart"/>
       <w:r>
         <w:rPr>
-          <w:sz w:val="20"/>
+          <w:sz w:val="22"/>
         </w:rPr>
         <w:t>OpenAPI</w:t>
       </w:r>
       <w:proofErr w:type="spellEnd"/>
       <w:r>
         <w:rPr>
-          <w:sz w:val="20"/>
+          <w:sz w:val="22"/>
         </w:rPr>
         <w:t xml:space="preserve">, </w:t>
       </w:r>
       <w:proofErr w:type="spellStart"/>
       <w:r>
         <w:rPr>
-          <w:sz w:val="20"/>
+          <w:sz w:val="22"/>
         </w:rPr>
         <w:t>SonarQube</w:t>
       </w:r>
       <w:proofErr w:type="spellEnd"/>
       <w:r>
         <w:rPr>
-          <w:sz w:val="20"/>
+          <w:sz w:val="22"/>
         </w:rPr>
         <w:t xml:space="preserve">, Prometheus, </w:t>
       </w:r>
       <w:proofErr w:type="spellStart"/>
       <w:r>
         <w:rPr>
-          <w:sz w:val="20"/>
+          <w:sz w:val="22"/>
         </w:rPr>
         <w:t>Grafana</w:t>
       </w:r>
       <w:proofErr w:type="spellEnd"/>
       <w:r>
         <w:rPr>
-          <w:sz w:val="20"/>
+          <w:sz w:val="22"/>
         </w:rPr>
         <w:t xml:space="preserve">, </w:t>
       </w:r>
       <w:proofErr w:type="spellStart"/>
       <w:r>
         <w:rPr>
-          <w:sz w:val="20"/>
+          <w:sz w:val="22"/>
         </w:rPr>
         <w:t>Datadog</w:t>
       </w:r>
       <w:proofErr w:type="spellEnd"/>
       <w:r>
         <w:rPr>
-          <w:sz w:val="20"/>
+          <w:sz w:val="22"/>
         </w:rPr>
         <w:t>, ELK, Sentry, IAM, secrets management, secure SDLC</w:t>
       </w:r>
@@ -834,13 +928,16 @@
           <w:bottom w:val="single" w:sz="6" w:space="0" w:color="B91C1C"/>
         </w:pBdr>
         <w:spacing w:before="120" w:after="80"/>
+        <w:rPr>
+          <w:sz w:val="24"/>
+        </w:rPr>
       </w:pPr>
       <w:r>
         <w:rPr>
           <w:b/>
           <w:bCs/>
           <w:color w:val="111111"/>
-          <w:sz w:val="21"/>
+          <w:sz w:val="24"/>
           <w:szCs w:val="21"/>
         </w:rPr>
         <w:t>WORK HISTORY</w:t>
@@ -864,8 +961,8 @@
         <w:tblLook w:val="04A0" w:firstRow="1" w:lastRow="0" w:firstColumn="1" w:lastColumn="0" w:noHBand="0" w:noVBand="1"/>
       </w:tblPr>
       <w:tblGrid>
-        <w:gridCol w:w="7140"/>
-        <w:gridCol w:w="3060"/>
+        <w:gridCol w:w="7340"/>
+        <w:gridCol w:w="3146"/>
       </w:tblGrid>
       <w:tr>
         <w:tc>
@@ -879,13 +976,18 @@
             </w:tcBorders>
           </w:tcPr>
           <w:p>
+            <w:pPr>
+              <w:rPr>
+                <w:sz w:val="24"/>
+              </w:rPr>
+            </w:pPr>
             <w:r>
               <w:rPr>
                 <w:rFonts w:ascii="Arial" w:eastAsia="Arial" w:hAnsi="Arial" w:cs="Arial"/>
                 <w:b/>
                 <w:bCs/>
                 <w:color w:val="111111"/>
-                <w:sz w:val="19"/>
+                <w:sz w:val="22"/>
                 <w:szCs w:val="19"/>
               </w:rPr>
               <w:t>Senior Software Engineer</w:t>
@@ -905,12 +1007,14 @@
           <w:p>
             <w:pPr>
               <w:jc w:val="right"/>
+              <w:rPr>
+                <w:sz w:val="24"/>
+              </w:rPr>
             </w:pPr>
             <w:r>
               <w:rPr>
                 <w:rFonts w:ascii="Arial" w:eastAsia="Arial" w:hAnsi="Arial" w:cs="Arial"/>
                 <w:color w:val="111111"/>
-                <w:sz w:val="17"/>
                 <w:szCs w:val="17"/>
               </w:rPr>
               <w:t>February 2021 to December 2025</w:t>
@@ -920,6 +1024,11 @@
       </w:tr>
     </w:tbl>
     <w:p>
+      <w:pPr>
+        <w:rPr>
+          <w:sz w:val="24"/>
+        </w:rPr>
+      </w:pPr>
       <w:proofErr w:type="spellStart"/>
       <w:r>
         <w:rPr>
@@ -927,7 +1036,7 @@
           <w:b/>
           <w:bCs/>
           <w:color w:val="111111"/>
-          <w:sz w:val="18"/>
+          <w:sz w:val="22"/>
           <w:szCs w:val="18"/>
         </w:rPr>
         <w:t>Viaro</w:t>
@@ -939,7 +1048,7 @@
           <w:b/>
           <w:bCs/>
           <w:color w:val="111111"/>
-          <w:sz w:val="18"/>
+          <w:sz w:val="22"/>
           <w:szCs w:val="18"/>
         </w:rPr>
         <w:t xml:space="preserve"> Networks Inc. - Delaware, United States</w:t>
@@ -954,93 +1063,86 @@
         </w:numPr>
         <w:jc w:val="both"/>
         <w:rPr>
-          <w:sz w:val="20"/>
-        </w:rPr>
-      </w:pPr>
-      <w:r>
-        <w:rPr>
-          <w:sz w:val="20"/>
+          <w:sz w:val="22"/>
+        </w:rPr>
+      </w:pPr>
+      <w:r>
+        <w:rPr>
+          <w:sz w:val="22"/>
         </w:rPr>
         <w:t xml:space="preserve">Architected and delivered a multi-tenant event operations platform using </w:t>
       </w:r>
       <w:r>
         <w:rPr>
           <w:rStyle w:val="Strong"/>
-          <w:sz w:val="20"/>
-        </w:rPr>
-        <w:t>Java 17</w:t>
+          <w:sz w:val="22"/>
+        </w:rPr>
+        <w:t>Java 17-21</w:t>
+      </w:r>
+      <w:r>
+        <w:rPr>
+          <w:sz w:val="22"/>
+        </w:rPr>
+        <w:t xml:space="preserve">, </w:t>
       </w:r>
       <w:r>
         <w:rPr>
           <w:rStyle w:val="Strong"/>
-          <w:sz w:val="20"/>
-        </w:rPr>
-        <w:t>-21</w:t>
-      </w:r>
-      <w:r>
-        <w:rPr>
-          <w:sz w:val="20"/>
+          <w:sz w:val="22"/>
+        </w:rPr>
+        <w:t>Spring Boot 3.x</w:t>
+      </w:r>
+      <w:r>
+        <w:rPr>
+          <w:sz w:val="22"/>
         </w:rPr>
         <w:t xml:space="preserve">, </w:t>
       </w:r>
       <w:r>
         <w:rPr>
           <w:rStyle w:val="Strong"/>
-          <w:sz w:val="20"/>
-        </w:rPr>
-        <w:t>Spring Boot 3.x</w:t>
-      </w:r>
-      <w:r>
-        <w:rPr>
-          <w:sz w:val="20"/>
-        </w:rPr>
-        <w:t xml:space="preserve">, </w:t>
-      </w:r>
+          <w:sz w:val="22"/>
+        </w:rPr>
+        <w:t>React 18</w:t>
+      </w:r>
+      <w:r>
+        <w:rPr>
+          <w:sz w:val="22"/>
+        </w:rPr>
+        <w:t xml:space="preserve">, and </w:t>
+      </w:r>
+      <w:proofErr w:type="spellStart"/>
       <w:r>
         <w:rPr>
           <w:rStyle w:val="Strong"/>
-          <w:sz w:val="20"/>
-        </w:rPr>
-        <w:t>React 18</w:t>
-      </w:r>
-      <w:r>
-        <w:rPr>
-          <w:sz w:val="20"/>
-        </w:rPr>
-        <w:t xml:space="preserve">, and </w:t>
-      </w:r>
-      <w:proofErr w:type="spellStart"/>
+          <w:sz w:val="22"/>
+        </w:rPr>
+        <w:t>TypeScript</w:t>
+      </w:r>
+      <w:proofErr w:type="spellEnd"/>
       <w:r>
         <w:rPr>
           <w:rStyle w:val="Strong"/>
-          <w:sz w:val="20"/>
-        </w:rPr>
-        <w:t>TypeScript</w:t>
-      </w:r>
-      <w:proofErr w:type="spellEnd"/>
+          <w:sz w:val="22"/>
+        </w:rPr>
+        <w:t xml:space="preserve"> 5.x</w:t>
+      </w:r>
+      <w:r>
+        <w:rPr>
+          <w:sz w:val="22"/>
+        </w:rPr>
+        <w:t xml:space="preserve">, giving internal teams a faster way to manage event workflows while improving page responsiveness by </w:t>
+      </w:r>
       <w:r>
         <w:rPr>
           <w:rStyle w:val="Strong"/>
-          <w:sz w:val="20"/>
-        </w:rPr>
-        <w:t xml:space="preserve"> 5.x</w:t>
-      </w:r>
-      <w:r>
-        <w:rPr>
-          <w:sz w:val="20"/>
-        </w:rPr>
-        <w:t xml:space="preserve">, giving internal teams a faster way to manage event workflows while improving page responsiveness by </w:t>
-      </w:r>
-      <w:r>
-        <w:rPr>
-          <w:rStyle w:val="Strong"/>
-          <w:sz w:val="20"/>
+          <w:sz w:val="22"/>
         </w:rPr>
         <w:t>34%</w:t>
       </w:r>
       <w:r>
         <w:rPr>
-          <w:sz w:val="20"/>
+          <w:sz w:val="22"/>
         </w:rPr>
         <w:t xml:space="preserve"> across the highest-traffic modules.</w:t>
       </w:r>
@@ -1054,39 +1156,39 @@
         </w:numPr>
         <w:jc w:val="both"/>
         <w:rPr>
-          <w:sz w:val="20"/>
-        </w:rPr>
-      </w:pPr>
-      <w:r>
-        <w:rPr>
-          <w:sz w:val="20"/>
+          <w:sz w:val="22"/>
+        </w:rPr>
+      </w:pPr>
+      <w:r>
+        <w:rPr>
+          <w:sz w:val="22"/>
         </w:rPr>
         <w:t xml:space="preserve">Led migration of legacy backend services from older </w:t>
       </w:r>
       <w:proofErr w:type="gramStart"/>
       <w:r>
         <w:rPr>
-          <w:sz w:val="20"/>
+          <w:sz w:val="22"/>
         </w:rPr>
         <w:t>Spring</w:t>
       </w:r>
       <w:proofErr w:type="gramEnd"/>
       <w:r>
         <w:rPr>
-          <w:sz w:val="20"/>
+          <w:sz w:val="22"/>
         </w:rPr>
         <w:t xml:space="preserve"> patterns to </w:t>
       </w:r>
       <w:r>
         <w:rPr>
           <w:rStyle w:val="Strong"/>
-          <w:sz w:val="20"/>
+          <w:sz w:val="22"/>
         </w:rPr>
         <w:t>Spring Boot 3.x</w:t>
       </w:r>
       <w:r>
         <w:rPr>
-          <w:sz w:val="20"/>
+          <w:sz w:val="22"/>
         </w:rPr>
         <w:t>, resolving dependency conflicts, Jakarta namespace issues, and broken validation flows that initially caused staging failures during smoke testing.</w:t>
       </w:r>
@@ -1100,38 +1202,38 @@
         </w:numPr>
         <w:jc w:val="both"/>
         <w:rPr>
-          <w:sz w:val="20"/>
-        </w:rPr>
-      </w:pPr>
-      <w:r>
-        <w:rPr>
-          <w:sz w:val="20"/>
+          <w:sz w:val="22"/>
+        </w:rPr>
+      </w:pPr>
+      <w:r>
+        <w:rPr>
+          <w:sz w:val="22"/>
         </w:rPr>
         <w:t xml:space="preserve">Redesigned the frontend component model with </w:t>
       </w:r>
       <w:r>
         <w:rPr>
           <w:rStyle w:val="Strong"/>
-          <w:sz w:val="20"/>
+          <w:sz w:val="22"/>
         </w:rPr>
         <w:t>React 18</w:t>
       </w:r>
       <w:r>
         <w:rPr>
-          <w:sz w:val="20"/>
+          <w:sz w:val="22"/>
         </w:rPr>
         <w:t xml:space="preserve"> hooks, shared UI primitives, and stricter state boundaries, which reduced duplicated screen logic and lowered UI-related regression defects by </w:t>
       </w:r>
       <w:r>
         <w:rPr>
           <w:rStyle w:val="Strong"/>
-          <w:sz w:val="20"/>
+          <w:sz w:val="22"/>
         </w:rPr>
         <w:t>29%</w:t>
       </w:r>
       <w:r>
         <w:rPr>
-          <w:sz w:val="20"/>
+          <w:sz w:val="22"/>
         </w:rPr>
         <w:t xml:space="preserve"> over successive releases.</w:t>
       </w:r>
@@ -1145,38 +1247,38 @@
         </w:numPr>
         <w:jc w:val="both"/>
         <w:rPr>
-          <w:sz w:val="20"/>
-        </w:rPr>
-      </w:pPr>
-      <w:r>
-        <w:rPr>
-          <w:sz w:val="20"/>
+          <w:sz w:val="22"/>
+        </w:rPr>
+      </w:pPr>
+      <w:r>
+        <w:rPr>
+          <w:sz w:val="22"/>
         </w:rPr>
         <w:t xml:space="preserve">Implemented secure </w:t>
       </w:r>
       <w:r>
         <w:rPr>
           <w:rStyle w:val="Strong"/>
-          <w:sz w:val="20"/>
+          <w:sz w:val="22"/>
         </w:rPr>
         <w:t>OAuth2</w:t>
       </w:r>
       <w:r>
         <w:rPr>
-          <w:sz w:val="20"/>
+          <w:sz w:val="22"/>
         </w:rPr>
         <w:t xml:space="preserve"> and </w:t>
       </w:r>
       <w:r>
         <w:rPr>
           <w:rStyle w:val="Strong"/>
-          <w:sz w:val="20"/>
+          <w:sz w:val="22"/>
         </w:rPr>
         <w:t>JWT</w:t>
       </w:r>
       <w:r>
         <w:rPr>
-          <w:sz w:val="20"/>
+          <w:sz w:val="22"/>
         </w:rPr>
         <w:t xml:space="preserve"> authorization flows for admin and partner roles, closing permission gaps that had previously allowed inconsistent access behavior in edge-case navigation paths.</w:t>
       </w:r>
@@ -1190,25 +1292,25 @@
         </w:numPr>
         <w:jc w:val="both"/>
         <w:rPr>
-          <w:sz w:val="20"/>
-        </w:rPr>
-      </w:pPr>
-      <w:r>
-        <w:rPr>
-          <w:sz w:val="20"/>
+          <w:sz w:val="22"/>
+        </w:rPr>
+      </w:pPr>
+      <w:r>
+        <w:rPr>
+          <w:sz w:val="22"/>
         </w:rPr>
         <w:t xml:space="preserve">Investigated a persistent production issue where asynchronous event updates were occasionally processed out of order, then introduced idempotent handlers and message validation around </w:t>
       </w:r>
       <w:r>
         <w:rPr>
           <w:rStyle w:val="Strong"/>
-          <w:sz w:val="20"/>
+          <w:sz w:val="22"/>
         </w:rPr>
         <w:t>Kafka</w:t>
       </w:r>
       <w:r>
         <w:rPr>
-          <w:sz w:val="20"/>
+          <w:sz w:val="22"/>
         </w:rPr>
         <w:t xml:space="preserve"> consumers to restore consistency in downstream dashboards.</w:t>
       </w:r>
@@ -1222,25 +1324,25 @@
         </w:numPr>
         <w:jc w:val="both"/>
         <w:rPr>
-          <w:sz w:val="20"/>
-        </w:rPr>
-      </w:pPr>
-      <w:r>
-        <w:rPr>
-          <w:sz w:val="20"/>
+          <w:sz w:val="22"/>
+        </w:rPr>
+      </w:pPr>
+      <w:r>
+        <w:rPr>
+          <w:sz w:val="22"/>
         </w:rPr>
         <w:t xml:space="preserve">Built API orchestration services that connected scheduling, ticketing, and analytics workflows, reducing manual coordination effort by </w:t>
       </w:r>
       <w:r>
         <w:rPr>
           <w:rStyle w:val="Strong"/>
-          <w:sz w:val="20"/>
+          <w:sz w:val="22"/>
         </w:rPr>
         <w:t>41%</w:t>
       </w:r>
       <w:r>
         <w:rPr>
-          <w:sz w:val="20"/>
+          <w:sz w:val="22"/>
         </w:rPr>
         <w:t xml:space="preserve"> and improving end-to-end reliability for high-volume customer operations.</w:t>
       </w:r>
@@ -1254,26 +1356,26 @@
         </w:numPr>
         <w:jc w:val="both"/>
         <w:rPr>
-          <w:sz w:val="20"/>
-        </w:rPr>
-      </w:pPr>
-      <w:r>
-        <w:rPr>
-          <w:sz w:val="20"/>
+          <w:sz w:val="22"/>
+        </w:rPr>
+      </w:pPr>
+      <w:r>
+        <w:rPr>
+          <w:sz w:val="22"/>
         </w:rPr>
         <w:t xml:space="preserve">Introduced structured </w:t>
       </w:r>
       <w:proofErr w:type="spellStart"/>
       <w:r>
         <w:rPr>
-          <w:sz w:val="20"/>
+          <w:sz w:val="22"/>
         </w:rPr>
         <w:t>observability</w:t>
       </w:r>
       <w:proofErr w:type="spellEnd"/>
       <w:r>
         <w:rPr>
-          <w:sz w:val="20"/>
+          <w:sz w:val="22"/>
         </w:rPr>
         <w:t xml:space="preserve"> with </w:t>
       </w:r>
@@ -1281,14 +1383,14 @@
       <w:r>
         <w:rPr>
           <w:rStyle w:val="Strong"/>
-          <w:sz w:val="20"/>
+          <w:sz w:val="22"/>
         </w:rPr>
         <w:t>Datadog</w:t>
       </w:r>
       <w:proofErr w:type="spellEnd"/>
       <w:r>
         <w:rPr>
-          <w:sz w:val="20"/>
+          <w:sz w:val="22"/>
         </w:rPr>
         <w:t>, centralized logging, and service-level alerts so the team could isolate release-impacting errors faster and cut mean time to detection during incidents.</w:t>
       </w:r>
@@ -1302,12 +1404,12 @@
         </w:numPr>
         <w:jc w:val="both"/>
         <w:rPr>
-          <w:sz w:val="20"/>
-        </w:rPr>
-      </w:pPr>
-      <w:r>
-        <w:rPr>
-          <w:sz w:val="20"/>
+          <w:sz w:val="22"/>
+        </w:rPr>
+      </w:pPr>
+      <w:r>
+        <w:rPr>
+          <w:sz w:val="22"/>
         </w:rPr>
         <w:t xml:space="preserve">Optimized SQL-heavy reporting endpoints with indexing, pagination redesign, and caching via </w:t>
       </w:r>
@@ -1315,27 +1417,27 @@
       <w:r>
         <w:rPr>
           <w:rStyle w:val="Strong"/>
-          <w:sz w:val="20"/>
+          <w:sz w:val="22"/>
         </w:rPr>
         <w:t>Redis</w:t>
       </w:r>
       <w:proofErr w:type="spellEnd"/>
       <w:r>
         <w:rPr>
-          <w:sz w:val="20"/>
+          <w:sz w:val="22"/>
         </w:rPr>
         <w:t xml:space="preserve">, which improved median report generation times by </w:t>
       </w:r>
       <w:r>
         <w:rPr>
           <w:rStyle w:val="Strong"/>
-          <w:sz w:val="20"/>
+          <w:sz w:val="22"/>
         </w:rPr>
         <w:t>46%</w:t>
       </w:r>
       <w:r>
         <w:rPr>
-          <w:sz w:val="20"/>
+          <w:sz w:val="22"/>
         </w:rPr>
         <w:t xml:space="preserve"> for larger enterprise accounts.</w:t>
       </w:r>
@@ -1349,25 +1451,25 @@
         </w:numPr>
         <w:jc w:val="both"/>
         <w:rPr>
-          <w:sz w:val="20"/>
-        </w:rPr>
-      </w:pPr>
-      <w:r>
-        <w:rPr>
-          <w:sz w:val="20"/>
+          <w:sz w:val="22"/>
+        </w:rPr>
+      </w:pPr>
+      <w:r>
+        <w:rPr>
+          <w:sz w:val="22"/>
         </w:rPr>
         <w:t xml:space="preserve">Worked closely with product and design to launch a React-based self-service configuration experience that replaced spreadsheet-driven setup and increased successful first-time customer onboarding by </w:t>
       </w:r>
       <w:r>
         <w:rPr>
           <w:rStyle w:val="Strong"/>
-          <w:sz w:val="20"/>
+          <w:sz w:val="22"/>
         </w:rPr>
         <w:t>22%</w:t>
       </w:r>
       <w:r>
         <w:rPr>
-          <w:sz w:val="20"/>
+          <w:sz w:val="22"/>
         </w:rPr>
         <w:t>.</w:t>
       </w:r>
@@ -1381,12 +1483,12 @@
         </w:numPr>
         <w:jc w:val="both"/>
         <w:rPr>
-          <w:sz w:val="20"/>
-        </w:rPr>
-      </w:pPr>
-      <w:r>
-        <w:rPr>
-          <w:sz w:val="20"/>
+          <w:sz w:val="22"/>
+        </w:rPr>
+      </w:pPr>
+      <w:r>
+        <w:rPr>
+          <w:sz w:val="22"/>
         </w:rPr>
         <w:t xml:space="preserve">Strengthened CI/CD pipelines with </w:t>
       </w:r>
@@ -1394,7 +1496,7 @@
       <w:r>
         <w:rPr>
           <w:rStyle w:val="Strong"/>
-          <w:sz w:val="20"/>
+          <w:sz w:val="22"/>
         </w:rPr>
         <w:t>GitHub</w:t>
       </w:r>
@@ -1402,41 +1504,41 @@
       <w:r>
         <w:rPr>
           <w:rStyle w:val="Strong"/>
-          <w:sz w:val="20"/>
+          <w:sz w:val="22"/>
         </w:rPr>
         <w:t xml:space="preserve"> Actions</w:t>
       </w:r>
       <w:r>
         <w:rPr>
-          <w:sz w:val="20"/>
+          <w:sz w:val="22"/>
         </w:rPr>
         <w:t xml:space="preserve">, </w:t>
       </w:r>
       <w:proofErr w:type="spellStart"/>
       <w:r>
         <w:rPr>
-          <w:sz w:val="20"/>
+          <w:sz w:val="22"/>
         </w:rPr>
         <w:t>Docker</w:t>
       </w:r>
       <w:proofErr w:type="spellEnd"/>
       <w:r>
         <w:rPr>
-          <w:sz w:val="20"/>
+          <w:sz w:val="22"/>
         </w:rPr>
         <w:t xml:space="preserve">-based validation, and contract checks between frontend and backend services, preventing several </w:t>
       </w:r>
       <w:proofErr w:type="gramStart"/>
       <w:r>
         <w:rPr>
-          <w:sz w:val="20"/>
+          <w:sz w:val="22"/>
         </w:rPr>
         <w:t>schema</w:t>
       </w:r>
       <w:proofErr w:type="gramEnd"/>
       <w:r>
         <w:rPr>
-          <w:sz w:val="20"/>
+          <w:sz w:val="22"/>
         </w:rPr>
         <w:t xml:space="preserve"> drift issues before they reached production.</w:t>
       </w:r>
@@ -1450,12 +1552,12 @@
         </w:numPr>
         <w:jc w:val="both"/>
         <w:rPr>
-          <w:sz w:val="20"/>
-        </w:rPr>
-      </w:pPr>
-      <w:r>
-        <w:rPr>
-          <w:sz w:val="20"/>
+          <w:sz w:val="22"/>
+        </w:rPr>
+      </w:pPr>
+      <w:r>
+        <w:rPr>
+          <w:sz w:val="22"/>
         </w:rPr>
         <w:t>Resolved a recurring memory-pressure problem in containerized services by tuning JVM parameters, tightening object mapping behavior, and reducing unnecessary payload expansion in response builders.</w:t>
       </w:r>
@@ -1468,34 +1570,17 @@
           <w:numId w:val="19"/>
         </w:numPr>
         <w:jc w:val="both"/>
-      </w:pPr>
-      <w:r>
-        <w:rPr>
-          <w:sz w:val="20"/>
-        </w:rPr>
-        <w:t>Mentored engineers on practical migration strategy, code review discipline, and service decomposition, helping the team move features from monolithic modules into cleaner domain-oriented servi</w:t>
-      </w:r>
-      <w:r>
-        <w:rPr>
-          <w:sz w:val="20"/>
-        </w:rPr>
-        <w:t>ces without delivery disruption</w:t>
-      </w:r>
-    </w:p>
-    <w:p>
-      <w:pPr>
-        <w:pStyle w:val="NormalWeb"/>
-        <w:jc w:val="both"/>
-        <w:rPr>
-          <w:sz w:val="20"/>
-        </w:rPr>
-      </w:pPr>
-    </w:p>
-    <w:p>
-      <w:pPr>
-        <w:pStyle w:val="NormalWeb"/>
-        <w:jc w:val="both"/>
-      </w:pPr>
+        <w:rPr>
+          <w:sz w:val="28"/>
+        </w:rPr>
+      </w:pPr>
+      <w:r>
+        <w:rPr>
+          <w:sz w:val="22"/>
+        </w:rPr>
+        <w:lastRenderedPageBreak/>
+        <w:t>Mentored engineers on practical migration strategy, code review discipline, and service decomposition, helping the team move features from monolithic modules into cleaner domain-oriented services without delivery disruption</w:t>
+      </w:r>
     </w:p>
     <w:tbl>
       <w:tblPr>
@@ -1515,8 +1600,8 @@
         <w:tblLook w:val="04A0" w:firstRow="1" w:lastRow="0" w:firstColumn="1" w:lastColumn="0" w:noHBand="0" w:noVBand="1"/>
       </w:tblPr>
       <w:tblGrid>
-        <w:gridCol w:w="7140"/>
-        <w:gridCol w:w="3060"/>
+        <w:gridCol w:w="7340"/>
+        <w:gridCol w:w="3146"/>
       </w:tblGrid>
       <w:tr>
         <w:tc>
@@ -1530,16 +1615,20 @@
             </w:tcBorders>
           </w:tcPr>
           <w:p>
+            <w:pPr>
+              <w:rPr>
+                <w:sz w:val="24"/>
+              </w:rPr>
+            </w:pPr>
             <w:r>
               <w:rPr>
                 <w:rFonts w:ascii="Arial" w:eastAsia="Arial" w:hAnsi="Arial" w:cs="Arial"/>
                 <w:b/>
                 <w:bCs/>
                 <w:color w:val="111111"/>
-                <w:sz w:val="19"/>
+                <w:sz w:val="22"/>
                 <w:szCs w:val="19"/>
               </w:rPr>
-              <w:lastRenderedPageBreak/>
               <w:t>Software Engineer</w:t>
             </w:r>
           </w:p>
@@ -1557,12 +1646,14 @@
           <w:p>
             <w:pPr>
               <w:jc w:val="right"/>
+              <w:rPr>
+                <w:sz w:val="24"/>
+              </w:rPr>
             </w:pPr>
             <w:r>
               <w:rPr>
                 <w:rFonts w:ascii="Arial" w:eastAsia="Arial" w:hAnsi="Arial" w:cs="Arial"/>
                 <w:color w:val="111111"/>
-                <w:sz w:val="17"/>
                 <w:szCs w:val="17"/>
               </w:rPr>
               <w:t>October 2018 to January 2021</w:t>
@@ -1572,6 +1663,11 @@
       </w:tr>
     </w:tbl>
     <w:p>
+      <w:pPr>
+        <w:rPr>
+          <w:sz w:val="24"/>
+        </w:rPr>
+      </w:pPr>
       <w:proofErr w:type="spellStart"/>
       <w:r>
         <w:rPr>
@@ -1579,7 +1675,7 @@
           <w:b/>
           <w:bCs/>
           <w:color w:val="111111"/>
-          <w:sz w:val="18"/>
+          <w:sz w:val="22"/>
           <w:szCs w:val="18"/>
         </w:rPr>
         <w:t>Avantia</w:t>
@@ -1591,7 +1687,7 @@
           <w:b/>
           <w:bCs/>
           <w:color w:val="111111"/>
-          <w:sz w:val="18"/>
+          <w:sz w:val="22"/>
           <w:szCs w:val="18"/>
         </w:rPr>
         <w:t>, Inc. - Ohio, United States</w:t>
@@ -1606,51 +1702,51 @@
         </w:numPr>
         <w:jc w:val="both"/>
         <w:rPr>
-          <w:sz w:val="20"/>
-        </w:rPr>
-      </w:pPr>
-      <w:r>
-        <w:rPr>
-          <w:sz w:val="20"/>
+          <w:sz w:val="22"/>
+        </w:rPr>
+      </w:pPr>
+      <w:r>
+        <w:rPr>
+          <w:sz w:val="22"/>
         </w:rPr>
         <w:t xml:space="preserve">Built customer-facing application modules using </w:t>
       </w:r>
       <w:r>
         <w:rPr>
           <w:rStyle w:val="Strong"/>
-          <w:sz w:val="20"/>
+          <w:sz w:val="22"/>
         </w:rPr>
         <w:t>Java 11</w:t>
       </w:r>
       <w:r>
         <w:rPr>
-          <w:sz w:val="20"/>
+          <w:sz w:val="22"/>
         </w:rPr>
         <w:t xml:space="preserve">, </w:t>
       </w:r>
       <w:r>
         <w:rPr>
           <w:rStyle w:val="Strong"/>
-          <w:sz w:val="20"/>
+          <w:sz w:val="22"/>
         </w:rPr>
         <w:t>Spring Boot 2.x</w:t>
       </w:r>
       <w:r>
         <w:rPr>
-          <w:sz w:val="20"/>
+          <w:sz w:val="22"/>
         </w:rPr>
         <w:t xml:space="preserve">, </w:t>
       </w:r>
       <w:r>
         <w:rPr>
           <w:rStyle w:val="Strong"/>
-          <w:sz w:val="20"/>
+          <w:sz w:val="22"/>
         </w:rPr>
         <w:t>React 17</w:t>
       </w:r>
       <w:r>
         <w:rPr>
-          <w:sz w:val="20"/>
+          <w:sz w:val="22"/>
         </w:rPr>
         <w:t xml:space="preserve">, and </w:t>
       </w:r>
@@ -1658,7 +1754,7 @@
       <w:r>
         <w:rPr>
           <w:rStyle w:val="Strong"/>
-          <w:sz w:val="20"/>
+          <w:sz w:val="22"/>
         </w:rPr>
         <w:t>TypeScript</w:t>
       </w:r>
@@ -1666,27 +1762,27 @@
       <w:r>
         <w:rPr>
           <w:rStyle w:val="Strong"/>
-          <w:sz w:val="20"/>
+          <w:sz w:val="22"/>
         </w:rPr>
         <w:t xml:space="preserve"> 4.x</w:t>
       </w:r>
       <w:r>
         <w:rPr>
-          <w:sz w:val="20"/>
+          <w:sz w:val="22"/>
         </w:rPr>
         <w:t xml:space="preserve">, supporting a high-availability </w:t>
       </w:r>
       <w:proofErr w:type="spellStart"/>
       <w:r>
         <w:rPr>
-          <w:sz w:val="20"/>
+          <w:sz w:val="22"/>
         </w:rPr>
         <w:t>SaaS</w:t>
       </w:r>
       <w:proofErr w:type="spellEnd"/>
       <w:r>
         <w:rPr>
-          <w:sz w:val="20"/>
+          <w:sz w:val="22"/>
         </w:rPr>
         <w:t xml:space="preserve"> product where reliable dashboard behavior and backend stability were central to daily client operations.</w:t>
       </w:r>
@@ -1700,26 +1796,26 @@
         </w:numPr>
         <w:jc w:val="both"/>
         <w:rPr>
-          <w:sz w:val="20"/>
-        </w:rPr>
-      </w:pPr>
-      <w:r>
-        <w:rPr>
-          <w:sz w:val="20"/>
+          <w:sz w:val="22"/>
+        </w:rPr>
+      </w:pPr>
+      <w:r>
+        <w:rPr>
+          <w:sz w:val="22"/>
         </w:rPr>
         <w:t xml:space="preserve">Delivered </w:t>
       </w:r>
       <w:proofErr w:type="spellStart"/>
       <w:r>
         <w:rPr>
-          <w:sz w:val="20"/>
+          <w:sz w:val="22"/>
         </w:rPr>
         <w:t>RESTful</w:t>
       </w:r>
       <w:proofErr w:type="spellEnd"/>
       <w:r>
         <w:rPr>
-          <w:sz w:val="20"/>
+          <w:sz w:val="22"/>
         </w:rPr>
         <w:t xml:space="preserve"> services for account configuration, workflow automation, and reporting, creating a clearer domain separation that improved maintainability and reduced backend change collisions across squads.</w:t>
       </w:r>
@@ -1733,38 +1829,38 @@
         </w:numPr>
         <w:jc w:val="both"/>
         <w:rPr>
-          <w:sz w:val="20"/>
-        </w:rPr>
-      </w:pPr>
-      <w:r>
-        <w:rPr>
-          <w:sz w:val="20"/>
+          <w:sz w:val="22"/>
+        </w:rPr>
+      </w:pPr>
+      <w:r>
+        <w:rPr>
+          <w:sz w:val="22"/>
         </w:rPr>
         <w:t xml:space="preserve">Refactored a brittle server-rendered workflow into a modern </w:t>
       </w:r>
       <w:r>
         <w:rPr>
           <w:rStyle w:val="Strong"/>
-          <w:sz w:val="20"/>
+          <w:sz w:val="22"/>
         </w:rPr>
         <w:t>React</w:t>
       </w:r>
       <w:r>
         <w:rPr>
-          <w:sz w:val="20"/>
+          <w:sz w:val="22"/>
         </w:rPr>
         <w:t xml:space="preserve"> interface with reusable forms, validation layers, and API-driven state handling, which increased task completion efficiency by </w:t>
       </w:r>
       <w:r>
         <w:rPr>
           <w:rStyle w:val="Strong"/>
-          <w:sz w:val="20"/>
+          <w:sz w:val="22"/>
         </w:rPr>
         <w:t>27%</w:t>
       </w:r>
       <w:r>
         <w:rPr>
-          <w:sz w:val="20"/>
+          <w:sz w:val="22"/>
         </w:rPr>
         <w:t xml:space="preserve"> for operations users.</w:t>
       </w:r>
@@ -1778,12 +1874,12 @@
         </w:numPr>
         <w:jc w:val="both"/>
         <w:rPr>
-          <w:sz w:val="20"/>
-        </w:rPr>
-      </w:pPr>
-      <w:r>
-        <w:rPr>
-          <w:sz w:val="20"/>
+          <w:sz w:val="22"/>
+        </w:rPr>
+      </w:pPr>
+      <w:r>
+        <w:rPr>
+          <w:sz w:val="22"/>
         </w:rPr>
         <w:t>Diagnosed and fixed an intermittent concurrency defect in scheduled jobs where overlapping executions generated duplicate outbound notifications, then applied locking and retry-safe logic to eliminate repeated processing.</w:t>
       </w:r>
@@ -1797,25 +1893,25 @@
         </w:numPr>
         <w:jc w:val="both"/>
         <w:rPr>
-          <w:sz w:val="20"/>
-        </w:rPr>
-      </w:pPr>
-      <w:r>
-        <w:rPr>
-          <w:sz w:val="20"/>
+          <w:sz w:val="22"/>
+        </w:rPr>
+      </w:pPr>
+      <w:r>
+        <w:rPr>
+          <w:sz w:val="22"/>
         </w:rPr>
         <w:t xml:space="preserve">Migrated legacy authentication code toward </w:t>
       </w:r>
       <w:r>
         <w:rPr>
           <w:rStyle w:val="Strong"/>
-          <w:sz w:val="20"/>
+          <w:sz w:val="22"/>
         </w:rPr>
         <w:t>Spring Security</w:t>
       </w:r>
       <w:r>
         <w:rPr>
-          <w:sz w:val="20"/>
+          <w:sz w:val="22"/>
         </w:rPr>
         <w:t xml:space="preserve"> standards and modern token handling, closing several long-standing edge-case session issues that had caused inconsistent logout and token refresh behavior.</w:t>
       </w:r>
@@ -1829,12 +1925,12 @@
         </w:numPr>
         <w:jc w:val="both"/>
         <w:rPr>
-          <w:sz w:val="20"/>
-        </w:rPr>
-      </w:pPr>
-      <w:r>
-        <w:rPr>
-          <w:sz w:val="20"/>
+          <w:sz w:val="22"/>
+        </w:rPr>
+      </w:pPr>
+      <w:r>
+        <w:rPr>
+          <w:sz w:val="22"/>
         </w:rPr>
         <w:t xml:space="preserve">Introduced </w:t>
       </w:r>
@@ -1842,27 +1938,27 @@
       <w:r>
         <w:rPr>
           <w:rStyle w:val="Strong"/>
-          <w:sz w:val="20"/>
+          <w:sz w:val="22"/>
         </w:rPr>
         <w:t>RabbitMQ</w:t>
       </w:r>
       <w:proofErr w:type="spellEnd"/>
       <w:r>
         <w:rPr>
-          <w:sz w:val="20"/>
+          <w:sz w:val="22"/>
         </w:rPr>
         <w:t xml:space="preserve">-based asynchronous processing for non-blocking background tasks, reducing synchronous request pressure and cutting peak-time API latency by </w:t>
       </w:r>
       <w:r>
         <w:rPr>
           <w:rStyle w:val="Strong"/>
-          <w:sz w:val="20"/>
+          <w:sz w:val="22"/>
         </w:rPr>
         <w:t>31%</w:t>
       </w:r>
       <w:r>
         <w:rPr>
-          <w:sz w:val="20"/>
+          <w:sz w:val="22"/>
         </w:rPr>
         <w:t>.</w:t>
       </w:r>
@@ -1876,26 +1972,26 @@
         </w:numPr>
         <w:jc w:val="both"/>
         <w:rPr>
-          <w:sz w:val="20"/>
-        </w:rPr>
-      </w:pPr>
-      <w:r>
-        <w:rPr>
-          <w:sz w:val="20"/>
+          <w:sz w:val="22"/>
+        </w:rPr>
+      </w:pPr>
+      <w:r>
+        <w:rPr>
+          <w:sz w:val="22"/>
         </w:rPr>
         <w:t xml:space="preserve">Improved frontend resilience by introducing better error boundaries, loading states, and </w:t>
       </w:r>
       <w:proofErr w:type="gramStart"/>
       <w:r>
         <w:rPr>
-          <w:sz w:val="20"/>
+          <w:sz w:val="22"/>
         </w:rPr>
         <w:t>retry</w:t>
       </w:r>
       <w:proofErr w:type="gramEnd"/>
       <w:r>
         <w:rPr>
-          <w:sz w:val="20"/>
+          <w:sz w:val="22"/>
         </w:rPr>
         <w:t xml:space="preserve"> messaging, which lowered support complaints tied to partial API failures and improved user trust in unstable network conditions.</w:t>
       </w:r>
@@ -1909,12 +2005,12 @@
         </w:numPr>
         <w:jc w:val="both"/>
         <w:rPr>
-          <w:sz w:val="20"/>
-        </w:rPr>
-      </w:pPr>
-      <w:r>
-        <w:rPr>
-          <w:sz w:val="20"/>
+          <w:sz w:val="22"/>
+        </w:rPr>
+      </w:pPr>
+      <w:r>
+        <w:rPr>
+          <w:sz w:val="22"/>
         </w:rPr>
         <w:t>Collaborated with QA to reproduce a difficult serialization bug tied to nested payloads and null handling, then fixed mapper behavior and request contracts to prevent malformed API responses under rare but critical conditions.</w:t>
       </w:r>
@@ -1928,12 +2024,12 @@
         </w:numPr>
         <w:jc w:val="both"/>
         <w:rPr>
-          <w:sz w:val="20"/>
-        </w:rPr>
-      </w:pPr>
-      <w:r>
-        <w:rPr>
-          <w:sz w:val="20"/>
+          <w:sz w:val="22"/>
+        </w:rPr>
+      </w:pPr>
+      <w:r>
+        <w:rPr>
+          <w:sz w:val="22"/>
         </w:rPr>
         <w:t>Expanded reporting functionality with export, filtering, and saved-view capabilities, providing business users with more flexible access to operational data while reducing manual data preparation work.</w:t>
       </w:r>
@@ -1947,12 +2043,12 @@
         </w:numPr>
         <w:jc w:val="both"/>
         <w:rPr>
-          <w:sz w:val="20"/>
-        </w:rPr>
-      </w:pPr>
-      <w:r>
-        <w:rPr>
-          <w:sz w:val="20"/>
+          <w:sz w:val="22"/>
+        </w:rPr>
+      </w:pPr>
+      <w:r>
+        <w:rPr>
+          <w:sz w:val="22"/>
         </w:rPr>
         <w:t xml:space="preserve">Containerized core services with </w:t>
       </w:r>
@@ -1960,14 +2056,14 @@
       <w:r>
         <w:rPr>
           <w:rStyle w:val="Strong"/>
-          <w:sz w:val="20"/>
+          <w:sz w:val="22"/>
         </w:rPr>
         <w:t>Docker</w:t>
       </w:r>
       <w:proofErr w:type="spellEnd"/>
       <w:r>
         <w:rPr>
-          <w:sz w:val="20"/>
+          <w:sz w:val="22"/>
         </w:rPr>
         <w:t xml:space="preserve"> and standardized deployment scripts, creating more predictable lower-environment behavior and reducing environment-specific defects that previously slowed release cycles.</w:t>
       </w:r>
@@ -1981,12 +2077,12 @@
         </w:numPr>
         <w:jc w:val="both"/>
         <w:rPr>
-          <w:sz w:val="20"/>
-        </w:rPr>
-      </w:pPr>
-      <w:r>
-        <w:rPr>
-          <w:sz w:val="20"/>
+          <w:sz w:val="22"/>
+        </w:rPr>
+      </w:pPr>
+      <w:r>
+        <w:rPr>
+          <w:sz w:val="22"/>
         </w:rPr>
         <w:t>Helped establish better pull request practices, API documentation, and integration testing so cross-team feature delivery became more reliable even as the product surface area grew.</w:t>
       </w:r>
@@ -2009,8 +2105,8 @@
         <w:tblLook w:val="04A0" w:firstRow="1" w:lastRow="0" w:firstColumn="1" w:lastColumn="0" w:noHBand="0" w:noVBand="1"/>
       </w:tblPr>
       <w:tblGrid>
-        <w:gridCol w:w="7140"/>
-        <w:gridCol w:w="3060"/>
+        <w:gridCol w:w="7340"/>
+        <w:gridCol w:w="3146"/>
       </w:tblGrid>
       <w:tr>
         <w:tc>
@@ -2024,13 +2120,18 @@
             </w:tcBorders>
           </w:tcPr>
           <w:p>
+            <w:pPr>
+              <w:rPr>
+                <w:sz w:val="24"/>
+              </w:rPr>
+            </w:pPr>
             <w:r>
               <w:rPr>
                 <w:rFonts w:ascii="Arial" w:eastAsia="Arial" w:hAnsi="Arial" w:cs="Arial"/>
                 <w:b/>
                 <w:bCs/>
                 <w:color w:val="111111"/>
-                <w:sz w:val="19"/>
+                <w:sz w:val="22"/>
                 <w:szCs w:val="19"/>
               </w:rPr>
               <w:t>Software Developer</w:t>
@@ -2050,12 +2151,14 @@
           <w:p>
             <w:pPr>
               <w:jc w:val="right"/>
+              <w:rPr>
+                <w:sz w:val="24"/>
+              </w:rPr>
             </w:pPr>
             <w:r>
               <w:rPr>
                 <w:rFonts w:ascii="Arial" w:eastAsia="Arial" w:hAnsi="Arial" w:cs="Arial"/>
                 <w:color w:val="111111"/>
-                <w:sz w:val="17"/>
                 <w:szCs w:val="17"/>
               </w:rPr>
               <w:t>March 2016 to September 2018</w:t>
@@ -2065,6 +2168,11 @@
       </w:tr>
     </w:tbl>
     <w:p>
+      <w:pPr>
+        <w:rPr>
+          <w:sz w:val="24"/>
+        </w:rPr>
+      </w:pPr>
       <w:proofErr w:type="spellStart"/>
       <w:r>
         <w:rPr>
@@ -2072,7 +2180,7 @@
           <w:b/>
           <w:bCs/>
           <w:color w:val="111111"/>
-          <w:sz w:val="18"/>
+          <w:sz w:val="22"/>
           <w:szCs w:val="18"/>
         </w:rPr>
         <w:t>ArnAmy</w:t>
@@ -2084,7 +2192,7 @@
           <w:b/>
           <w:bCs/>
           <w:color w:val="111111"/>
-          <w:sz w:val="18"/>
+          <w:sz w:val="22"/>
           <w:szCs w:val="18"/>
         </w:rPr>
         <w:t>, Inc. - Florida, United States</w:t>
@@ -2099,65 +2207,65 @@
         </w:numPr>
         <w:jc w:val="both"/>
         <w:rPr>
-          <w:sz w:val="20"/>
-        </w:rPr>
-      </w:pPr>
-      <w:r>
-        <w:rPr>
-          <w:sz w:val="20"/>
+          <w:sz w:val="22"/>
+        </w:rPr>
+      </w:pPr>
+      <w:r>
+        <w:rPr>
+          <w:sz w:val="22"/>
         </w:rPr>
         <w:t xml:space="preserve">Developed internal and external product features using </w:t>
       </w:r>
       <w:r>
         <w:rPr>
           <w:rStyle w:val="Strong"/>
-          <w:sz w:val="20"/>
+          <w:sz w:val="22"/>
         </w:rPr>
         <w:t>Java 8–11</w:t>
       </w:r>
       <w:r>
         <w:rPr>
-          <w:sz w:val="20"/>
+          <w:sz w:val="22"/>
         </w:rPr>
         <w:t xml:space="preserve">, </w:t>
       </w:r>
       <w:r>
         <w:rPr>
           <w:rStyle w:val="Strong"/>
-          <w:sz w:val="20"/>
+          <w:sz w:val="22"/>
         </w:rPr>
         <w:t>Spring Boot 2.x</w:t>
       </w:r>
       <w:r>
         <w:rPr>
-          <w:sz w:val="20"/>
+          <w:sz w:val="22"/>
         </w:rPr>
         <w:t xml:space="preserve">, </w:t>
       </w:r>
       <w:r>
         <w:rPr>
           <w:rStyle w:val="Strong"/>
-          <w:sz w:val="20"/>
+          <w:sz w:val="22"/>
         </w:rPr>
         <w:t>React 16–17</w:t>
       </w:r>
       <w:r>
         <w:rPr>
-          <w:sz w:val="20"/>
+          <w:sz w:val="22"/>
         </w:rPr>
         <w:t xml:space="preserve">, and </w:t>
       </w:r>
       <w:proofErr w:type="spellStart"/>
       <w:r>
         <w:rPr>
-          <w:sz w:val="20"/>
+          <w:sz w:val="22"/>
         </w:rPr>
         <w:t>PostgreSQL</w:t>
       </w:r>
       <w:proofErr w:type="spellEnd"/>
       <w:r>
         <w:rPr>
-          <w:sz w:val="20"/>
+          <w:sz w:val="22"/>
         </w:rPr>
         <w:t>, contributing to a business platform that required dependable transaction handling and responsive browser-based workflows.</w:t>
       </w:r>
@@ -2171,12 +2279,12 @@
         </w:numPr>
         <w:jc w:val="both"/>
         <w:rPr>
-          <w:sz w:val="20"/>
-        </w:rPr>
-      </w:pPr>
-      <w:r>
-        <w:rPr>
-          <w:sz w:val="20"/>
+          <w:sz w:val="22"/>
+        </w:rPr>
+      </w:pPr>
+      <w:r>
+        <w:rPr>
+          <w:sz w:val="22"/>
         </w:rPr>
         <w:t>Implemented modular REST endpoints and service-layer abstractions that simplified future feature expansion, especially for customer records, approval flows, and document-centric business processes.</w:t>
       </w:r>
@@ -2190,12 +2298,12 @@
         </w:numPr>
         <w:jc w:val="both"/>
         <w:rPr>
-          <w:sz w:val="20"/>
-        </w:rPr>
-      </w:pPr>
-      <w:r>
-        <w:rPr>
-          <w:sz w:val="20"/>
+          <w:sz w:val="22"/>
+        </w:rPr>
+      </w:pPr>
+      <w:r>
+        <w:rPr>
+          <w:sz w:val="22"/>
         </w:rPr>
         <w:t>Resolved a difficult production issue where large payload submissions occasionally timed out under peak load, then improved request chunking, query efficiency, and server-side processing boundaries to stabilize the workflow.</w:t>
       </w:r>
@@ -2209,12 +2317,12 @@
         </w:numPr>
         <w:jc w:val="both"/>
         <w:rPr>
-          <w:sz w:val="20"/>
-        </w:rPr>
-      </w:pPr>
-      <w:r>
-        <w:rPr>
-          <w:sz w:val="20"/>
+          <w:sz w:val="22"/>
+        </w:rPr>
+      </w:pPr>
+      <w:r>
+        <w:rPr>
+          <w:sz w:val="22"/>
         </w:rPr>
         <w:t>Supported migration away from tightly coupled legacy modules by extracting reusable services and shared DTO patterns, making it easier for teams to build new capabilities without repeatedly touching fragile older code.</w:t>
       </w:r>
@@ -2228,25 +2336,25 @@
         </w:numPr>
         <w:jc w:val="both"/>
         <w:rPr>
-          <w:sz w:val="20"/>
-        </w:rPr>
-      </w:pPr>
-      <w:r>
-        <w:rPr>
-          <w:sz w:val="20"/>
+          <w:sz w:val="22"/>
+        </w:rPr>
+      </w:pPr>
+      <w:r>
+        <w:rPr>
+          <w:sz w:val="22"/>
         </w:rPr>
         <w:t xml:space="preserve">Reworked several dense frontend screens into maintainable </w:t>
       </w:r>
       <w:r>
         <w:rPr>
           <w:rStyle w:val="Strong"/>
-          <w:sz w:val="20"/>
+          <w:sz w:val="22"/>
         </w:rPr>
         <w:t>React</w:t>
       </w:r>
       <w:r>
         <w:rPr>
-          <w:sz w:val="20"/>
+          <w:sz w:val="22"/>
         </w:rPr>
         <w:t xml:space="preserve"> components with cleaner prop contracts and predictable state handling, reducing defect frequency and improving handoff quality between engineers.</w:t>
       </w:r>
@@ -2260,12 +2368,12 @@
         </w:numPr>
         <w:jc w:val="both"/>
         <w:rPr>
-          <w:sz w:val="20"/>
-        </w:rPr>
-      </w:pPr>
-      <w:r>
-        <w:rPr>
-          <w:sz w:val="20"/>
+          <w:sz w:val="22"/>
+        </w:rPr>
+      </w:pPr>
+      <w:r>
+        <w:rPr>
+          <w:sz w:val="22"/>
         </w:rPr>
         <w:t xml:space="preserve">Added </w:t>
       </w:r>
@@ -2273,27 +2381,27 @@
       <w:r>
         <w:rPr>
           <w:rStyle w:val="Strong"/>
-          <w:sz w:val="20"/>
+          <w:sz w:val="22"/>
         </w:rPr>
         <w:t>Redis</w:t>
       </w:r>
       <w:proofErr w:type="spellEnd"/>
       <w:r>
         <w:rPr>
-          <w:sz w:val="20"/>
+          <w:sz w:val="22"/>
         </w:rPr>
         <w:t xml:space="preserve"> caching to high-read endpoints and optimized SQL execution plans, which improved response times by </w:t>
       </w:r>
       <w:r>
         <w:rPr>
           <w:rStyle w:val="Strong"/>
-          <w:sz w:val="20"/>
+          <w:sz w:val="22"/>
         </w:rPr>
         <w:t>38%</w:t>
       </w:r>
       <w:r>
         <w:rPr>
-          <w:sz w:val="20"/>
+          <w:sz w:val="22"/>
         </w:rPr>
         <w:t xml:space="preserve"> for common dashboard and lookup actions used throughout the day.</w:t>
       </w:r>
@@ -2307,25 +2415,25 @@
         </w:numPr>
         <w:jc w:val="both"/>
         <w:rPr>
-          <w:sz w:val="20"/>
-        </w:rPr>
-      </w:pPr>
-      <w:r>
-        <w:rPr>
-          <w:sz w:val="20"/>
+          <w:sz w:val="22"/>
+        </w:rPr>
+      </w:pPr>
+      <w:r>
+        <w:rPr>
+          <w:sz w:val="22"/>
         </w:rPr>
         <w:t xml:space="preserve">Partnered with product managers to implement approval-routing enhancements and audit visibility features that gave users more transparency into state changes and reduced support escalation volume by </w:t>
       </w:r>
       <w:r>
         <w:rPr>
           <w:rStyle w:val="Strong"/>
-          <w:sz w:val="20"/>
+          <w:sz w:val="22"/>
         </w:rPr>
         <w:t>18%</w:t>
       </w:r>
       <w:r>
         <w:rPr>
-          <w:sz w:val="20"/>
+          <w:sz w:val="22"/>
         </w:rPr>
         <w:t>.</w:t>
       </w:r>
@@ -2339,26 +2447,26 @@
         </w:numPr>
         <w:jc w:val="both"/>
         <w:rPr>
-          <w:sz w:val="20"/>
-        </w:rPr>
-      </w:pPr>
-      <w:r>
-        <w:rPr>
-          <w:sz w:val="20"/>
+          <w:sz w:val="22"/>
+        </w:rPr>
+      </w:pPr>
+      <w:r>
+        <w:rPr>
+          <w:sz w:val="22"/>
         </w:rPr>
         <w:t xml:space="preserve">Fixed a recurring data mismatch issue caused by inconsistent </w:t>
       </w:r>
       <w:proofErr w:type="spellStart"/>
       <w:r>
         <w:rPr>
-          <w:sz w:val="20"/>
+          <w:sz w:val="22"/>
         </w:rPr>
         <w:t>timezone</w:t>
       </w:r>
       <w:proofErr w:type="spellEnd"/>
       <w:r>
         <w:rPr>
-          <w:sz w:val="20"/>
+          <w:sz w:val="22"/>
         </w:rPr>
         <w:t xml:space="preserve"> handling between UI filters and backend queries, then standardized serialization rules so reports aligned correctly across user regions.</w:t>
       </w:r>
@@ -2372,12 +2480,12 @@
         </w:numPr>
         <w:jc w:val="both"/>
         <w:rPr>
-          <w:sz w:val="20"/>
-        </w:rPr>
-      </w:pPr>
-      <w:r>
-        <w:rPr>
-          <w:sz w:val="20"/>
+          <w:sz w:val="22"/>
+        </w:rPr>
+      </w:pPr>
+      <w:r>
+        <w:rPr>
+          <w:sz w:val="22"/>
         </w:rPr>
         <w:t>Improved build and release confidence by adding unit tests, integration coverage, and API validation checkpoints that caught regressions earlier and reduced rework after QA handoff.</w:t>
       </w:r>
@@ -2390,11 +2498,15 @@
           <w:numId w:val="21"/>
         </w:numPr>
         <w:jc w:val="both"/>
-      </w:pPr>
-      <w:r>
-        <w:rPr>
-          <w:sz w:val="20"/>
-        </w:rPr>
+        <w:rPr>
+          <w:sz w:val="28"/>
+        </w:rPr>
+      </w:pPr>
+      <w:r>
+        <w:rPr>
+          <w:sz w:val="22"/>
+        </w:rPr>
+        <w:lastRenderedPageBreak/>
         <w:t>Contributed to deployment automation and environment configuration cleanup, helping the team move from inconsistent manual release habits toward more repeatable delivery practices.</w:t>
       </w:r>
     </w:p>
@@ -2416,8 +2528,8 @@
         <w:tblLook w:val="04A0" w:firstRow="1" w:lastRow="0" w:firstColumn="1" w:lastColumn="0" w:noHBand="0" w:noVBand="1"/>
       </w:tblPr>
       <w:tblGrid>
-        <w:gridCol w:w="7140"/>
-        <w:gridCol w:w="3060"/>
+        <w:gridCol w:w="7340"/>
+        <w:gridCol w:w="3146"/>
       </w:tblGrid>
       <w:tr>
         <w:tc>
@@ -2431,13 +2543,18 @@
             </w:tcBorders>
           </w:tcPr>
           <w:p>
+            <w:pPr>
+              <w:rPr>
+                <w:sz w:val="24"/>
+              </w:rPr>
+            </w:pPr>
             <w:r>
               <w:rPr>
                 <w:rFonts w:ascii="Arial" w:eastAsia="Arial" w:hAnsi="Arial" w:cs="Arial"/>
                 <w:b/>
                 <w:bCs/>
                 <w:color w:val="111111"/>
-                <w:sz w:val="19"/>
+                <w:sz w:val="22"/>
                 <w:szCs w:val="19"/>
               </w:rPr>
               <w:t>Junior Software Developer</w:t>
@@ -2457,12 +2574,14 @@
           <w:p>
             <w:pPr>
               <w:jc w:val="right"/>
+              <w:rPr>
+                <w:sz w:val="24"/>
+              </w:rPr>
             </w:pPr>
             <w:r>
               <w:rPr>
                 <w:rFonts w:ascii="Arial" w:eastAsia="Arial" w:hAnsi="Arial" w:cs="Arial"/>
                 <w:color w:val="111111"/>
-                <w:sz w:val="17"/>
                 <w:szCs w:val="17"/>
               </w:rPr>
               <w:t>October 2014 to February 2016</w:t>
@@ -2472,13 +2591,18 @@
       </w:tr>
     </w:tbl>
     <w:p>
+      <w:pPr>
+        <w:rPr>
+          <w:sz w:val="24"/>
+        </w:rPr>
+      </w:pPr>
       <w:r>
         <w:rPr>
           <w:rFonts w:ascii="Arial" w:eastAsia="Arial" w:hAnsi="Arial" w:cs="Arial"/>
           <w:b/>
           <w:bCs/>
           <w:color w:val="111111"/>
-          <w:sz w:val="18"/>
+          <w:sz w:val="22"/>
           <w:szCs w:val="18"/>
         </w:rPr>
         <w:t>Centric Tech Inc. - New Jersey, United States</w:t>
@@ -2493,38 +2617,38 @@
         </w:numPr>
         <w:jc w:val="both"/>
         <w:rPr>
-          <w:sz w:val="20"/>
-        </w:rPr>
-      </w:pPr>
-      <w:r>
-        <w:rPr>
-          <w:sz w:val="20"/>
+          <w:sz w:val="22"/>
+        </w:rPr>
+      </w:pPr>
+      <w:r>
+        <w:rPr>
+          <w:sz w:val="22"/>
         </w:rPr>
         <w:t xml:space="preserve">Contributed to enterprise application development with </w:t>
       </w:r>
       <w:r>
         <w:rPr>
           <w:rStyle w:val="Strong"/>
-          <w:sz w:val="20"/>
+          <w:sz w:val="22"/>
         </w:rPr>
         <w:t>Java 8</w:t>
       </w:r>
       <w:r>
         <w:rPr>
-          <w:sz w:val="20"/>
+          <w:sz w:val="22"/>
         </w:rPr>
         <w:t xml:space="preserve">, Spring-based services, server-rendered web modules, and early </w:t>
       </w:r>
       <w:r>
         <w:rPr>
           <w:rStyle w:val="Strong"/>
-          <w:sz w:val="20"/>
+          <w:sz w:val="22"/>
         </w:rPr>
         <w:t>React 16</w:t>
       </w:r>
       <w:r>
         <w:rPr>
-          <w:sz w:val="20"/>
+          <w:sz w:val="22"/>
         </w:rPr>
         <w:t xml:space="preserve"> adoption, building a strong engineering foundation in API design, business logic implementation, and defect resolution.</w:t>
       </w:r>
@@ -2538,12 +2662,12 @@
         </w:numPr>
         <w:jc w:val="both"/>
         <w:rPr>
-          <w:sz w:val="20"/>
-        </w:rPr>
-      </w:pPr>
-      <w:r>
-        <w:rPr>
-          <w:sz w:val="20"/>
+          <w:sz w:val="22"/>
+        </w:rPr>
+      </w:pPr>
+      <w:r>
+        <w:rPr>
+          <w:sz w:val="22"/>
         </w:rPr>
         <w:t>Enhanced customer management and administrative workflows by implementing backend rules, validations, and UI improvements that reduced manual corrections and improved operational accuracy for internal teams.</w:t>
       </w:r>
@@ -2557,12 +2681,12 @@
         </w:numPr>
         <w:jc w:val="both"/>
         <w:rPr>
-          <w:sz w:val="20"/>
-        </w:rPr>
-      </w:pPr>
-      <w:r>
-        <w:rPr>
-          <w:sz w:val="20"/>
+          <w:sz w:val="22"/>
+        </w:rPr>
+      </w:pPr>
+      <w:r>
+        <w:rPr>
+          <w:sz w:val="22"/>
         </w:rPr>
         <w:t>Investigated a frustrating issue where partially completed form data was lost after session interruptions, then introduced safer draft persistence and recovery behavior that improved completion reliability for business users.</w:t>
       </w:r>
@@ -2576,12 +2700,12 @@
         </w:numPr>
         <w:jc w:val="both"/>
         <w:rPr>
-          <w:sz w:val="20"/>
-        </w:rPr>
-      </w:pPr>
-      <w:r>
-        <w:rPr>
-          <w:sz w:val="20"/>
+          <w:sz w:val="22"/>
+        </w:rPr>
+      </w:pPr>
+      <w:r>
+        <w:rPr>
+          <w:sz w:val="22"/>
         </w:rPr>
         <w:t>Supported migration of selected frontend modules from older page-centric implementations into reusable React-driven interfaces, which made future enhancement work more flexible and reduced duplication in shared screens.</w:t>
       </w:r>
@@ -2595,27 +2719,26 @@
         </w:numPr>
         <w:jc w:val="both"/>
         <w:rPr>
-          <w:sz w:val="20"/>
-        </w:rPr>
-      </w:pPr>
-      <w:r>
-        <w:rPr>
-          <w:sz w:val="20"/>
-        </w:rPr>
-        <w:lastRenderedPageBreak/>
+          <w:sz w:val="22"/>
+        </w:rPr>
+      </w:pPr>
+      <w:r>
+        <w:rPr>
+          <w:sz w:val="22"/>
+        </w:rPr>
         <w:t xml:space="preserve">Improved batch processing jobs by tracing memory spikes and </w:t>
       </w:r>
       <w:proofErr w:type="spellStart"/>
       <w:r>
         <w:rPr>
-          <w:sz w:val="20"/>
+          <w:sz w:val="22"/>
         </w:rPr>
         <w:t>unoptimized</w:t>
       </w:r>
       <w:proofErr w:type="spellEnd"/>
       <w:r>
         <w:rPr>
-          <w:sz w:val="20"/>
+          <w:sz w:val="22"/>
         </w:rPr>
         <w:t xml:space="preserve"> record iteration, then restructuring processing logic so long-running tasks completed more consistently during overnight execution windows.</w:t>
       </w:r>
@@ -2629,12 +2752,12 @@
         </w:numPr>
         <w:jc w:val="both"/>
         <w:rPr>
-          <w:sz w:val="20"/>
-        </w:rPr>
-      </w:pPr>
-      <w:r>
-        <w:rPr>
-          <w:sz w:val="20"/>
+          <w:sz w:val="22"/>
+        </w:rPr>
+      </w:pPr>
+      <w:r>
+        <w:rPr>
+          <w:sz w:val="22"/>
         </w:rPr>
         <w:t>Fixed API response inconsistencies caused by mixed date formatting and weak null handling, which had triggered avoidable client-side errors in downstream screens and reports.</w:t>
       </w:r>
@@ -2648,25 +2771,25 @@
         </w:numPr>
         <w:jc w:val="both"/>
         <w:rPr>
-          <w:sz w:val="20"/>
-        </w:rPr>
-      </w:pPr>
-      <w:r>
-        <w:rPr>
-          <w:sz w:val="20"/>
+          <w:sz w:val="22"/>
+        </w:rPr>
+      </w:pPr>
+      <w:r>
+        <w:rPr>
+          <w:sz w:val="22"/>
         </w:rPr>
         <w:t xml:space="preserve">Worked with senior engineers to strengthen SQL queries, indexing patterns, and transaction handling, helping reduce slow-screen complaints by </w:t>
       </w:r>
       <w:r>
         <w:rPr>
           <w:rStyle w:val="Strong"/>
-          <w:sz w:val="20"/>
+          <w:sz w:val="22"/>
         </w:rPr>
         <w:t>24%</w:t>
       </w:r>
       <w:r>
         <w:rPr>
-          <w:sz w:val="20"/>
+          <w:sz w:val="22"/>
         </w:rPr>
         <w:t xml:space="preserve"> in data-heavy internal workflows.</w:t>
       </w:r>
@@ -2680,12 +2803,12 @@
         </w:numPr>
         <w:jc w:val="both"/>
         <w:rPr>
-          <w:sz w:val="20"/>
-        </w:rPr>
-      </w:pPr>
-      <w:r>
-        <w:rPr>
-          <w:sz w:val="20"/>
+          <w:sz w:val="22"/>
+        </w:rPr>
+      </w:pPr>
+      <w:r>
+        <w:rPr>
+          <w:sz w:val="22"/>
         </w:rPr>
         <w:t>Added logging, validation checks, and clearer failure messages around integration points so support teams could identify real causes faster instead of manually reproducing issues from incomplete error output.</w:t>
       </w:r>
@@ -2698,10 +2821,13 @@
           <w:numId w:val="22"/>
         </w:numPr>
         <w:jc w:val="both"/>
-      </w:pPr>
-      <w:r>
-        <w:rPr>
-          <w:sz w:val="20"/>
+        <w:rPr>
+          <w:sz w:val="28"/>
+        </w:rPr>
+      </w:pPr>
+      <w:r>
+        <w:rPr>
+          <w:sz w:val="22"/>
         </w:rPr>
         <w:t>Participated in release support, bug triage, and environment verification efforts, building practical discipline around regression analysis, reproducibility, and safe incremental delivery.</w:t>
       </w:r>
@@ -2712,23 +2838,16 @@
           <w:bottom w:val="single" w:sz="6" w:space="0" w:color="B91C1C"/>
         </w:pBdr>
         <w:spacing w:before="120" w:after="80"/>
+        <w:rPr>
+          <w:sz w:val="24"/>
+        </w:rPr>
       </w:pPr>
       <w:r>
         <w:rPr>
           <w:b/>
           <w:bCs/>
           <w:color w:val="111111"/>
-          <w:sz w:val="21"/>
-          <w:szCs w:val="21"/>
-        </w:rPr>
-        <w:t xml:space="preserve"> </w:t>
-      </w:r>
-      <w:r>
-        <w:rPr>
-          <w:b/>
-          <w:bCs/>
-          <w:color w:val="111111"/>
-          <w:sz w:val="21"/>
+          <w:sz w:val="24"/>
           <w:szCs w:val="21"/>
         </w:rPr>
         <w:t>EDUCATION</w:t>
@@ -2752,8 +2871,8 @@
         <w:tblLook w:val="04A0" w:firstRow="1" w:lastRow="0" w:firstColumn="1" w:lastColumn="0" w:noHBand="0" w:noVBand="1"/>
       </w:tblPr>
       <w:tblGrid>
-        <w:gridCol w:w="7140"/>
-        <w:gridCol w:w="3060"/>
+        <w:gridCol w:w="7340"/>
+        <w:gridCol w:w="3146"/>
       </w:tblGrid>
       <w:tr>
         <w:tc>
@@ -2767,13 +2886,18 @@
             </w:tcBorders>
           </w:tcPr>
           <w:p>
+            <w:pPr>
+              <w:rPr>
+                <w:sz w:val="24"/>
+              </w:rPr>
+            </w:pPr>
             <w:r>
               <w:rPr>
                 <w:rFonts w:ascii="Arial" w:eastAsia="Arial" w:hAnsi="Arial" w:cs="Arial"/>
                 <w:b/>
                 <w:bCs/>
                 <w:color w:val="111111"/>
-                <w:sz w:val="19"/>
+                <w:sz w:val="22"/>
                 <w:szCs w:val="19"/>
               </w:rPr>
               <w:t>Bachelor’s degree in Computer Science</w:t>
@@ -2793,12 +2917,14 @@
           <w:p>
             <w:pPr>
               <w:jc w:val="right"/>
+              <w:rPr>
+                <w:sz w:val="24"/>
+              </w:rPr>
             </w:pPr>
             <w:r>
               <w:rPr>
                 <w:rFonts w:ascii="Arial" w:eastAsia="Arial" w:hAnsi="Arial" w:cs="Arial"/>
                 <w:color w:val="111111"/>
-                <w:sz w:val="17"/>
                 <w:szCs w:val="17"/>
               </w:rPr>
               <w:t>2010 to 2014</w:t>
@@ -2814,7 +2940,7 @@
           <w:b/>
           <w:bCs/>
           <w:color w:val="111111"/>
-          <w:sz w:val="18"/>
+          <w:sz w:val="22"/>
           <w:szCs w:val="18"/>
         </w:rPr>
       </w:pPr>
@@ -2824,7 +2950,7 @@
           <w:b/>
           <w:bCs/>
           <w:color w:val="111111"/>
-          <w:sz w:val="18"/>
+          <w:sz w:val="22"/>
           <w:szCs w:val="18"/>
         </w:rPr>
         <w:t>Stanford University Department of Computer Science</w:t>
@@ -2835,57 +2961,57 @@
         <w:pStyle w:val="ListParagraph"/>
         <w:numPr>
           <w:ilvl w:val="0"/>
-          <w:numId w:val="23"/>
+          <w:numId w:val="25"/>
         </w:numPr>
         <w:jc w:val="both"/>
-      </w:pPr>
-      <w:r>
-        <w:t xml:space="preserve">Coursework emphasized </w:t>
+        <w:rPr>
+          <w:sz w:val="22"/>
+        </w:rPr>
+      </w:pPr>
+      <w:r>
+        <w:rPr>
+          <w:sz w:val="22"/>
+        </w:rPr>
+        <w:t xml:space="preserve">Built strong foundations in </w:t>
       </w:r>
       <w:r>
         <w:rPr>
           <w:rStyle w:val="Strong"/>
-        </w:rPr>
-        <w:t>systems</w:t>
-      </w:r>
-      <w:r>
+          <w:sz w:val="22"/>
+        </w:rPr>
+        <w:t>algorithms</w:t>
+      </w:r>
+      <w:r>
+        <w:rPr>
+          <w:sz w:val="22"/>
+        </w:rPr>
         <w:t xml:space="preserve">, </w:t>
       </w:r>
       <w:r>
         <w:rPr>
           <w:rStyle w:val="Strong"/>
+          <w:sz w:val="22"/>
         </w:rPr>
         <w:t>databases</w:t>
       </w:r>
       <w:r>
+        <w:rPr>
+          <w:sz w:val="22"/>
+        </w:rPr>
         <w:t xml:space="preserve">, and </w:t>
       </w:r>
       <w:r>
         <w:rPr>
           <w:rStyle w:val="Strong"/>
+          <w:sz w:val="22"/>
         </w:rPr>
         <w:t>software engineering</w:t>
       </w:r>
       <w:r>
-        <w:t xml:space="preserve">, which I’ve applied directly in production through scalable </w:t>
-      </w:r>
-      <w:r>
-        <w:rPr>
-          <w:rStyle w:val="Strong"/>
-        </w:rPr>
-        <w:t>API design</w:t>
-      </w:r>
-      <w:r>
-        <w:t xml:space="preserve">, </w:t>
-      </w:r>
-      <w:r>
-        <w:rPr>
-          <w:rStyle w:val="Strong"/>
-        </w:rPr>
-        <w:t>data modeling</w:t>
-      </w:r>
-      <w:r>
-        <w:t>, and operational reliability practices.</w:t>
+        <w:rPr>
+          <w:sz w:val="22"/>
+        </w:rPr>
+        <w:t>, applying coursework through practical team projects and production-style system design.</w:t>
       </w:r>
     </w:p>
     <w:p>
@@ -2894,16 +3020,29 @@
           <w:bottom w:val="single" w:sz="6" w:space="0" w:color="B91C1C"/>
         </w:pBdr>
         <w:spacing w:before="120" w:after="80"/>
+        <w:rPr>
+          <w:sz w:val="24"/>
+        </w:rPr>
       </w:pPr>
       <w:r>
         <w:rPr>
           <w:b/>
           <w:bCs/>
           <w:color w:val="111111"/>
-          <w:sz w:val="21"/>
+          <w:sz w:val="24"/>
           <w:szCs w:val="21"/>
         </w:rPr>
-        <w:t>PROJECTS</w:t>
+        <w:t>CERTIFICATION</w:t>
+      </w:r>
+      <w:r>
+        <w:rPr>
+          <w:b/>
+          <w:bCs/>
+          <w:color w:val="111111"/>
+          <w:sz w:val="24"/>
+          <w:szCs w:val="21"/>
+        </w:rPr>
+        <w:t>S</w:t>
       </w:r>
     </w:p>
     <w:p>
@@ -2914,37 +3053,40 @@
           <w:numId w:val="24"/>
         </w:numPr>
         <w:spacing w:before="0" w:beforeAutospacing="0" w:after="0" w:afterAutospacing="0"/>
-        <w:rPr>
-          <w:sz w:val="20"/>
+        <w:jc w:val="both"/>
+        <w:rPr>
+          <w:sz w:val="22"/>
         </w:rPr>
       </w:pPr>
       <w:r>
         <w:rPr>
           <w:rStyle w:val="Strong"/>
-          <w:sz w:val="20"/>
+          <w:sz w:val="22"/>
         </w:rPr>
         <w:t>AWS Certified Developer – Associate</w:t>
       </w:r>
       <w:r>
         <w:rPr>
-          <w:sz w:val="20"/>
+          <w:sz w:val="22"/>
         </w:rPr>
         <w:t xml:space="preserve"> — 2024</w:t>
       </w:r>
-      <w:r>
-        <w:rPr>
-          <w:sz w:val="20"/>
-        </w:rPr>
-        <w:br/>
-        <w:t>Validated hands-on ability to build, deploy, and troubleshoot cloud-native applications on AWS with strong focus on scalable services, security, and oper</w:t>
-      </w:r>
-      <w:bookmarkStart w:id="0" w:name="_GoBack"/>
-      <w:bookmarkEnd w:id="0"/>
-      <w:r>
-        <w:rPr>
-          <w:sz w:val="20"/>
-        </w:rPr>
-        <w:t>ational reliability.</w:t>
+    </w:p>
+    <w:p>
+      <w:pPr>
+        <w:pStyle w:val="NormalWeb"/>
+        <w:spacing w:before="0" w:beforeAutospacing="0" w:after="0" w:afterAutospacing="0"/>
+        <w:ind w:left="360"/>
+        <w:jc w:val="both"/>
+        <w:rPr>
+          <w:sz w:val="22"/>
+        </w:rPr>
+      </w:pPr>
+      <w:r>
+        <w:rPr>
+          <w:sz w:val="22"/>
+        </w:rPr>
+        <w:t>Validated hands-on ability to build, deploy, and troubleshoot cloud-native applications on AWS with strong focus on scalable services, security, and operational reliability.</w:t>
       </w:r>
     </w:p>
     <w:p>
@@ -2955,40 +3097,51 @@
           <w:numId w:val="24"/>
         </w:numPr>
         <w:spacing w:before="0" w:beforeAutospacing="0" w:after="0" w:afterAutospacing="0"/>
-        <w:rPr>
-          <w:sz w:val="20"/>
+        <w:jc w:val="both"/>
+        <w:rPr>
+          <w:sz w:val="22"/>
         </w:rPr>
       </w:pPr>
       <w:r>
         <w:rPr>
           <w:rStyle w:val="Strong"/>
-          <w:sz w:val="20"/>
+          <w:sz w:val="22"/>
         </w:rPr>
         <w:t>Oracle Certified Professional: Java SE Developer</w:t>
       </w:r>
       <w:r>
         <w:rPr>
-          <w:sz w:val="20"/>
+          <w:sz w:val="22"/>
         </w:rPr>
         <w:t xml:space="preserve"> — 2021</w:t>
       </w:r>
-      <w:r>
-        <w:rPr>
-          <w:sz w:val="20"/>
-        </w:rPr>
-        <w:br/>
+    </w:p>
+    <w:p>
+      <w:pPr>
+        <w:pStyle w:val="NormalWeb"/>
+        <w:spacing w:before="0" w:beforeAutospacing="0" w:after="0" w:afterAutospacing="0"/>
+        <w:ind w:left="360"/>
+        <w:jc w:val="both"/>
+        <w:rPr>
+          <w:sz w:val="22"/>
+        </w:rPr>
+      </w:pPr>
+      <w:r>
+        <w:rPr>
+          <w:sz w:val="22"/>
+        </w:rPr>
         <w:t xml:space="preserve">Demonstrated strong understanding of core </w:t>
       </w:r>
       <w:r>
         <w:rPr>
           <w:rStyle w:val="Strong"/>
-          <w:sz w:val="20"/>
+          <w:sz w:val="22"/>
         </w:rPr>
         <w:t>Java</w:t>
       </w:r>
       <w:r>
         <w:rPr>
-          <w:sz w:val="20"/>
+          <w:sz w:val="22"/>
         </w:rPr>
         <w:t xml:space="preserve"> development concepts, object-oriented design, collections, concurrency fundamentals, and maintainable application structure.</w:t>
       </w:r>
@@ -3001,52 +3154,67 @@
           <w:numId w:val="24"/>
         </w:numPr>
         <w:spacing w:before="0" w:beforeAutospacing="0" w:after="0" w:afterAutospacing="0"/>
-        <w:rPr>
-          <w:sz w:val="20"/>
+        <w:jc w:val="both"/>
+        <w:rPr>
+          <w:sz w:val="22"/>
         </w:rPr>
       </w:pPr>
       <w:r>
         <w:rPr>
           <w:rStyle w:val="Strong"/>
-          <w:sz w:val="20"/>
+          <w:sz w:val="22"/>
         </w:rPr>
         <w:t>Professional Scrum Master I</w:t>
       </w:r>
       <w:r>
         <w:rPr>
-          <w:sz w:val="20"/>
+          <w:sz w:val="22"/>
         </w:rPr>
         <w:t xml:space="preserve"> — 2023</w:t>
-      </w:r>
-      <w:r>
-        <w:rPr>
-          <w:sz w:val="20"/>
-        </w:rPr>
-        <w:br/>
-      </w:r>
-      <w:proofErr w:type="gramStart"/>
-      <w:r>
-        <w:rPr>
-          <w:sz w:val="20"/>
-        </w:rPr>
-        <w:t>Confirmed</w:t>
-      </w:r>
-      <w:proofErr w:type="gramEnd"/>
-      <w:r>
-        <w:rPr>
-          <w:sz w:val="20"/>
-        </w:rPr>
-        <w:t xml:space="preserve"> practical knowledge of Agile delivery, cross-functional collaboration, and iterative engineering execution for teams building production software in fast-moving environments.</w:t>
       </w:r>
     </w:p>
     <w:p>
       <w:pPr>
+        <w:pStyle w:val="NormalWeb"/>
+        <w:spacing w:before="0" w:beforeAutospacing="0" w:after="0" w:afterAutospacing="0"/>
+        <w:ind w:left="360"/>
+        <w:jc w:val="both"/>
+        <w:rPr>
+          <w:sz w:val="22"/>
+        </w:rPr>
+      </w:pPr>
+      <w:r>
+        <w:rPr>
+          <w:sz w:val="22"/>
+        </w:rPr>
+        <w:t xml:space="preserve">Confirmed practical knowledge of </w:t>
+      </w:r>
+      <w:proofErr w:type="gramStart"/>
+      <w:r>
+        <w:rPr>
+          <w:sz w:val="22"/>
+        </w:rPr>
+        <w:t>Agile</w:t>
+      </w:r>
+      <w:proofErr w:type="gramEnd"/>
+      <w:r>
+        <w:rPr>
+          <w:sz w:val="22"/>
+        </w:rPr>
+        <w:t xml:space="preserve"> delivery, cross-functional collaboration, and iterative engineering execution for teams building production software in fast-moving environments.</w:t>
+      </w:r>
+    </w:p>
+    <w:p>
+      <w:pPr>
         <w:spacing w:after="80"/>
+        <w:rPr>
+          <w:sz w:val="22"/>
+        </w:rPr>
       </w:pPr>
     </w:p>
     <w:sectPr>
       <w:pgSz w:w="11906" w:h="16838"/>
-      <w:pgMar w:top="863" w:right="863" w:bottom="863" w:left="863" w:header="708" w:footer="708" w:gutter="0"/>
+      <w:pgMar w:top="720" w:right="720" w:bottom="720" w:left="720" w:header="708" w:footer="708" w:gutter="0"/>
       <w:cols w:space="720"/>
       <w:docGrid w:linePitch="360"/>
     </w:sectPr>
@@ -3172,8 +3340,8 @@
   <w:abstractNum w:abstractNumId="1">
     <w:nsid w:val="0CAF574E"/>
     <w:multiLevelType w:val="hybridMultilevel"/>
-    <w:tmpl w:val="24F636B0"/>
-    <w:lvl w:ilvl="0" w:tplc="7054EACA">
+    <w:tmpl w:val="B6601A5C"/>
+    <w:lvl w:ilvl="0" w:tplc="D320F798">
       <w:start w:val="1"/>
       <w:numFmt w:val="bullet"/>
       <w:lvlText w:val="-"/>
@@ -3182,7 +3350,7 @@
         <w:ind w:left="360" w:hanging="360"/>
       </w:pPr>
       <w:rPr>
-        <w:rFonts w:ascii="Tw Cen MT" w:hAnsi="Tw Cen MT" w:hint="default"/>
+        <w:rFonts w:ascii="Yu Gothic" w:eastAsia="Yu Gothic" w:hAnsi="Yu Gothic" w:hint="eastAsia"/>
       </w:rPr>
     </w:lvl>
     <w:lvl w:ilvl="1" w:tplc="04090003" w:tentative="1">
@@ -3397,8 +3565,8 @@
   <w:abstractNum w:abstractNumId="3">
     <w:nsid w:val="1A026317"/>
     <w:multiLevelType w:val="hybridMultilevel"/>
-    <w:tmpl w:val="57B052D8"/>
-    <w:lvl w:ilvl="0" w:tplc="7054EACA">
+    <w:tmpl w:val="DF2C16B4"/>
+    <w:lvl w:ilvl="0" w:tplc="D320F798">
       <w:start w:val="1"/>
       <w:numFmt w:val="bullet"/>
       <w:lvlText w:val="-"/>
@@ -3407,7 +3575,7 @@
         <w:ind w:left="360" w:hanging="360"/>
       </w:pPr>
       <w:rPr>
-        <w:rFonts w:ascii="Tw Cen MT" w:hAnsi="Tw Cen MT" w:hint="default"/>
+        <w:rFonts w:ascii="Yu Gothic" w:eastAsia="Yu Gothic" w:hAnsi="Yu Gothic" w:hint="eastAsia"/>
       </w:rPr>
     </w:lvl>
     <w:lvl w:ilvl="1" w:tplc="04090003" w:tentative="1">
@@ -3622,8 +3790,8 @@
   <w:abstractNum w:abstractNumId="5">
     <w:nsid w:val="22414858"/>
     <w:multiLevelType w:val="hybridMultilevel"/>
-    <w:tmpl w:val="17F80EDC"/>
-    <w:lvl w:ilvl="0" w:tplc="7054EACA">
+    <w:tmpl w:val="37DC571C"/>
+    <w:lvl w:ilvl="0" w:tplc="D320F798">
       <w:start w:val="1"/>
       <w:numFmt w:val="bullet"/>
       <w:lvlText w:val="-"/>
@@ -3632,7 +3800,7 @@
         <w:ind w:left="360" w:hanging="360"/>
       </w:pPr>
       <w:rPr>
-        <w:rFonts w:ascii="Tw Cen MT" w:hAnsi="Tw Cen MT" w:hint="default"/>
+        <w:rFonts w:ascii="Yu Gothic" w:eastAsia="Yu Gothic" w:hAnsi="Yu Gothic" w:hint="eastAsia"/>
       </w:rPr>
     </w:lvl>
     <w:lvl w:ilvl="1" w:tplc="04090003" w:tentative="1">
@@ -4371,8 +4539,8 @@
   <w:abstractNum w:abstractNumId="11">
     <w:nsid w:val="3FFC5FB2"/>
     <w:multiLevelType w:val="hybridMultilevel"/>
-    <w:tmpl w:val="7CCE4B28"/>
-    <w:lvl w:ilvl="0" w:tplc="D2E42CAC">
+    <w:tmpl w:val="E4AC5EB2"/>
+    <w:lvl w:ilvl="0" w:tplc="D320F798">
       <w:start w:val="1"/>
       <w:numFmt w:val="bullet"/>
       <w:lvlText w:val="-"/>
@@ -4381,8 +4549,8 @@
         <w:ind w:left="360" w:hanging="360"/>
       </w:pPr>
       <w:rPr>
-        <w:rFonts w:ascii="Tw Cen MT" w:hAnsi="Tw Cen MT" w:hint="default"/>
-        <w:sz w:val="20"/>
+        <w:rFonts w:ascii="Yu Gothic" w:eastAsia="Yu Gothic" w:hAnsi="Yu Gothic" w:hint="eastAsia"/>
+        <w:sz w:val="22"/>
       </w:rPr>
     </w:lvl>
     <w:lvl w:ilvl="1" w:tplc="04090003" w:tentative="1">
@@ -5244,8 +5412,8 @@
   <w:abstractNum w:abstractNumId="18">
     <w:nsid w:val="5A762855"/>
     <w:multiLevelType w:val="hybridMultilevel"/>
-    <w:tmpl w:val="178CCA36"/>
-    <w:lvl w:ilvl="0" w:tplc="FBB4D53A">
+    <w:tmpl w:val="717E5744"/>
+    <w:lvl w:ilvl="0" w:tplc="D320F798">
       <w:start w:val="1"/>
       <w:numFmt w:val="bullet"/>
       <w:lvlText w:val="-"/>
@@ -5254,8 +5422,8 @@
         <w:ind w:left="360" w:hanging="360"/>
       </w:pPr>
       <w:rPr>
-        <w:rFonts w:ascii="Tw Cen MT" w:hAnsi="Tw Cen MT" w:hint="default"/>
-        <w:sz w:val="20"/>
+        <w:rFonts w:ascii="Yu Gothic" w:eastAsia="Yu Gothic" w:hAnsi="Yu Gothic" w:hint="eastAsia"/>
+        <w:sz w:val="22"/>
       </w:rPr>
     </w:lvl>
     <w:lvl w:ilvl="1" w:tplc="04090003" w:tentative="1">
@@ -5732,8 +5900,8 @@
   <w:abstractNum w:abstractNumId="22">
     <w:nsid w:val="785651AB"/>
     <w:multiLevelType w:val="hybridMultilevel"/>
-    <w:tmpl w:val="950A31F2"/>
-    <w:lvl w:ilvl="0" w:tplc="7054EACA">
+    <w:tmpl w:val="B51EB0BC"/>
+    <w:lvl w:ilvl="0" w:tplc="BEBA7CF4">
       <w:start w:val="1"/>
       <w:numFmt w:val="bullet"/>
       <w:lvlText w:val="-"/>
@@ -5742,7 +5910,8 @@
         <w:ind w:left="360" w:hanging="360"/>
       </w:pPr>
       <w:rPr>
-        <w:rFonts w:ascii="Tw Cen MT" w:hAnsi="Tw Cen MT" w:hint="default"/>
+        <w:rFonts w:ascii="Yu Gothic" w:eastAsia="Yu Gothic" w:hAnsi="Yu Gothic" w:hint="eastAsia"/>
+        <w:sz w:val="22"/>
       </w:rPr>
     </w:lvl>
     <w:lvl w:ilvl="1" w:tplc="04090003" w:tentative="1">
@@ -5845,8 +6014,8 @@
   <w:abstractNum w:abstractNumId="23">
     <w:nsid w:val="797B37B3"/>
     <w:multiLevelType w:val="hybridMultilevel"/>
-    <w:tmpl w:val="0A2ED2F0"/>
-    <w:lvl w:ilvl="0" w:tplc="7054EACA">
+    <w:tmpl w:val="D9AC149C"/>
+    <w:lvl w:ilvl="0" w:tplc="D320F798">
       <w:start w:val="1"/>
       <w:numFmt w:val="bullet"/>
       <w:lvlText w:val="-"/>
@@ -5855,7 +6024,121 @@
         <w:ind w:left="360" w:hanging="360"/>
       </w:pPr>
       <w:rPr>
-        <w:rFonts w:ascii="Tw Cen MT" w:hAnsi="Tw Cen MT" w:hint="default"/>
+        <w:rFonts w:ascii="Yu Gothic" w:eastAsia="Yu Gothic" w:hAnsi="Yu Gothic" w:hint="eastAsia"/>
+        <w:sz w:val="22"/>
+      </w:rPr>
+    </w:lvl>
+    <w:lvl w:ilvl="1" w:tplc="04090003" w:tentative="1">
+      <w:start w:val="1"/>
+      <w:numFmt w:val="bullet"/>
+      <w:lvlText w:val="o"/>
+      <w:lvlJc w:val="left"/>
+      <w:pPr>
+        <w:ind w:left="1080" w:hanging="360"/>
+      </w:pPr>
+      <w:rPr>
+        <w:rFonts w:ascii="Courier New" w:hAnsi="Courier New" w:cs="Courier New" w:hint="default"/>
+      </w:rPr>
+    </w:lvl>
+    <w:lvl w:ilvl="2" w:tplc="04090005" w:tentative="1">
+      <w:start w:val="1"/>
+      <w:numFmt w:val="bullet"/>
+      <w:lvlText w:val=""/>
+      <w:lvlJc w:val="left"/>
+      <w:pPr>
+        <w:ind w:left="1800" w:hanging="360"/>
+      </w:pPr>
+      <w:rPr>
+        <w:rFonts w:ascii="Wingdings" w:hAnsi="Wingdings" w:hint="default"/>
+      </w:rPr>
+    </w:lvl>
+    <w:lvl w:ilvl="3" w:tplc="04090001" w:tentative="1">
+      <w:start w:val="1"/>
+      <w:numFmt w:val="bullet"/>
+      <w:lvlText w:val=""/>
+      <w:lvlJc w:val="left"/>
+      <w:pPr>
+        <w:ind w:left="2520" w:hanging="360"/>
+      </w:pPr>
+      <w:rPr>
+        <w:rFonts w:ascii="Symbol" w:hAnsi="Symbol" w:hint="default"/>
+      </w:rPr>
+    </w:lvl>
+    <w:lvl w:ilvl="4" w:tplc="04090003" w:tentative="1">
+      <w:start w:val="1"/>
+      <w:numFmt w:val="bullet"/>
+      <w:lvlText w:val="o"/>
+      <w:lvlJc w:val="left"/>
+      <w:pPr>
+        <w:ind w:left="3240" w:hanging="360"/>
+      </w:pPr>
+      <w:rPr>
+        <w:rFonts w:ascii="Courier New" w:hAnsi="Courier New" w:cs="Courier New" w:hint="default"/>
+      </w:rPr>
+    </w:lvl>
+    <w:lvl w:ilvl="5" w:tplc="04090005" w:tentative="1">
+      <w:start w:val="1"/>
+      <w:numFmt w:val="bullet"/>
+      <w:lvlText w:val=""/>
+      <w:lvlJc w:val="left"/>
+      <w:pPr>
+        <w:ind w:left="3960" w:hanging="360"/>
+      </w:pPr>
+      <w:rPr>
+        <w:rFonts w:ascii="Wingdings" w:hAnsi="Wingdings" w:hint="default"/>
+      </w:rPr>
+    </w:lvl>
+    <w:lvl w:ilvl="6" w:tplc="04090001" w:tentative="1">
+      <w:start w:val="1"/>
+      <w:numFmt w:val="bullet"/>
+      <w:lvlText w:val=""/>
+      <w:lvlJc w:val="left"/>
+      <w:pPr>
+        <w:ind w:left="4680" w:hanging="360"/>
+      </w:pPr>
+      <w:rPr>
+        <w:rFonts w:ascii="Symbol" w:hAnsi="Symbol" w:hint="default"/>
+      </w:rPr>
+    </w:lvl>
+    <w:lvl w:ilvl="7" w:tplc="04090003" w:tentative="1">
+      <w:start w:val="1"/>
+      <w:numFmt w:val="bullet"/>
+      <w:lvlText w:val="o"/>
+      <w:lvlJc w:val="left"/>
+      <w:pPr>
+        <w:ind w:left="5400" w:hanging="360"/>
+      </w:pPr>
+      <w:rPr>
+        <w:rFonts w:ascii="Courier New" w:hAnsi="Courier New" w:cs="Courier New" w:hint="default"/>
+      </w:rPr>
+    </w:lvl>
+    <w:lvl w:ilvl="8" w:tplc="04090005" w:tentative="1">
+      <w:start w:val="1"/>
+      <w:numFmt w:val="bullet"/>
+      <w:lvlText w:val=""/>
+      <w:lvlJc w:val="left"/>
+      <w:pPr>
+        <w:ind w:left="6120" w:hanging="360"/>
+      </w:pPr>
+      <w:rPr>
+        <w:rFonts w:ascii="Wingdings" w:hAnsi="Wingdings" w:hint="default"/>
+      </w:rPr>
+    </w:lvl>
+  </w:abstractNum>
+  <w:abstractNum w:abstractNumId="24">
+    <w:nsid w:val="7D416B5F"/>
+    <w:multiLevelType w:val="hybridMultilevel"/>
+    <w:tmpl w:val="BCCA13C4"/>
+    <w:lvl w:ilvl="0" w:tplc="D320F798">
+      <w:start w:val="1"/>
+      <w:numFmt w:val="bullet"/>
+      <w:lvlText w:val="-"/>
+      <w:lvlJc w:val="left"/>
+      <w:pPr>
+        <w:ind w:left="360" w:hanging="360"/>
+      </w:pPr>
+      <w:rPr>
+        <w:rFonts w:ascii="Yu Gothic" w:eastAsia="Yu Gothic" w:hAnsi="Yu Gothic" w:hint="eastAsia"/>
       </w:rPr>
     </w:lvl>
     <w:lvl w:ilvl="1" w:tplc="04090003" w:tentative="1">
@@ -6030,6 +6313,9 @@
   <w:num w:numId="24">
     <w:abstractNumId w:val="3"/>
   </w:num>
+  <w:num w:numId="25">
+    <w:abstractNumId w:val="24"/>
+  </w:num>
 </w:numbering>
 </file>
 
@@ -6094,7 +6380,7 @@
     <w:lsdException w:name="Medium Shading 2 Accent 1" w:semiHidden="0" w:uiPriority="64" w:unhideWhenUsed="0"/>
     <w:lsdException w:name="Medium List 1 Accent 1" w:semiHidden="0" w:uiPriority="65" w:unhideWhenUsed="0"/>
     <w:lsdException w:name="Revision" w:unhideWhenUsed="0"/>
-    <w:lsdException w:name="List Paragraph" w:semiHidden="0" w:uiPriority="34" w:unhideWhenUsed="0" w:qFormat="1"/>
+    <w:lsdException w:name="List Paragraph" w:semiHidden="0" w:uiPriority="0" w:unhideWhenUsed="0" w:qFormat="1"/>
     <w:lsdException w:name="Quote" w:semiHidden="0" w:uiPriority="29" w:unhideWhenUsed="0" w:qFormat="1"/>
     <w:lsdException w:name="Intense Quote" w:semiHidden="0" w:uiPriority="30" w:unhideWhenUsed="0" w:qFormat="1"/>
     <w:lsdException w:name="Medium List 2 Accent 1" w:semiHidden="0" w:uiPriority="66" w:unhideWhenUsed="0"/>
@@ -6427,7 +6713,7 @@
     <w:lsdException w:name="Medium Shading 2 Accent 1" w:semiHidden="0" w:uiPriority="64" w:unhideWhenUsed="0"/>
     <w:lsdException w:name="Medium List 1 Accent 1" w:semiHidden="0" w:uiPriority="65" w:unhideWhenUsed="0"/>
     <w:lsdException w:name="Revision" w:unhideWhenUsed="0"/>
-    <w:lsdException w:name="List Paragraph" w:semiHidden="0" w:uiPriority="34" w:unhideWhenUsed="0" w:qFormat="1"/>
+    <w:lsdException w:name="List Paragraph" w:semiHidden="0" w:uiPriority="0" w:unhideWhenUsed="0" w:qFormat="1"/>
     <w:lsdException w:name="Quote" w:semiHidden="0" w:uiPriority="29" w:unhideWhenUsed="0" w:qFormat="1"/>
     <w:lsdException w:name="Intense Quote" w:semiHidden="0" w:uiPriority="30" w:unhideWhenUsed="0" w:qFormat="1"/>
     <w:lsdException w:name="Medium List 2 Accent 1" w:semiHidden="0" w:uiPriority="66" w:unhideWhenUsed="0"/>

--- a/William/Java React/William_Jackson.docx
+++ b/William/Java React/William_Jackson.docx
@@ -7,8 +7,6 @@
         <w:spacing w:after="40"/>
         <w:jc w:val="center"/>
       </w:pPr>
-      <w:bookmarkStart w:id="0" w:name="_GoBack"/>
-      <w:bookmarkEnd w:id="0"/>
       <w:r>
         <w:rPr>
           <w:b/>
@@ -134,7 +132,7 @@
                 <w:sz w:val="17"/>
                 <w:szCs w:val="17"/>
               </w:rPr>
-              <w:t>+1 (725) 258-7943</w:t>
+              <w:t>+1 (786) 949-7561</w:t>
             </w:r>
             <w:r>
               <w:rPr>
@@ -143,7 +141,7 @@
                 <w:sz w:val="17"/>
                 <w:szCs w:val="17"/>
               </w:rPr>
-              <w:t xml:space="preserve"> | </w:t>
+              <w:t xml:space="preserve">| </w:t>
             </w:r>
             <w:r>
               <w:rPr>
@@ -181,6 +179,8 @@
               </w:rPr>
               <w:t>75b9343b6</w:t>
             </w:r>
+            <w:bookmarkStart w:id="0" w:name="_GoBack"/>
+            <w:bookmarkEnd w:id="0"/>
           </w:p>
         </w:tc>
       </w:tr>

--- a/William/Java React/William_Jackson.docx
+++ b/William/Java React/William_Jackson.docx
@@ -123,61 +123,7 @@
                 <w:sz w:val="17"/>
                 <w:szCs w:val="17"/>
               </w:rPr>
-              <w:t xml:space="preserve">Wellington, Nevada, United States | </w:t>
-            </w:r>
-            <w:r>
-              <w:rPr>
-                <w:rFonts w:ascii="Arial" w:eastAsia="Arial" w:hAnsi="Arial" w:cs="Arial"/>
-                <w:color w:val="FFFFFF"/>
-                <w:sz w:val="17"/>
-                <w:szCs w:val="17"/>
-              </w:rPr>
-              <w:t>+1 (786) 949-7561</w:t>
-            </w:r>
-            <w:r>
-              <w:rPr>
-                <w:rFonts w:ascii="Arial" w:eastAsia="Arial" w:hAnsi="Arial" w:cs="Arial"/>
-                <w:color w:val="FFFFFF"/>
-                <w:sz w:val="17"/>
-                <w:szCs w:val="17"/>
-              </w:rPr>
-              <w:t xml:space="preserve">| </w:t>
-            </w:r>
-            <w:r>
-              <w:rPr>
-                <w:rFonts w:ascii="Arial" w:eastAsia="Arial" w:hAnsi="Arial" w:cs="Arial"/>
-                <w:color w:val="FFFFFF"/>
-                <w:sz w:val="17"/>
-                <w:szCs w:val="17"/>
-              </w:rPr>
-              <w:t>williamjackson.pro@outlook.com</w:t>
-            </w:r>
-            <w:r>
-              <w:rPr>
-                <w:rFonts w:ascii="Arial" w:eastAsia="Arial" w:hAnsi="Arial" w:cs="Arial"/>
-                <w:color w:val="FFFFFF"/>
-                <w:sz w:val="17"/>
-                <w:szCs w:val="17"/>
-              </w:rPr>
-              <w:t xml:space="preserve"> | </w:t>
-            </w:r>
-            <w:r>
-              <w:rPr>
-                <w:rFonts w:ascii="Arial" w:eastAsia="Arial" w:hAnsi="Arial" w:cs="Arial"/>
-                <w:color w:val="FFFFFF"/>
-                <w:sz w:val="17"/>
-                <w:szCs w:val="17"/>
-              </w:rPr>
-              <w:t>linkedin.com/in/william-jackson-</w:t>
-            </w:r>
-            <w:r>
-              <w:rPr>
-                <w:rFonts w:ascii="Arial" w:eastAsia="Arial" w:hAnsi="Arial" w:cs="Arial"/>
-                <w:color w:val="FFFFFF"/>
-                <w:sz w:val="17"/>
-                <w:szCs w:val="17"/>
-              </w:rPr>
-              <w:t>75b9343b6</w:t>
+              <w:t>Wellington, Nevada, United States | +1 (786) 949-7561| williamjdev@outlook.com | linkedin.com/in/william-jackson-40036a3ba</w:t>
             </w:r>
             <w:bookmarkStart w:id="0" w:name="_GoBack"/>
             <w:bookmarkEnd w:id="0"/>

--- a/William/Java React/William_Jackson.docx
+++ b/William/Java React/William_Jackson.docx
@@ -125,8 +125,6 @@
               </w:rPr>
               <w:t>Wellington, Nevada, United States | +1 (786) 949-7561| williamjdev@outlook.com | linkedin.com/in/william-jackson-40036a3ba</w:t>
             </w:r>
-            <w:bookmarkStart w:id="0" w:name="_GoBack"/>
-            <w:bookmarkEnd w:id="0"/>
           </w:p>
         </w:tc>
       </w:tr>
@@ -206,87 +204,85 @@
         </w:rPr>
         <w:t xml:space="preserve">, and </w:t>
       </w:r>
+      <w:r>
+        <w:rPr>
+          <w:rStyle w:val="Strong"/>
+          <w:sz w:val="22"/>
+        </w:rPr>
+        <w:t>SaaS</w:t>
+      </w:r>
+      <w:r>
+        <w:rPr>
+          <w:sz w:val="22"/>
+        </w:rPr>
+        <w:t xml:space="preserve"> industries, specializing in </w:t>
+      </w:r>
+      <w:r>
+        <w:rPr>
+          <w:rStyle w:val="Strong"/>
+          <w:sz w:val="22"/>
+        </w:rPr>
+        <w:t>Java 8–21</w:t>
+      </w:r>
+      <w:r>
+        <w:rPr>
+          <w:sz w:val="22"/>
+        </w:rPr>
+        <w:t xml:space="preserve">, </w:t>
+      </w:r>
+      <w:r>
+        <w:rPr>
+          <w:rStyle w:val="Strong"/>
+          <w:sz w:val="22"/>
+        </w:rPr>
+        <w:t>Spring Boot 2.x–3.x</w:t>
+      </w:r>
+      <w:r>
+        <w:rPr>
+          <w:sz w:val="22"/>
+        </w:rPr>
+        <w:t xml:space="preserve">, </w:t>
+      </w:r>
+      <w:r>
+        <w:rPr>
+          <w:rStyle w:val="Strong"/>
+          <w:sz w:val="22"/>
+        </w:rPr>
+        <w:t>React 16–18</w:t>
+      </w:r>
+      <w:r>
+        <w:rPr>
+          <w:sz w:val="22"/>
+        </w:rPr>
+        <w:t xml:space="preserve">, </w:t>
+      </w:r>
       <w:proofErr w:type="spellStart"/>
       <w:r>
         <w:rPr>
           <w:rStyle w:val="Strong"/>
           <w:sz w:val="22"/>
         </w:rPr>
-        <w:t>SaaS</w:t>
+        <w:t>TypeScript</w:t>
       </w:r>
       <w:proofErr w:type="spellEnd"/>
       <w:r>
         <w:rPr>
-          <w:sz w:val="22"/>
-        </w:rPr>
-        <w:t xml:space="preserve"> industries, specializing in </w:t>
-      </w:r>
-      <w:r>
-        <w:rPr>
           <w:rStyle w:val="Strong"/>
           <w:sz w:val="22"/>
         </w:rPr>
-        <w:t>Java 8–21</w:t>
-      </w:r>
-      <w:r>
-        <w:rPr>
-          <w:sz w:val="22"/>
-        </w:rPr>
-        <w:t xml:space="preserve">, </w:t>
+        <w:t xml:space="preserve"> 4.x–5.x</w:t>
+      </w:r>
+      <w:r>
+        <w:rPr>
+          <w:sz w:val="22"/>
+        </w:rPr>
+        <w:t xml:space="preserve">, distributed APIs, and cloud-native delivery on </w:t>
       </w:r>
       <w:r>
         <w:rPr>
           <w:rStyle w:val="Strong"/>
           <w:sz w:val="22"/>
         </w:rPr>
-        <w:t>Spring Boot 2.x–3.x</w:t>
-      </w:r>
-      <w:r>
-        <w:rPr>
-          <w:sz w:val="22"/>
-        </w:rPr>
-        <w:t xml:space="preserve">, </w:t>
-      </w:r>
-      <w:r>
-        <w:rPr>
-          <w:rStyle w:val="Strong"/>
-          <w:sz w:val="22"/>
-        </w:rPr>
-        <w:t>React 16–18</w:t>
-      </w:r>
-      <w:r>
-        <w:rPr>
-          <w:sz w:val="22"/>
-        </w:rPr>
-        <w:t xml:space="preserve">, </w:t>
-      </w:r>
-      <w:proofErr w:type="spellStart"/>
-      <w:r>
-        <w:rPr>
-          <w:rStyle w:val="Strong"/>
-          <w:sz w:val="22"/>
-        </w:rPr>
-        <w:t>TypeScript</w:t>
-      </w:r>
-      <w:proofErr w:type="spellEnd"/>
-      <w:r>
-        <w:rPr>
-          <w:rStyle w:val="Strong"/>
-          <w:sz w:val="22"/>
-        </w:rPr>
-        <w:t xml:space="preserve"> 4.x–5.x</w:t>
-      </w:r>
-      <w:r>
-        <w:rPr>
-          <w:sz w:val="22"/>
-        </w:rPr>
-        <w:t xml:space="preserve">, distributed APIs, and cloud-native delivery on </w:t>
-      </w:r>
-      <w:r>
-        <w:rPr>
-          <w:rStyle w:val="Strong"/>
-          <w:sz w:val="22"/>
-        </w:rPr>
         <w:t>AWS</w:t>
       </w:r>
       <w:r>
@@ -300,21 +296,7 @@
         <w:rPr>
           <w:sz w:val="22"/>
         </w:rPr>
-        <w:t xml:space="preserve">Known for leading migrations, stabilizing complex integrations, optimizing data-heavy workflows, and partnering across product, QA, and </w:t>
-      </w:r>
-      <w:proofErr w:type="spellStart"/>
-      <w:r>
-        <w:rPr>
-          <w:sz w:val="22"/>
-        </w:rPr>
-        <w:t>DevOps</w:t>
-      </w:r>
-      <w:proofErr w:type="spellEnd"/>
-      <w:r>
-        <w:rPr>
-          <w:sz w:val="22"/>
-        </w:rPr>
-        <w:t xml:space="preserve"> to ship maintainable systems that reduce operational friction and accelerate roadmap execution.</w:t>
+        <w:t>Known for leading migrations, stabilizing complex integrations, optimizing data-heavy workflows, and partnering across product, QA, and DevOps to ship maintainable systems that reduce operational friction and accelerate roadmap execution.</w:t>
       </w:r>
       <w:proofErr w:type="gramEnd"/>
     </w:p>
@@ -398,21 +380,7 @@
         <w:rPr>
           <w:sz w:val="22"/>
         </w:rPr>
-        <w:t xml:space="preserve">, JavaScript ES6+, </w:t>
-      </w:r>
-      <w:proofErr w:type="spellStart"/>
-      <w:r>
-        <w:rPr>
-          <w:sz w:val="22"/>
-        </w:rPr>
-        <w:t>Redux</w:t>
-      </w:r>
-      <w:proofErr w:type="spellEnd"/>
-      <w:r>
-        <w:rPr>
-          <w:sz w:val="22"/>
-        </w:rPr>
-        <w:t xml:space="preserve"> Toolkit, React Query, Next.js basics, HTML5, CSS3, SCSS, Material UI, Tailwind CSS, responsive UI architecture, reusable component systems, form validation, accessibility, SPA development</w:t>
+        <w:t>, JavaScript ES6+, Redux Toolkit, React Query, Next.js basics, HTML5, CSS3, SCSS, Material UI, Tailwind CSS, responsive UI architecture, reusable component systems, form validation, accessibility, SPA development</w:t>
       </w:r>
     </w:p>
     <w:p>
@@ -534,49 +502,21 @@
         <w:rPr>
           <w:sz w:val="22"/>
         </w:rPr>
-        <w:t xml:space="preserve"> </w:t>
+        <w:t xml:space="preserve"> PostgreSQL, MySQL, SQL Server, </w:t>
       </w:r>
       <w:proofErr w:type="spellStart"/>
       <w:r>
         <w:rPr>
           <w:sz w:val="22"/>
         </w:rPr>
-        <w:t>PostgreSQL</w:t>
+        <w:t>Redis</w:t>
       </w:r>
       <w:proofErr w:type="spellEnd"/>
       <w:r>
         <w:rPr>
           <w:sz w:val="22"/>
         </w:rPr>
-        <w:t xml:space="preserve">, MySQL, SQL Server, </w:t>
-      </w:r>
-      <w:proofErr w:type="spellStart"/>
-      <w:r>
-        <w:rPr>
-          <w:sz w:val="22"/>
-        </w:rPr>
-        <w:t>Redis</w:t>
-      </w:r>
-      <w:proofErr w:type="spellEnd"/>
-      <w:r>
-        <w:rPr>
-          <w:sz w:val="22"/>
-        </w:rPr>
-        <w:t xml:space="preserve">, </w:t>
-      </w:r>
-      <w:proofErr w:type="spellStart"/>
-      <w:r>
-        <w:rPr>
-          <w:sz w:val="22"/>
-        </w:rPr>
-        <w:t>MongoDB</w:t>
-      </w:r>
-      <w:proofErr w:type="spellEnd"/>
-      <w:r>
-        <w:rPr>
-          <w:sz w:val="22"/>
-        </w:rPr>
-        <w:t xml:space="preserve">, Kafka, </w:t>
+        <w:t xml:space="preserve">, MongoDB, Kafka, </w:t>
       </w:r>
       <w:proofErr w:type="spellStart"/>
       <w:r>
@@ -625,127 +565,41 @@
           <w:rStyle w:val="Strong"/>
           <w:sz w:val="22"/>
         </w:rPr>
-        <w:t xml:space="preserve">Cloud &amp; </w:t>
+        <w:t>Cloud &amp; DevOps:</w:t>
+      </w:r>
+      <w:r>
+        <w:rPr>
+          <w:sz w:val="22"/>
+        </w:rPr>
+        <w:t xml:space="preserve"> AWS, EC2, ECS, EKS, Lambda, API Gateway, S3, RDS, </w:t>
       </w:r>
       <w:proofErr w:type="spellStart"/>
       <w:r>
         <w:rPr>
-          <w:rStyle w:val="Strong"/>
-          <w:sz w:val="22"/>
-        </w:rPr>
-        <w:t>DevOps</w:t>
+          <w:sz w:val="22"/>
+        </w:rPr>
+        <w:t>DynamoDB</w:t>
       </w:r>
       <w:proofErr w:type="spellEnd"/>
       <w:r>
         <w:rPr>
-          <w:rStyle w:val="Strong"/>
-          <w:sz w:val="22"/>
-        </w:rPr>
-        <w:t>:</w:t>
-      </w:r>
-      <w:r>
-        <w:rPr>
-          <w:sz w:val="22"/>
-        </w:rPr>
-        <w:t xml:space="preserve"> AWS, EC2, ECS, EKS, Lambda, API Gateway, S3, RDS, </w:t>
+          <w:sz w:val="22"/>
+        </w:rPr>
+        <w:t xml:space="preserve">, Docker, Kubernetes, Terraform, Jenkins, GitHub Actions, </w:t>
       </w:r>
       <w:proofErr w:type="spellStart"/>
       <w:r>
         <w:rPr>
           <w:sz w:val="22"/>
         </w:rPr>
-        <w:t>DynamoDB</w:t>
+        <w:t>GitLab</w:t>
       </w:r>
       <w:proofErr w:type="spellEnd"/>
       <w:r>
         <w:rPr>
           <w:sz w:val="22"/>
         </w:rPr>
-        <w:t xml:space="preserve">, </w:t>
-      </w:r>
-      <w:proofErr w:type="spellStart"/>
-      <w:r>
-        <w:rPr>
-          <w:sz w:val="22"/>
-        </w:rPr>
-        <w:t>Docker</w:t>
-      </w:r>
-      <w:proofErr w:type="spellEnd"/>
-      <w:r>
-        <w:rPr>
-          <w:sz w:val="22"/>
-        </w:rPr>
-        <w:t xml:space="preserve">, </w:t>
-      </w:r>
-      <w:proofErr w:type="spellStart"/>
-      <w:r>
-        <w:rPr>
-          <w:sz w:val="22"/>
-        </w:rPr>
-        <w:t>Kubernetes</w:t>
-      </w:r>
-      <w:proofErr w:type="spellEnd"/>
-      <w:r>
-        <w:rPr>
-          <w:sz w:val="22"/>
-        </w:rPr>
-        <w:t xml:space="preserve">, </w:t>
-      </w:r>
-      <w:proofErr w:type="spellStart"/>
-      <w:r>
-        <w:rPr>
-          <w:sz w:val="22"/>
-        </w:rPr>
-        <w:t>Terraform</w:t>
-      </w:r>
-      <w:proofErr w:type="spellEnd"/>
-      <w:r>
-        <w:rPr>
-          <w:sz w:val="22"/>
-        </w:rPr>
-        <w:t xml:space="preserve">, Jenkins, </w:t>
-      </w:r>
-      <w:proofErr w:type="spellStart"/>
-      <w:r>
-        <w:rPr>
-          <w:sz w:val="22"/>
-        </w:rPr>
-        <w:t>GitHub</w:t>
-      </w:r>
-      <w:proofErr w:type="spellEnd"/>
-      <w:r>
-        <w:rPr>
-          <w:sz w:val="22"/>
-        </w:rPr>
-        <w:t xml:space="preserve"> Actions, </w:t>
-      </w:r>
-      <w:proofErr w:type="spellStart"/>
-      <w:r>
-        <w:rPr>
-          <w:sz w:val="22"/>
-        </w:rPr>
-        <w:t>GitLab</w:t>
-      </w:r>
-      <w:proofErr w:type="spellEnd"/>
-      <w:r>
-        <w:rPr>
-          <w:sz w:val="22"/>
-        </w:rPr>
-        <w:t xml:space="preserve"> CI, </w:t>
-      </w:r>
-      <w:proofErr w:type="spellStart"/>
-      <w:r>
-        <w:rPr>
-          <w:sz w:val="22"/>
-        </w:rPr>
-        <w:t>Nginx</w:t>
-      </w:r>
-      <w:proofErr w:type="spellEnd"/>
-      <w:r>
-        <w:rPr>
-          <w:sz w:val="22"/>
-        </w:rPr>
-        <w:t>, Linux</w:t>
+        <w:t xml:space="preserve"> CI, Nginx, Linux</w:t>
       </w:r>
     </w:p>
     <w:p>
@@ -761,41 +615,18 @@
           <w:sz w:val="28"/>
         </w:rPr>
       </w:pPr>
-      <w:proofErr w:type="spellStart"/>
       <w:r>
         <w:rPr>
           <w:rStyle w:val="Strong"/>
           <w:sz w:val="22"/>
         </w:rPr>
-        <w:t>Observability</w:t>
-      </w:r>
-      <w:proofErr w:type="spellEnd"/>
-      <w:r>
-        <w:rPr>
-          <w:rStyle w:val="Strong"/>
-          <w:sz w:val="22"/>
-        </w:rPr>
-        <w:t xml:space="preserve"> / Quality / Security:</w:t>
-      </w:r>
-      <w:r>
-        <w:rPr>
-          <w:sz w:val="22"/>
-        </w:rPr>
-        <w:t xml:space="preserve"> </w:t>
-      </w:r>
-      <w:proofErr w:type="spellStart"/>
-      <w:r>
-        <w:rPr>
-          <w:sz w:val="22"/>
-        </w:rPr>
-        <w:t>JUnit</w:t>
-      </w:r>
-      <w:proofErr w:type="spellEnd"/>
-      <w:r>
-        <w:rPr>
-          <w:sz w:val="22"/>
-        </w:rPr>
-        <w:t xml:space="preserve">, </w:t>
+        <w:t>Observability / Quality / Security:</w:t>
+      </w:r>
+      <w:r>
+        <w:rPr>
+          <w:sz w:val="22"/>
+        </w:rPr>
+        <w:t xml:space="preserve"> JUnit, </w:t>
       </w:r>
       <w:proofErr w:type="spellStart"/>
       <w:r>
@@ -1309,21 +1140,7 @@
         <w:rPr>
           <w:sz w:val="22"/>
         </w:rPr>
-        <w:t xml:space="preserve">Introduced structured </w:t>
-      </w:r>
-      <w:proofErr w:type="spellStart"/>
-      <w:r>
-        <w:rPr>
-          <w:sz w:val="22"/>
-        </w:rPr>
-        <w:t>observability</w:t>
-      </w:r>
-      <w:proofErr w:type="spellEnd"/>
-      <w:r>
-        <w:rPr>
-          <w:sz w:val="22"/>
-        </w:rPr>
-        <w:t xml:space="preserve"> with </w:t>
+        <w:t xml:space="preserve">Introduced structured observability with </w:t>
       </w:r>
       <w:proofErr w:type="spellStart"/>
       <w:r>
@@ -1438,41 +1255,18 @@
         </w:rPr>
         <w:t xml:space="preserve">Strengthened CI/CD pipelines with </w:t>
       </w:r>
-      <w:proofErr w:type="spellStart"/>
       <w:r>
         <w:rPr>
           <w:rStyle w:val="Strong"/>
           <w:sz w:val="22"/>
         </w:rPr>
-        <w:t>GitHub</w:t>
-      </w:r>
-      <w:proofErr w:type="spellEnd"/>
-      <w:r>
-        <w:rPr>
-          <w:rStyle w:val="Strong"/>
-          <w:sz w:val="22"/>
-        </w:rPr>
-        <w:t xml:space="preserve"> Actions</w:t>
-      </w:r>
-      <w:r>
-        <w:rPr>
-          <w:sz w:val="22"/>
-        </w:rPr>
-        <w:t xml:space="preserve">, </w:t>
-      </w:r>
-      <w:proofErr w:type="spellStart"/>
-      <w:r>
-        <w:rPr>
-          <w:sz w:val="22"/>
-        </w:rPr>
-        <w:t>Docker</w:t>
-      </w:r>
-      <w:proofErr w:type="spellEnd"/>
-      <w:r>
-        <w:rPr>
-          <w:sz w:val="22"/>
-        </w:rPr>
-        <w:t xml:space="preserve">-based validation, and contract checks between frontend and backend services, preventing several </w:t>
+        <w:t>GitHub Actions</w:t>
+      </w:r>
+      <w:r>
+        <w:rPr>
+          <w:sz w:val="22"/>
+        </w:rPr>
+        <w:t xml:space="preserve">, Docker-based validation, and contract checks between frontend and backend services, preventing several </w:t>
       </w:r>
       <w:proofErr w:type="gramStart"/>
       <w:r>
@@ -1716,21 +1510,7 @@
         <w:rPr>
           <w:sz w:val="22"/>
         </w:rPr>
-        <w:t xml:space="preserve">, supporting a high-availability </w:t>
-      </w:r>
-      <w:proofErr w:type="spellStart"/>
-      <w:r>
-        <w:rPr>
-          <w:sz w:val="22"/>
-        </w:rPr>
-        <w:t>SaaS</w:t>
-      </w:r>
-      <w:proofErr w:type="spellEnd"/>
-      <w:r>
-        <w:rPr>
-          <w:sz w:val="22"/>
-        </w:rPr>
-        <w:t xml:space="preserve"> product where reliable dashboard behavior and backend stability were central to daily client operations.</w:t>
+        <w:t>, supporting a high-availability SaaS product where reliable dashboard behavior and backend stability were central to daily client operations.</w:t>
       </w:r>
     </w:p>
     <w:p>
@@ -1749,21 +1529,7 @@
         <w:rPr>
           <w:sz w:val="22"/>
         </w:rPr>
-        <w:t xml:space="preserve">Delivered </w:t>
-      </w:r>
-      <w:proofErr w:type="spellStart"/>
-      <w:r>
-        <w:rPr>
-          <w:sz w:val="22"/>
-        </w:rPr>
-        <w:t>RESTful</w:t>
-      </w:r>
-      <w:proofErr w:type="spellEnd"/>
-      <w:r>
-        <w:rPr>
-          <w:sz w:val="22"/>
-        </w:rPr>
-        <w:t xml:space="preserve"> services for account configuration, workflow automation, and reporting, creating a clearer domain separation that improved maintainability and reduced backend change collisions across squads.</w:t>
+        <w:t>Delivered RESTful services for account configuration, workflow automation, and reporting, creating a clearer domain separation that improved maintainability and reduced backend change collisions across squads.</w:t>
       </w:r>
     </w:p>
     <w:p>
@@ -1998,7 +1764,6 @@
         </w:rPr>
         <w:t xml:space="preserve">Containerized core services with </w:t>
       </w:r>
-      <w:proofErr w:type="spellStart"/>
       <w:r>
         <w:rPr>
           <w:rStyle w:val="Strong"/>
@@ -2006,7 +1771,6 @@
         </w:rPr>
         <w:t>Docker</w:t>
       </w:r>
-      <w:proofErr w:type="spellEnd"/>
       <w:r>
         <w:rPr>
           <w:sz w:val="22"/>
@@ -2199,21 +1963,7 @@
         <w:rPr>
           <w:sz w:val="22"/>
         </w:rPr>
-        <w:t xml:space="preserve">, and </w:t>
-      </w:r>
-      <w:proofErr w:type="spellStart"/>
-      <w:r>
-        <w:rPr>
-          <w:sz w:val="22"/>
-        </w:rPr>
-        <w:t>PostgreSQL</w:t>
-      </w:r>
-      <w:proofErr w:type="spellEnd"/>
-      <w:r>
-        <w:rPr>
-          <w:sz w:val="22"/>
-        </w:rPr>
-        <w:t>, contributing to a business platform that required dependable transaction handling and responsive browser-based workflows.</w:t>
+        <w:t>, and PostgreSQL, contributing to a business platform that required dependable transaction handling and responsive browser-based workflows.</w:t>
       </w:r>
     </w:p>
     <w:p>
@@ -2892,15 +2642,17 @@
       </w:pPr>
       <w:r>
         <w:rPr>
-          <w:rFonts w:ascii="Arial" w:eastAsia="Arial" w:hAnsi="Arial" w:cs="Arial"/>
+          <w:rFonts w:ascii="Arial" w:hAnsi="Arial" w:cs="Arial"/>
           <w:b/>
           <w:bCs/>
-          <w:color w:val="111111"/>
-          <w:sz w:val="22"/>
-          <w:szCs w:val="18"/>
-        </w:rPr>
-        <w:t>Stanford University Department of Computer Science</w:t>
-      </w:r>
+          <w:color w:val="000000"/>
+          <w:sz w:val="22"/>
+          <w:szCs w:val="23"/>
+        </w:rPr>
+        <w:t>Harvard University</w:t>
+      </w:r>
+      <w:bookmarkStart w:id="0" w:name="_GoBack"/>
+      <w:bookmarkEnd w:id="0"/>
     </w:p>
     <w:p>
       <w:pPr>
